--- a/DevOps/Theory/Notes/DevOps.docx
+++ b/DevOps/Theory/Notes/DevOps.docx
@@ -342,14 +342,25 @@
         </w:rPr>
         <w:t xml:space="preserve"> </w:t>
       </w:r>
-      <w:r>
-        <w:rPr>
-          <w:rFonts w:ascii="Times New Roman" w:hAnsi="Times New Roman" w:cs="Times New Roman"/>
-          <w:color w:val="0D0D0D" w:themeColor="text1" w:themeTint="F2"/>
-          <w:sz w:val="32"/>
-          <w:szCs w:val="32"/>
-        </w:rPr>
-        <w:t>between different teams involved in software development and delivery.</w:t>
+      <w:proofErr w:type="spellStart"/>
+      <w:r>
+        <w:rPr>
+          <w:rFonts w:ascii="Times New Roman" w:hAnsi="Times New Roman" w:cs="Times New Roman"/>
+          <w:color w:val="0D0D0D" w:themeColor="text1" w:themeTint="F2"/>
+          <w:sz w:val="32"/>
+          <w:szCs w:val="32"/>
+        </w:rPr>
+        <w:t>between</w:t>
+      </w:r>
+      <w:proofErr w:type="spellEnd"/>
+      <w:r>
+        <w:rPr>
+          <w:rFonts w:ascii="Times New Roman" w:hAnsi="Times New Roman" w:cs="Times New Roman"/>
+          <w:color w:val="0D0D0D" w:themeColor="text1" w:themeTint="F2"/>
+          <w:sz w:val="32"/>
+          <w:szCs w:val="32"/>
+        </w:rPr>
+        <w:t xml:space="preserve"> different teams involved in software development and delivery.</w:t>
       </w:r>
       <w:r>
         <w:rPr>
@@ -556,6 +567,7 @@
         </w:rPr>
         <w:t xml:space="preserve">, he organized </w:t>
       </w:r>
+      <w:proofErr w:type="spellStart"/>
       <w:r>
         <w:rPr>
           <w:rFonts w:ascii="Times New Roman" w:hAnsi="Times New Roman" w:cs="Times New Roman"/>
@@ -567,6 +579,7 @@
         </w:rPr>
         <w:t>DevOpsDays</w:t>
       </w:r>
+      <w:proofErr w:type="spellEnd"/>
       <w:r>
         <w:rPr>
           <w:rFonts w:ascii="Times New Roman" w:hAnsi="Times New Roman" w:cs="Times New Roman"/>
@@ -1982,7 +1995,27 @@
           <w:sz w:val="32"/>
           <w:szCs w:val="32"/>
         </w:rPr>
-        <w:t>They all work on the same change, but each focuses on the part related to their job</w:t>
+        <w:t xml:space="preserve">They all work on the same change, but each </w:t>
+      </w:r>
+      <w:proofErr w:type="gramStart"/>
+      <w:r>
+        <w:rPr>
+          <w:rFonts w:ascii="Times New Roman" w:hAnsi="Times New Roman" w:cs="Times New Roman"/>
+          <w:color w:val="0D0D0D" w:themeColor="text1" w:themeTint="F2"/>
+          <w:sz w:val="32"/>
+          <w:szCs w:val="32"/>
+        </w:rPr>
+        <w:t>focuses</w:t>
+      </w:r>
+      <w:proofErr w:type="gramEnd"/>
+      <w:r>
+        <w:rPr>
+          <w:rFonts w:ascii="Times New Roman" w:hAnsi="Times New Roman" w:cs="Times New Roman"/>
+          <w:color w:val="0D0D0D" w:themeColor="text1" w:themeTint="F2"/>
+          <w:sz w:val="32"/>
+          <w:szCs w:val="32"/>
+        </w:rPr>
+        <w:t xml:space="preserve"> on the part related to their job</w:t>
       </w:r>
     </w:p>
     <w:p>
@@ -6232,16 +6265,28 @@
       <w:pPr>
         <w:rPr>
           <w:rFonts w:ascii="Times New Roman" w:hAnsi="Times New Roman" w:cs="Times New Roman"/>
-          <w:sz w:val="32"/>
-          <w:szCs w:val="32"/>
-        </w:rPr>
-      </w:pPr>
-      <w:r>
-        <w:rPr>
-          <w:rFonts w:ascii="Times New Roman" w:hAnsi="Times New Roman" w:cs="Times New Roman"/>
-          <w:b/>
-          <w:bCs/>
-          <w:color w:val="2E75B6"/>
+          <w:color w:val="0D0D0D" w:themeColor="text1" w:themeTint="F2"/>
+          <w:sz w:val="32"/>
+          <w:szCs w:val="32"/>
+        </w:rPr>
+      </w:pPr>
+      <w:r>
+        <w:rPr>
+          <w:rFonts w:ascii="Times New Roman" w:hAnsi="Times New Roman" w:cs="Times New Roman"/>
+          <w:b/>
+          <w:bCs/>
+          <w:color w:val="0D0D0D" w:themeColor="text1" w:themeTint="F2"/>
+          <w:sz w:val="32"/>
+          <w:szCs w:val="32"/>
+        </w:rPr>
+        <w:t xml:space="preserve">1. </w:t>
+      </w:r>
+      <w:r>
+        <w:rPr>
+          <w:rFonts w:ascii="Times New Roman" w:hAnsi="Times New Roman" w:cs="Times New Roman"/>
+          <w:b/>
+          <w:bCs/>
+          <w:color w:val="0D0D0D" w:themeColor="text1" w:themeTint="F2"/>
           <w:sz w:val="32"/>
           <w:szCs w:val="32"/>
         </w:rPr>
@@ -6315,39 +6360,170 @@
     </w:p>
     <w:p>
       <w:pPr>
-        <w:shd w:val="clear" w:color="auto" w:fill="EAF1FA"/>
-        <w:spacing w:before="100" w:after="250" w:line="280" w:lineRule="auto"/>
-        <w:ind w:left="200" w:right="200"/>
-        <w:rPr>
-          <w:rFonts w:ascii="Times New Roman" w:hAnsi="Times New Roman" w:cs="Times New Roman"/>
-          <w:i/>
-          <w:iCs/>
-          <w:sz w:val="32"/>
-          <w:szCs w:val="32"/>
-        </w:rPr>
-      </w:pPr>
-      <w:r>
-        <w:rPr>
-          <w:rFonts w:ascii="Times New Roman" w:hAnsi="Times New Roman" w:cs="Times New Roman"/>
-          <w:b/>
-          <w:bCs/>
-          <w:i/>
-          <w:iCs/>
-          <w:color w:val="2E75B6"/>
-          <w:sz w:val="32"/>
-          <w:szCs w:val="32"/>
-        </w:rPr>
-        <w:t xml:space="preserve">Example: </w:t>
-      </w:r>
-      <w:r>
-        <w:rPr>
-          <w:rFonts w:ascii="Times New Roman" w:hAnsi="Times New Roman" w:cs="Times New Roman"/>
-          <w:i/>
-          <w:iCs/>
-          <w:sz w:val="32"/>
-          <w:szCs w:val="32"/>
-        </w:rPr>
-        <w:t>Using Gmail or Netflix — both run on servers shared by millions of other users around the world, but you don't need to know or manage any of that.</w:t>
+        <w:spacing w:after="100" w:line="280" w:lineRule="auto"/>
+        <w:rPr>
+          <w:rFonts w:ascii="Times New Roman" w:hAnsi="Times New Roman" w:cs="Times New Roman"/>
+          <w:b/>
+          <w:bCs/>
+          <w:sz w:val="32"/>
+          <w:szCs w:val="32"/>
+        </w:rPr>
+      </w:pPr>
+      <w:r>
+        <w:rPr>
+          <w:rFonts w:ascii="Times New Roman" w:hAnsi="Times New Roman" w:cs="Times New Roman"/>
+          <w:b/>
+          <w:bCs/>
+          <w:sz w:val="32"/>
+          <w:szCs w:val="32"/>
+        </w:rPr>
+        <w:t>Example: AWS</w:t>
+      </w:r>
+    </w:p>
+    <w:p>
+      <w:pPr>
+        <w:spacing w:after="100" w:line="280" w:lineRule="auto"/>
+        <w:rPr>
+          <w:rFonts w:ascii="Times New Roman" w:hAnsi="Times New Roman" w:cs="Times New Roman"/>
+          <w:sz w:val="32"/>
+          <w:szCs w:val="32"/>
+        </w:rPr>
+      </w:pPr>
+      <w:r>
+        <w:rPr>
+          <w:rFonts w:ascii="Times New Roman" w:hAnsi="Times New Roman" w:cs="Times New Roman"/>
+          <w:sz w:val="32"/>
+          <w:szCs w:val="32"/>
+        </w:rPr>
+        <w:t>Suppose you have a website but don't want to buy your own server.</w:t>
+      </w:r>
+    </w:p>
+    <w:p>
+      <w:pPr>
+        <w:numPr>
+          <w:ilvl w:val="0"/>
+          <w:numId w:val="26"/>
+        </w:numPr>
+        <w:spacing w:after="100" w:line="280" w:lineRule="auto"/>
+        <w:rPr>
+          <w:rFonts w:ascii="Times New Roman" w:hAnsi="Times New Roman" w:cs="Times New Roman"/>
+          <w:sz w:val="32"/>
+          <w:szCs w:val="32"/>
+        </w:rPr>
+      </w:pPr>
+      <w:r>
+        <w:rPr>
+          <w:rFonts w:ascii="Times New Roman" w:hAnsi="Times New Roman" w:cs="Times New Roman"/>
+          <w:sz w:val="32"/>
+          <w:szCs w:val="32"/>
+        </w:rPr>
+        <w:t xml:space="preserve">You create an account on </w:t>
+      </w:r>
+      <w:r>
+        <w:rPr>
+          <w:rFonts w:ascii="Times New Roman" w:hAnsi="Times New Roman" w:cs="Times New Roman"/>
+          <w:b/>
+          <w:bCs/>
+          <w:sz w:val="32"/>
+          <w:szCs w:val="32"/>
+        </w:rPr>
+        <w:t>AWS</w:t>
+      </w:r>
+      <w:r>
+        <w:rPr>
+          <w:rFonts w:ascii="Times New Roman" w:hAnsi="Times New Roman" w:cs="Times New Roman"/>
+          <w:sz w:val="32"/>
+          <w:szCs w:val="32"/>
+        </w:rPr>
+        <w:t xml:space="preserve">. </w:t>
+      </w:r>
+    </w:p>
+    <w:p>
+      <w:pPr>
+        <w:numPr>
+          <w:ilvl w:val="0"/>
+          <w:numId w:val="26"/>
+        </w:numPr>
+        <w:spacing w:after="100" w:line="280" w:lineRule="auto"/>
+        <w:rPr>
+          <w:rFonts w:ascii="Times New Roman" w:hAnsi="Times New Roman" w:cs="Times New Roman"/>
+          <w:sz w:val="32"/>
+          <w:szCs w:val="32"/>
+        </w:rPr>
+      </w:pPr>
+      <w:r>
+        <w:rPr>
+          <w:rFonts w:ascii="Times New Roman" w:hAnsi="Times New Roman" w:cs="Times New Roman"/>
+          <w:sz w:val="32"/>
+          <w:szCs w:val="32"/>
+        </w:rPr>
+        <w:t xml:space="preserve">You rent a virtual server from AWS. </w:t>
+      </w:r>
+    </w:p>
+    <w:p>
+      <w:pPr>
+        <w:numPr>
+          <w:ilvl w:val="0"/>
+          <w:numId w:val="26"/>
+        </w:numPr>
+        <w:spacing w:after="100" w:line="280" w:lineRule="auto"/>
+        <w:rPr>
+          <w:rFonts w:ascii="Times New Roman" w:hAnsi="Times New Roman" w:cs="Times New Roman"/>
+          <w:sz w:val="32"/>
+          <w:szCs w:val="32"/>
+        </w:rPr>
+      </w:pPr>
+      <w:r>
+        <w:rPr>
+          <w:rFonts w:ascii="Times New Roman" w:hAnsi="Times New Roman" w:cs="Times New Roman"/>
+          <w:sz w:val="32"/>
+          <w:szCs w:val="32"/>
+        </w:rPr>
+        <w:t xml:space="preserve">Your website runs on that server. </w:t>
+      </w:r>
+    </w:p>
+    <w:p>
+      <w:pPr>
+        <w:numPr>
+          <w:ilvl w:val="0"/>
+          <w:numId w:val="26"/>
+        </w:numPr>
+        <w:spacing w:after="100" w:line="280" w:lineRule="auto"/>
+        <w:rPr>
+          <w:rFonts w:ascii="Times New Roman" w:hAnsi="Times New Roman" w:cs="Times New Roman"/>
+          <w:sz w:val="32"/>
+          <w:szCs w:val="32"/>
+        </w:rPr>
+      </w:pPr>
+      <w:r>
+        <w:rPr>
+          <w:rFonts w:ascii="Times New Roman" w:hAnsi="Times New Roman" w:cs="Times New Roman"/>
+          <w:sz w:val="32"/>
+          <w:szCs w:val="32"/>
+        </w:rPr>
+        <w:t xml:space="preserve">AWS manages the physical server, electricity, cooling, networking, etc. </w:t>
+      </w:r>
+    </w:p>
+    <w:p>
+      <w:pPr>
+        <w:numPr>
+          <w:ilvl w:val="0"/>
+          <w:numId w:val="26"/>
+        </w:numPr>
+        <w:spacing w:after="100" w:line="280" w:lineRule="auto"/>
+        <w:rPr>
+          <w:rFonts w:ascii="Times New Roman" w:hAnsi="Times New Roman" w:cs="Times New Roman"/>
+          <w:sz w:val="32"/>
+          <w:szCs w:val="32"/>
+        </w:rPr>
+      </w:pPr>
+      <w:r>
+        <w:rPr>
+          <w:rFonts w:ascii="Times New Roman" w:hAnsi="Times New Roman" w:cs="Times New Roman"/>
+          <w:sz w:val="32"/>
+          <w:szCs w:val="32"/>
+        </w:rPr>
+        <w:t>You pay according to the resources you use.</w:t>
       </w:r>
     </w:p>
     <w:p>
@@ -6364,16 +6540,19 @@
       </w:pPr>
       <w:r>
         <w:rPr>
-          <w:rFonts w:ascii="Times New Roman" w:hAnsi="Times New Roman" w:cs="Times New Roman"/>
           <w:noProof/>
-          <w:sz w:val="32"/>
-          <w:szCs w:val="32"/>
         </w:rPr>
         <w:drawing>
-          <wp:inline distT="0" distB="0" distL="0" distR="0" wp14:anchorId="2035003A" wp14:editId="628A0020">
-            <wp:extent cx="2711450" cy="2317577"/>
-            <wp:effectExtent l="0" t="0" r="0" b="6985"/>
-            <wp:docPr id="858958752" name="Picture 1"/>
+          <wp:inline distT="0" distB="0" distL="0" distR="0" wp14:anchorId="5DA45969" wp14:editId="456B2624">
+            <wp:extent cx="2975317" cy="2282544"/>
+            <wp:effectExtent l="0" t="0" r="0" b="3810"/>
+            <wp:docPr id="4098" name="Picture 2" descr="Types of Cloud - TAE">
+              <a:extLst xmlns:a="http://schemas.openxmlformats.org/drawingml/2006/main">
+                <a:ext uri="{FF2B5EF4-FFF2-40B4-BE49-F238E27FC236}">
+                  <a16:creationId xmlns:a16="http://schemas.microsoft.com/office/drawing/2014/main" id="{529FAEF9-3D28-B565-B3B8-5198B6B6F41A}"/>
+                </a:ext>
+              </a:extLst>
+            </wp:docPr>
             <wp:cNvGraphicFramePr>
               <a:graphicFrameLocks xmlns:a="http://schemas.openxmlformats.org/drawingml/2006/main" noChangeAspect="1"/>
             </wp:cNvGraphicFramePr>
@@ -6381,23 +6560,41 @@
               <a:graphicData uri="http://schemas.openxmlformats.org/drawingml/2006/picture">
                 <pic:pic xmlns:pic="http://schemas.openxmlformats.org/drawingml/2006/picture">
                   <pic:nvPicPr>
-                    <pic:cNvPr id="858958752" name=""/>
-                    <pic:cNvPicPr/>
+                    <pic:cNvPr id="4098" name="Picture 2" descr="Types of Cloud - TAE">
+                      <a:extLst>
+                        <a:ext uri="{FF2B5EF4-FFF2-40B4-BE49-F238E27FC236}">
+                          <a16:creationId xmlns:a16="http://schemas.microsoft.com/office/drawing/2014/main" id="{529FAEF9-3D28-B565-B3B8-5198B6B6F41A}"/>
+                        </a:ext>
+                      </a:extLst>
+                    </pic:cNvPr>
+                    <pic:cNvPicPr>
+                      <a:picLocks noChangeAspect="1" noChangeArrowheads="1"/>
+                    </pic:cNvPicPr>
                   </pic:nvPicPr>
                   <pic:blipFill>
-                    <a:blip r:embed="rId29"/>
+                    <a:blip r:embed="rId29">
+                      <a:duotone>
+                        <a:schemeClr val="accent2">
+                          <a:shade val="45000"/>
+                          <a:satMod val="135000"/>
+                        </a:schemeClr>
+                        <a:prstClr val="white"/>
+                      </a:duotone>
+                    </a:blip>
+                    <a:srcRect/>
                     <a:stretch>
                       <a:fillRect/>
                     </a:stretch>
                   </pic:blipFill>
-                  <pic:spPr>
+                  <pic:spPr bwMode="auto">
                     <a:xfrm>
                       <a:off x="0" y="0"/>
-                      <a:ext cx="2714379" cy="2320080"/>
+                      <a:ext cx="2982349" cy="2287939"/>
                     </a:xfrm>
                     <a:prstGeom prst="rect">
                       <a:avLst/>
                     </a:prstGeom>
+                    <a:noFill/>
                   </pic:spPr>
                 </pic:pic>
               </a:graphicData>
@@ -6410,16 +6607,28 @@
       <w:pPr>
         <w:rPr>
           <w:rFonts w:ascii="Times New Roman" w:hAnsi="Times New Roman" w:cs="Times New Roman"/>
-          <w:sz w:val="32"/>
-          <w:szCs w:val="32"/>
-        </w:rPr>
-      </w:pPr>
-      <w:r>
-        <w:rPr>
-          <w:rFonts w:ascii="Times New Roman" w:hAnsi="Times New Roman" w:cs="Times New Roman"/>
-          <w:b/>
-          <w:bCs/>
-          <w:color w:val="2E75B6"/>
+          <w:color w:val="0D0D0D" w:themeColor="text1" w:themeTint="F2"/>
+          <w:sz w:val="32"/>
+          <w:szCs w:val="32"/>
+        </w:rPr>
+      </w:pPr>
+      <w:r>
+        <w:rPr>
+          <w:rFonts w:ascii="Times New Roman" w:hAnsi="Times New Roman" w:cs="Times New Roman"/>
+          <w:b/>
+          <w:bCs/>
+          <w:color w:val="0D0D0D" w:themeColor="text1" w:themeTint="F2"/>
+          <w:sz w:val="32"/>
+          <w:szCs w:val="32"/>
+        </w:rPr>
+        <w:t xml:space="preserve">2. </w:t>
+      </w:r>
+      <w:r>
+        <w:rPr>
+          <w:rFonts w:ascii="Times New Roman" w:hAnsi="Times New Roman" w:cs="Times New Roman"/>
+          <w:b/>
+          <w:bCs/>
+          <w:color w:val="0D0D0D" w:themeColor="text1" w:themeTint="F2"/>
           <w:sz w:val="32"/>
           <w:szCs w:val="32"/>
         </w:rPr>
@@ -6492,37 +6701,297 @@
     </w:p>
     <w:p>
       <w:pPr>
-        <w:shd w:val="clear" w:color="auto" w:fill="EAF1FA"/>
-        <w:spacing w:before="100" w:after="250" w:line="280" w:lineRule="auto"/>
-        <w:ind w:left="200" w:right="200"/>
-        <w:rPr>
-          <w:rFonts w:ascii="Times New Roman" w:hAnsi="Times New Roman" w:cs="Times New Roman"/>
-          <w:sz w:val="32"/>
-          <w:szCs w:val="32"/>
-        </w:rPr>
-      </w:pPr>
-      <w:r>
-        <w:rPr>
-          <w:rFonts w:ascii="Times New Roman" w:hAnsi="Times New Roman" w:cs="Times New Roman"/>
-          <w:b/>
-          <w:bCs/>
-          <w:i/>
-          <w:iCs/>
-          <w:color w:val="2E75B6"/>
-          <w:sz w:val="32"/>
-          <w:szCs w:val="32"/>
-        </w:rPr>
-        <w:t xml:space="preserve">Example: </w:t>
-      </w:r>
-      <w:r>
-        <w:rPr>
-          <w:rFonts w:ascii="Times New Roman" w:hAnsi="Times New Roman" w:cs="Times New Roman"/>
-          <w:i/>
-          <w:iCs/>
-          <w:sz w:val="32"/>
-          <w:szCs w:val="32"/>
-        </w:rPr>
-        <w:t>A bank keeping its customer transaction data on its own private servers so no other company can access that data.</w:t>
+        <w:spacing w:after="100" w:line="280" w:lineRule="auto"/>
+        <w:rPr>
+          <w:rFonts w:ascii="Times New Roman" w:hAnsi="Times New Roman" w:cs="Times New Roman"/>
+          <w:sz w:val="32"/>
+          <w:szCs w:val="32"/>
+        </w:rPr>
+      </w:pPr>
+      <w:r>
+        <w:rPr>
+          <w:rFonts w:ascii="Times New Roman" w:hAnsi="Times New Roman" w:cs="Times New Roman"/>
+          <w:b/>
+          <w:bCs/>
+          <w:sz w:val="32"/>
+          <w:szCs w:val="32"/>
+        </w:rPr>
+        <w:t>Example:</w:t>
+      </w:r>
+    </w:p>
+    <w:p>
+      <w:pPr>
+        <w:spacing w:after="100" w:line="280" w:lineRule="auto"/>
+        <w:rPr>
+          <w:rFonts w:ascii="Times New Roman" w:hAnsi="Times New Roman" w:cs="Times New Roman"/>
+          <w:sz w:val="32"/>
+          <w:szCs w:val="32"/>
+        </w:rPr>
+      </w:pPr>
+      <w:r>
+        <w:rPr>
+          <w:rFonts w:ascii="Times New Roman" w:hAnsi="Times New Roman" w:cs="Times New Roman"/>
+          <w:sz w:val="32"/>
+          <w:szCs w:val="32"/>
+        </w:rPr>
+        <w:lastRenderedPageBreak/>
+        <w:t xml:space="preserve">Suppose a </w:t>
+      </w:r>
+      <w:r>
+        <w:rPr>
+          <w:rFonts w:ascii="Times New Roman" w:hAnsi="Times New Roman" w:cs="Times New Roman"/>
+          <w:b/>
+          <w:bCs/>
+          <w:sz w:val="32"/>
+          <w:szCs w:val="32"/>
+        </w:rPr>
+        <w:t>bank</w:t>
+      </w:r>
+      <w:r>
+        <w:rPr>
+          <w:rFonts w:ascii="Times New Roman" w:hAnsi="Times New Roman" w:cs="Times New Roman"/>
+          <w:sz w:val="32"/>
+          <w:szCs w:val="32"/>
+        </w:rPr>
+        <w:t xml:space="preserve"> has its own private cloud.</w:t>
+      </w:r>
+    </w:p>
+    <w:p>
+      <w:pPr>
+        <w:pStyle w:val="ListParagraph"/>
+        <w:numPr>
+          <w:ilvl w:val="0"/>
+          <w:numId w:val="24"/>
+        </w:numPr>
+        <w:spacing w:after="100" w:line="280" w:lineRule="auto"/>
+        <w:rPr>
+          <w:rFonts w:ascii="Times New Roman" w:hAnsi="Times New Roman" w:cs="Times New Roman"/>
+          <w:sz w:val="32"/>
+          <w:szCs w:val="32"/>
+        </w:rPr>
+      </w:pPr>
+      <w:r>
+        <w:rPr>
+          <w:rFonts w:ascii="Times New Roman" w:hAnsi="Times New Roman" w:cs="Times New Roman"/>
+          <w:sz w:val="32"/>
+          <w:szCs w:val="32"/>
+        </w:rPr>
+        <w:t xml:space="preserve">The bank has its own </w:t>
+      </w:r>
+      <w:r>
+        <w:rPr>
+          <w:rFonts w:ascii="Times New Roman" w:hAnsi="Times New Roman" w:cs="Times New Roman"/>
+          <w:b/>
+          <w:bCs/>
+          <w:sz w:val="32"/>
+          <w:szCs w:val="32"/>
+        </w:rPr>
+        <w:t>servers and storage</w:t>
+      </w:r>
+      <w:r>
+        <w:rPr>
+          <w:rFonts w:ascii="Times New Roman" w:hAnsi="Times New Roman" w:cs="Times New Roman"/>
+          <w:sz w:val="32"/>
+          <w:szCs w:val="32"/>
+        </w:rPr>
+        <w:t xml:space="preserve">. </w:t>
+      </w:r>
+    </w:p>
+    <w:p>
+      <w:pPr>
+        <w:pStyle w:val="ListParagraph"/>
+        <w:numPr>
+          <w:ilvl w:val="0"/>
+          <w:numId w:val="24"/>
+        </w:numPr>
+        <w:spacing w:after="100" w:line="280" w:lineRule="auto"/>
+        <w:rPr>
+          <w:rFonts w:ascii="Times New Roman" w:hAnsi="Times New Roman" w:cs="Times New Roman"/>
+          <w:sz w:val="32"/>
+          <w:szCs w:val="32"/>
+        </w:rPr>
+      </w:pPr>
+      <w:r>
+        <w:rPr>
+          <w:rFonts w:ascii="Times New Roman" w:hAnsi="Times New Roman" w:cs="Times New Roman"/>
+          <w:sz w:val="32"/>
+          <w:szCs w:val="32"/>
+        </w:rPr>
+        <w:t xml:space="preserve">These resources are connected through the bank's network. </w:t>
+      </w:r>
+    </w:p>
+    <w:p>
+      <w:pPr>
+        <w:pStyle w:val="ListParagraph"/>
+        <w:numPr>
+          <w:ilvl w:val="0"/>
+          <w:numId w:val="24"/>
+        </w:numPr>
+        <w:spacing w:after="100" w:line="280" w:lineRule="auto"/>
+        <w:rPr>
+          <w:rFonts w:ascii="Times New Roman" w:hAnsi="Times New Roman" w:cs="Times New Roman"/>
+          <w:sz w:val="32"/>
+          <w:szCs w:val="32"/>
+        </w:rPr>
+      </w:pPr>
+      <w:r>
+        <w:rPr>
+          <w:rFonts w:ascii="Times New Roman" w:hAnsi="Times New Roman" w:cs="Times New Roman"/>
+          <w:sz w:val="32"/>
+          <w:szCs w:val="32"/>
+        </w:rPr>
+        <w:t xml:space="preserve">Only </w:t>
+      </w:r>
+      <w:r>
+        <w:rPr>
+          <w:rFonts w:ascii="Times New Roman" w:hAnsi="Times New Roman" w:cs="Times New Roman"/>
+          <w:b/>
+          <w:bCs/>
+          <w:sz w:val="32"/>
+          <w:szCs w:val="32"/>
+        </w:rPr>
+        <w:t>authorized bank employees and systems</w:t>
+      </w:r>
+      <w:r>
+        <w:rPr>
+          <w:rFonts w:ascii="Times New Roman" w:hAnsi="Times New Roman" w:cs="Times New Roman"/>
+          <w:sz w:val="32"/>
+          <w:szCs w:val="32"/>
+        </w:rPr>
+        <w:t xml:space="preserve"> can access them. </w:t>
+      </w:r>
+    </w:p>
+    <w:p>
+      <w:pPr>
+        <w:pStyle w:val="ListParagraph"/>
+        <w:numPr>
+          <w:ilvl w:val="0"/>
+          <w:numId w:val="24"/>
+        </w:numPr>
+        <w:spacing w:after="100" w:line="280" w:lineRule="auto"/>
+        <w:rPr>
+          <w:rFonts w:ascii="Times New Roman" w:hAnsi="Times New Roman" w:cs="Times New Roman"/>
+          <w:sz w:val="32"/>
+          <w:szCs w:val="32"/>
+        </w:rPr>
+      </w:pPr>
+      <w:r>
+        <w:rPr>
+          <w:rFonts w:ascii="Times New Roman" w:hAnsi="Times New Roman" w:cs="Times New Roman"/>
+          <w:sz w:val="32"/>
+          <w:szCs w:val="32"/>
+        </w:rPr>
+        <w:t xml:space="preserve">The bank can store sensitive information, such as: </w:t>
+      </w:r>
+    </w:p>
+    <w:p>
+      <w:pPr>
+        <w:pStyle w:val="ListParagraph"/>
+        <w:numPr>
+          <w:ilvl w:val="0"/>
+          <w:numId w:val="25"/>
+        </w:numPr>
+        <w:spacing w:after="100" w:line="280" w:lineRule="auto"/>
+        <w:rPr>
+          <w:rFonts w:ascii="Times New Roman" w:hAnsi="Times New Roman" w:cs="Times New Roman"/>
+          <w:sz w:val="32"/>
+          <w:szCs w:val="32"/>
+        </w:rPr>
+      </w:pPr>
+      <w:r>
+        <w:rPr>
+          <w:rFonts w:ascii="Times New Roman" w:hAnsi="Times New Roman" w:cs="Times New Roman"/>
+          <w:sz w:val="32"/>
+          <w:szCs w:val="32"/>
+        </w:rPr>
+        <w:t xml:space="preserve">Customer records </w:t>
+      </w:r>
+    </w:p>
+    <w:p>
+      <w:pPr>
+        <w:pStyle w:val="ListParagraph"/>
+        <w:numPr>
+          <w:ilvl w:val="0"/>
+          <w:numId w:val="25"/>
+        </w:numPr>
+        <w:spacing w:after="100" w:line="280" w:lineRule="auto"/>
+        <w:rPr>
+          <w:rFonts w:ascii="Times New Roman" w:hAnsi="Times New Roman" w:cs="Times New Roman"/>
+          <w:sz w:val="32"/>
+          <w:szCs w:val="32"/>
+        </w:rPr>
+      </w:pPr>
+      <w:r>
+        <w:rPr>
+          <w:rFonts w:ascii="Times New Roman" w:hAnsi="Times New Roman" w:cs="Times New Roman"/>
+          <w:sz w:val="32"/>
+          <w:szCs w:val="32"/>
+        </w:rPr>
+        <w:t xml:space="preserve">Account information </w:t>
+      </w:r>
+    </w:p>
+    <w:p>
+      <w:pPr>
+        <w:pStyle w:val="ListParagraph"/>
+        <w:numPr>
+          <w:ilvl w:val="0"/>
+          <w:numId w:val="25"/>
+        </w:numPr>
+        <w:spacing w:after="100" w:line="280" w:lineRule="auto"/>
+        <w:rPr>
+          <w:rFonts w:ascii="Times New Roman" w:hAnsi="Times New Roman" w:cs="Times New Roman"/>
+          <w:sz w:val="32"/>
+          <w:szCs w:val="32"/>
+        </w:rPr>
+      </w:pPr>
+      <w:r>
+        <w:rPr>
+          <w:rFonts w:ascii="Times New Roman" w:hAnsi="Times New Roman" w:cs="Times New Roman"/>
+          <w:sz w:val="32"/>
+          <w:szCs w:val="32"/>
+        </w:rPr>
+        <w:t xml:space="preserve">Transaction data </w:t>
+      </w:r>
+    </w:p>
+    <w:p>
+      <w:pPr>
+        <w:pStyle w:val="ListParagraph"/>
+        <w:numPr>
+          <w:ilvl w:val="0"/>
+          <w:numId w:val="24"/>
+        </w:numPr>
+        <w:spacing w:after="100" w:line="280" w:lineRule="auto"/>
+        <w:rPr>
+          <w:rFonts w:ascii="Times New Roman" w:hAnsi="Times New Roman" w:cs="Times New Roman"/>
+          <w:sz w:val="32"/>
+          <w:szCs w:val="32"/>
+        </w:rPr>
+      </w:pPr>
+      <w:r>
+        <w:rPr>
+          <w:rFonts w:ascii="Times New Roman" w:hAnsi="Times New Roman" w:cs="Times New Roman"/>
+          <w:sz w:val="32"/>
+          <w:szCs w:val="32"/>
+        </w:rPr>
+        <w:t xml:space="preserve">The bank can control the </w:t>
+      </w:r>
+      <w:r>
+        <w:rPr>
+          <w:rFonts w:ascii="Times New Roman" w:hAnsi="Times New Roman" w:cs="Times New Roman"/>
+          <w:b/>
+          <w:bCs/>
+          <w:sz w:val="32"/>
+          <w:szCs w:val="32"/>
+        </w:rPr>
+        <w:t>security, access, and resources</w:t>
+      </w:r>
+      <w:r>
+        <w:rPr>
+          <w:rFonts w:ascii="Times New Roman" w:hAnsi="Times New Roman" w:cs="Times New Roman"/>
+          <w:sz w:val="32"/>
+          <w:szCs w:val="32"/>
+        </w:rPr>
+        <w:t xml:space="preserve"> according to its needs.</w:t>
       </w:r>
     </w:p>
     <w:p>
@@ -6539,17 +7008,19 @@
       </w:pPr>
       <w:r>
         <w:rPr>
-          <w:rFonts w:ascii="Times New Roman" w:hAnsi="Times New Roman" w:cs="Times New Roman"/>
           <w:noProof/>
-          <w:sz w:val="32"/>
-          <w:szCs w:val="32"/>
-        </w:rPr>
-        <w:lastRenderedPageBreak/>
+        </w:rPr>
         <w:drawing>
-          <wp:inline distT="0" distB="0" distL="0" distR="0" wp14:anchorId="25A38943" wp14:editId="0EAF5C9F">
-            <wp:extent cx="2216150" cy="1744420"/>
-            <wp:effectExtent l="0" t="0" r="0" b="8255"/>
-            <wp:docPr id="2134860081" name="Picture 1"/>
+          <wp:inline distT="0" distB="0" distL="0" distR="0" wp14:anchorId="0D99C6ED" wp14:editId="53FDC117">
+            <wp:extent cx="3608363" cy="2886690"/>
+            <wp:effectExtent l="0" t="0" r="0" b="0"/>
+            <wp:docPr id="5122" name="Picture 2" descr="Private Cloud - javatpoint">
+              <a:extLst xmlns:a="http://schemas.openxmlformats.org/drawingml/2006/main">
+                <a:ext uri="{FF2B5EF4-FFF2-40B4-BE49-F238E27FC236}">
+                  <a16:creationId xmlns:a16="http://schemas.microsoft.com/office/drawing/2014/main" id="{38DB0C98-D404-A632-AA29-B1B669A4CA2D}"/>
+                </a:ext>
+              </a:extLst>
+            </wp:docPr>
             <wp:cNvGraphicFramePr>
               <a:graphicFrameLocks xmlns:a="http://schemas.openxmlformats.org/drawingml/2006/main" noChangeAspect="1"/>
             </wp:cNvGraphicFramePr>
@@ -6557,29 +7028,1080 @@
               <a:graphicData uri="http://schemas.openxmlformats.org/drawingml/2006/picture">
                 <pic:pic xmlns:pic="http://schemas.openxmlformats.org/drawingml/2006/picture">
                   <pic:nvPicPr>
-                    <pic:cNvPr id="2134860081" name=""/>
-                    <pic:cNvPicPr/>
+                    <pic:cNvPr id="5122" name="Picture 2" descr="Private Cloud - javatpoint">
+                      <a:extLst>
+                        <a:ext uri="{FF2B5EF4-FFF2-40B4-BE49-F238E27FC236}">
+                          <a16:creationId xmlns:a16="http://schemas.microsoft.com/office/drawing/2014/main" id="{38DB0C98-D404-A632-AA29-B1B669A4CA2D}"/>
+                        </a:ext>
+                      </a:extLst>
+                    </pic:cNvPr>
+                    <pic:cNvPicPr>
+                      <a:picLocks noChangeAspect="1" noChangeArrowheads="1"/>
+                    </pic:cNvPicPr>
                   </pic:nvPicPr>
                   <pic:blipFill>
-                    <a:blip r:embed="rId30"/>
+                    <a:blip r:embed="rId30">
+                      <a:duotone>
+                        <a:schemeClr val="accent2">
+                          <a:shade val="45000"/>
+                          <a:satMod val="135000"/>
+                        </a:schemeClr>
+                        <a:prstClr val="white"/>
+                      </a:duotone>
+                    </a:blip>
+                    <a:srcRect/>
                     <a:stretch>
                       <a:fillRect/>
                     </a:stretch>
                   </pic:blipFill>
-                  <pic:spPr>
+                  <pic:spPr bwMode="auto">
                     <a:xfrm>
                       <a:off x="0" y="0"/>
-                      <a:ext cx="2220486" cy="1747833"/>
+                      <a:ext cx="3611767" cy="2889414"/>
                     </a:xfrm>
                     <a:prstGeom prst="rect">
                       <a:avLst/>
                     </a:prstGeom>
+                    <a:noFill/>
                   </pic:spPr>
                 </pic:pic>
               </a:graphicData>
             </a:graphic>
           </wp:inline>
         </w:drawing>
+      </w:r>
+    </w:p>
+    <w:p>
+      <w:pPr>
+        <w:rPr>
+          <w:rFonts w:ascii="Times New Roman" w:hAnsi="Times New Roman" w:cs="Times New Roman"/>
+          <w:color w:val="0D0D0D" w:themeColor="text1" w:themeTint="F2"/>
+          <w:sz w:val="32"/>
+          <w:szCs w:val="32"/>
+        </w:rPr>
+      </w:pPr>
+      <w:r>
+        <w:rPr>
+          <w:rFonts w:ascii="Times New Roman" w:hAnsi="Times New Roman" w:cs="Times New Roman"/>
+          <w:b/>
+          <w:bCs/>
+          <w:color w:val="0D0D0D" w:themeColor="text1" w:themeTint="F2"/>
+          <w:sz w:val="32"/>
+          <w:szCs w:val="32"/>
+        </w:rPr>
+        <w:t xml:space="preserve">3. </w:t>
+      </w:r>
+      <w:r>
+        <w:rPr>
+          <w:rFonts w:ascii="Times New Roman" w:hAnsi="Times New Roman" w:cs="Times New Roman"/>
+          <w:b/>
+          <w:bCs/>
+          <w:color w:val="0D0D0D" w:themeColor="text1" w:themeTint="F2"/>
+          <w:sz w:val="32"/>
+          <w:szCs w:val="32"/>
+        </w:rPr>
+        <w:t>Hybrid Cloud</w:t>
+      </w:r>
+    </w:p>
+    <w:p>
+      <w:pPr>
+        <w:spacing w:after="150" w:line="300" w:lineRule="auto"/>
+        <w:rPr>
+          <w:rFonts w:ascii="Times New Roman" w:hAnsi="Times New Roman" w:cs="Times New Roman"/>
+          <w:sz w:val="32"/>
+          <w:szCs w:val="32"/>
+        </w:rPr>
+      </w:pPr>
+      <w:r>
+        <w:rPr>
+          <w:rFonts w:ascii="Times New Roman" w:hAnsi="Times New Roman" w:cs="Times New Roman"/>
+          <w:sz w:val="32"/>
+          <w:szCs w:val="32"/>
+        </w:rPr>
+        <w:t>A mix of public and private clouds, connected together so data and applications can move between them.</w:t>
+      </w:r>
+    </w:p>
+    <w:p>
+      <w:pPr>
+        <w:pStyle w:val="ListParagraph"/>
+        <w:numPr>
+          <w:ilvl w:val="0"/>
+          <w:numId w:val="28"/>
+        </w:numPr>
+        <w:spacing w:after="100" w:line="280" w:lineRule="auto"/>
+        <w:rPr>
+          <w:rFonts w:ascii="Times New Roman" w:hAnsi="Times New Roman" w:cs="Times New Roman"/>
+          <w:sz w:val="32"/>
+          <w:szCs w:val="32"/>
+        </w:rPr>
+      </w:pPr>
+      <w:r>
+        <w:rPr>
+          <w:rFonts w:ascii="Times New Roman" w:hAnsi="Times New Roman" w:cs="Times New Roman"/>
+          <w:sz w:val="32"/>
+          <w:szCs w:val="32"/>
+        </w:rPr>
+        <w:t>Businesses get the benefits of both worlds and use resources where they fit best.</w:t>
+      </w:r>
+    </w:p>
+    <w:p>
+      <w:pPr>
+        <w:pStyle w:val="ListParagraph"/>
+        <w:numPr>
+          <w:ilvl w:val="0"/>
+          <w:numId w:val="28"/>
+        </w:numPr>
+        <w:spacing w:after="100" w:line="280" w:lineRule="auto"/>
+        <w:rPr>
+          <w:rFonts w:ascii="Times New Roman" w:hAnsi="Times New Roman" w:cs="Times New Roman"/>
+          <w:sz w:val="32"/>
+          <w:szCs w:val="32"/>
+        </w:rPr>
+      </w:pPr>
+      <w:r>
+        <w:rPr>
+          <w:rFonts w:ascii="Times New Roman" w:hAnsi="Times New Roman" w:cs="Times New Roman"/>
+          <w:sz w:val="32"/>
+          <w:szCs w:val="32"/>
+        </w:rPr>
+        <w:t>Supports moving workloads and integrating systems smoothly.</w:t>
+      </w:r>
+    </w:p>
+    <w:p>
+      <w:pPr>
+        <w:tabs>
+          <w:tab w:val="left" w:pos="1794"/>
+        </w:tabs>
+        <w:rPr>
+          <w:rFonts w:ascii="Times New Roman" w:hAnsi="Times New Roman" w:cs="Times New Roman"/>
+          <w:b/>
+          <w:bCs/>
+          <w:sz w:val="32"/>
+          <w:szCs w:val="32"/>
+        </w:rPr>
+      </w:pPr>
+    </w:p>
+    <w:p>
+      <w:pPr>
+        <w:tabs>
+          <w:tab w:val="left" w:pos="1794"/>
+        </w:tabs>
+        <w:rPr>
+          <w:rFonts w:ascii="Times New Roman" w:hAnsi="Times New Roman" w:cs="Times New Roman"/>
+          <w:b/>
+          <w:bCs/>
+          <w:sz w:val="32"/>
+          <w:szCs w:val="32"/>
+        </w:rPr>
+      </w:pPr>
+      <w:r>
+        <w:rPr>
+          <w:rFonts w:ascii="Times New Roman" w:hAnsi="Times New Roman" w:cs="Times New Roman"/>
+          <w:b/>
+          <w:bCs/>
+          <w:sz w:val="32"/>
+          <w:szCs w:val="32"/>
+        </w:rPr>
+        <w:lastRenderedPageBreak/>
+        <w:t>Example: Bank</w:t>
+      </w:r>
+    </w:p>
+    <w:p>
+      <w:pPr>
+        <w:pStyle w:val="ListParagraph"/>
+        <w:numPr>
+          <w:ilvl w:val="0"/>
+          <w:numId w:val="31"/>
+        </w:numPr>
+        <w:tabs>
+          <w:tab w:val="left" w:pos="1794"/>
+        </w:tabs>
+        <w:rPr>
+          <w:rFonts w:ascii="Times New Roman" w:hAnsi="Times New Roman" w:cs="Times New Roman"/>
+          <w:sz w:val="32"/>
+          <w:szCs w:val="32"/>
+        </w:rPr>
+      </w:pPr>
+      <w:r>
+        <w:rPr>
+          <w:rFonts w:ascii="Times New Roman" w:hAnsi="Times New Roman" w:cs="Times New Roman"/>
+          <w:sz w:val="32"/>
+          <w:szCs w:val="32"/>
+        </w:rPr>
+        <w:t xml:space="preserve">A bank normally keeps </w:t>
+      </w:r>
+      <w:r>
+        <w:rPr>
+          <w:rFonts w:ascii="Times New Roman" w:hAnsi="Times New Roman" w:cs="Times New Roman"/>
+          <w:b/>
+          <w:bCs/>
+          <w:sz w:val="32"/>
+          <w:szCs w:val="32"/>
+        </w:rPr>
+        <w:t>customer data, transaction records, and other sensitive information</w:t>
+      </w:r>
+      <w:r>
+        <w:rPr>
+          <w:rFonts w:ascii="Times New Roman" w:hAnsi="Times New Roman" w:cs="Times New Roman"/>
+          <w:sz w:val="32"/>
+          <w:szCs w:val="32"/>
+        </w:rPr>
+        <w:t xml:space="preserve"> </w:t>
+      </w:r>
+      <w:r>
+        <w:rPr>
+          <w:rFonts w:ascii="Times New Roman" w:hAnsi="Times New Roman" w:cs="Times New Roman"/>
+          <w:sz w:val="32"/>
+          <w:szCs w:val="32"/>
+        </w:rPr>
+        <w:t xml:space="preserve">in its Private Cloud. </w:t>
+      </w:r>
+    </w:p>
+    <w:p>
+      <w:pPr>
+        <w:pStyle w:val="ListParagraph"/>
+        <w:numPr>
+          <w:ilvl w:val="0"/>
+          <w:numId w:val="31"/>
+        </w:numPr>
+        <w:tabs>
+          <w:tab w:val="left" w:pos="1794"/>
+        </w:tabs>
+        <w:rPr>
+          <w:rFonts w:ascii="Times New Roman" w:hAnsi="Times New Roman" w:cs="Times New Roman"/>
+          <w:sz w:val="32"/>
+          <w:szCs w:val="32"/>
+        </w:rPr>
+      </w:pPr>
+      <w:r>
+        <w:rPr>
+          <w:rFonts w:ascii="Times New Roman" w:hAnsi="Times New Roman" w:cs="Times New Roman"/>
+          <w:sz w:val="32"/>
+          <w:szCs w:val="32"/>
+        </w:rPr>
+        <w:t xml:space="preserve">During normal traffic, the </w:t>
+      </w:r>
+      <w:r>
+        <w:rPr>
+          <w:rFonts w:ascii="Times New Roman" w:hAnsi="Times New Roman" w:cs="Times New Roman"/>
+          <w:b/>
+          <w:bCs/>
+          <w:sz w:val="32"/>
+          <w:szCs w:val="32"/>
+        </w:rPr>
+        <w:t>Private Cloud</w:t>
+      </w:r>
+      <w:r>
+        <w:rPr>
+          <w:rFonts w:ascii="Times New Roman" w:hAnsi="Times New Roman" w:cs="Times New Roman"/>
+          <w:sz w:val="32"/>
+          <w:szCs w:val="32"/>
+        </w:rPr>
+        <w:t xml:space="preserve"> handles the workload. </w:t>
+      </w:r>
+    </w:p>
+    <w:p>
+      <w:pPr>
+        <w:pStyle w:val="ListParagraph"/>
+        <w:numPr>
+          <w:ilvl w:val="0"/>
+          <w:numId w:val="31"/>
+        </w:numPr>
+        <w:tabs>
+          <w:tab w:val="left" w:pos="1794"/>
+        </w:tabs>
+        <w:rPr>
+          <w:rFonts w:ascii="Times New Roman" w:hAnsi="Times New Roman" w:cs="Times New Roman"/>
+          <w:sz w:val="32"/>
+          <w:szCs w:val="32"/>
+        </w:rPr>
+      </w:pPr>
+      <w:r>
+        <w:rPr>
+          <w:rFonts w:ascii="Times New Roman" w:hAnsi="Times New Roman" w:cs="Times New Roman"/>
+          <w:sz w:val="32"/>
+          <w:szCs w:val="32"/>
+        </w:rPr>
+        <w:t xml:space="preserve">If there is a sudden increase in website users, the bank can use the </w:t>
+      </w:r>
+      <w:r>
+        <w:rPr>
+          <w:rFonts w:ascii="Times New Roman" w:hAnsi="Times New Roman" w:cs="Times New Roman"/>
+          <w:b/>
+          <w:bCs/>
+          <w:sz w:val="32"/>
+          <w:szCs w:val="32"/>
+        </w:rPr>
+        <w:t>Public Cloud</w:t>
+      </w:r>
+      <w:r>
+        <w:rPr>
+          <w:rFonts w:ascii="Times New Roman" w:hAnsi="Times New Roman" w:cs="Times New Roman"/>
+          <w:sz w:val="32"/>
+          <w:szCs w:val="32"/>
+        </w:rPr>
+        <w:t xml:space="preserve"> for additional workload. </w:t>
+      </w:r>
+    </w:p>
+    <w:p>
+      <w:pPr>
+        <w:pStyle w:val="ListParagraph"/>
+        <w:numPr>
+          <w:ilvl w:val="0"/>
+          <w:numId w:val="31"/>
+        </w:numPr>
+        <w:tabs>
+          <w:tab w:val="left" w:pos="1794"/>
+        </w:tabs>
+        <w:rPr>
+          <w:rFonts w:ascii="Times New Roman" w:hAnsi="Times New Roman" w:cs="Times New Roman"/>
+          <w:sz w:val="32"/>
+          <w:szCs w:val="32"/>
+        </w:rPr>
+      </w:pPr>
+      <w:r>
+        <w:rPr>
+          <w:rFonts w:ascii="Times New Roman" w:hAnsi="Times New Roman" w:cs="Times New Roman"/>
+          <w:b/>
+          <w:bCs/>
+          <w:sz w:val="32"/>
+          <w:szCs w:val="32"/>
+        </w:rPr>
+        <w:t xml:space="preserve">Sensitive data </w:t>
+      </w:r>
+      <w:r>
+        <w:rPr>
+          <w:rFonts w:ascii="Times New Roman" w:hAnsi="Times New Roman" w:cs="Times New Roman"/>
+          <w:sz w:val="32"/>
+          <w:szCs w:val="32"/>
+        </w:rPr>
+        <w:t>remains</w:t>
+      </w:r>
+      <w:r>
+        <w:rPr>
+          <w:rFonts w:ascii="Times New Roman" w:hAnsi="Times New Roman" w:cs="Times New Roman"/>
+          <w:b/>
+          <w:bCs/>
+          <w:sz w:val="32"/>
+          <w:szCs w:val="32"/>
+        </w:rPr>
+        <w:t xml:space="preserve"> </w:t>
+      </w:r>
+      <w:r>
+        <w:rPr>
+          <w:rFonts w:ascii="Times New Roman" w:hAnsi="Times New Roman" w:cs="Times New Roman"/>
+          <w:sz w:val="32"/>
+          <w:szCs w:val="32"/>
+        </w:rPr>
+        <w:t>in the Private Cloud</w:t>
+      </w:r>
+      <w:r>
+        <w:rPr>
+          <w:rFonts w:ascii="Times New Roman" w:hAnsi="Times New Roman" w:cs="Times New Roman"/>
+          <w:sz w:val="32"/>
+          <w:szCs w:val="32"/>
+        </w:rPr>
+        <w:t xml:space="preserve">, while suitable workloads can use the Public Cloud. </w:t>
+      </w:r>
+    </w:p>
+    <w:p>
+      <w:pPr>
+        <w:pStyle w:val="ListParagraph"/>
+        <w:numPr>
+          <w:ilvl w:val="0"/>
+          <w:numId w:val="31"/>
+        </w:numPr>
+        <w:tabs>
+          <w:tab w:val="left" w:pos="1794"/>
+        </w:tabs>
+        <w:rPr>
+          <w:rFonts w:ascii="Times New Roman" w:hAnsi="Times New Roman" w:cs="Times New Roman"/>
+          <w:sz w:val="32"/>
+          <w:szCs w:val="32"/>
+        </w:rPr>
+      </w:pPr>
+      <w:r>
+        <w:rPr>
+          <w:rFonts w:ascii="Times New Roman" w:hAnsi="Times New Roman" w:cs="Times New Roman"/>
+          <w:sz w:val="32"/>
+          <w:szCs w:val="32"/>
+        </w:rPr>
+        <w:t xml:space="preserve">This helps the bank's website and services </w:t>
+      </w:r>
+      <w:r>
+        <w:rPr>
+          <w:rFonts w:ascii="Times New Roman" w:hAnsi="Times New Roman" w:cs="Times New Roman"/>
+          <w:b/>
+          <w:bCs/>
+          <w:sz w:val="32"/>
+          <w:szCs w:val="32"/>
+        </w:rPr>
+        <w:t>continue working smoothly during high traffic</w:t>
+      </w:r>
+      <w:r>
+        <w:rPr>
+          <w:rFonts w:ascii="Times New Roman" w:hAnsi="Times New Roman" w:cs="Times New Roman"/>
+          <w:sz w:val="32"/>
+          <w:szCs w:val="32"/>
+        </w:rPr>
+        <w:t xml:space="preserve">. </w:t>
+      </w:r>
+    </w:p>
+    <w:p>
+      <w:pPr>
+        <w:tabs>
+          <w:tab w:val="left" w:pos="1794"/>
+        </w:tabs>
+        <w:rPr>
+          <w:rFonts w:ascii="Times New Roman" w:hAnsi="Times New Roman" w:cs="Times New Roman"/>
+          <w:b/>
+          <w:bCs/>
+          <w:color w:val="BF4E14" w:themeColor="accent2" w:themeShade="BF"/>
+          <w:sz w:val="32"/>
+          <w:szCs w:val="32"/>
+        </w:rPr>
+      </w:pPr>
+      <w:r>
+        <w:rPr>
+          <w:rFonts w:ascii="Times New Roman" w:hAnsi="Times New Roman" w:cs="Times New Roman"/>
+          <w:b/>
+          <w:bCs/>
+          <w:color w:val="BF4E14" w:themeColor="accent2" w:themeShade="BF"/>
+          <w:sz w:val="32"/>
+          <w:szCs w:val="32"/>
+        </w:rPr>
+        <w:t>Cloud Bursting</w:t>
+      </w:r>
+    </w:p>
+    <w:p>
+      <w:pPr>
+        <w:tabs>
+          <w:tab w:val="left" w:pos="1794"/>
+        </w:tabs>
+        <w:rPr>
+          <w:rFonts w:ascii="Times New Roman" w:hAnsi="Times New Roman" w:cs="Times New Roman"/>
+          <w:sz w:val="32"/>
+          <w:szCs w:val="32"/>
+        </w:rPr>
+      </w:pPr>
+      <w:r>
+        <w:rPr>
+          <w:rFonts w:ascii="Times New Roman" w:hAnsi="Times New Roman" w:cs="Times New Roman"/>
+          <w:b/>
+          <w:bCs/>
+          <w:sz w:val="32"/>
+          <w:szCs w:val="32"/>
+        </w:rPr>
+        <w:t>Cloud Bursting</w:t>
+      </w:r>
+      <w:r>
+        <w:rPr>
+          <w:rFonts w:ascii="Times New Roman" w:hAnsi="Times New Roman" w:cs="Times New Roman"/>
+          <w:sz w:val="32"/>
+          <w:szCs w:val="32"/>
+        </w:rPr>
+        <w:t xml:space="preserve"> means temporarily using </w:t>
+      </w:r>
+      <w:r>
+        <w:rPr>
+          <w:rFonts w:ascii="Times New Roman" w:hAnsi="Times New Roman" w:cs="Times New Roman"/>
+          <w:b/>
+          <w:bCs/>
+          <w:sz w:val="32"/>
+          <w:szCs w:val="32"/>
+        </w:rPr>
+        <w:t>Public Cloud resources</w:t>
+      </w:r>
+      <w:r>
+        <w:rPr>
+          <w:rFonts w:ascii="Times New Roman" w:hAnsi="Times New Roman" w:cs="Times New Roman"/>
+          <w:sz w:val="32"/>
+          <w:szCs w:val="32"/>
+        </w:rPr>
+        <w:t xml:space="preserve"> when the Private Cloud needs extra capacity. </w:t>
+      </w:r>
+    </w:p>
+    <w:p>
+      <w:pPr>
+        <w:tabs>
+          <w:tab w:val="left" w:pos="1794"/>
+        </w:tabs>
+        <w:rPr>
+          <w:rFonts w:ascii="Times New Roman" w:hAnsi="Times New Roman" w:cs="Times New Roman"/>
+          <w:sz w:val="32"/>
+          <w:szCs w:val="32"/>
+        </w:rPr>
+      </w:pPr>
+      <w:r>
+        <w:rPr>
+          <w:rFonts w:ascii="Times New Roman" w:hAnsi="Times New Roman" w:cs="Times New Roman"/>
+          <w:sz w:val="32"/>
+          <w:szCs w:val="32"/>
+        </w:rPr>
+        <w:t xml:space="preserve">It usually happens when there is a </w:t>
+      </w:r>
+      <w:r>
+        <w:rPr>
+          <w:rFonts w:ascii="Times New Roman" w:hAnsi="Times New Roman" w:cs="Times New Roman"/>
+          <w:b/>
+          <w:bCs/>
+          <w:sz w:val="32"/>
+          <w:szCs w:val="32"/>
+        </w:rPr>
+        <w:t>sudden increase in workload or traffic</w:t>
+      </w:r>
+      <w:r>
+        <w:rPr>
+          <w:rFonts w:ascii="Times New Roman" w:hAnsi="Times New Roman" w:cs="Times New Roman"/>
+          <w:sz w:val="32"/>
+          <w:szCs w:val="32"/>
+        </w:rPr>
+        <w:t>.</w:t>
+      </w:r>
+    </w:p>
+    <w:p>
+      <w:pPr>
+        <w:tabs>
+          <w:tab w:val="left" w:pos="1794"/>
+        </w:tabs>
+        <w:jc w:val="center"/>
+        <w:rPr>
+          <w:rFonts w:ascii="Times New Roman" w:hAnsi="Times New Roman" w:cs="Times New Roman"/>
+          <w:sz w:val="32"/>
+          <w:szCs w:val="32"/>
+        </w:rPr>
+      </w:pPr>
+      <w:r>
+        <w:rPr>
+          <w:noProof/>
+        </w:rPr>
+        <w:drawing>
+          <wp:inline distT="0" distB="0" distL="0" distR="0" wp14:anchorId="394A9E1C" wp14:editId="7EA06352">
+            <wp:extent cx="3989399" cy="2923931"/>
+            <wp:effectExtent l="0" t="0" r="0" b="0"/>
+            <wp:docPr id="6146" name="Picture 2" descr="Hybrid Cloud - javatpoint">
+              <a:extLst xmlns:a="http://schemas.openxmlformats.org/drawingml/2006/main">
+                <a:ext uri="{FF2B5EF4-FFF2-40B4-BE49-F238E27FC236}">
+                  <a16:creationId xmlns:a16="http://schemas.microsoft.com/office/drawing/2014/main" id="{E974C102-8B73-C175-060B-6B1D40305E12}"/>
+                </a:ext>
+              </a:extLst>
+            </wp:docPr>
+            <wp:cNvGraphicFramePr>
+              <a:graphicFrameLocks xmlns:a="http://schemas.openxmlformats.org/drawingml/2006/main" noChangeAspect="1"/>
+            </wp:cNvGraphicFramePr>
+            <a:graphic xmlns:a="http://schemas.openxmlformats.org/drawingml/2006/main">
+              <a:graphicData uri="http://schemas.openxmlformats.org/drawingml/2006/picture">
+                <pic:pic xmlns:pic="http://schemas.openxmlformats.org/drawingml/2006/picture">
+                  <pic:nvPicPr>
+                    <pic:cNvPr id="6146" name="Picture 2" descr="Hybrid Cloud - javatpoint">
+                      <a:extLst>
+                        <a:ext uri="{FF2B5EF4-FFF2-40B4-BE49-F238E27FC236}">
+                          <a16:creationId xmlns:a16="http://schemas.microsoft.com/office/drawing/2014/main" id="{E974C102-8B73-C175-060B-6B1D40305E12}"/>
+                        </a:ext>
+                      </a:extLst>
+                    </pic:cNvPr>
+                    <pic:cNvPicPr>
+                      <a:picLocks noChangeAspect="1" noChangeArrowheads="1"/>
+                    </pic:cNvPicPr>
+                  </pic:nvPicPr>
+                  <pic:blipFill>
+                    <a:blip r:embed="rId31">
+                      <a:duotone>
+                        <a:schemeClr val="accent2">
+                          <a:shade val="45000"/>
+                          <a:satMod val="135000"/>
+                        </a:schemeClr>
+                        <a:prstClr val="white"/>
+                      </a:duotone>
+                    </a:blip>
+                    <a:srcRect/>
+                    <a:stretch>
+                      <a:fillRect/>
+                    </a:stretch>
+                  </pic:blipFill>
+                  <pic:spPr bwMode="auto">
+                    <a:xfrm>
+                      <a:off x="0" y="0"/>
+                      <a:ext cx="3989399" cy="2923931"/>
+                    </a:xfrm>
+                    <a:prstGeom prst="rect">
+                      <a:avLst/>
+                    </a:prstGeom>
+                    <a:noFill/>
+                  </pic:spPr>
+                </pic:pic>
+              </a:graphicData>
+            </a:graphic>
+          </wp:inline>
+        </w:drawing>
+      </w:r>
+    </w:p>
+    <w:p>
+      <w:pPr>
+        <w:rPr>
+          <w:rFonts w:ascii="Times New Roman" w:hAnsi="Times New Roman" w:cs="Times New Roman"/>
+          <w:b/>
+          <w:bCs/>
+          <w:sz w:val="32"/>
+          <w:szCs w:val="32"/>
+        </w:rPr>
+      </w:pPr>
+    </w:p>
+    <w:p>
+      <w:pPr>
+        <w:rPr>
+          <w:rFonts w:ascii="Times New Roman" w:hAnsi="Times New Roman" w:cs="Times New Roman"/>
+          <w:b/>
+          <w:bCs/>
+          <w:sz w:val="32"/>
+          <w:szCs w:val="32"/>
+        </w:rPr>
+      </w:pPr>
+      <w:r>
+        <w:rPr>
+          <w:rFonts w:ascii="Times New Roman" w:hAnsi="Times New Roman" w:cs="Times New Roman"/>
+          <w:b/>
+          <w:bCs/>
+          <w:sz w:val="32"/>
+          <w:szCs w:val="32"/>
+        </w:rPr>
+        <w:lastRenderedPageBreak/>
+        <w:t xml:space="preserve">4. </w:t>
+      </w:r>
+      <w:r>
+        <w:rPr>
+          <w:rFonts w:ascii="Times New Roman" w:hAnsi="Times New Roman" w:cs="Times New Roman"/>
+          <w:b/>
+          <w:bCs/>
+          <w:sz w:val="32"/>
+          <w:szCs w:val="32"/>
+        </w:rPr>
+        <w:t>Community Cloud</w:t>
+      </w:r>
+    </w:p>
+    <w:p>
+      <w:pPr>
+        <w:rPr>
+          <w:rFonts w:ascii="Times New Roman" w:hAnsi="Times New Roman" w:cs="Times New Roman"/>
+          <w:sz w:val="32"/>
+          <w:szCs w:val="32"/>
+        </w:rPr>
+      </w:pPr>
+      <w:r>
+        <w:rPr>
+          <w:rFonts w:ascii="Times New Roman" w:hAnsi="Times New Roman" w:cs="Times New Roman"/>
+          <w:sz w:val="32"/>
+          <w:szCs w:val="32"/>
+        </w:rPr>
+        <w:t>Infrastructure is shared by a specific group of organizations that have similar needs, like the same industry or goals.</w:t>
+      </w:r>
+    </w:p>
+    <w:p>
+      <w:pPr>
+        <w:pStyle w:val="ListParagraph"/>
+        <w:numPr>
+          <w:ilvl w:val="0"/>
+          <w:numId w:val="32"/>
+        </w:numPr>
+        <w:rPr>
+          <w:rFonts w:ascii="Times New Roman" w:hAnsi="Times New Roman" w:cs="Times New Roman"/>
+          <w:sz w:val="32"/>
+          <w:szCs w:val="32"/>
+        </w:rPr>
+      </w:pPr>
+      <w:r>
+        <w:rPr>
+          <w:rFonts w:ascii="Times New Roman" w:hAnsi="Times New Roman" w:cs="Times New Roman"/>
+          <w:sz w:val="32"/>
+          <w:szCs w:val="32"/>
+        </w:rPr>
+        <w:t>Useful for government agencies, universities, or research groups.</w:t>
+      </w:r>
+    </w:p>
+    <w:p>
+      <w:pPr>
+        <w:pStyle w:val="ListParagraph"/>
+        <w:numPr>
+          <w:ilvl w:val="0"/>
+          <w:numId w:val="32"/>
+        </w:numPr>
+        <w:rPr>
+          <w:rFonts w:ascii="Times New Roman" w:hAnsi="Times New Roman" w:cs="Times New Roman"/>
+          <w:sz w:val="32"/>
+          <w:szCs w:val="32"/>
+        </w:rPr>
+      </w:pPr>
+      <w:r>
+        <w:rPr>
+          <w:rFonts w:ascii="Times New Roman" w:hAnsi="Times New Roman" w:cs="Times New Roman"/>
+          <w:sz w:val="32"/>
+          <w:szCs w:val="32"/>
+        </w:rPr>
+        <w:t>More affordable while still meeting the group's shared rules and requirements.</w:t>
+      </w:r>
+    </w:p>
+    <w:p>
+      <w:pPr>
+        <w:tabs>
+          <w:tab w:val="left" w:pos="1706"/>
+        </w:tabs>
+        <w:rPr>
+          <w:rFonts w:ascii="Times New Roman" w:hAnsi="Times New Roman" w:cs="Times New Roman"/>
+          <w:b/>
+          <w:bCs/>
+          <w:sz w:val="32"/>
+          <w:szCs w:val="32"/>
+        </w:rPr>
+      </w:pPr>
+      <w:r>
+        <w:rPr>
+          <w:rFonts w:ascii="Times New Roman" w:hAnsi="Times New Roman" w:cs="Times New Roman"/>
+          <w:b/>
+          <w:bCs/>
+          <w:sz w:val="32"/>
+          <w:szCs w:val="32"/>
+        </w:rPr>
+        <w:t>Example: Government Departments</w:t>
+      </w:r>
+    </w:p>
+    <w:p>
+      <w:pPr>
+        <w:tabs>
+          <w:tab w:val="left" w:pos="1706"/>
+        </w:tabs>
+        <w:rPr>
+          <w:rFonts w:ascii="Times New Roman" w:hAnsi="Times New Roman" w:cs="Times New Roman"/>
+          <w:sz w:val="32"/>
+          <w:szCs w:val="32"/>
+        </w:rPr>
+      </w:pPr>
+      <w:r>
+        <w:rPr>
+          <w:rFonts w:ascii="Times New Roman" w:hAnsi="Times New Roman" w:cs="Times New Roman"/>
+          <w:sz w:val="32"/>
+          <w:szCs w:val="32"/>
+        </w:rPr>
+        <w:t xml:space="preserve">Several </w:t>
+      </w:r>
+      <w:r>
+        <w:rPr>
+          <w:rFonts w:ascii="Times New Roman" w:hAnsi="Times New Roman" w:cs="Times New Roman"/>
+          <w:b/>
+          <w:bCs/>
+          <w:sz w:val="32"/>
+          <w:szCs w:val="32"/>
+        </w:rPr>
+        <w:t>government departments</w:t>
+      </w:r>
+      <w:r>
+        <w:rPr>
+          <w:rFonts w:ascii="Times New Roman" w:hAnsi="Times New Roman" w:cs="Times New Roman"/>
+          <w:sz w:val="32"/>
+          <w:szCs w:val="32"/>
+        </w:rPr>
+        <w:t xml:space="preserve"> in the same country share one secure cloud system.</w:t>
+      </w:r>
+    </w:p>
+    <w:p>
+      <w:pPr>
+        <w:pStyle w:val="ListParagraph"/>
+        <w:numPr>
+          <w:ilvl w:val="0"/>
+          <w:numId w:val="34"/>
+        </w:numPr>
+        <w:tabs>
+          <w:tab w:val="left" w:pos="1706"/>
+        </w:tabs>
+        <w:rPr>
+          <w:rFonts w:ascii="Times New Roman" w:hAnsi="Times New Roman" w:cs="Times New Roman"/>
+          <w:sz w:val="32"/>
+          <w:szCs w:val="32"/>
+        </w:rPr>
+      </w:pPr>
+      <w:r>
+        <w:rPr>
+          <w:rFonts w:ascii="Times New Roman" w:hAnsi="Times New Roman" w:cs="Times New Roman"/>
+          <w:sz w:val="32"/>
+          <w:szCs w:val="32"/>
+        </w:rPr>
+        <w:t xml:space="preserve">The cloud uses </w:t>
+      </w:r>
+      <w:r>
+        <w:rPr>
+          <w:rFonts w:ascii="Times New Roman" w:hAnsi="Times New Roman" w:cs="Times New Roman"/>
+          <w:b/>
+          <w:bCs/>
+          <w:sz w:val="32"/>
+          <w:szCs w:val="32"/>
+        </w:rPr>
+        <w:t>security controls</w:t>
+      </w:r>
+      <w:r>
+        <w:rPr>
+          <w:rFonts w:ascii="Times New Roman" w:hAnsi="Times New Roman" w:cs="Times New Roman"/>
+          <w:sz w:val="32"/>
+          <w:szCs w:val="32"/>
+        </w:rPr>
+        <w:t xml:space="preserve"> to protect government data from unauthorized access. </w:t>
+      </w:r>
+    </w:p>
+    <w:p>
+      <w:pPr>
+        <w:pStyle w:val="ListParagraph"/>
+        <w:numPr>
+          <w:ilvl w:val="0"/>
+          <w:numId w:val="34"/>
+        </w:numPr>
+        <w:tabs>
+          <w:tab w:val="left" w:pos="1706"/>
+        </w:tabs>
+        <w:rPr>
+          <w:rFonts w:ascii="Times New Roman" w:hAnsi="Times New Roman" w:cs="Times New Roman"/>
+          <w:sz w:val="32"/>
+          <w:szCs w:val="32"/>
+        </w:rPr>
+      </w:pPr>
+      <w:r>
+        <w:rPr>
+          <w:rFonts w:ascii="Times New Roman" w:hAnsi="Times New Roman" w:cs="Times New Roman"/>
+          <w:sz w:val="32"/>
+          <w:szCs w:val="32"/>
+        </w:rPr>
+        <w:t xml:space="preserve">It follows </w:t>
+      </w:r>
+      <w:r>
+        <w:rPr>
+          <w:rFonts w:ascii="Times New Roman" w:hAnsi="Times New Roman" w:cs="Times New Roman"/>
+          <w:b/>
+          <w:bCs/>
+          <w:sz w:val="32"/>
+          <w:szCs w:val="32"/>
+        </w:rPr>
+        <w:t>data protection laws</w:t>
+      </w:r>
+      <w:r>
+        <w:rPr>
+          <w:rFonts w:ascii="Times New Roman" w:hAnsi="Times New Roman" w:cs="Times New Roman"/>
+          <w:sz w:val="32"/>
+          <w:szCs w:val="32"/>
+        </w:rPr>
+        <w:t xml:space="preserve">, such as rules about how citizens' personal information must be stored and protected. </w:t>
+      </w:r>
+    </w:p>
+    <w:p>
+      <w:pPr>
+        <w:pStyle w:val="ListParagraph"/>
+        <w:numPr>
+          <w:ilvl w:val="0"/>
+          <w:numId w:val="34"/>
+        </w:numPr>
+        <w:tabs>
+          <w:tab w:val="left" w:pos="1706"/>
+        </w:tabs>
+        <w:rPr>
+          <w:rFonts w:ascii="Times New Roman" w:hAnsi="Times New Roman" w:cs="Times New Roman"/>
+          <w:sz w:val="32"/>
+          <w:szCs w:val="32"/>
+        </w:rPr>
+      </w:pPr>
+      <w:r>
+        <w:rPr>
+          <w:rFonts w:ascii="Times New Roman" w:hAnsi="Times New Roman" w:cs="Times New Roman"/>
+          <w:sz w:val="32"/>
+          <w:szCs w:val="32"/>
+        </w:rPr>
+        <w:t xml:space="preserve">Each department can access </w:t>
+      </w:r>
+      <w:r>
+        <w:rPr>
+          <w:rFonts w:ascii="Times New Roman" w:hAnsi="Times New Roman" w:cs="Times New Roman"/>
+          <w:b/>
+          <w:bCs/>
+          <w:sz w:val="32"/>
+          <w:szCs w:val="32"/>
+        </w:rPr>
+        <w:t>only the data it is authorized to use</w:t>
+      </w:r>
+      <w:r>
+        <w:rPr>
+          <w:rFonts w:ascii="Times New Roman" w:hAnsi="Times New Roman" w:cs="Times New Roman"/>
+          <w:sz w:val="32"/>
+          <w:szCs w:val="32"/>
+        </w:rPr>
+        <w:t xml:space="preserve">. </w:t>
+      </w:r>
+    </w:p>
+    <w:p>
+      <w:pPr>
+        <w:pStyle w:val="ListParagraph"/>
+        <w:numPr>
+          <w:ilvl w:val="0"/>
+          <w:numId w:val="34"/>
+        </w:numPr>
+        <w:tabs>
+          <w:tab w:val="left" w:pos="1706"/>
+        </w:tabs>
+        <w:rPr>
+          <w:rFonts w:ascii="Times New Roman" w:hAnsi="Times New Roman" w:cs="Times New Roman"/>
+          <w:sz w:val="32"/>
+          <w:szCs w:val="32"/>
+        </w:rPr>
+      </w:pPr>
+      <w:r>
+        <w:rPr>
+          <w:rFonts w:ascii="Times New Roman" w:hAnsi="Times New Roman" w:cs="Times New Roman"/>
+          <w:sz w:val="32"/>
+          <w:szCs w:val="32"/>
+        </w:rPr>
+        <w:t xml:space="preserve">Sharing the cloud helps departments </w:t>
+      </w:r>
+      <w:r>
+        <w:rPr>
+          <w:rFonts w:ascii="Times New Roman" w:hAnsi="Times New Roman" w:cs="Times New Roman"/>
+          <w:b/>
+          <w:bCs/>
+          <w:sz w:val="32"/>
+          <w:szCs w:val="32"/>
+        </w:rPr>
+        <w:t>reduce costs and use common resources</w:t>
+      </w:r>
+      <w:r>
+        <w:rPr>
+          <w:rFonts w:ascii="Times New Roman" w:hAnsi="Times New Roman" w:cs="Times New Roman"/>
+          <w:sz w:val="32"/>
+          <w:szCs w:val="32"/>
+        </w:rPr>
+        <w:t>.</w:t>
+      </w:r>
+    </w:p>
+    <w:p>
+      <w:pPr>
+        <w:pStyle w:val="ListParagraph"/>
+        <w:numPr>
+          <w:ilvl w:val="0"/>
+          <w:numId w:val="34"/>
+        </w:numPr>
+        <w:tabs>
+          <w:tab w:val="left" w:pos="1706"/>
+        </w:tabs>
+        <w:rPr>
+          <w:rFonts w:ascii="Times New Roman" w:hAnsi="Times New Roman" w:cs="Times New Roman"/>
+          <w:sz w:val="32"/>
+          <w:szCs w:val="32"/>
+        </w:rPr>
+      </w:pPr>
+      <w:r>
+        <w:rPr>
+          <w:rFonts w:ascii="Times New Roman" w:hAnsi="Times New Roman" w:cs="Times New Roman"/>
+          <w:sz w:val="32"/>
+          <w:szCs w:val="32"/>
+        </w:rPr>
+        <w:t>Only the government departments that are part of the specific community can use the cloud.</w:t>
+      </w:r>
+    </w:p>
+    <w:p>
+      <w:pPr>
+        <w:tabs>
+          <w:tab w:val="left" w:pos="4198"/>
+        </w:tabs>
+        <w:jc w:val="center"/>
+        <w:rPr>
+          <w:rFonts w:ascii="Times New Roman" w:hAnsi="Times New Roman" w:cs="Times New Roman"/>
+          <w:sz w:val="32"/>
+          <w:szCs w:val="32"/>
+        </w:rPr>
+      </w:pPr>
+      <w:r>
+        <w:rPr>
+          <w:noProof/>
+        </w:rPr>
+        <w:drawing>
+          <wp:inline distT="0" distB="0" distL="0" distR="0" wp14:anchorId="33D2B831" wp14:editId="35F1072B">
+            <wp:extent cx="3383703" cy="2475313"/>
+            <wp:effectExtent l="0" t="0" r="7620" b="1270"/>
+            <wp:docPr id="7170" name="Picture 2" descr="Community Cloud - javatpoint">
+              <a:extLst xmlns:a="http://schemas.openxmlformats.org/drawingml/2006/main">
+                <a:ext uri="{FF2B5EF4-FFF2-40B4-BE49-F238E27FC236}">
+                  <a16:creationId xmlns:a16="http://schemas.microsoft.com/office/drawing/2014/main" id="{097E09C1-CA48-6334-0C0F-A148BBA532AB}"/>
+                </a:ext>
+              </a:extLst>
+            </wp:docPr>
+            <wp:cNvGraphicFramePr>
+              <a:graphicFrameLocks xmlns:a="http://schemas.openxmlformats.org/drawingml/2006/main" noChangeAspect="1"/>
+            </wp:cNvGraphicFramePr>
+            <a:graphic xmlns:a="http://schemas.openxmlformats.org/drawingml/2006/main">
+              <a:graphicData uri="http://schemas.openxmlformats.org/drawingml/2006/picture">
+                <pic:pic xmlns:pic="http://schemas.openxmlformats.org/drawingml/2006/picture">
+                  <pic:nvPicPr>
+                    <pic:cNvPr id="7170" name="Picture 2" descr="Community Cloud - javatpoint">
+                      <a:extLst>
+                        <a:ext uri="{FF2B5EF4-FFF2-40B4-BE49-F238E27FC236}">
+                          <a16:creationId xmlns:a16="http://schemas.microsoft.com/office/drawing/2014/main" id="{097E09C1-CA48-6334-0C0F-A148BBA532AB}"/>
+                        </a:ext>
+                      </a:extLst>
+                    </pic:cNvPr>
+                    <pic:cNvPicPr>
+                      <a:picLocks noChangeAspect="1" noChangeArrowheads="1"/>
+                    </pic:cNvPicPr>
+                  </pic:nvPicPr>
+                  <pic:blipFill>
+                    <a:blip r:embed="rId32">
+                      <a:duotone>
+                        <a:schemeClr val="accent2">
+                          <a:shade val="45000"/>
+                          <a:satMod val="135000"/>
+                        </a:schemeClr>
+                        <a:prstClr val="white"/>
+                      </a:duotone>
+                    </a:blip>
+                    <a:srcRect/>
+                    <a:stretch>
+                      <a:fillRect/>
+                    </a:stretch>
+                  </pic:blipFill>
+                  <pic:spPr bwMode="auto">
+                    <a:xfrm>
+                      <a:off x="0" y="0"/>
+                      <a:ext cx="3383703" cy="2475313"/>
+                    </a:xfrm>
+                    <a:prstGeom prst="rect">
+                      <a:avLst/>
+                    </a:prstGeom>
+                    <a:noFill/>
+                  </pic:spPr>
+                </pic:pic>
+              </a:graphicData>
+            </a:graphic>
+          </wp:inline>
+        </w:drawing>
+      </w:r>
+    </w:p>
+    <w:p>
+      <w:pPr>
+        <w:tabs>
+          <w:tab w:val="left" w:pos="1794"/>
+        </w:tabs>
+        <w:rPr>
+          <w:rFonts w:ascii="Times New Roman" w:hAnsi="Times New Roman" w:cs="Times New Roman"/>
+          <w:b/>
+          <w:bCs/>
+          <w:color w:val="215E99" w:themeColor="text2" w:themeTint="BF"/>
+          <w:sz w:val="32"/>
+          <w:szCs w:val="32"/>
+        </w:rPr>
+      </w:pPr>
+      <w:r>
+        <w:rPr>
+          <w:rFonts w:ascii="Times New Roman" w:hAnsi="Times New Roman" w:cs="Times New Roman"/>
+          <w:b/>
+          <w:bCs/>
+          <w:color w:val="215E99" w:themeColor="text2" w:themeTint="BF"/>
+          <w:sz w:val="32"/>
+          <w:szCs w:val="32"/>
+          <w:lang w:val="en-IN"/>
+        </w:rPr>
+        <w:lastRenderedPageBreak/>
+        <w:t>Service Models</w:t>
       </w:r>
     </w:p>
     <w:sectPr>
@@ -6827,6 +8349,268 @@
     </w:lvl>
   </w:abstractNum>
   <w:abstractNum w:abstractNumId="2" w15:restartNumberingAfterBreak="0">
+    <w:nsid w:val="08571EC3"/>
+    <w:multiLevelType w:val="multilevel"/>
+    <w:tmpl w:val="86865EA6"/>
+    <w:lvl w:ilvl="0">
+      <w:start w:val="1"/>
+      <w:numFmt w:val="bullet"/>
+      <w:lvlText w:val=""/>
+      <w:lvlJc w:val="left"/>
+      <w:pPr>
+        <w:tabs>
+          <w:tab w:val="num" w:pos="720"/>
+        </w:tabs>
+        <w:ind w:left="720" w:hanging="360"/>
+      </w:pPr>
+      <w:rPr>
+        <w:rFonts w:ascii="Symbol" w:hAnsi="Symbol" w:hint="default"/>
+        <w:sz w:val="20"/>
+      </w:rPr>
+    </w:lvl>
+    <w:lvl w:ilvl="1" w:tentative="1">
+      <w:start w:val="1"/>
+      <w:numFmt w:val="bullet"/>
+      <w:lvlText w:val="o"/>
+      <w:lvlJc w:val="left"/>
+      <w:pPr>
+        <w:tabs>
+          <w:tab w:val="num" w:pos="1440"/>
+        </w:tabs>
+        <w:ind w:left="1440" w:hanging="360"/>
+      </w:pPr>
+      <w:rPr>
+        <w:rFonts w:ascii="Courier New" w:hAnsi="Courier New" w:hint="default"/>
+        <w:sz w:val="20"/>
+      </w:rPr>
+    </w:lvl>
+    <w:lvl w:ilvl="2" w:tentative="1">
+      <w:start w:val="1"/>
+      <w:numFmt w:val="bullet"/>
+      <w:lvlText w:val=""/>
+      <w:lvlJc w:val="left"/>
+      <w:pPr>
+        <w:tabs>
+          <w:tab w:val="num" w:pos="2160"/>
+        </w:tabs>
+        <w:ind w:left="2160" w:hanging="360"/>
+      </w:pPr>
+      <w:rPr>
+        <w:rFonts w:ascii="Wingdings" w:hAnsi="Wingdings" w:hint="default"/>
+        <w:sz w:val="20"/>
+      </w:rPr>
+    </w:lvl>
+    <w:lvl w:ilvl="3" w:tentative="1">
+      <w:start w:val="1"/>
+      <w:numFmt w:val="bullet"/>
+      <w:lvlText w:val=""/>
+      <w:lvlJc w:val="left"/>
+      <w:pPr>
+        <w:tabs>
+          <w:tab w:val="num" w:pos="2880"/>
+        </w:tabs>
+        <w:ind w:left="2880" w:hanging="360"/>
+      </w:pPr>
+      <w:rPr>
+        <w:rFonts w:ascii="Wingdings" w:hAnsi="Wingdings" w:hint="default"/>
+        <w:sz w:val="20"/>
+      </w:rPr>
+    </w:lvl>
+    <w:lvl w:ilvl="4" w:tentative="1">
+      <w:start w:val="1"/>
+      <w:numFmt w:val="bullet"/>
+      <w:lvlText w:val=""/>
+      <w:lvlJc w:val="left"/>
+      <w:pPr>
+        <w:tabs>
+          <w:tab w:val="num" w:pos="3600"/>
+        </w:tabs>
+        <w:ind w:left="3600" w:hanging="360"/>
+      </w:pPr>
+      <w:rPr>
+        <w:rFonts w:ascii="Wingdings" w:hAnsi="Wingdings" w:hint="default"/>
+        <w:sz w:val="20"/>
+      </w:rPr>
+    </w:lvl>
+    <w:lvl w:ilvl="5" w:tentative="1">
+      <w:start w:val="1"/>
+      <w:numFmt w:val="bullet"/>
+      <w:lvlText w:val=""/>
+      <w:lvlJc w:val="left"/>
+      <w:pPr>
+        <w:tabs>
+          <w:tab w:val="num" w:pos="4320"/>
+        </w:tabs>
+        <w:ind w:left="4320" w:hanging="360"/>
+      </w:pPr>
+      <w:rPr>
+        <w:rFonts w:ascii="Wingdings" w:hAnsi="Wingdings" w:hint="default"/>
+        <w:sz w:val="20"/>
+      </w:rPr>
+    </w:lvl>
+    <w:lvl w:ilvl="6" w:tentative="1">
+      <w:start w:val="1"/>
+      <w:numFmt w:val="bullet"/>
+      <w:lvlText w:val=""/>
+      <w:lvlJc w:val="left"/>
+      <w:pPr>
+        <w:tabs>
+          <w:tab w:val="num" w:pos="5040"/>
+        </w:tabs>
+        <w:ind w:left="5040" w:hanging="360"/>
+      </w:pPr>
+      <w:rPr>
+        <w:rFonts w:ascii="Wingdings" w:hAnsi="Wingdings" w:hint="default"/>
+        <w:sz w:val="20"/>
+      </w:rPr>
+    </w:lvl>
+    <w:lvl w:ilvl="7" w:tentative="1">
+      <w:start w:val="1"/>
+      <w:numFmt w:val="bullet"/>
+      <w:lvlText w:val=""/>
+      <w:lvlJc w:val="left"/>
+      <w:pPr>
+        <w:tabs>
+          <w:tab w:val="num" w:pos="5760"/>
+        </w:tabs>
+        <w:ind w:left="5760" w:hanging="360"/>
+      </w:pPr>
+      <w:rPr>
+        <w:rFonts w:ascii="Wingdings" w:hAnsi="Wingdings" w:hint="default"/>
+        <w:sz w:val="20"/>
+      </w:rPr>
+    </w:lvl>
+    <w:lvl w:ilvl="8" w:tentative="1">
+      <w:start w:val="1"/>
+      <w:numFmt w:val="bullet"/>
+      <w:lvlText w:val=""/>
+      <w:lvlJc w:val="left"/>
+      <w:pPr>
+        <w:tabs>
+          <w:tab w:val="num" w:pos="6480"/>
+        </w:tabs>
+        <w:ind w:left="6480" w:hanging="360"/>
+      </w:pPr>
+      <w:rPr>
+        <w:rFonts w:ascii="Wingdings" w:hAnsi="Wingdings" w:hint="default"/>
+        <w:sz w:val="20"/>
+      </w:rPr>
+    </w:lvl>
+  </w:abstractNum>
+  <w:abstractNum w:abstractNumId="3" w15:restartNumberingAfterBreak="0">
+    <w:nsid w:val="0F4757B2"/>
+    <w:multiLevelType w:val="hybridMultilevel"/>
+    <w:tmpl w:val="138AE504"/>
+    <w:lvl w:ilvl="0" w:tplc="04090001">
+      <w:start w:val="1"/>
+      <w:numFmt w:val="bullet"/>
+      <w:lvlText w:val=""/>
+      <w:lvlJc w:val="left"/>
+      <w:pPr>
+        <w:ind w:left="720" w:hanging="360"/>
+      </w:pPr>
+      <w:rPr>
+        <w:rFonts w:ascii="Symbol" w:hAnsi="Symbol" w:hint="default"/>
+      </w:rPr>
+    </w:lvl>
+    <w:lvl w:ilvl="1" w:tplc="04090003" w:tentative="1">
+      <w:start w:val="1"/>
+      <w:numFmt w:val="bullet"/>
+      <w:lvlText w:val="o"/>
+      <w:lvlJc w:val="left"/>
+      <w:pPr>
+        <w:ind w:left="1440" w:hanging="360"/>
+      </w:pPr>
+      <w:rPr>
+        <w:rFonts w:ascii="Courier New" w:hAnsi="Courier New" w:cs="Courier New" w:hint="default"/>
+      </w:rPr>
+    </w:lvl>
+    <w:lvl w:ilvl="2" w:tplc="04090005" w:tentative="1">
+      <w:start w:val="1"/>
+      <w:numFmt w:val="bullet"/>
+      <w:lvlText w:val=""/>
+      <w:lvlJc w:val="left"/>
+      <w:pPr>
+        <w:ind w:left="2160" w:hanging="360"/>
+      </w:pPr>
+      <w:rPr>
+        <w:rFonts w:ascii="Wingdings" w:hAnsi="Wingdings" w:hint="default"/>
+      </w:rPr>
+    </w:lvl>
+    <w:lvl w:ilvl="3" w:tplc="04090001" w:tentative="1">
+      <w:start w:val="1"/>
+      <w:numFmt w:val="bullet"/>
+      <w:lvlText w:val=""/>
+      <w:lvlJc w:val="left"/>
+      <w:pPr>
+        <w:ind w:left="2880" w:hanging="360"/>
+      </w:pPr>
+      <w:rPr>
+        <w:rFonts w:ascii="Symbol" w:hAnsi="Symbol" w:hint="default"/>
+      </w:rPr>
+    </w:lvl>
+    <w:lvl w:ilvl="4" w:tplc="04090003" w:tentative="1">
+      <w:start w:val="1"/>
+      <w:numFmt w:val="bullet"/>
+      <w:lvlText w:val="o"/>
+      <w:lvlJc w:val="left"/>
+      <w:pPr>
+        <w:ind w:left="3600" w:hanging="360"/>
+      </w:pPr>
+      <w:rPr>
+        <w:rFonts w:ascii="Courier New" w:hAnsi="Courier New" w:cs="Courier New" w:hint="default"/>
+      </w:rPr>
+    </w:lvl>
+    <w:lvl w:ilvl="5" w:tplc="04090005" w:tentative="1">
+      <w:start w:val="1"/>
+      <w:numFmt w:val="bullet"/>
+      <w:lvlText w:val=""/>
+      <w:lvlJc w:val="left"/>
+      <w:pPr>
+        <w:ind w:left="4320" w:hanging="360"/>
+      </w:pPr>
+      <w:rPr>
+        <w:rFonts w:ascii="Wingdings" w:hAnsi="Wingdings" w:hint="default"/>
+      </w:rPr>
+    </w:lvl>
+    <w:lvl w:ilvl="6" w:tplc="04090001" w:tentative="1">
+      <w:start w:val="1"/>
+      <w:numFmt w:val="bullet"/>
+      <w:lvlText w:val=""/>
+      <w:lvlJc w:val="left"/>
+      <w:pPr>
+        <w:ind w:left="5040" w:hanging="360"/>
+      </w:pPr>
+      <w:rPr>
+        <w:rFonts w:ascii="Symbol" w:hAnsi="Symbol" w:hint="default"/>
+      </w:rPr>
+    </w:lvl>
+    <w:lvl w:ilvl="7" w:tplc="04090003" w:tentative="1">
+      <w:start w:val="1"/>
+      <w:numFmt w:val="bullet"/>
+      <w:lvlText w:val="o"/>
+      <w:lvlJc w:val="left"/>
+      <w:pPr>
+        <w:ind w:left="5760" w:hanging="360"/>
+      </w:pPr>
+      <w:rPr>
+        <w:rFonts w:ascii="Courier New" w:hAnsi="Courier New" w:cs="Courier New" w:hint="default"/>
+      </w:rPr>
+    </w:lvl>
+    <w:lvl w:ilvl="8" w:tplc="04090005" w:tentative="1">
+      <w:start w:val="1"/>
+      <w:numFmt w:val="bullet"/>
+      <w:lvlText w:val=""/>
+      <w:lvlJc w:val="left"/>
+      <w:pPr>
+        <w:ind w:left="6480" w:hanging="360"/>
+      </w:pPr>
+      <w:rPr>
+        <w:rFonts w:ascii="Wingdings" w:hAnsi="Wingdings" w:hint="default"/>
+      </w:rPr>
+    </w:lvl>
+  </w:abstractNum>
+  <w:abstractNum w:abstractNumId="4" w15:restartNumberingAfterBreak="0">
     <w:nsid w:val="12796BCD"/>
     <w:multiLevelType w:val="multilevel"/>
     <w:tmpl w:val="BB9600BA"/>
@@ -6975,7 +8759,7 @@
       </w:rPr>
     </w:lvl>
   </w:abstractNum>
-  <w:abstractNum w:abstractNumId="3" w15:restartNumberingAfterBreak="0">
+  <w:abstractNum w:abstractNumId="5" w15:restartNumberingAfterBreak="0">
     <w:nsid w:val="1B937C3E"/>
     <w:multiLevelType w:val="multilevel"/>
     <w:tmpl w:val="6CE861B6"/>
@@ -7124,7 +8908,7 @@
       </w:rPr>
     </w:lvl>
   </w:abstractNum>
-  <w:abstractNum w:abstractNumId="4" w15:restartNumberingAfterBreak="0">
+  <w:abstractNum w:abstractNumId="6" w15:restartNumberingAfterBreak="0">
     <w:nsid w:val="1CF47E2D"/>
     <w:multiLevelType w:val="multilevel"/>
     <w:tmpl w:val="AFD63FA8"/>
@@ -7273,7 +9057,7 @@
       </w:rPr>
     </w:lvl>
   </w:abstractNum>
-  <w:abstractNum w:abstractNumId="5" w15:restartNumberingAfterBreak="0">
+  <w:abstractNum w:abstractNumId="7" w15:restartNumberingAfterBreak="0">
     <w:nsid w:val="202A11E6"/>
     <w:multiLevelType w:val="hybridMultilevel"/>
     <w:tmpl w:val="D3D40652"/>
@@ -7386,7 +9170,124 @@
       </w:rPr>
     </w:lvl>
   </w:abstractNum>
-  <w:abstractNum w:abstractNumId="6" w15:restartNumberingAfterBreak="0">
+  <w:abstractNum w:abstractNumId="8" w15:restartNumberingAfterBreak="0">
+    <w:nsid w:val="235A6EA4"/>
+    <w:multiLevelType w:val="multilevel"/>
+    <w:tmpl w:val="4EB846C8"/>
+    <w:lvl w:ilvl="0">
+      <w:start w:val="1"/>
+      <w:numFmt w:val="decimal"/>
+      <w:lvlText w:val="%1."/>
+      <w:lvlJc w:val="left"/>
+      <w:pPr>
+        <w:tabs>
+          <w:tab w:val="num" w:pos="720"/>
+        </w:tabs>
+        <w:ind w:left="720" w:hanging="360"/>
+      </w:pPr>
+    </w:lvl>
+    <w:lvl w:ilvl="1">
+      <w:start w:val="1"/>
+      <w:numFmt w:val="bullet"/>
+      <w:lvlText w:val="o"/>
+      <w:lvlJc w:val="left"/>
+      <w:pPr>
+        <w:tabs>
+          <w:tab w:val="num" w:pos="1440"/>
+        </w:tabs>
+        <w:ind w:left="1440" w:hanging="360"/>
+      </w:pPr>
+      <w:rPr>
+        <w:rFonts w:ascii="Courier New" w:hAnsi="Courier New" w:hint="default"/>
+        <w:sz w:val="20"/>
+      </w:rPr>
+    </w:lvl>
+    <w:lvl w:ilvl="2" w:tentative="1">
+      <w:start w:val="1"/>
+      <w:numFmt w:val="decimal"/>
+      <w:lvlText w:val="%3."/>
+      <w:lvlJc w:val="left"/>
+      <w:pPr>
+        <w:tabs>
+          <w:tab w:val="num" w:pos="2160"/>
+        </w:tabs>
+        <w:ind w:left="2160" w:hanging="360"/>
+      </w:pPr>
+    </w:lvl>
+    <w:lvl w:ilvl="3" w:tentative="1">
+      <w:start w:val="1"/>
+      <w:numFmt w:val="decimal"/>
+      <w:lvlText w:val="%4."/>
+      <w:lvlJc w:val="left"/>
+      <w:pPr>
+        <w:tabs>
+          <w:tab w:val="num" w:pos="2880"/>
+        </w:tabs>
+        <w:ind w:left="2880" w:hanging="360"/>
+      </w:pPr>
+    </w:lvl>
+    <w:lvl w:ilvl="4" w:tentative="1">
+      <w:start w:val="1"/>
+      <w:numFmt w:val="decimal"/>
+      <w:lvlText w:val="%5."/>
+      <w:lvlJc w:val="left"/>
+      <w:pPr>
+        <w:tabs>
+          <w:tab w:val="num" w:pos="3600"/>
+        </w:tabs>
+        <w:ind w:left="3600" w:hanging="360"/>
+      </w:pPr>
+    </w:lvl>
+    <w:lvl w:ilvl="5" w:tentative="1">
+      <w:start w:val="1"/>
+      <w:numFmt w:val="decimal"/>
+      <w:lvlText w:val="%6."/>
+      <w:lvlJc w:val="left"/>
+      <w:pPr>
+        <w:tabs>
+          <w:tab w:val="num" w:pos="4320"/>
+        </w:tabs>
+        <w:ind w:left="4320" w:hanging="360"/>
+      </w:pPr>
+    </w:lvl>
+    <w:lvl w:ilvl="6" w:tentative="1">
+      <w:start w:val="1"/>
+      <w:numFmt w:val="decimal"/>
+      <w:lvlText w:val="%7."/>
+      <w:lvlJc w:val="left"/>
+      <w:pPr>
+        <w:tabs>
+          <w:tab w:val="num" w:pos="5040"/>
+        </w:tabs>
+        <w:ind w:left="5040" w:hanging="360"/>
+      </w:pPr>
+    </w:lvl>
+    <w:lvl w:ilvl="7" w:tentative="1">
+      <w:start w:val="1"/>
+      <w:numFmt w:val="decimal"/>
+      <w:lvlText w:val="%8."/>
+      <w:lvlJc w:val="left"/>
+      <w:pPr>
+        <w:tabs>
+          <w:tab w:val="num" w:pos="5760"/>
+        </w:tabs>
+        <w:ind w:left="5760" w:hanging="360"/>
+      </w:pPr>
+    </w:lvl>
+    <w:lvl w:ilvl="8" w:tentative="1">
+      <w:start w:val="1"/>
+      <w:numFmt w:val="decimal"/>
+      <w:lvlText w:val="%9."/>
+      <w:lvlJc w:val="left"/>
+      <w:pPr>
+        <w:tabs>
+          <w:tab w:val="num" w:pos="6480"/>
+        </w:tabs>
+        <w:ind w:left="6480" w:hanging="360"/>
+      </w:pPr>
+    </w:lvl>
+  </w:abstractNum>
+  <w:abstractNum w:abstractNumId="9" w15:restartNumberingAfterBreak="0">
     <w:nsid w:val="2BE642F9"/>
     <w:multiLevelType w:val="multilevel"/>
     <w:tmpl w:val="B1D24040"/>
@@ -7503,7 +9404,233 @@
       </w:pPr>
     </w:lvl>
   </w:abstractNum>
-  <w:abstractNum w:abstractNumId="7" w15:restartNumberingAfterBreak="0">
+  <w:abstractNum w:abstractNumId="10" w15:restartNumberingAfterBreak="0">
+    <w:nsid w:val="36301254"/>
+    <w:multiLevelType w:val="hybridMultilevel"/>
+    <w:tmpl w:val="9CCCEE20"/>
+    <w:lvl w:ilvl="0" w:tplc="04090001">
+      <w:start w:val="1"/>
+      <w:numFmt w:val="bullet"/>
+      <w:lvlText w:val=""/>
+      <w:lvlJc w:val="left"/>
+      <w:pPr>
+        <w:ind w:left="720" w:hanging="360"/>
+      </w:pPr>
+      <w:rPr>
+        <w:rFonts w:ascii="Symbol" w:hAnsi="Symbol" w:hint="default"/>
+      </w:rPr>
+    </w:lvl>
+    <w:lvl w:ilvl="1" w:tplc="04090003" w:tentative="1">
+      <w:start w:val="1"/>
+      <w:numFmt w:val="bullet"/>
+      <w:lvlText w:val="o"/>
+      <w:lvlJc w:val="left"/>
+      <w:pPr>
+        <w:ind w:left="1440" w:hanging="360"/>
+      </w:pPr>
+      <w:rPr>
+        <w:rFonts w:ascii="Courier New" w:hAnsi="Courier New" w:cs="Courier New" w:hint="default"/>
+      </w:rPr>
+    </w:lvl>
+    <w:lvl w:ilvl="2" w:tplc="04090005" w:tentative="1">
+      <w:start w:val="1"/>
+      <w:numFmt w:val="bullet"/>
+      <w:lvlText w:val=""/>
+      <w:lvlJc w:val="left"/>
+      <w:pPr>
+        <w:ind w:left="2160" w:hanging="360"/>
+      </w:pPr>
+      <w:rPr>
+        <w:rFonts w:ascii="Wingdings" w:hAnsi="Wingdings" w:hint="default"/>
+      </w:rPr>
+    </w:lvl>
+    <w:lvl w:ilvl="3" w:tplc="04090001" w:tentative="1">
+      <w:start w:val="1"/>
+      <w:numFmt w:val="bullet"/>
+      <w:lvlText w:val=""/>
+      <w:lvlJc w:val="left"/>
+      <w:pPr>
+        <w:ind w:left="2880" w:hanging="360"/>
+      </w:pPr>
+      <w:rPr>
+        <w:rFonts w:ascii="Symbol" w:hAnsi="Symbol" w:hint="default"/>
+      </w:rPr>
+    </w:lvl>
+    <w:lvl w:ilvl="4" w:tplc="04090003" w:tentative="1">
+      <w:start w:val="1"/>
+      <w:numFmt w:val="bullet"/>
+      <w:lvlText w:val="o"/>
+      <w:lvlJc w:val="left"/>
+      <w:pPr>
+        <w:ind w:left="3600" w:hanging="360"/>
+      </w:pPr>
+      <w:rPr>
+        <w:rFonts w:ascii="Courier New" w:hAnsi="Courier New" w:cs="Courier New" w:hint="default"/>
+      </w:rPr>
+    </w:lvl>
+    <w:lvl w:ilvl="5" w:tplc="04090005" w:tentative="1">
+      <w:start w:val="1"/>
+      <w:numFmt w:val="bullet"/>
+      <w:lvlText w:val=""/>
+      <w:lvlJc w:val="left"/>
+      <w:pPr>
+        <w:ind w:left="4320" w:hanging="360"/>
+      </w:pPr>
+      <w:rPr>
+        <w:rFonts w:ascii="Wingdings" w:hAnsi="Wingdings" w:hint="default"/>
+      </w:rPr>
+    </w:lvl>
+    <w:lvl w:ilvl="6" w:tplc="04090001" w:tentative="1">
+      <w:start w:val="1"/>
+      <w:numFmt w:val="bullet"/>
+      <w:lvlText w:val=""/>
+      <w:lvlJc w:val="left"/>
+      <w:pPr>
+        <w:ind w:left="5040" w:hanging="360"/>
+      </w:pPr>
+      <w:rPr>
+        <w:rFonts w:ascii="Symbol" w:hAnsi="Symbol" w:hint="default"/>
+      </w:rPr>
+    </w:lvl>
+    <w:lvl w:ilvl="7" w:tplc="04090003" w:tentative="1">
+      <w:start w:val="1"/>
+      <w:numFmt w:val="bullet"/>
+      <w:lvlText w:val="o"/>
+      <w:lvlJc w:val="left"/>
+      <w:pPr>
+        <w:ind w:left="5760" w:hanging="360"/>
+      </w:pPr>
+      <w:rPr>
+        <w:rFonts w:ascii="Courier New" w:hAnsi="Courier New" w:cs="Courier New" w:hint="default"/>
+      </w:rPr>
+    </w:lvl>
+    <w:lvl w:ilvl="8" w:tplc="04090005" w:tentative="1">
+      <w:start w:val="1"/>
+      <w:numFmt w:val="bullet"/>
+      <w:lvlText w:val=""/>
+      <w:lvlJc w:val="left"/>
+      <w:pPr>
+        <w:ind w:left="6480" w:hanging="360"/>
+      </w:pPr>
+      <w:rPr>
+        <w:rFonts w:ascii="Wingdings" w:hAnsi="Wingdings" w:hint="default"/>
+      </w:rPr>
+    </w:lvl>
+  </w:abstractNum>
+  <w:abstractNum w:abstractNumId="11" w15:restartNumberingAfterBreak="0">
+    <w:nsid w:val="395B08C4"/>
+    <w:multiLevelType w:val="multilevel"/>
+    <w:tmpl w:val="F9E2056A"/>
+    <w:lvl w:ilvl="0">
+      <w:start w:val="1"/>
+      <w:numFmt w:val="decimal"/>
+      <w:lvlText w:val="%1."/>
+      <w:lvlJc w:val="left"/>
+      <w:pPr>
+        <w:tabs>
+          <w:tab w:val="num" w:pos="720"/>
+        </w:tabs>
+        <w:ind w:left="720" w:hanging="360"/>
+      </w:pPr>
+    </w:lvl>
+    <w:lvl w:ilvl="1" w:tentative="1">
+      <w:start w:val="1"/>
+      <w:numFmt w:val="decimal"/>
+      <w:lvlText w:val="%2."/>
+      <w:lvlJc w:val="left"/>
+      <w:pPr>
+        <w:tabs>
+          <w:tab w:val="num" w:pos="1440"/>
+        </w:tabs>
+        <w:ind w:left="1440" w:hanging="360"/>
+      </w:pPr>
+    </w:lvl>
+    <w:lvl w:ilvl="2" w:tentative="1">
+      <w:start w:val="1"/>
+      <w:numFmt w:val="decimal"/>
+      <w:lvlText w:val="%3."/>
+      <w:lvlJc w:val="left"/>
+      <w:pPr>
+        <w:tabs>
+          <w:tab w:val="num" w:pos="2160"/>
+        </w:tabs>
+        <w:ind w:left="2160" w:hanging="360"/>
+      </w:pPr>
+    </w:lvl>
+    <w:lvl w:ilvl="3" w:tentative="1">
+      <w:start w:val="1"/>
+      <w:numFmt w:val="decimal"/>
+      <w:lvlText w:val="%4."/>
+      <w:lvlJc w:val="left"/>
+      <w:pPr>
+        <w:tabs>
+          <w:tab w:val="num" w:pos="2880"/>
+        </w:tabs>
+        <w:ind w:left="2880" w:hanging="360"/>
+      </w:pPr>
+    </w:lvl>
+    <w:lvl w:ilvl="4" w:tentative="1">
+      <w:start w:val="1"/>
+      <w:numFmt w:val="decimal"/>
+      <w:lvlText w:val="%5."/>
+      <w:lvlJc w:val="left"/>
+      <w:pPr>
+        <w:tabs>
+          <w:tab w:val="num" w:pos="3600"/>
+        </w:tabs>
+        <w:ind w:left="3600" w:hanging="360"/>
+      </w:pPr>
+    </w:lvl>
+    <w:lvl w:ilvl="5" w:tentative="1">
+      <w:start w:val="1"/>
+      <w:numFmt w:val="decimal"/>
+      <w:lvlText w:val="%6."/>
+      <w:lvlJc w:val="left"/>
+      <w:pPr>
+        <w:tabs>
+          <w:tab w:val="num" w:pos="4320"/>
+        </w:tabs>
+        <w:ind w:left="4320" w:hanging="360"/>
+      </w:pPr>
+    </w:lvl>
+    <w:lvl w:ilvl="6" w:tentative="1">
+      <w:start w:val="1"/>
+      <w:numFmt w:val="decimal"/>
+      <w:lvlText w:val="%7."/>
+      <w:lvlJc w:val="left"/>
+      <w:pPr>
+        <w:tabs>
+          <w:tab w:val="num" w:pos="5040"/>
+        </w:tabs>
+        <w:ind w:left="5040" w:hanging="360"/>
+      </w:pPr>
+    </w:lvl>
+    <w:lvl w:ilvl="7" w:tentative="1">
+      <w:start w:val="1"/>
+      <w:numFmt w:val="decimal"/>
+      <w:lvlText w:val="%8."/>
+      <w:lvlJc w:val="left"/>
+      <w:pPr>
+        <w:tabs>
+          <w:tab w:val="num" w:pos="5760"/>
+        </w:tabs>
+        <w:ind w:left="5760" w:hanging="360"/>
+      </w:pPr>
+    </w:lvl>
+    <w:lvl w:ilvl="8" w:tentative="1">
+      <w:start w:val="1"/>
+      <w:numFmt w:val="decimal"/>
+      <w:lvlText w:val="%9."/>
+      <w:lvlJc w:val="left"/>
+      <w:pPr>
+        <w:tabs>
+          <w:tab w:val="num" w:pos="6480"/>
+        </w:tabs>
+        <w:ind w:left="6480" w:hanging="360"/>
+      </w:pPr>
+    </w:lvl>
+  </w:abstractNum>
+  <w:abstractNum w:abstractNumId="12" w15:restartNumberingAfterBreak="0">
     <w:nsid w:val="4A9C1645"/>
     <w:multiLevelType w:val="multilevel"/>
     <w:tmpl w:val="AFD63FA8"/>
@@ -7652,7 +9779,156 @@
       </w:rPr>
     </w:lvl>
   </w:abstractNum>
-  <w:abstractNum w:abstractNumId="8" w15:restartNumberingAfterBreak="0">
+  <w:abstractNum w:abstractNumId="13" w15:restartNumberingAfterBreak="0">
+    <w:nsid w:val="4C4A0173"/>
+    <w:multiLevelType w:val="multilevel"/>
+    <w:tmpl w:val="836407C6"/>
+    <w:lvl w:ilvl="0">
+      <w:start w:val="1"/>
+      <w:numFmt w:val="bullet"/>
+      <w:lvlText w:val=""/>
+      <w:lvlJc w:val="left"/>
+      <w:pPr>
+        <w:tabs>
+          <w:tab w:val="num" w:pos="720"/>
+        </w:tabs>
+        <w:ind w:left="720" w:hanging="360"/>
+      </w:pPr>
+      <w:rPr>
+        <w:rFonts w:ascii="Symbol" w:hAnsi="Symbol" w:hint="default"/>
+        <w:sz w:val="20"/>
+      </w:rPr>
+    </w:lvl>
+    <w:lvl w:ilvl="1" w:tentative="1">
+      <w:start w:val="1"/>
+      <w:numFmt w:val="bullet"/>
+      <w:lvlText w:val="o"/>
+      <w:lvlJc w:val="left"/>
+      <w:pPr>
+        <w:tabs>
+          <w:tab w:val="num" w:pos="1440"/>
+        </w:tabs>
+        <w:ind w:left="1440" w:hanging="360"/>
+      </w:pPr>
+      <w:rPr>
+        <w:rFonts w:ascii="Courier New" w:hAnsi="Courier New" w:hint="default"/>
+        <w:sz w:val="20"/>
+      </w:rPr>
+    </w:lvl>
+    <w:lvl w:ilvl="2" w:tentative="1">
+      <w:start w:val="1"/>
+      <w:numFmt w:val="bullet"/>
+      <w:lvlText w:val=""/>
+      <w:lvlJc w:val="left"/>
+      <w:pPr>
+        <w:tabs>
+          <w:tab w:val="num" w:pos="2160"/>
+        </w:tabs>
+        <w:ind w:left="2160" w:hanging="360"/>
+      </w:pPr>
+      <w:rPr>
+        <w:rFonts w:ascii="Wingdings" w:hAnsi="Wingdings" w:hint="default"/>
+        <w:sz w:val="20"/>
+      </w:rPr>
+    </w:lvl>
+    <w:lvl w:ilvl="3" w:tentative="1">
+      <w:start w:val="1"/>
+      <w:numFmt w:val="bullet"/>
+      <w:lvlText w:val=""/>
+      <w:lvlJc w:val="left"/>
+      <w:pPr>
+        <w:tabs>
+          <w:tab w:val="num" w:pos="2880"/>
+        </w:tabs>
+        <w:ind w:left="2880" w:hanging="360"/>
+      </w:pPr>
+      <w:rPr>
+        <w:rFonts w:ascii="Wingdings" w:hAnsi="Wingdings" w:hint="default"/>
+        <w:sz w:val="20"/>
+      </w:rPr>
+    </w:lvl>
+    <w:lvl w:ilvl="4" w:tentative="1">
+      <w:start w:val="1"/>
+      <w:numFmt w:val="bullet"/>
+      <w:lvlText w:val=""/>
+      <w:lvlJc w:val="left"/>
+      <w:pPr>
+        <w:tabs>
+          <w:tab w:val="num" w:pos="3600"/>
+        </w:tabs>
+        <w:ind w:left="3600" w:hanging="360"/>
+      </w:pPr>
+      <w:rPr>
+        <w:rFonts w:ascii="Wingdings" w:hAnsi="Wingdings" w:hint="default"/>
+        <w:sz w:val="20"/>
+      </w:rPr>
+    </w:lvl>
+    <w:lvl w:ilvl="5" w:tentative="1">
+      <w:start w:val="1"/>
+      <w:numFmt w:val="bullet"/>
+      <w:lvlText w:val=""/>
+      <w:lvlJc w:val="left"/>
+      <w:pPr>
+        <w:tabs>
+          <w:tab w:val="num" w:pos="4320"/>
+        </w:tabs>
+        <w:ind w:left="4320" w:hanging="360"/>
+      </w:pPr>
+      <w:rPr>
+        <w:rFonts w:ascii="Wingdings" w:hAnsi="Wingdings" w:hint="default"/>
+        <w:sz w:val="20"/>
+      </w:rPr>
+    </w:lvl>
+    <w:lvl w:ilvl="6" w:tentative="1">
+      <w:start w:val="1"/>
+      <w:numFmt w:val="bullet"/>
+      <w:lvlText w:val=""/>
+      <w:lvlJc w:val="left"/>
+      <w:pPr>
+        <w:tabs>
+          <w:tab w:val="num" w:pos="5040"/>
+        </w:tabs>
+        <w:ind w:left="5040" w:hanging="360"/>
+      </w:pPr>
+      <w:rPr>
+        <w:rFonts w:ascii="Wingdings" w:hAnsi="Wingdings" w:hint="default"/>
+        <w:sz w:val="20"/>
+      </w:rPr>
+    </w:lvl>
+    <w:lvl w:ilvl="7" w:tentative="1">
+      <w:start w:val="1"/>
+      <w:numFmt w:val="bullet"/>
+      <w:lvlText w:val=""/>
+      <w:lvlJc w:val="left"/>
+      <w:pPr>
+        <w:tabs>
+          <w:tab w:val="num" w:pos="5760"/>
+        </w:tabs>
+        <w:ind w:left="5760" w:hanging="360"/>
+      </w:pPr>
+      <w:rPr>
+        <w:rFonts w:ascii="Wingdings" w:hAnsi="Wingdings" w:hint="default"/>
+        <w:sz w:val="20"/>
+      </w:rPr>
+    </w:lvl>
+    <w:lvl w:ilvl="8" w:tentative="1">
+      <w:start w:val="1"/>
+      <w:numFmt w:val="bullet"/>
+      <w:lvlText w:val=""/>
+      <w:lvlJc w:val="left"/>
+      <w:pPr>
+        <w:tabs>
+          <w:tab w:val="num" w:pos="6480"/>
+        </w:tabs>
+        <w:ind w:left="6480" w:hanging="360"/>
+      </w:pPr>
+      <w:rPr>
+        <w:rFonts w:ascii="Wingdings" w:hAnsi="Wingdings" w:hint="default"/>
+        <w:sz w:val="20"/>
+      </w:rPr>
+    </w:lvl>
+  </w:abstractNum>
+  <w:abstractNum w:abstractNumId="14" w15:restartNumberingAfterBreak="0">
     <w:nsid w:val="4CC85FDF"/>
     <w:multiLevelType w:val="hybridMultilevel"/>
     <w:tmpl w:val="971ED11E"/>
@@ -7765,7 +10041,120 @@
       </w:rPr>
     </w:lvl>
   </w:abstractNum>
-  <w:abstractNum w:abstractNumId="9" w15:restartNumberingAfterBreak="0">
+  <w:abstractNum w:abstractNumId="15" w15:restartNumberingAfterBreak="0">
+    <w:nsid w:val="4CDF44C0"/>
+    <w:multiLevelType w:val="hybridMultilevel"/>
+    <w:tmpl w:val="8F4AA876"/>
+    <w:lvl w:ilvl="0" w:tplc="04090001">
+      <w:start w:val="1"/>
+      <w:numFmt w:val="bullet"/>
+      <w:lvlText w:val=""/>
+      <w:lvlJc w:val="left"/>
+      <w:pPr>
+        <w:ind w:left="720" w:hanging="360"/>
+      </w:pPr>
+      <w:rPr>
+        <w:rFonts w:ascii="Symbol" w:hAnsi="Symbol" w:hint="default"/>
+      </w:rPr>
+    </w:lvl>
+    <w:lvl w:ilvl="1" w:tplc="04090003" w:tentative="1">
+      <w:start w:val="1"/>
+      <w:numFmt w:val="bullet"/>
+      <w:lvlText w:val="o"/>
+      <w:lvlJc w:val="left"/>
+      <w:pPr>
+        <w:ind w:left="1440" w:hanging="360"/>
+      </w:pPr>
+      <w:rPr>
+        <w:rFonts w:ascii="Courier New" w:hAnsi="Courier New" w:cs="Courier New" w:hint="default"/>
+      </w:rPr>
+    </w:lvl>
+    <w:lvl w:ilvl="2" w:tplc="04090005" w:tentative="1">
+      <w:start w:val="1"/>
+      <w:numFmt w:val="bullet"/>
+      <w:lvlText w:val=""/>
+      <w:lvlJc w:val="left"/>
+      <w:pPr>
+        <w:ind w:left="2160" w:hanging="360"/>
+      </w:pPr>
+      <w:rPr>
+        <w:rFonts w:ascii="Wingdings" w:hAnsi="Wingdings" w:hint="default"/>
+      </w:rPr>
+    </w:lvl>
+    <w:lvl w:ilvl="3" w:tplc="04090001" w:tentative="1">
+      <w:start w:val="1"/>
+      <w:numFmt w:val="bullet"/>
+      <w:lvlText w:val=""/>
+      <w:lvlJc w:val="left"/>
+      <w:pPr>
+        <w:ind w:left="2880" w:hanging="360"/>
+      </w:pPr>
+      <w:rPr>
+        <w:rFonts w:ascii="Symbol" w:hAnsi="Symbol" w:hint="default"/>
+      </w:rPr>
+    </w:lvl>
+    <w:lvl w:ilvl="4" w:tplc="04090003" w:tentative="1">
+      <w:start w:val="1"/>
+      <w:numFmt w:val="bullet"/>
+      <w:lvlText w:val="o"/>
+      <w:lvlJc w:val="left"/>
+      <w:pPr>
+        <w:ind w:left="3600" w:hanging="360"/>
+      </w:pPr>
+      <w:rPr>
+        <w:rFonts w:ascii="Courier New" w:hAnsi="Courier New" w:cs="Courier New" w:hint="default"/>
+      </w:rPr>
+    </w:lvl>
+    <w:lvl w:ilvl="5" w:tplc="04090005" w:tentative="1">
+      <w:start w:val="1"/>
+      <w:numFmt w:val="bullet"/>
+      <w:lvlText w:val=""/>
+      <w:lvlJc w:val="left"/>
+      <w:pPr>
+        <w:ind w:left="4320" w:hanging="360"/>
+      </w:pPr>
+      <w:rPr>
+        <w:rFonts w:ascii="Wingdings" w:hAnsi="Wingdings" w:hint="default"/>
+      </w:rPr>
+    </w:lvl>
+    <w:lvl w:ilvl="6" w:tplc="04090001" w:tentative="1">
+      <w:start w:val="1"/>
+      <w:numFmt w:val="bullet"/>
+      <w:lvlText w:val=""/>
+      <w:lvlJc w:val="left"/>
+      <w:pPr>
+        <w:ind w:left="5040" w:hanging="360"/>
+      </w:pPr>
+      <w:rPr>
+        <w:rFonts w:ascii="Symbol" w:hAnsi="Symbol" w:hint="default"/>
+      </w:rPr>
+    </w:lvl>
+    <w:lvl w:ilvl="7" w:tplc="04090003" w:tentative="1">
+      <w:start w:val="1"/>
+      <w:numFmt w:val="bullet"/>
+      <w:lvlText w:val="o"/>
+      <w:lvlJc w:val="left"/>
+      <w:pPr>
+        <w:ind w:left="5760" w:hanging="360"/>
+      </w:pPr>
+      <w:rPr>
+        <w:rFonts w:ascii="Courier New" w:hAnsi="Courier New" w:cs="Courier New" w:hint="default"/>
+      </w:rPr>
+    </w:lvl>
+    <w:lvl w:ilvl="8" w:tplc="04090005" w:tentative="1">
+      <w:start w:val="1"/>
+      <w:numFmt w:val="bullet"/>
+      <w:lvlText w:val=""/>
+      <w:lvlJc w:val="left"/>
+      <w:pPr>
+        <w:ind w:left="6480" w:hanging="360"/>
+      </w:pPr>
+      <w:rPr>
+        <w:rFonts w:ascii="Wingdings" w:hAnsi="Wingdings" w:hint="default"/>
+      </w:rPr>
+    </w:lvl>
+  </w:abstractNum>
+  <w:abstractNum w:abstractNumId="16" w15:restartNumberingAfterBreak="0">
     <w:nsid w:val="51376D0E"/>
     <w:multiLevelType w:val="hybridMultilevel"/>
     <w:tmpl w:val="0EDED776"/>
@@ -7878,7 +10267,61 @@
       </w:rPr>
     </w:lvl>
   </w:abstractNum>
-  <w:abstractNum w:abstractNumId="10" w15:restartNumberingAfterBreak="0">
+  <w:abstractNum w:abstractNumId="17" w15:restartNumberingAfterBreak="0">
+    <w:nsid w:val="53005DDA"/>
+    <w:multiLevelType w:val="hybridMultilevel"/>
+    <w:tmpl w:val="985C77C8"/>
+    <w:lvl w:ilvl="0" w:tplc="D292D976">
+      <w:start w:val="1"/>
+      <w:numFmt w:val="bullet"/>
+      <w:lvlText w:val="•"/>
+      <w:lvlJc w:val="left"/>
+      <w:pPr>
+        <w:ind w:left="450" w:hanging="260"/>
+      </w:pPr>
+    </w:lvl>
+    <w:lvl w:ilvl="1" w:tplc="3C9CAF1C">
+      <w:numFmt w:val="decimal"/>
+      <w:lvlText w:val=""/>
+      <w:lvlJc w:val="left"/>
+    </w:lvl>
+    <w:lvl w:ilvl="2" w:tplc="5F2C8420">
+      <w:numFmt w:val="decimal"/>
+      <w:lvlText w:val=""/>
+      <w:lvlJc w:val="left"/>
+    </w:lvl>
+    <w:lvl w:ilvl="3" w:tplc="322417C0">
+      <w:numFmt w:val="decimal"/>
+      <w:lvlText w:val=""/>
+      <w:lvlJc w:val="left"/>
+    </w:lvl>
+    <w:lvl w:ilvl="4" w:tplc="A4389450">
+      <w:numFmt w:val="decimal"/>
+      <w:lvlText w:val=""/>
+      <w:lvlJc w:val="left"/>
+    </w:lvl>
+    <w:lvl w:ilvl="5" w:tplc="3D5444C0">
+      <w:numFmt w:val="decimal"/>
+      <w:lvlText w:val=""/>
+      <w:lvlJc w:val="left"/>
+    </w:lvl>
+    <w:lvl w:ilvl="6" w:tplc="D990F156">
+      <w:numFmt w:val="decimal"/>
+      <w:lvlText w:val=""/>
+      <w:lvlJc w:val="left"/>
+    </w:lvl>
+    <w:lvl w:ilvl="7" w:tplc="0A88523E">
+      <w:numFmt w:val="decimal"/>
+      <w:lvlText w:val=""/>
+      <w:lvlJc w:val="left"/>
+    </w:lvl>
+    <w:lvl w:ilvl="8" w:tplc="A24A6B3A">
+      <w:numFmt w:val="decimal"/>
+      <w:lvlText w:val=""/>
+      <w:lvlJc w:val="left"/>
+    </w:lvl>
+  </w:abstractNum>
+  <w:abstractNum w:abstractNumId="18" w15:restartNumberingAfterBreak="0">
     <w:nsid w:val="55097186"/>
     <w:multiLevelType w:val="multilevel"/>
     <w:tmpl w:val="AFD63FA8"/>
@@ -8027,7 +10470,7 @@
       </w:rPr>
     </w:lvl>
   </w:abstractNum>
-  <w:abstractNum w:abstractNumId="11" w15:restartNumberingAfterBreak="0">
+  <w:abstractNum w:abstractNumId="19" w15:restartNumberingAfterBreak="0">
     <w:nsid w:val="56722AE0"/>
     <w:multiLevelType w:val="multilevel"/>
     <w:tmpl w:val="AFD63FA8"/>
@@ -8176,7 +10619,7 @@
       </w:rPr>
     </w:lvl>
   </w:abstractNum>
-  <w:abstractNum w:abstractNumId="12" w15:restartNumberingAfterBreak="0">
+  <w:abstractNum w:abstractNumId="20" w15:restartNumberingAfterBreak="0">
     <w:nsid w:val="574959A4"/>
     <w:multiLevelType w:val="hybridMultilevel"/>
     <w:tmpl w:val="48AA062C"/>
@@ -8230,7 +10673,7 @@
       <w:lvlJc w:val="left"/>
     </w:lvl>
   </w:abstractNum>
-  <w:abstractNum w:abstractNumId="13" w15:restartNumberingAfterBreak="0">
+  <w:abstractNum w:abstractNumId="21" w15:restartNumberingAfterBreak="0">
     <w:nsid w:val="5E1F1D53"/>
     <w:multiLevelType w:val="multilevel"/>
     <w:tmpl w:val="6142AEAC"/>
@@ -8379,7 +10822,120 @@
       </w:rPr>
     </w:lvl>
   </w:abstractNum>
-  <w:abstractNum w:abstractNumId="14" w15:restartNumberingAfterBreak="0">
+  <w:abstractNum w:abstractNumId="22" w15:restartNumberingAfterBreak="0">
+    <w:nsid w:val="610E3211"/>
+    <w:multiLevelType w:val="hybridMultilevel"/>
+    <w:tmpl w:val="DCF073A8"/>
+    <w:lvl w:ilvl="0" w:tplc="04090001">
+      <w:start w:val="1"/>
+      <w:numFmt w:val="bullet"/>
+      <w:lvlText w:val=""/>
+      <w:lvlJc w:val="left"/>
+      <w:pPr>
+        <w:ind w:left="1800" w:hanging="360"/>
+      </w:pPr>
+      <w:rPr>
+        <w:rFonts w:ascii="Symbol" w:hAnsi="Symbol" w:hint="default"/>
+      </w:rPr>
+    </w:lvl>
+    <w:lvl w:ilvl="1" w:tplc="04090003" w:tentative="1">
+      <w:start w:val="1"/>
+      <w:numFmt w:val="bullet"/>
+      <w:lvlText w:val="o"/>
+      <w:lvlJc w:val="left"/>
+      <w:pPr>
+        <w:ind w:left="2520" w:hanging="360"/>
+      </w:pPr>
+      <w:rPr>
+        <w:rFonts w:ascii="Courier New" w:hAnsi="Courier New" w:cs="Courier New" w:hint="default"/>
+      </w:rPr>
+    </w:lvl>
+    <w:lvl w:ilvl="2" w:tplc="04090005" w:tentative="1">
+      <w:start w:val="1"/>
+      <w:numFmt w:val="bullet"/>
+      <w:lvlText w:val=""/>
+      <w:lvlJc w:val="left"/>
+      <w:pPr>
+        <w:ind w:left="3240" w:hanging="360"/>
+      </w:pPr>
+      <w:rPr>
+        <w:rFonts w:ascii="Wingdings" w:hAnsi="Wingdings" w:hint="default"/>
+      </w:rPr>
+    </w:lvl>
+    <w:lvl w:ilvl="3" w:tplc="04090001" w:tentative="1">
+      <w:start w:val="1"/>
+      <w:numFmt w:val="bullet"/>
+      <w:lvlText w:val=""/>
+      <w:lvlJc w:val="left"/>
+      <w:pPr>
+        <w:ind w:left="3960" w:hanging="360"/>
+      </w:pPr>
+      <w:rPr>
+        <w:rFonts w:ascii="Symbol" w:hAnsi="Symbol" w:hint="default"/>
+      </w:rPr>
+    </w:lvl>
+    <w:lvl w:ilvl="4" w:tplc="04090003" w:tentative="1">
+      <w:start w:val="1"/>
+      <w:numFmt w:val="bullet"/>
+      <w:lvlText w:val="o"/>
+      <w:lvlJc w:val="left"/>
+      <w:pPr>
+        <w:ind w:left="4680" w:hanging="360"/>
+      </w:pPr>
+      <w:rPr>
+        <w:rFonts w:ascii="Courier New" w:hAnsi="Courier New" w:cs="Courier New" w:hint="default"/>
+      </w:rPr>
+    </w:lvl>
+    <w:lvl w:ilvl="5" w:tplc="04090005" w:tentative="1">
+      <w:start w:val="1"/>
+      <w:numFmt w:val="bullet"/>
+      <w:lvlText w:val=""/>
+      <w:lvlJc w:val="left"/>
+      <w:pPr>
+        <w:ind w:left="5400" w:hanging="360"/>
+      </w:pPr>
+      <w:rPr>
+        <w:rFonts w:ascii="Wingdings" w:hAnsi="Wingdings" w:hint="default"/>
+      </w:rPr>
+    </w:lvl>
+    <w:lvl w:ilvl="6" w:tplc="04090001" w:tentative="1">
+      <w:start w:val="1"/>
+      <w:numFmt w:val="bullet"/>
+      <w:lvlText w:val=""/>
+      <w:lvlJc w:val="left"/>
+      <w:pPr>
+        <w:ind w:left="6120" w:hanging="360"/>
+      </w:pPr>
+      <w:rPr>
+        <w:rFonts w:ascii="Symbol" w:hAnsi="Symbol" w:hint="default"/>
+      </w:rPr>
+    </w:lvl>
+    <w:lvl w:ilvl="7" w:tplc="04090003" w:tentative="1">
+      <w:start w:val="1"/>
+      <w:numFmt w:val="bullet"/>
+      <w:lvlText w:val="o"/>
+      <w:lvlJc w:val="left"/>
+      <w:pPr>
+        <w:ind w:left="6840" w:hanging="360"/>
+      </w:pPr>
+      <w:rPr>
+        <w:rFonts w:ascii="Courier New" w:hAnsi="Courier New" w:cs="Courier New" w:hint="default"/>
+      </w:rPr>
+    </w:lvl>
+    <w:lvl w:ilvl="8" w:tplc="04090005" w:tentative="1">
+      <w:start w:val="1"/>
+      <w:numFmt w:val="bullet"/>
+      <w:lvlText w:val=""/>
+      <w:lvlJc w:val="left"/>
+      <w:pPr>
+        <w:ind w:left="7560" w:hanging="360"/>
+      </w:pPr>
+      <w:rPr>
+        <w:rFonts w:ascii="Wingdings" w:hAnsi="Wingdings" w:hint="default"/>
+      </w:rPr>
+    </w:lvl>
+  </w:abstractNum>
+  <w:abstractNum w:abstractNumId="23" w15:restartNumberingAfterBreak="0">
     <w:nsid w:val="66680280"/>
     <w:multiLevelType w:val="hybridMultilevel"/>
     <w:tmpl w:val="42841D38"/>
@@ -8492,7 +11048,7 @@
       </w:rPr>
     </w:lvl>
   </w:abstractNum>
-  <w:abstractNum w:abstractNumId="15" w15:restartNumberingAfterBreak="0">
+  <w:abstractNum w:abstractNumId="24" w15:restartNumberingAfterBreak="0">
     <w:nsid w:val="68B36D47"/>
     <w:multiLevelType w:val="hybridMultilevel"/>
     <w:tmpl w:val="3DD0E106"/>
@@ -8605,7 +11161,7 @@
       </w:rPr>
     </w:lvl>
   </w:abstractNum>
-  <w:abstractNum w:abstractNumId="16" w15:restartNumberingAfterBreak="0">
+  <w:abstractNum w:abstractNumId="25" w15:restartNumberingAfterBreak="0">
     <w:nsid w:val="6CC506EF"/>
     <w:multiLevelType w:val="hybridMultilevel"/>
     <w:tmpl w:val="5E64A10C"/>
@@ -8718,7 +11274,156 @@
       </w:rPr>
     </w:lvl>
   </w:abstractNum>
-  <w:abstractNum w:abstractNumId="17" w15:restartNumberingAfterBreak="0">
+  <w:abstractNum w:abstractNumId="26" w15:restartNumberingAfterBreak="0">
+    <w:nsid w:val="6E9110E7"/>
+    <w:multiLevelType w:val="multilevel"/>
+    <w:tmpl w:val="31C81838"/>
+    <w:lvl w:ilvl="0">
+      <w:start w:val="1"/>
+      <w:numFmt w:val="bullet"/>
+      <w:lvlText w:val=""/>
+      <w:lvlJc w:val="left"/>
+      <w:pPr>
+        <w:tabs>
+          <w:tab w:val="num" w:pos="720"/>
+        </w:tabs>
+        <w:ind w:left="720" w:hanging="360"/>
+      </w:pPr>
+      <w:rPr>
+        <w:rFonts w:ascii="Symbol" w:hAnsi="Symbol" w:hint="default"/>
+        <w:sz w:val="20"/>
+      </w:rPr>
+    </w:lvl>
+    <w:lvl w:ilvl="1" w:tentative="1">
+      <w:start w:val="1"/>
+      <w:numFmt w:val="bullet"/>
+      <w:lvlText w:val="o"/>
+      <w:lvlJc w:val="left"/>
+      <w:pPr>
+        <w:tabs>
+          <w:tab w:val="num" w:pos="1440"/>
+        </w:tabs>
+        <w:ind w:left="1440" w:hanging="360"/>
+      </w:pPr>
+      <w:rPr>
+        <w:rFonts w:ascii="Courier New" w:hAnsi="Courier New" w:hint="default"/>
+        <w:sz w:val="20"/>
+      </w:rPr>
+    </w:lvl>
+    <w:lvl w:ilvl="2" w:tentative="1">
+      <w:start w:val="1"/>
+      <w:numFmt w:val="bullet"/>
+      <w:lvlText w:val=""/>
+      <w:lvlJc w:val="left"/>
+      <w:pPr>
+        <w:tabs>
+          <w:tab w:val="num" w:pos="2160"/>
+        </w:tabs>
+        <w:ind w:left="2160" w:hanging="360"/>
+      </w:pPr>
+      <w:rPr>
+        <w:rFonts w:ascii="Wingdings" w:hAnsi="Wingdings" w:hint="default"/>
+        <w:sz w:val="20"/>
+      </w:rPr>
+    </w:lvl>
+    <w:lvl w:ilvl="3" w:tentative="1">
+      <w:start w:val="1"/>
+      <w:numFmt w:val="bullet"/>
+      <w:lvlText w:val=""/>
+      <w:lvlJc w:val="left"/>
+      <w:pPr>
+        <w:tabs>
+          <w:tab w:val="num" w:pos="2880"/>
+        </w:tabs>
+        <w:ind w:left="2880" w:hanging="360"/>
+      </w:pPr>
+      <w:rPr>
+        <w:rFonts w:ascii="Wingdings" w:hAnsi="Wingdings" w:hint="default"/>
+        <w:sz w:val="20"/>
+      </w:rPr>
+    </w:lvl>
+    <w:lvl w:ilvl="4" w:tentative="1">
+      <w:start w:val="1"/>
+      <w:numFmt w:val="bullet"/>
+      <w:lvlText w:val=""/>
+      <w:lvlJc w:val="left"/>
+      <w:pPr>
+        <w:tabs>
+          <w:tab w:val="num" w:pos="3600"/>
+        </w:tabs>
+        <w:ind w:left="3600" w:hanging="360"/>
+      </w:pPr>
+      <w:rPr>
+        <w:rFonts w:ascii="Wingdings" w:hAnsi="Wingdings" w:hint="default"/>
+        <w:sz w:val="20"/>
+      </w:rPr>
+    </w:lvl>
+    <w:lvl w:ilvl="5" w:tentative="1">
+      <w:start w:val="1"/>
+      <w:numFmt w:val="bullet"/>
+      <w:lvlText w:val=""/>
+      <w:lvlJc w:val="left"/>
+      <w:pPr>
+        <w:tabs>
+          <w:tab w:val="num" w:pos="4320"/>
+        </w:tabs>
+        <w:ind w:left="4320" w:hanging="360"/>
+      </w:pPr>
+      <w:rPr>
+        <w:rFonts w:ascii="Wingdings" w:hAnsi="Wingdings" w:hint="default"/>
+        <w:sz w:val="20"/>
+      </w:rPr>
+    </w:lvl>
+    <w:lvl w:ilvl="6" w:tentative="1">
+      <w:start w:val="1"/>
+      <w:numFmt w:val="bullet"/>
+      <w:lvlText w:val=""/>
+      <w:lvlJc w:val="left"/>
+      <w:pPr>
+        <w:tabs>
+          <w:tab w:val="num" w:pos="5040"/>
+        </w:tabs>
+        <w:ind w:left="5040" w:hanging="360"/>
+      </w:pPr>
+      <w:rPr>
+        <w:rFonts w:ascii="Wingdings" w:hAnsi="Wingdings" w:hint="default"/>
+        <w:sz w:val="20"/>
+      </w:rPr>
+    </w:lvl>
+    <w:lvl w:ilvl="7" w:tentative="1">
+      <w:start w:val="1"/>
+      <w:numFmt w:val="bullet"/>
+      <w:lvlText w:val=""/>
+      <w:lvlJc w:val="left"/>
+      <w:pPr>
+        <w:tabs>
+          <w:tab w:val="num" w:pos="5760"/>
+        </w:tabs>
+        <w:ind w:left="5760" w:hanging="360"/>
+      </w:pPr>
+      <w:rPr>
+        <w:rFonts w:ascii="Wingdings" w:hAnsi="Wingdings" w:hint="default"/>
+        <w:sz w:val="20"/>
+      </w:rPr>
+    </w:lvl>
+    <w:lvl w:ilvl="8" w:tentative="1">
+      <w:start w:val="1"/>
+      <w:numFmt w:val="bullet"/>
+      <w:lvlText w:val=""/>
+      <w:lvlJc w:val="left"/>
+      <w:pPr>
+        <w:tabs>
+          <w:tab w:val="num" w:pos="6480"/>
+        </w:tabs>
+        <w:ind w:left="6480" w:hanging="360"/>
+      </w:pPr>
+      <w:rPr>
+        <w:rFonts w:ascii="Wingdings" w:hAnsi="Wingdings" w:hint="default"/>
+        <w:sz w:val="20"/>
+      </w:rPr>
+    </w:lvl>
+  </w:abstractNum>
+  <w:abstractNum w:abstractNumId="27" w15:restartNumberingAfterBreak="0">
     <w:nsid w:val="71453215"/>
     <w:multiLevelType w:val="multilevel"/>
     <w:tmpl w:val="06B6F27A"/>
@@ -8867,7 +11572,120 @@
       </w:rPr>
     </w:lvl>
   </w:abstractNum>
-  <w:abstractNum w:abstractNumId="18" w15:restartNumberingAfterBreak="0">
+  <w:abstractNum w:abstractNumId="28" w15:restartNumberingAfterBreak="0">
+    <w:nsid w:val="723C3F00"/>
+    <w:multiLevelType w:val="hybridMultilevel"/>
+    <w:tmpl w:val="62EC8024"/>
+    <w:lvl w:ilvl="0" w:tplc="04090001">
+      <w:start w:val="1"/>
+      <w:numFmt w:val="bullet"/>
+      <w:lvlText w:val=""/>
+      <w:lvlJc w:val="left"/>
+      <w:pPr>
+        <w:ind w:left="720" w:hanging="360"/>
+      </w:pPr>
+      <w:rPr>
+        <w:rFonts w:ascii="Symbol" w:hAnsi="Symbol" w:hint="default"/>
+      </w:rPr>
+    </w:lvl>
+    <w:lvl w:ilvl="1" w:tplc="04090003" w:tentative="1">
+      <w:start w:val="1"/>
+      <w:numFmt w:val="bullet"/>
+      <w:lvlText w:val="o"/>
+      <w:lvlJc w:val="left"/>
+      <w:pPr>
+        <w:ind w:left="1440" w:hanging="360"/>
+      </w:pPr>
+      <w:rPr>
+        <w:rFonts w:ascii="Courier New" w:hAnsi="Courier New" w:cs="Courier New" w:hint="default"/>
+      </w:rPr>
+    </w:lvl>
+    <w:lvl w:ilvl="2" w:tplc="04090005" w:tentative="1">
+      <w:start w:val="1"/>
+      <w:numFmt w:val="bullet"/>
+      <w:lvlText w:val=""/>
+      <w:lvlJc w:val="left"/>
+      <w:pPr>
+        <w:ind w:left="2160" w:hanging="360"/>
+      </w:pPr>
+      <w:rPr>
+        <w:rFonts w:ascii="Wingdings" w:hAnsi="Wingdings" w:hint="default"/>
+      </w:rPr>
+    </w:lvl>
+    <w:lvl w:ilvl="3" w:tplc="04090001" w:tentative="1">
+      <w:start w:val="1"/>
+      <w:numFmt w:val="bullet"/>
+      <w:lvlText w:val=""/>
+      <w:lvlJc w:val="left"/>
+      <w:pPr>
+        <w:ind w:left="2880" w:hanging="360"/>
+      </w:pPr>
+      <w:rPr>
+        <w:rFonts w:ascii="Symbol" w:hAnsi="Symbol" w:hint="default"/>
+      </w:rPr>
+    </w:lvl>
+    <w:lvl w:ilvl="4" w:tplc="04090003" w:tentative="1">
+      <w:start w:val="1"/>
+      <w:numFmt w:val="bullet"/>
+      <w:lvlText w:val="o"/>
+      <w:lvlJc w:val="left"/>
+      <w:pPr>
+        <w:ind w:left="3600" w:hanging="360"/>
+      </w:pPr>
+      <w:rPr>
+        <w:rFonts w:ascii="Courier New" w:hAnsi="Courier New" w:cs="Courier New" w:hint="default"/>
+      </w:rPr>
+    </w:lvl>
+    <w:lvl w:ilvl="5" w:tplc="04090005" w:tentative="1">
+      <w:start w:val="1"/>
+      <w:numFmt w:val="bullet"/>
+      <w:lvlText w:val=""/>
+      <w:lvlJc w:val="left"/>
+      <w:pPr>
+        <w:ind w:left="4320" w:hanging="360"/>
+      </w:pPr>
+      <w:rPr>
+        <w:rFonts w:ascii="Wingdings" w:hAnsi="Wingdings" w:hint="default"/>
+      </w:rPr>
+    </w:lvl>
+    <w:lvl w:ilvl="6" w:tplc="04090001" w:tentative="1">
+      <w:start w:val="1"/>
+      <w:numFmt w:val="bullet"/>
+      <w:lvlText w:val=""/>
+      <w:lvlJc w:val="left"/>
+      <w:pPr>
+        <w:ind w:left="5040" w:hanging="360"/>
+      </w:pPr>
+      <w:rPr>
+        <w:rFonts w:ascii="Symbol" w:hAnsi="Symbol" w:hint="default"/>
+      </w:rPr>
+    </w:lvl>
+    <w:lvl w:ilvl="7" w:tplc="04090003" w:tentative="1">
+      <w:start w:val="1"/>
+      <w:numFmt w:val="bullet"/>
+      <w:lvlText w:val="o"/>
+      <w:lvlJc w:val="left"/>
+      <w:pPr>
+        <w:ind w:left="5760" w:hanging="360"/>
+      </w:pPr>
+      <w:rPr>
+        <w:rFonts w:ascii="Courier New" w:hAnsi="Courier New" w:cs="Courier New" w:hint="default"/>
+      </w:rPr>
+    </w:lvl>
+    <w:lvl w:ilvl="8" w:tplc="04090005" w:tentative="1">
+      <w:start w:val="1"/>
+      <w:numFmt w:val="bullet"/>
+      <w:lvlText w:val=""/>
+      <w:lvlJc w:val="left"/>
+      <w:pPr>
+        <w:ind w:left="6480" w:hanging="360"/>
+      </w:pPr>
+      <w:rPr>
+        <w:rFonts w:ascii="Wingdings" w:hAnsi="Wingdings" w:hint="default"/>
+      </w:rPr>
+    </w:lvl>
+  </w:abstractNum>
+  <w:abstractNum w:abstractNumId="29" w15:restartNumberingAfterBreak="0">
     <w:nsid w:val="739B60B1"/>
     <w:multiLevelType w:val="hybridMultilevel"/>
     <w:tmpl w:val="78749066"/>
@@ -8980,7 +11798,7 @@
       </w:rPr>
     </w:lvl>
   </w:abstractNum>
-  <w:abstractNum w:abstractNumId="19" w15:restartNumberingAfterBreak="0">
+  <w:abstractNum w:abstractNumId="30" w15:restartNumberingAfterBreak="0">
     <w:nsid w:val="769203AA"/>
     <w:multiLevelType w:val="multilevel"/>
     <w:tmpl w:val="8B6C2BA6"/>
@@ -9093,7 +11911,7 @@
       </w:pPr>
     </w:lvl>
   </w:abstractNum>
-  <w:abstractNum w:abstractNumId="20" w15:restartNumberingAfterBreak="0">
+  <w:abstractNum w:abstractNumId="31" w15:restartNumberingAfterBreak="0">
     <w:nsid w:val="76C007C4"/>
     <w:multiLevelType w:val="hybridMultilevel"/>
     <w:tmpl w:val="2ADC97D2"/>
@@ -9206,7 +12024,124 @@
       </w:rPr>
     </w:lvl>
   </w:abstractNum>
-  <w:abstractNum w:abstractNumId="21" w15:restartNumberingAfterBreak="0">
+  <w:abstractNum w:abstractNumId="32" w15:restartNumberingAfterBreak="0">
+    <w:nsid w:val="7F035F2A"/>
+    <w:multiLevelType w:val="multilevel"/>
+    <w:tmpl w:val="4EB846C8"/>
+    <w:lvl w:ilvl="0">
+      <w:start w:val="1"/>
+      <w:numFmt w:val="decimal"/>
+      <w:lvlText w:val="%1."/>
+      <w:lvlJc w:val="left"/>
+      <w:pPr>
+        <w:tabs>
+          <w:tab w:val="num" w:pos="720"/>
+        </w:tabs>
+        <w:ind w:left="720" w:hanging="360"/>
+      </w:pPr>
+    </w:lvl>
+    <w:lvl w:ilvl="1">
+      <w:start w:val="1"/>
+      <w:numFmt w:val="bullet"/>
+      <w:lvlText w:val="o"/>
+      <w:lvlJc w:val="left"/>
+      <w:pPr>
+        <w:tabs>
+          <w:tab w:val="num" w:pos="1440"/>
+        </w:tabs>
+        <w:ind w:left="1440" w:hanging="360"/>
+      </w:pPr>
+      <w:rPr>
+        <w:rFonts w:ascii="Courier New" w:hAnsi="Courier New" w:hint="default"/>
+        <w:sz w:val="20"/>
+      </w:rPr>
+    </w:lvl>
+    <w:lvl w:ilvl="2" w:tentative="1">
+      <w:start w:val="1"/>
+      <w:numFmt w:val="decimal"/>
+      <w:lvlText w:val="%3."/>
+      <w:lvlJc w:val="left"/>
+      <w:pPr>
+        <w:tabs>
+          <w:tab w:val="num" w:pos="2160"/>
+        </w:tabs>
+        <w:ind w:left="2160" w:hanging="360"/>
+      </w:pPr>
+    </w:lvl>
+    <w:lvl w:ilvl="3" w:tentative="1">
+      <w:start w:val="1"/>
+      <w:numFmt w:val="decimal"/>
+      <w:lvlText w:val="%4."/>
+      <w:lvlJc w:val="left"/>
+      <w:pPr>
+        <w:tabs>
+          <w:tab w:val="num" w:pos="2880"/>
+        </w:tabs>
+        <w:ind w:left="2880" w:hanging="360"/>
+      </w:pPr>
+    </w:lvl>
+    <w:lvl w:ilvl="4" w:tentative="1">
+      <w:start w:val="1"/>
+      <w:numFmt w:val="decimal"/>
+      <w:lvlText w:val="%5."/>
+      <w:lvlJc w:val="left"/>
+      <w:pPr>
+        <w:tabs>
+          <w:tab w:val="num" w:pos="3600"/>
+        </w:tabs>
+        <w:ind w:left="3600" w:hanging="360"/>
+      </w:pPr>
+    </w:lvl>
+    <w:lvl w:ilvl="5" w:tentative="1">
+      <w:start w:val="1"/>
+      <w:numFmt w:val="decimal"/>
+      <w:lvlText w:val="%6."/>
+      <w:lvlJc w:val="left"/>
+      <w:pPr>
+        <w:tabs>
+          <w:tab w:val="num" w:pos="4320"/>
+        </w:tabs>
+        <w:ind w:left="4320" w:hanging="360"/>
+      </w:pPr>
+    </w:lvl>
+    <w:lvl w:ilvl="6" w:tentative="1">
+      <w:start w:val="1"/>
+      <w:numFmt w:val="decimal"/>
+      <w:lvlText w:val="%7."/>
+      <w:lvlJc w:val="left"/>
+      <w:pPr>
+        <w:tabs>
+          <w:tab w:val="num" w:pos="5040"/>
+        </w:tabs>
+        <w:ind w:left="5040" w:hanging="360"/>
+      </w:pPr>
+    </w:lvl>
+    <w:lvl w:ilvl="7" w:tentative="1">
+      <w:start w:val="1"/>
+      <w:numFmt w:val="decimal"/>
+      <w:lvlText w:val="%8."/>
+      <w:lvlJc w:val="left"/>
+      <w:pPr>
+        <w:tabs>
+          <w:tab w:val="num" w:pos="5760"/>
+        </w:tabs>
+        <w:ind w:left="5760" w:hanging="360"/>
+      </w:pPr>
+    </w:lvl>
+    <w:lvl w:ilvl="8" w:tentative="1">
+      <w:start w:val="1"/>
+      <w:numFmt w:val="decimal"/>
+      <w:lvlText w:val="%9."/>
+      <w:lvlJc w:val="left"/>
+      <w:pPr>
+        <w:tabs>
+          <w:tab w:val="num" w:pos="6480"/>
+        </w:tabs>
+        <w:ind w:left="6480" w:hanging="360"/>
+      </w:pPr>
+    </w:lvl>
+  </w:abstractNum>
+  <w:abstractNum w:abstractNumId="33" w15:restartNumberingAfterBreak="0">
     <w:nsid w:val="7FED7BC7"/>
     <w:multiLevelType w:val="multilevel"/>
     <w:tmpl w:val="C444F048"/>
@@ -9356,73 +12291,112 @@
     </w:lvl>
   </w:abstractNum>
   <w:num w:numId="1" w16cid:durableId="74056421">
-    <w:abstractNumId w:val="3"/>
+    <w:abstractNumId w:val="5"/>
   </w:num>
   <w:num w:numId="2" w16cid:durableId="2082481012">
-    <w:abstractNumId w:val="17"/>
+    <w:abstractNumId w:val="27"/>
   </w:num>
   <w:num w:numId="3" w16cid:durableId="363870084">
     <w:abstractNumId w:val="1"/>
   </w:num>
   <w:num w:numId="4" w16cid:durableId="794836421">
-    <w:abstractNumId w:val="2"/>
+    <w:abstractNumId w:val="4"/>
   </w:num>
   <w:num w:numId="5" w16cid:durableId="1444153310">
     <w:abstractNumId w:val="0"/>
   </w:num>
   <w:num w:numId="6" w16cid:durableId="1568228470">
+    <w:abstractNumId w:val="33"/>
+  </w:num>
+  <w:num w:numId="7" w16cid:durableId="777404976">
+    <w:abstractNumId w:val="6"/>
+  </w:num>
+  <w:num w:numId="8" w16cid:durableId="1196163238">
     <w:abstractNumId w:val="21"/>
   </w:num>
-  <w:num w:numId="7" w16cid:durableId="777404976">
-    <w:abstractNumId w:val="4"/>
+  <w:num w:numId="9" w16cid:durableId="1656371729">
+    <w:abstractNumId w:val="16"/>
   </w:num>
-  <w:num w:numId="8" w16cid:durableId="1196163238">
-    <w:abstractNumId w:val="13"/>
+  <w:num w:numId="10" w16cid:durableId="1979873994">
+    <w:abstractNumId w:val="24"/>
   </w:num>
-  <w:num w:numId="9" w16cid:durableId="1656371729">
+  <w:num w:numId="11" w16cid:durableId="929200778">
+    <w:abstractNumId w:val="14"/>
+  </w:num>
+  <w:num w:numId="12" w16cid:durableId="1961715339">
+    <w:abstractNumId w:val="30"/>
+  </w:num>
+  <w:num w:numId="13" w16cid:durableId="850291358">
     <w:abstractNumId w:val="9"/>
   </w:num>
-  <w:num w:numId="10" w16cid:durableId="1979873994">
-    <w:abstractNumId w:val="15"/>
+  <w:num w:numId="14" w16cid:durableId="1824737798">
+    <w:abstractNumId w:val="18"/>
   </w:num>
-  <w:num w:numId="11" w16cid:durableId="929200778">
-    <w:abstractNumId w:val="8"/>
+  <w:num w:numId="15" w16cid:durableId="1508474107">
+    <w:abstractNumId w:val="25"/>
   </w:num>
-  <w:num w:numId="12" w16cid:durableId="1961715339">
+  <w:num w:numId="16" w16cid:durableId="2030715553">
+    <w:abstractNumId w:val="12"/>
+  </w:num>
+  <w:num w:numId="17" w16cid:durableId="1292131443">
+    <w:abstractNumId w:val="29"/>
+  </w:num>
+  <w:num w:numId="18" w16cid:durableId="98113749">
     <w:abstractNumId w:val="19"/>
   </w:num>
-  <w:num w:numId="13" w16cid:durableId="850291358">
-    <w:abstractNumId w:val="6"/>
-  </w:num>
-  <w:num w:numId="14" w16cid:durableId="1824737798">
-    <w:abstractNumId w:val="10"/>
-  </w:num>
-  <w:num w:numId="15" w16cid:durableId="1508474107">
-    <w:abstractNumId w:val="16"/>
-  </w:num>
-  <w:num w:numId="16" w16cid:durableId="2030715553">
-    <w:abstractNumId w:val="7"/>
-  </w:num>
-  <w:num w:numId="17" w16cid:durableId="1292131443">
-    <w:abstractNumId w:val="18"/>
-  </w:num>
-  <w:num w:numId="18" w16cid:durableId="98113749">
-    <w:abstractNumId w:val="11"/>
-  </w:num>
   <w:num w:numId="19" w16cid:durableId="1879731396">
-    <w:abstractNumId w:val="20"/>
+    <w:abstractNumId w:val="31"/>
   </w:num>
   <w:num w:numId="20" w16cid:durableId="134304138">
-    <w:abstractNumId w:val="12"/>
+    <w:abstractNumId w:val="20"/>
     <w:lvlOverride w:ilvl="0">
       <w:startOverride w:val="1"/>
     </w:lvlOverride>
   </w:num>
   <w:num w:numId="21" w16cid:durableId="1962876516">
-    <w:abstractNumId w:val="5"/>
+    <w:abstractNumId w:val="7"/>
   </w:num>
   <w:num w:numId="22" w16cid:durableId="757096556">
-    <w:abstractNumId w:val="14"/>
+    <w:abstractNumId w:val="23"/>
+  </w:num>
+  <w:num w:numId="23" w16cid:durableId="1817605467">
+    <w:abstractNumId w:val="32"/>
+  </w:num>
+  <w:num w:numId="24" w16cid:durableId="221990447">
+    <w:abstractNumId w:val="8"/>
+  </w:num>
+  <w:num w:numId="25" w16cid:durableId="1579562349">
+    <w:abstractNumId w:val="22"/>
+  </w:num>
+  <w:num w:numId="26" w16cid:durableId="2003778628">
+    <w:abstractNumId w:val="11"/>
+  </w:num>
+  <w:num w:numId="27" w16cid:durableId="1730767297">
+    <w:abstractNumId w:val="17"/>
+    <w:lvlOverride w:ilvl="0">
+      <w:startOverride w:val="1"/>
+    </w:lvlOverride>
+  </w:num>
+  <w:num w:numId="28" w16cid:durableId="1313869678">
+    <w:abstractNumId w:val="3"/>
+  </w:num>
+  <w:num w:numId="29" w16cid:durableId="1216505282">
+    <w:abstractNumId w:val="26"/>
+  </w:num>
+  <w:num w:numId="30" w16cid:durableId="1091388508">
+    <w:abstractNumId w:val="2"/>
+  </w:num>
+  <w:num w:numId="31" w16cid:durableId="134566142">
+    <w:abstractNumId w:val="28"/>
+  </w:num>
+  <w:num w:numId="32" w16cid:durableId="2070617097">
+    <w:abstractNumId w:val="15"/>
+  </w:num>
+  <w:num w:numId="33" w16cid:durableId="1430732727">
+    <w:abstractNumId w:val="13"/>
+  </w:num>
+  <w:num w:numId="34" w16cid:durableId="1674722929">
+    <w:abstractNumId w:val="10"/>
   </w:num>
 </w:numbering>
 </file>
@@ -10070,7 +13044,6 @@
     <w:basedOn w:val="DefaultParagraphFont"/>
     <w:link w:val="Heading2"/>
     <w:uiPriority w:val="9"/>
-    <w:semiHidden/>
     <w:rsid w:val="00D405DC"/>
     <w:rPr>
       <w:rFonts w:asciiTheme="majorHAnsi" w:eastAsiaTheme="majorEastAsia" w:hAnsiTheme="majorHAnsi" w:cstheme="majorBidi"/>

--- a/DevOps/Theory/Notes/DevOps.docx
+++ b/DevOps/Theory/Notes/DevOps.docx
@@ -403,7 +403,7 @@
         <w:pStyle w:val="ListParagraph"/>
         <w:numPr>
           <w:ilvl w:val="0"/>
-          <w:numId w:val="3"/>
+          <w:numId w:val="1"/>
         </w:numPr>
         <w:tabs>
           <w:tab w:val="left" w:pos="2270"/>
@@ -450,7 +450,7 @@
         <w:pStyle w:val="ListParagraph"/>
         <w:numPr>
           <w:ilvl w:val="0"/>
-          <w:numId w:val="3"/>
+          <w:numId w:val="1"/>
         </w:numPr>
         <w:tabs>
           <w:tab w:val="left" w:pos="2270"/>
@@ -488,7 +488,7 @@
         <w:pStyle w:val="ListParagraph"/>
         <w:numPr>
           <w:ilvl w:val="0"/>
-          <w:numId w:val="3"/>
+          <w:numId w:val="1"/>
         </w:numPr>
         <w:tabs>
           <w:tab w:val="left" w:pos="2270"/>
@@ -526,7 +526,7 @@
         <w:pStyle w:val="ListParagraph"/>
         <w:numPr>
           <w:ilvl w:val="0"/>
-          <w:numId w:val="3"/>
+          <w:numId w:val="1"/>
         </w:numPr>
         <w:tabs>
           <w:tab w:val="left" w:pos="2270"/>
@@ -595,7 +595,7 @@
         <w:pStyle w:val="ListParagraph"/>
         <w:numPr>
           <w:ilvl w:val="0"/>
-          <w:numId w:val="3"/>
+          <w:numId w:val="1"/>
         </w:numPr>
         <w:tabs>
           <w:tab w:val="left" w:pos="2270"/>
@@ -731,7 +731,7 @@
                     <pic:cNvPicPr/>
                   </pic:nvPicPr>
                   <pic:blipFill>
-                    <a:blip r:embed="rId5"/>
+                    <a:blip r:embed="rId6"/>
                     <a:stretch>
                       <a:fillRect/>
                     </a:stretch>
@@ -814,7 +814,7 @@
                     <pic:cNvPicPr/>
                   </pic:nvPicPr>
                   <pic:blipFill>
-                    <a:blip r:embed="rId6"/>
+                    <a:blip r:embed="rId7"/>
                     <a:stretch>
                       <a:fillRect/>
                     </a:stretch>
@@ -918,7 +918,7 @@
                     <pic:cNvPicPr/>
                   </pic:nvPicPr>
                   <pic:blipFill>
-                    <a:blip r:embed="rId7"/>
+                    <a:blip r:embed="rId8"/>
                     <a:stretch>
                       <a:fillRect/>
                     </a:stretch>
@@ -1021,7 +1021,7 @@
                     <pic:cNvPicPr/>
                   </pic:nvPicPr>
                   <pic:blipFill>
-                    <a:blip r:embed="rId8"/>
+                    <a:blip r:embed="rId9"/>
                     <a:stretch>
                       <a:fillRect/>
                     </a:stretch>
@@ -1104,7 +1104,7 @@
                     <pic:cNvPicPr/>
                   </pic:nvPicPr>
                   <pic:blipFill>
-                    <a:blip r:embed="rId9"/>
+                    <a:blip r:embed="rId10"/>
                     <a:stretch>
                       <a:fillRect/>
                     </a:stretch>
@@ -1195,7 +1195,7 @@
                     <pic:cNvPicPr/>
                   </pic:nvPicPr>
                   <pic:blipFill>
-                    <a:blip r:embed="rId10"/>
+                    <a:blip r:embed="rId11"/>
                     <a:stretch>
                       <a:fillRect/>
                     </a:stretch>
@@ -1252,7 +1252,7 @@
                     <pic:cNvPicPr/>
                   </pic:nvPicPr>
                   <pic:blipFill>
-                    <a:blip r:embed="rId11"/>
+                    <a:blip r:embed="rId12"/>
                     <a:stretch>
                       <a:fillRect/>
                     </a:stretch>
@@ -1339,7 +1339,7 @@
                     <pic:cNvPicPr/>
                   </pic:nvPicPr>
                   <pic:blipFill>
-                    <a:blip r:embed="rId12"/>
+                    <a:blip r:embed="rId13"/>
                     <a:stretch>
                       <a:fillRect/>
                     </a:stretch>
@@ -1544,7 +1544,7 @@
                     <pic:cNvPicPr/>
                   </pic:nvPicPr>
                   <pic:blipFill>
-                    <a:blip r:embed="rId13"/>
+                    <a:blip r:embed="rId14"/>
                     <a:stretch>
                       <a:fillRect/>
                     </a:stretch>
@@ -1601,7 +1601,7 @@
                     <pic:cNvPicPr/>
                   </pic:nvPicPr>
                   <pic:blipFill>
-                    <a:blip r:embed="rId14"/>
+                    <a:blip r:embed="rId15"/>
                     <a:stretch>
                       <a:fillRect/>
                     </a:stretch>
@@ -1710,7 +1710,7 @@
                     <pic:cNvPicPr/>
                   </pic:nvPicPr>
                   <pic:blipFill>
-                    <a:blip r:embed="rId15"/>
+                    <a:blip r:embed="rId16"/>
                     <a:stretch>
                       <a:fillRect/>
                     </a:stretch>
@@ -1772,7 +1772,7 @@
                     <pic:cNvPicPr/>
                   </pic:nvPicPr>
                   <pic:blipFill>
-                    <a:blip r:embed="rId16"/>
+                    <a:blip r:embed="rId17"/>
                     <a:stretch>
                       <a:fillRect/>
                     </a:stretch>
@@ -1833,7 +1833,7 @@
                     <pic:cNvPicPr/>
                   </pic:nvPicPr>
                   <pic:blipFill>
-                    <a:blip r:embed="rId17"/>
+                    <a:blip r:embed="rId18"/>
                     <a:stretch>
                       <a:fillRect/>
                     </a:stretch>
@@ -1900,7 +1900,7 @@
         <w:pStyle w:val="ListParagraph"/>
         <w:numPr>
           <w:ilvl w:val="0"/>
-          <w:numId w:val="5"/>
+          <w:numId w:val="2"/>
         </w:numPr>
         <w:tabs>
           <w:tab w:val="left" w:pos="3360"/>
@@ -1927,7 +1927,7 @@
         <w:pStyle w:val="ListParagraph"/>
         <w:numPr>
           <w:ilvl w:val="0"/>
-          <w:numId w:val="5"/>
+          <w:numId w:val="2"/>
         </w:numPr>
         <w:tabs>
           <w:tab w:val="left" w:pos="3360"/>
@@ -1954,7 +1954,7 @@
         <w:pStyle w:val="ListParagraph"/>
         <w:numPr>
           <w:ilvl w:val="0"/>
-          <w:numId w:val="5"/>
+          <w:numId w:val="2"/>
         </w:numPr>
         <w:tabs>
           <w:tab w:val="left" w:pos="3360"/>
@@ -2134,7 +2134,7 @@
                     <pic:cNvPicPr/>
                   </pic:nvPicPr>
                   <pic:blipFill>
-                    <a:blip r:embed="rId18"/>
+                    <a:blip r:embed="rId19"/>
                     <a:stretch>
                       <a:fillRect/>
                     </a:stretch>
@@ -2280,7 +2280,7 @@
                     <pic:cNvPicPr/>
                   </pic:nvPicPr>
                   <pic:blipFill>
-                    <a:blip r:embed="rId19"/>
+                    <a:blip r:embed="rId20"/>
                     <a:stretch>
                       <a:fillRect/>
                     </a:stretch>
@@ -2367,7 +2367,7 @@
                     <pic:cNvPicPr/>
                   </pic:nvPicPr>
                   <pic:blipFill>
-                    <a:blip r:embed="rId20"/>
+                    <a:blip r:embed="rId21"/>
                     <a:stretch>
                       <a:fillRect/>
                     </a:stretch>
@@ -2495,7 +2495,7 @@
                     <pic:cNvPicPr/>
                   </pic:nvPicPr>
                   <pic:blipFill>
-                    <a:blip r:embed="rId21"/>
+                    <a:blip r:embed="rId22"/>
                     <a:stretch>
                       <a:fillRect/>
                     </a:stretch>
@@ -3041,7 +3041,7 @@
         <w:pStyle w:val="ListParagraph"/>
         <w:numPr>
           <w:ilvl w:val="0"/>
-          <w:numId w:val="9"/>
+          <w:numId w:val="3"/>
         </w:numPr>
         <w:tabs>
           <w:tab w:val="left" w:pos="1030"/>
@@ -3088,7 +3088,7 @@
         <w:pStyle w:val="ListParagraph"/>
         <w:numPr>
           <w:ilvl w:val="0"/>
-          <w:numId w:val="9"/>
+          <w:numId w:val="3"/>
         </w:numPr>
         <w:tabs>
           <w:tab w:val="left" w:pos="1030"/>
@@ -3135,7 +3135,7 @@
         <w:pStyle w:val="ListParagraph"/>
         <w:numPr>
           <w:ilvl w:val="0"/>
-          <w:numId w:val="9"/>
+          <w:numId w:val="3"/>
         </w:numPr>
         <w:tabs>
           <w:tab w:val="left" w:pos="1030"/>
@@ -3290,7 +3290,7 @@
         <w:pStyle w:val="ListParagraph"/>
         <w:numPr>
           <w:ilvl w:val="0"/>
-          <w:numId w:val="10"/>
+          <w:numId w:val="4"/>
         </w:numPr>
         <w:tabs>
           <w:tab w:val="left" w:pos="1030"/>
@@ -3337,7 +3337,7 @@
         <w:pStyle w:val="ListParagraph"/>
         <w:numPr>
           <w:ilvl w:val="0"/>
-          <w:numId w:val="10"/>
+          <w:numId w:val="4"/>
         </w:numPr>
         <w:tabs>
           <w:tab w:val="left" w:pos="1030"/>
@@ -3364,7 +3364,7 @@
         <w:pStyle w:val="ListParagraph"/>
         <w:numPr>
           <w:ilvl w:val="0"/>
-          <w:numId w:val="10"/>
+          <w:numId w:val="4"/>
         </w:numPr>
         <w:tabs>
           <w:tab w:val="left" w:pos="1030"/>
@@ -3411,7 +3411,7 @@
         <w:pStyle w:val="ListParagraph"/>
         <w:numPr>
           <w:ilvl w:val="0"/>
-          <w:numId w:val="10"/>
+          <w:numId w:val="4"/>
         </w:numPr>
         <w:tabs>
           <w:tab w:val="left" w:pos="1030"/>
@@ -3458,7 +3458,7 @@
         <w:pStyle w:val="ListParagraph"/>
         <w:numPr>
           <w:ilvl w:val="0"/>
-          <w:numId w:val="10"/>
+          <w:numId w:val="4"/>
         </w:numPr>
         <w:tabs>
           <w:tab w:val="left" w:pos="1030"/>
@@ -3605,7 +3605,7 @@
                     <pic:cNvPicPr/>
                   </pic:nvPicPr>
                   <pic:blipFill>
-                    <a:blip r:embed="rId22"/>
+                    <a:blip r:embed="rId23"/>
                     <a:stretch>
                       <a:fillRect/>
                     </a:stretch>
@@ -3699,7 +3699,7 @@
         <w:pStyle w:val="ListParagraph"/>
         <w:numPr>
           <w:ilvl w:val="0"/>
-          <w:numId w:val="11"/>
+          <w:numId w:val="5"/>
         </w:numPr>
         <w:tabs>
           <w:tab w:val="left" w:pos="1030"/>
@@ -3726,7 +3726,7 @@
         <w:pStyle w:val="ListParagraph"/>
         <w:numPr>
           <w:ilvl w:val="0"/>
-          <w:numId w:val="11"/>
+          <w:numId w:val="5"/>
         </w:numPr>
         <w:tabs>
           <w:tab w:val="left" w:pos="1030"/>
@@ -3753,7 +3753,7 @@
         <w:pStyle w:val="ListParagraph"/>
         <w:numPr>
           <w:ilvl w:val="0"/>
-          <w:numId w:val="11"/>
+          <w:numId w:val="5"/>
         </w:numPr>
         <w:tabs>
           <w:tab w:val="left" w:pos="1030"/>
@@ -4060,7 +4060,7 @@
                     <pic:cNvPicPr/>
                   </pic:nvPicPr>
                   <pic:blipFill>
-                    <a:blip r:embed="rId23"/>
+                    <a:blip r:embed="rId24"/>
                     <a:stretch>
                       <a:fillRect/>
                     </a:stretch>
@@ -4187,7 +4187,7 @@
                     <pic:cNvPicPr/>
                   </pic:nvPicPr>
                   <pic:blipFill>
-                    <a:blip r:embed="rId24"/>
+                    <a:blip r:embed="rId25"/>
                     <a:stretch>
                       <a:fillRect/>
                     </a:stretch>
@@ -4239,7 +4239,7 @@
       <w:pPr>
         <w:numPr>
           <w:ilvl w:val="0"/>
-          <w:numId w:val="13"/>
+          <w:numId w:val="6"/>
         </w:numPr>
         <w:tabs>
           <w:tab w:val="left" w:pos="1940"/>
@@ -4276,7 +4276,7 @@
       <w:pPr>
         <w:numPr>
           <w:ilvl w:val="0"/>
-          <w:numId w:val="13"/>
+          <w:numId w:val="6"/>
         </w:numPr>
         <w:tabs>
           <w:tab w:val="left" w:pos="1940"/>
@@ -4313,7 +4313,7 @@
       <w:pPr>
         <w:numPr>
           <w:ilvl w:val="0"/>
-          <w:numId w:val="13"/>
+          <w:numId w:val="6"/>
         </w:numPr>
         <w:tabs>
           <w:tab w:val="left" w:pos="1940"/>
@@ -4350,7 +4350,7 @@
       <w:pPr>
         <w:numPr>
           <w:ilvl w:val="0"/>
-          <w:numId w:val="13"/>
+          <w:numId w:val="6"/>
         </w:numPr>
         <w:tabs>
           <w:tab w:val="left" w:pos="1940"/>
@@ -4387,7 +4387,7 @@
       <w:pPr>
         <w:numPr>
           <w:ilvl w:val="0"/>
-          <w:numId w:val="13"/>
+          <w:numId w:val="6"/>
         </w:numPr>
         <w:tabs>
           <w:tab w:val="left" w:pos="1940"/>
@@ -4517,7 +4517,7 @@
         <w:pStyle w:val="ListParagraph"/>
         <w:numPr>
           <w:ilvl w:val="0"/>
-          <w:numId w:val="15"/>
+          <w:numId w:val="7"/>
         </w:numPr>
         <w:tabs>
           <w:tab w:val="left" w:pos="1940"/>
@@ -4555,7 +4555,7 @@
         <w:pStyle w:val="ListParagraph"/>
         <w:numPr>
           <w:ilvl w:val="0"/>
-          <w:numId w:val="15"/>
+          <w:numId w:val="7"/>
         </w:numPr>
         <w:tabs>
           <w:tab w:val="left" w:pos="1940"/>
@@ -4593,7 +4593,7 @@
         <w:pStyle w:val="ListParagraph"/>
         <w:numPr>
           <w:ilvl w:val="0"/>
-          <w:numId w:val="15"/>
+          <w:numId w:val="7"/>
         </w:numPr>
         <w:tabs>
           <w:tab w:val="left" w:pos="1940"/>
@@ -4631,7 +4631,7 @@
         <w:pStyle w:val="ListParagraph"/>
         <w:numPr>
           <w:ilvl w:val="0"/>
-          <w:numId w:val="15"/>
+          <w:numId w:val="7"/>
         </w:numPr>
         <w:tabs>
           <w:tab w:val="left" w:pos="1940"/>
@@ -4775,7 +4775,7 @@
                     <pic:cNvPicPr/>
                   </pic:nvPicPr>
                   <pic:blipFill>
-                    <a:blip r:embed="rId25"/>
+                    <a:blip r:embed="rId26"/>
                     <a:stretch>
                       <a:fillRect/>
                     </a:stretch>
@@ -4867,7 +4867,7 @@
         <w:pStyle w:val="ListParagraph"/>
         <w:numPr>
           <w:ilvl w:val="0"/>
-          <w:numId w:val="17"/>
+          <w:numId w:val="8"/>
         </w:numPr>
         <w:tabs>
           <w:tab w:val="left" w:pos="1410"/>
@@ -4905,7 +4905,7 @@
         <w:pStyle w:val="ListParagraph"/>
         <w:numPr>
           <w:ilvl w:val="0"/>
-          <w:numId w:val="17"/>
+          <w:numId w:val="8"/>
         </w:numPr>
         <w:tabs>
           <w:tab w:val="left" w:pos="1410"/>
@@ -5164,7 +5164,7 @@
                     <pic:cNvPicPr/>
                   </pic:nvPicPr>
                   <pic:blipFill>
-                    <a:blip r:embed="rId26"/>
+                    <a:blip r:embed="rId27"/>
                     <a:stretch>
                       <a:fillRect/>
                     </a:stretch>
@@ -5434,7 +5434,7 @@
         <w:pStyle w:val="ListParagraph"/>
         <w:numPr>
           <w:ilvl w:val="0"/>
-          <w:numId w:val="19"/>
+          <w:numId w:val="9"/>
         </w:numPr>
         <w:tabs>
           <w:tab w:val="left" w:pos="4150"/>
@@ -5469,7 +5469,7 @@
         <w:pStyle w:val="ListParagraph"/>
         <w:numPr>
           <w:ilvl w:val="0"/>
-          <w:numId w:val="19"/>
+          <w:numId w:val="9"/>
         </w:numPr>
         <w:tabs>
           <w:tab w:val="left" w:pos="4150"/>
@@ -5628,7 +5628,7 @@
                     <pic:cNvPicPr/>
                   </pic:nvPicPr>
                   <pic:blipFill>
-                    <a:blip r:embed="rId27"/>
+                    <a:blip r:embed="rId28"/>
                     <a:stretch>
                       <a:fillRect/>
                     </a:stretch>
@@ -5961,7 +5961,7 @@
         <w:pStyle w:val="ListParagraph"/>
         <w:numPr>
           <w:ilvl w:val="0"/>
-          <w:numId w:val="20"/>
+          <w:numId w:val="10"/>
         </w:numPr>
         <w:spacing w:after="100" w:line="280" w:lineRule="auto"/>
         <w:contextualSpacing w:val="0"/>
@@ -5995,7 +5995,7 @@
         <w:pStyle w:val="ListParagraph"/>
         <w:numPr>
           <w:ilvl w:val="0"/>
-          <w:numId w:val="20"/>
+          <w:numId w:val="10"/>
         </w:numPr>
         <w:spacing w:after="100" w:line="280" w:lineRule="auto"/>
         <w:contextualSpacing w:val="0"/>
@@ -6029,7 +6029,7 @@
         <w:pStyle w:val="ListParagraph"/>
         <w:numPr>
           <w:ilvl w:val="0"/>
-          <w:numId w:val="20"/>
+          <w:numId w:val="10"/>
         </w:numPr>
         <w:spacing w:after="100" w:line="280" w:lineRule="auto"/>
         <w:contextualSpacing w:val="0"/>
@@ -6063,7 +6063,7 @@
         <w:pStyle w:val="ListParagraph"/>
         <w:numPr>
           <w:ilvl w:val="0"/>
-          <w:numId w:val="20"/>
+          <w:numId w:val="10"/>
         </w:numPr>
         <w:spacing w:after="100" w:line="280" w:lineRule="auto"/>
         <w:contextualSpacing w:val="0"/>
@@ -6098,7 +6098,7 @@
         <w:pStyle w:val="ListParagraph"/>
         <w:numPr>
           <w:ilvl w:val="0"/>
-          <w:numId w:val="20"/>
+          <w:numId w:val="10"/>
         </w:numPr>
         <w:spacing w:after="100" w:line="280" w:lineRule="auto"/>
         <w:contextualSpacing w:val="0"/>
@@ -6223,7 +6223,7 @@
                     </pic:cNvPicPr>
                   </pic:nvPicPr>
                   <pic:blipFill rotWithShape="1">
-                    <a:blip r:embed="rId28">
+                    <a:blip r:embed="rId29">
                       <a:duotone>
                         <a:schemeClr val="accent2">
                           <a:shade val="45000"/>
@@ -6316,7 +6316,7 @@
         <w:pStyle w:val="ListParagraph"/>
         <w:numPr>
           <w:ilvl w:val="0"/>
-          <w:numId w:val="21"/>
+          <w:numId w:val="11"/>
         </w:numPr>
         <w:spacing w:after="100" w:line="280" w:lineRule="auto"/>
         <w:rPr>
@@ -6339,7 +6339,7 @@
         <w:pStyle w:val="ListParagraph"/>
         <w:numPr>
           <w:ilvl w:val="0"/>
-          <w:numId w:val="21"/>
+          <w:numId w:val="11"/>
         </w:numPr>
         <w:spacing w:after="100" w:line="280" w:lineRule="auto"/>
         <w:rPr>
@@ -6402,7 +6402,7 @@
       <w:pPr>
         <w:numPr>
           <w:ilvl w:val="0"/>
-          <w:numId w:val="26"/>
+          <w:numId w:val="15"/>
         </w:numPr>
         <w:spacing w:after="100" w:line="280" w:lineRule="auto"/>
         <w:rPr>
@@ -6442,7 +6442,7 @@
       <w:pPr>
         <w:numPr>
           <w:ilvl w:val="0"/>
-          <w:numId w:val="26"/>
+          <w:numId w:val="15"/>
         </w:numPr>
         <w:spacing w:after="100" w:line="280" w:lineRule="auto"/>
         <w:rPr>
@@ -6464,7 +6464,7 @@
       <w:pPr>
         <w:numPr>
           <w:ilvl w:val="0"/>
-          <w:numId w:val="26"/>
+          <w:numId w:val="15"/>
         </w:numPr>
         <w:spacing w:after="100" w:line="280" w:lineRule="auto"/>
         <w:rPr>
@@ -6486,7 +6486,7 @@
       <w:pPr>
         <w:numPr>
           <w:ilvl w:val="0"/>
-          <w:numId w:val="26"/>
+          <w:numId w:val="15"/>
         </w:numPr>
         <w:spacing w:after="100" w:line="280" w:lineRule="auto"/>
         <w:rPr>
@@ -6508,7 +6508,7 @@
       <w:pPr>
         <w:numPr>
           <w:ilvl w:val="0"/>
-          <w:numId w:val="26"/>
+          <w:numId w:val="15"/>
         </w:numPr>
         <w:spacing w:after="100" w:line="280" w:lineRule="auto"/>
         <w:rPr>
@@ -6572,7 +6572,7 @@
                     </pic:cNvPicPr>
                   </pic:nvPicPr>
                   <pic:blipFill>
-                    <a:blip r:embed="rId29">
+                    <a:blip r:embed="rId30">
                       <a:duotone>
                         <a:schemeClr val="accent2">
                           <a:shade val="45000"/>
@@ -6658,7 +6658,7 @@
         <w:pStyle w:val="ListParagraph"/>
         <w:numPr>
           <w:ilvl w:val="0"/>
-          <w:numId w:val="22"/>
+          <w:numId w:val="12"/>
         </w:numPr>
         <w:spacing w:after="100" w:line="280" w:lineRule="auto"/>
         <w:rPr>
@@ -6681,7 +6681,7 @@
         <w:pStyle w:val="ListParagraph"/>
         <w:numPr>
           <w:ilvl w:val="0"/>
-          <w:numId w:val="22"/>
+          <w:numId w:val="12"/>
         </w:numPr>
         <w:spacing w:after="100" w:line="280" w:lineRule="auto"/>
         <w:rPr>
@@ -6761,7 +6761,7 @@
         <w:pStyle w:val="ListParagraph"/>
         <w:numPr>
           <w:ilvl w:val="0"/>
-          <w:numId w:val="24"/>
+          <w:numId w:val="13"/>
         </w:numPr>
         <w:spacing w:after="100" w:line="280" w:lineRule="auto"/>
         <w:rPr>
@@ -6802,7 +6802,7 @@
         <w:pStyle w:val="ListParagraph"/>
         <w:numPr>
           <w:ilvl w:val="0"/>
-          <w:numId w:val="24"/>
+          <w:numId w:val="13"/>
         </w:numPr>
         <w:spacing w:after="100" w:line="280" w:lineRule="auto"/>
         <w:rPr>
@@ -6825,7 +6825,7 @@
         <w:pStyle w:val="ListParagraph"/>
         <w:numPr>
           <w:ilvl w:val="0"/>
-          <w:numId w:val="24"/>
+          <w:numId w:val="13"/>
         </w:numPr>
         <w:spacing w:after="100" w:line="280" w:lineRule="auto"/>
         <w:rPr>
@@ -6866,7 +6866,7 @@
         <w:pStyle w:val="ListParagraph"/>
         <w:numPr>
           <w:ilvl w:val="0"/>
-          <w:numId w:val="24"/>
+          <w:numId w:val="13"/>
         </w:numPr>
         <w:spacing w:after="100" w:line="280" w:lineRule="auto"/>
         <w:rPr>
@@ -6889,7 +6889,7 @@
         <w:pStyle w:val="ListParagraph"/>
         <w:numPr>
           <w:ilvl w:val="0"/>
-          <w:numId w:val="25"/>
+          <w:numId w:val="14"/>
         </w:numPr>
         <w:spacing w:after="100" w:line="280" w:lineRule="auto"/>
         <w:rPr>
@@ -6912,7 +6912,7 @@
         <w:pStyle w:val="ListParagraph"/>
         <w:numPr>
           <w:ilvl w:val="0"/>
-          <w:numId w:val="25"/>
+          <w:numId w:val="14"/>
         </w:numPr>
         <w:spacing w:after="100" w:line="280" w:lineRule="auto"/>
         <w:rPr>
@@ -6935,7 +6935,7 @@
         <w:pStyle w:val="ListParagraph"/>
         <w:numPr>
           <w:ilvl w:val="0"/>
-          <w:numId w:val="25"/>
+          <w:numId w:val="14"/>
         </w:numPr>
         <w:spacing w:after="100" w:line="280" w:lineRule="auto"/>
         <w:rPr>
@@ -6958,7 +6958,7 @@
         <w:pStyle w:val="ListParagraph"/>
         <w:numPr>
           <w:ilvl w:val="0"/>
-          <w:numId w:val="24"/>
+          <w:numId w:val="13"/>
         </w:numPr>
         <w:spacing w:after="100" w:line="280" w:lineRule="auto"/>
         <w:rPr>
@@ -7040,7 +7040,7 @@
                     </pic:cNvPicPr>
                   </pic:nvPicPr>
                   <pic:blipFill>
-                    <a:blip r:embed="rId30">
+                    <a:blip r:embed="rId31">
                       <a:duotone>
                         <a:schemeClr val="accent2">
                           <a:shade val="45000"/>
@@ -7089,18 +7089,7 @@
           <w:sz w:val="32"/>
           <w:szCs w:val="32"/>
         </w:rPr>
-        <w:t xml:space="preserve">3. </w:t>
-      </w:r>
-      <w:r>
-        <w:rPr>
-          <w:rFonts w:ascii="Times New Roman" w:hAnsi="Times New Roman" w:cs="Times New Roman"/>
-          <w:b/>
-          <w:bCs/>
-          <w:color w:val="0D0D0D" w:themeColor="text1" w:themeTint="F2"/>
-          <w:sz w:val="32"/>
-          <w:szCs w:val="32"/>
-        </w:rPr>
-        <w:t>Hybrid Cloud</w:t>
+        <w:t>3. Hybrid Cloud</w:t>
       </w:r>
     </w:p>
     <w:p>
@@ -7126,7 +7115,7 @@
         <w:pStyle w:val="ListParagraph"/>
         <w:numPr>
           <w:ilvl w:val="0"/>
-          <w:numId w:val="28"/>
+          <w:numId w:val="16"/>
         </w:numPr>
         <w:spacing w:after="100" w:line="280" w:lineRule="auto"/>
         <w:rPr>
@@ -7149,7 +7138,7 @@
         <w:pStyle w:val="ListParagraph"/>
         <w:numPr>
           <w:ilvl w:val="0"/>
-          <w:numId w:val="28"/>
+          <w:numId w:val="16"/>
         </w:numPr>
         <w:spacing w:after="100" w:line="280" w:lineRule="auto"/>
         <w:rPr>
@@ -7211,7 +7200,7 @@
         <w:pStyle w:val="ListParagraph"/>
         <w:numPr>
           <w:ilvl w:val="0"/>
-          <w:numId w:val="31"/>
+          <w:numId w:val="17"/>
         </w:numPr>
         <w:tabs>
           <w:tab w:val="left" w:pos="1794"/>
@@ -7262,7 +7251,7 @@
         <w:pStyle w:val="ListParagraph"/>
         <w:numPr>
           <w:ilvl w:val="0"/>
-          <w:numId w:val="31"/>
+          <w:numId w:val="17"/>
         </w:numPr>
         <w:tabs>
           <w:tab w:val="left" w:pos="1794"/>
@@ -7305,7 +7294,7 @@
         <w:pStyle w:val="ListParagraph"/>
         <w:numPr>
           <w:ilvl w:val="0"/>
-          <w:numId w:val="31"/>
+          <w:numId w:val="17"/>
         </w:numPr>
         <w:tabs>
           <w:tab w:val="left" w:pos="1794"/>
@@ -7348,7 +7337,7 @@
         <w:pStyle w:val="ListParagraph"/>
         <w:numPr>
           <w:ilvl w:val="0"/>
-          <w:numId w:val="31"/>
+          <w:numId w:val="17"/>
         </w:numPr>
         <w:tabs>
           <w:tab w:val="left" w:pos="1794"/>
@@ -7409,7 +7398,7 @@
         <w:pStyle w:val="ListParagraph"/>
         <w:numPr>
           <w:ilvl w:val="0"/>
-          <w:numId w:val="31"/>
+          <w:numId w:val="17"/>
         </w:numPr>
         <w:tabs>
           <w:tab w:val="left" w:pos="1794"/>
@@ -7605,7 +7594,7 @@
                     </pic:cNvPicPr>
                   </pic:nvPicPr>
                   <pic:blipFill>
-                    <a:blip r:embed="rId31">
+                    <a:blip r:embed="rId32">
                       <a:duotone>
                         <a:schemeClr val="accent2">
                           <a:shade val="45000"/>
@@ -7666,17 +7655,7 @@
           <w:szCs w:val="32"/>
         </w:rPr>
         <w:lastRenderedPageBreak/>
-        <w:t xml:space="preserve">4. </w:t>
-      </w:r>
-      <w:r>
-        <w:rPr>
-          <w:rFonts w:ascii="Times New Roman" w:hAnsi="Times New Roman" w:cs="Times New Roman"/>
-          <w:b/>
-          <w:bCs/>
-          <w:sz w:val="32"/>
-          <w:szCs w:val="32"/>
-        </w:rPr>
-        <w:t>Community Cloud</w:t>
+        <w:t>4. Community Cloud</w:t>
       </w:r>
     </w:p>
     <w:p>
@@ -7701,7 +7680,7 @@
         <w:pStyle w:val="ListParagraph"/>
         <w:numPr>
           <w:ilvl w:val="0"/>
-          <w:numId w:val="32"/>
+          <w:numId w:val="18"/>
         </w:numPr>
         <w:rPr>
           <w:rFonts w:ascii="Times New Roman" w:hAnsi="Times New Roman" w:cs="Times New Roman"/>
@@ -7723,7 +7702,7 @@
         <w:pStyle w:val="ListParagraph"/>
         <w:numPr>
           <w:ilvl w:val="0"/>
-          <w:numId w:val="32"/>
+          <w:numId w:val="18"/>
         </w:numPr>
         <w:rPr>
           <w:rFonts w:ascii="Times New Roman" w:hAnsi="Times New Roman" w:cs="Times New Roman"/>
@@ -7807,7 +7786,7 @@
         <w:pStyle w:val="ListParagraph"/>
         <w:numPr>
           <w:ilvl w:val="0"/>
-          <w:numId w:val="34"/>
+          <w:numId w:val="19"/>
         </w:numPr>
         <w:tabs>
           <w:tab w:val="left" w:pos="1706"/>
@@ -7850,7 +7829,7 @@
         <w:pStyle w:val="ListParagraph"/>
         <w:numPr>
           <w:ilvl w:val="0"/>
-          <w:numId w:val="34"/>
+          <w:numId w:val="19"/>
         </w:numPr>
         <w:tabs>
           <w:tab w:val="left" w:pos="1706"/>
@@ -7893,7 +7872,7 @@
         <w:pStyle w:val="ListParagraph"/>
         <w:numPr>
           <w:ilvl w:val="0"/>
-          <w:numId w:val="34"/>
+          <w:numId w:val="19"/>
         </w:numPr>
         <w:tabs>
           <w:tab w:val="left" w:pos="1706"/>
@@ -7936,7 +7915,7 @@
         <w:pStyle w:val="ListParagraph"/>
         <w:numPr>
           <w:ilvl w:val="0"/>
-          <w:numId w:val="34"/>
+          <w:numId w:val="19"/>
         </w:numPr>
         <w:tabs>
           <w:tab w:val="left" w:pos="1706"/>
@@ -7979,7 +7958,7 @@
         <w:pStyle w:val="ListParagraph"/>
         <w:numPr>
           <w:ilvl w:val="0"/>
-          <w:numId w:val="34"/>
+          <w:numId w:val="19"/>
         </w:numPr>
         <w:tabs>
           <w:tab w:val="left" w:pos="1706"/>
@@ -8045,7 +8024,7 @@
                     </pic:cNvPicPr>
                   </pic:nvPicPr>
                   <pic:blipFill>
-                    <a:blip r:embed="rId32">
+                    <a:blip r:embed="rId33">
                       <a:duotone>
                         <a:schemeClr val="accent2">
                           <a:shade val="45000"/>
@@ -8078,6 +8057,351 @@
     </w:p>
     <w:p>
       <w:pPr>
+        <w:rPr>
+          <w:rFonts w:ascii="Times New Roman" w:hAnsi="Times New Roman" w:cs="Times New Roman"/>
+          <w:b/>
+          <w:bCs/>
+          <w:color w:val="215E99" w:themeColor="text2" w:themeTint="BF"/>
+          <w:sz w:val="32"/>
+          <w:szCs w:val="32"/>
+        </w:rPr>
+      </w:pPr>
+      <w:r>
+        <w:rPr>
+          <w:rFonts w:ascii="Times New Roman" w:hAnsi="Times New Roman" w:cs="Times New Roman"/>
+          <w:b/>
+          <w:bCs/>
+          <w:color w:val="215E99" w:themeColor="text2" w:themeTint="BF"/>
+          <w:sz w:val="32"/>
+          <w:szCs w:val="32"/>
+        </w:rPr>
+        <w:lastRenderedPageBreak/>
+        <w:t>Cloud Service Models</w:t>
+      </w:r>
+    </w:p>
+    <w:p>
+      <w:pPr>
+        <w:spacing w:after="150" w:line="300" w:lineRule="auto"/>
+        <w:rPr>
+          <w:rFonts w:ascii="Times New Roman" w:hAnsi="Times New Roman" w:cs="Times New Roman"/>
+          <w:sz w:val="36"/>
+          <w:szCs w:val="36"/>
+        </w:rPr>
+      </w:pPr>
+      <w:r>
+        <w:rPr>
+          <w:rFonts w:ascii="Times New Roman" w:hAnsi="Times New Roman" w:cs="Times New Roman"/>
+          <w:sz w:val="32"/>
+          <w:szCs w:val="32"/>
+        </w:rPr>
+        <w:t>Service models describe how much of the technology stack the cloud provider manages for you, versus how much you manage yourself.</w:t>
+      </w:r>
+    </w:p>
+    <w:p>
+      <w:pPr>
+        <w:tabs>
+          <w:tab w:val="left" w:pos="1529"/>
+        </w:tabs>
+        <w:rPr>
+          <w:rFonts w:ascii="Times New Roman" w:hAnsi="Times New Roman" w:cs="Times New Roman"/>
+          <w:b/>
+          <w:bCs/>
+          <w:color w:val="0D0D0D" w:themeColor="text1" w:themeTint="F2"/>
+          <w:sz w:val="32"/>
+          <w:szCs w:val="32"/>
+        </w:rPr>
+      </w:pPr>
+      <w:r>
+        <w:rPr>
+          <w:rFonts w:ascii="Times New Roman" w:hAnsi="Times New Roman" w:cs="Times New Roman"/>
+          <w:b/>
+          <w:bCs/>
+          <w:color w:val="0D0D0D" w:themeColor="text1" w:themeTint="F2"/>
+          <w:sz w:val="32"/>
+          <w:szCs w:val="32"/>
+        </w:rPr>
+        <w:t xml:space="preserve">1. </w:t>
+      </w:r>
+      <w:r>
+        <w:rPr>
+          <w:rFonts w:ascii="Times New Roman" w:hAnsi="Times New Roman" w:cs="Times New Roman"/>
+          <w:b/>
+          <w:bCs/>
+          <w:color w:val="0D0D0D" w:themeColor="text1" w:themeTint="F2"/>
+          <w:sz w:val="32"/>
+          <w:szCs w:val="32"/>
+        </w:rPr>
+        <w:t>Infrastructure as a Service (IaaS)</w:t>
+      </w:r>
+    </w:p>
+    <w:p>
+      <w:pPr>
+        <w:pStyle w:val="ListParagraph"/>
+        <w:numPr>
+          <w:ilvl w:val="0"/>
+          <w:numId w:val="20"/>
+        </w:numPr>
+        <w:tabs>
+          <w:tab w:val="left" w:pos="1529"/>
+        </w:tabs>
+        <w:rPr>
+          <w:rFonts w:ascii="Times New Roman" w:hAnsi="Times New Roman" w:cs="Times New Roman"/>
+          <w:color w:val="0D0D0D" w:themeColor="text1" w:themeTint="F2"/>
+          <w:sz w:val="32"/>
+          <w:szCs w:val="32"/>
+        </w:rPr>
+      </w:pPr>
+      <w:r>
+        <w:rPr>
+          <w:rFonts w:ascii="Times New Roman" w:hAnsi="Times New Roman" w:cs="Times New Roman"/>
+          <w:color w:val="0D0D0D" w:themeColor="text1" w:themeTint="F2"/>
+          <w:sz w:val="32"/>
+          <w:szCs w:val="32"/>
+        </w:rPr>
+        <w:t xml:space="preserve">The provider gives you </w:t>
+      </w:r>
+      <w:r>
+        <w:rPr>
+          <w:rFonts w:ascii="Times New Roman" w:hAnsi="Times New Roman" w:cs="Times New Roman"/>
+          <w:b/>
+          <w:bCs/>
+          <w:color w:val="0D0D0D" w:themeColor="text1" w:themeTint="F2"/>
+          <w:sz w:val="32"/>
+          <w:szCs w:val="32"/>
+        </w:rPr>
+        <w:t>virtual computers, storage, and networking</w:t>
+      </w:r>
+      <w:r>
+        <w:rPr>
+          <w:rFonts w:ascii="Times New Roman" w:hAnsi="Times New Roman" w:cs="Times New Roman"/>
+          <w:color w:val="0D0D0D" w:themeColor="text1" w:themeTint="F2"/>
+          <w:sz w:val="32"/>
+          <w:szCs w:val="32"/>
+        </w:rPr>
+        <w:t xml:space="preserve">. </w:t>
+      </w:r>
+    </w:p>
+    <w:p>
+      <w:pPr>
+        <w:pStyle w:val="ListParagraph"/>
+        <w:numPr>
+          <w:ilvl w:val="0"/>
+          <w:numId w:val="20"/>
+        </w:numPr>
+        <w:tabs>
+          <w:tab w:val="left" w:pos="1529"/>
+        </w:tabs>
+        <w:rPr>
+          <w:rFonts w:ascii="Times New Roman" w:hAnsi="Times New Roman" w:cs="Times New Roman"/>
+          <w:color w:val="0D0D0D" w:themeColor="text1" w:themeTint="F2"/>
+          <w:sz w:val="32"/>
+          <w:szCs w:val="32"/>
+        </w:rPr>
+      </w:pPr>
+      <w:r>
+        <w:rPr>
+          <w:rFonts w:ascii="Times New Roman" w:hAnsi="Times New Roman" w:cs="Times New Roman"/>
+          <w:color w:val="0D0D0D" w:themeColor="text1" w:themeTint="F2"/>
+          <w:sz w:val="32"/>
+          <w:szCs w:val="32"/>
+        </w:rPr>
+        <w:t xml:space="preserve">You </w:t>
+      </w:r>
+      <w:r>
+        <w:rPr>
+          <w:rFonts w:ascii="Times New Roman" w:hAnsi="Times New Roman" w:cs="Times New Roman"/>
+          <w:b/>
+          <w:bCs/>
+          <w:color w:val="0D0D0D" w:themeColor="text1" w:themeTint="F2"/>
+          <w:sz w:val="32"/>
+          <w:szCs w:val="32"/>
+        </w:rPr>
+        <w:t>control the operating system and everything installed on it.</w:t>
+      </w:r>
+      <w:r>
+        <w:rPr>
+          <w:rFonts w:ascii="Times New Roman" w:hAnsi="Times New Roman" w:cs="Times New Roman"/>
+          <w:color w:val="0D0D0D" w:themeColor="text1" w:themeTint="F2"/>
+          <w:sz w:val="32"/>
+          <w:szCs w:val="32"/>
+        </w:rPr>
+        <w:t xml:space="preserve"> </w:t>
+      </w:r>
+    </w:p>
+    <w:p>
+      <w:pPr>
+        <w:pStyle w:val="ListParagraph"/>
+        <w:numPr>
+          <w:ilvl w:val="0"/>
+          <w:numId w:val="20"/>
+        </w:numPr>
+        <w:tabs>
+          <w:tab w:val="left" w:pos="1529"/>
+        </w:tabs>
+        <w:rPr>
+          <w:rFonts w:ascii="Times New Roman" w:hAnsi="Times New Roman" w:cs="Times New Roman"/>
+          <w:b/>
+          <w:bCs/>
+          <w:color w:val="0D0D0D" w:themeColor="text1" w:themeTint="F2"/>
+          <w:sz w:val="32"/>
+          <w:szCs w:val="32"/>
+        </w:rPr>
+      </w:pPr>
+      <w:r>
+        <w:rPr>
+          <w:rFonts w:ascii="Times New Roman" w:hAnsi="Times New Roman" w:cs="Times New Roman"/>
+          <w:color w:val="0D0D0D" w:themeColor="text1" w:themeTint="F2"/>
+          <w:sz w:val="32"/>
+          <w:szCs w:val="32"/>
+        </w:rPr>
+        <w:t xml:space="preserve">You can create and manage </w:t>
+      </w:r>
+      <w:r>
+        <w:rPr>
+          <w:rFonts w:ascii="Times New Roman" w:hAnsi="Times New Roman" w:cs="Times New Roman"/>
+          <w:b/>
+          <w:bCs/>
+          <w:color w:val="0D0D0D" w:themeColor="text1" w:themeTint="F2"/>
+          <w:sz w:val="32"/>
+          <w:szCs w:val="32"/>
+        </w:rPr>
+        <w:t xml:space="preserve">Virtual Machines (VMs), storage, and networks as needed. </w:t>
+      </w:r>
+    </w:p>
+    <w:p>
+      <w:pPr>
+        <w:pStyle w:val="ListParagraph"/>
+        <w:numPr>
+          <w:ilvl w:val="0"/>
+          <w:numId w:val="20"/>
+        </w:numPr>
+        <w:tabs>
+          <w:tab w:val="left" w:pos="1529"/>
+        </w:tabs>
+        <w:rPr>
+          <w:rFonts w:ascii="Times New Roman" w:hAnsi="Times New Roman" w:cs="Times New Roman"/>
+          <w:color w:val="0D0D0D" w:themeColor="text1" w:themeTint="F2"/>
+          <w:sz w:val="32"/>
+          <w:szCs w:val="32"/>
+        </w:rPr>
+      </w:pPr>
+      <w:r>
+        <w:rPr>
+          <w:rFonts w:ascii="Times New Roman" w:hAnsi="Times New Roman" w:cs="Times New Roman"/>
+          <w:color w:val="0D0D0D" w:themeColor="text1" w:themeTint="F2"/>
+          <w:sz w:val="32"/>
+          <w:szCs w:val="32"/>
+        </w:rPr>
+        <w:t xml:space="preserve">You don't need to buy or maintain the </w:t>
+      </w:r>
+      <w:r>
+        <w:rPr>
+          <w:rFonts w:ascii="Times New Roman" w:hAnsi="Times New Roman" w:cs="Times New Roman"/>
+          <w:b/>
+          <w:bCs/>
+          <w:color w:val="0D0D0D" w:themeColor="text1" w:themeTint="F2"/>
+          <w:sz w:val="32"/>
+          <w:szCs w:val="32"/>
+        </w:rPr>
+        <w:t>physical hardware yourself</w:t>
+      </w:r>
+      <w:r>
+        <w:rPr>
+          <w:rFonts w:ascii="Times New Roman" w:hAnsi="Times New Roman" w:cs="Times New Roman"/>
+          <w:color w:val="0D0D0D" w:themeColor="text1" w:themeTint="F2"/>
+          <w:sz w:val="32"/>
+          <w:szCs w:val="32"/>
+        </w:rPr>
+        <w:t xml:space="preserve">. </w:t>
+      </w:r>
+    </w:p>
+    <w:p>
+      <w:pPr>
+        <w:pStyle w:val="ListParagraph"/>
+        <w:numPr>
+          <w:ilvl w:val="0"/>
+          <w:numId w:val="20"/>
+        </w:numPr>
+        <w:tabs>
+          <w:tab w:val="left" w:pos="1529"/>
+        </w:tabs>
+        <w:rPr>
+          <w:rFonts w:ascii="Times New Roman" w:hAnsi="Times New Roman" w:cs="Times New Roman"/>
+          <w:color w:val="0D0D0D" w:themeColor="text1" w:themeTint="F2"/>
+          <w:sz w:val="32"/>
+          <w:szCs w:val="32"/>
+        </w:rPr>
+      </w:pPr>
+      <w:r>
+        <w:rPr>
+          <w:rFonts w:ascii="Times New Roman" w:hAnsi="Times New Roman" w:cs="Times New Roman"/>
+          <w:b/>
+          <w:bCs/>
+          <w:color w:val="0D0D0D" w:themeColor="text1" w:themeTint="F2"/>
+          <w:sz w:val="32"/>
+          <w:szCs w:val="32"/>
+        </w:rPr>
+        <w:t>Examples</w:t>
+      </w:r>
+      <w:r>
+        <w:rPr>
+          <w:rFonts w:ascii="Times New Roman" w:hAnsi="Times New Roman" w:cs="Times New Roman"/>
+          <w:b/>
+          <w:bCs/>
+          <w:color w:val="0D0D0D" w:themeColor="text1" w:themeTint="F2"/>
+          <w:sz w:val="32"/>
+          <w:szCs w:val="32"/>
+        </w:rPr>
+        <w:t xml:space="preserve">: </w:t>
+      </w:r>
+      <w:r>
+        <w:rPr>
+          <w:rFonts w:ascii="Times New Roman" w:hAnsi="Times New Roman" w:cs="Times New Roman"/>
+          <w:color w:val="0D0D0D" w:themeColor="text1" w:themeTint="F2"/>
+          <w:sz w:val="32"/>
+          <w:szCs w:val="32"/>
+        </w:rPr>
+        <w:t>AWS EC2</w:t>
+      </w:r>
+      <w:r>
+        <w:rPr>
+          <w:rFonts w:ascii="Times New Roman" w:hAnsi="Times New Roman" w:cs="Times New Roman"/>
+          <w:color w:val="0D0D0D" w:themeColor="text1" w:themeTint="F2"/>
+          <w:sz w:val="32"/>
+          <w:szCs w:val="32"/>
+        </w:rPr>
+        <w:t xml:space="preserve">, </w:t>
+      </w:r>
+      <w:r>
+        <w:rPr>
+          <w:rFonts w:ascii="Times New Roman" w:hAnsi="Times New Roman" w:cs="Times New Roman"/>
+          <w:color w:val="0D0D0D" w:themeColor="text1" w:themeTint="F2"/>
+          <w:sz w:val="32"/>
+          <w:szCs w:val="32"/>
+        </w:rPr>
+        <w:t>Azure Virtual Machines</w:t>
+      </w:r>
+      <w:r>
+        <w:rPr>
+          <w:rFonts w:ascii="Times New Roman" w:hAnsi="Times New Roman" w:cs="Times New Roman"/>
+          <w:color w:val="0D0D0D" w:themeColor="text1" w:themeTint="F2"/>
+          <w:sz w:val="32"/>
+          <w:szCs w:val="32"/>
+        </w:rPr>
+        <w:t xml:space="preserve">, </w:t>
+      </w:r>
+      <w:r>
+        <w:rPr>
+          <w:rFonts w:ascii="Times New Roman" w:hAnsi="Times New Roman" w:cs="Times New Roman"/>
+          <w:color w:val="0D0D0D" w:themeColor="text1" w:themeTint="F2"/>
+          <w:sz w:val="32"/>
+          <w:szCs w:val="32"/>
+        </w:rPr>
+        <w:t>Google Compute Engine</w:t>
+      </w:r>
+    </w:p>
+    <w:p>
+      <w:pPr>
         <w:tabs>
           <w:tab w:val="left" w:pos="1794"/>
         </w:tabs>
@@ -8085,6 +8409,1824 @@
           <w:rFonts w:ascii="Times New Roman" w:hAnsi="Times New Roman" w:cs="Times New Roman"/>
           <w:b/>
           <w:bCs/>
+          <w:color w:val="0D0D0D" w:themeColor="text1" w:themeTint="F2"/>
+          <w:sz w:val="32"/>
+          <w:szCs w:val="32"/>
+        </w:rPr>
+      </w:pPr>
+      <w:r>
+        <w:rPr>
+          <w:rFonts w:ascii="Times New Roman" w:hAnsi="Times New Roman" w:cs="Times New Roman"/>
+          <w:b/>
+          <w:bCs/>
+          <w:color w:val="0D0D0D" w:themeColor="text1" w:themeTint="F2"/>
+          <w:sz w:val="32"/>
+          <w:szCs w:val="32"/>
+        </w:rPr>
+        <w:t>Real life Example</w:t>
+      </w:r>
+    </w:p>
+    <w:p>
+      <w:pPr>
+        <w:shd w:val="clear" w:color="auto" w:fill="EAF1FA"/>
+        <w:spacing w:before="100" w:after="250" w:line="280" w:lineRule="auto"/>
+        <w:ind w:left="200" w:right="200"/>
+        <w:rPr>
+          <w:rFonts w:ascii="Times New Roman" w:hAnsi="Times New Roman" w:cs="Times New Roman"/>
+          <w:sz w:val="36"/>
+          <w:szCs w:val="36"/>
+        </w:rPr>
+      </w:pPr>
+      <w:r>
+        <w:rPr>
+          <w:rFonts w:ascii="Times New Roman" w:hAnsi="Times New Roman" w:cs="Times New Roman"/>
+          <w:b/>
+          <w:bCs/>
+          <w:i/>
+          <w:iCs/>
+          <w:color w:val="2E75B6"/>
+          <w:sz w:val="32"/>
+          <w:szCs w:val="32"/>
+        </w:rPr>
+        <w:t xml:space="preserve">Example: </w:t>
+      </w:r>
+      <w:r>
+        <w:rPr>
+          <w:rFonts w:ascii="Times New Roman" w:hAnsi="Times New Roman" w:cs="Times New Roman"/>
+          <w:i/>
+          <w:iCs/>
+          <w:sz w:val="32"/>
+          <w:szCs w:val="32"/>
+        </w:rPr>
+        <w:t>It's like renting an empty apartment — you get the walls, electricity, and water connection, but you bring your own furniture and decide how to set it up.</w:t>
+      </w:r>
+    </w:p>
+    <w:p>
+      <w:pPr>
+        <w:tabs>
+          <w:tab w:val="left" w:pos="1794"/>
+        </w:tabs>
+        <w:rPr>
+          <w:rFonts w:ascii="Times New Roman" w:hAnsi="Times New Roman" w:cs="Times New Roman"/>
+          <w:b/>
+          <w:bCs/>
+          <w:color w:val="0D0D0D" w:themeColor="text1" w:themeTint="F2"/>
+          <w:sz w:val="32"/>
+          <w:szCs w:val="32"/>
+        </w:rPr>
+      </w:pPr>
+      <w:r>
+        <w:rPr>
+          <w:rFonts w:ascii="Times New Roman" w:hAnsi="Times New Roman" w:cs="Times New Roman"/>
+          <w:b/>
+          <w:bCs/>
+          <w:color w:val="0D0D0D" w:themeColor="text1" w:themeTint="F2"/>
+          <w:sz w:val="32"/>
+          <w:szCs w:val="32"/>
+        </w:rPr>
+        <w:t>Example: Azure Virtual Machines</w:t>
+      </w:r>
+    </w:p>
+    <w:p>
+      <w:pPr>
+        <w:tabs>
+          <w:tab w:val="left" w:pos="1794"/>
+        </w:tabs>
+        <w:rPr>
+          <w:rFonts w:ascii="Times New Roman" w:hAnsi="Times New Roman" w:cs="Times New Roman"/>
+          <w:color w:val="0D0D0D" w:themeColor="text1" w:themeTint="F2"/>
+          <w:sz w:val="32"/>
+          <w:szCs w:val="32"/>
+        </w:rPr>
+      </w:pPr>
+      <w:r>
+        <w:rPr>
+          <w:rFonts w:ascii="Times New Roman" w:hAnsi="Times New Roman" w:cs="Times New Roman"/>
+          <w:color w:val="0D0D0D" w:themeColor="text1" w:themeTint="F2"/>
+          <w:sz w:val="32"/>
+          <w:szCs w:val="32"/>
+        </w:rPr>
+        <w:t>Suppose you want to run a website, but you don't have your own physical server.</w:t>
+      </w:r>
+    </w:p>
+    <w:p>
+      <w:pPr>
+        <w:pStyle w:val="ListParagraph"/>
+        <w:numPr>
+          <w:ilvl w:val="0"/>
+          <w:numId w:val="21"/>
+        </w:numPr>
+        <w:tabs>
+          <w:tab w:val="left" w:pos="1794"/>
+        </w:tabs>
+        <w:rPr>
+          <w:rFonts w:ascii="Times New Roman" w:hAnsi="Times New Roman" w:cs="Times New Roman"/>
+          <w:color w:val="0D0D0D" w:themeColor="text1" w:themeTint="F2"/>
+          <w:sz w:val="32"/>
+          <w:szCs w:val="32"/>
+        </w:rPr>
+      </w:pPr>
+      <w:r>
+        <w:rPr>
+          <w:rFonts w:ascii="Times New Roman" w:hAnsi="Times New Roman" w:cs="Times New Roman"/>
+          <w:color w:val="0D0D0D" w:themeColor="text1" w:themeTint="F2"/>
+          <w:sz w:val="32"/>
+          <w:szCs w:val="32"/>
+        </w:rPr>
+        <w:t xml:space="preserve">You go to </w:t>
+      </w:r>
+      <w:r>
+        <w:rPr>
+          <w:rFonts w:ascii="Times New Roman" w:hAnsi="Times New Roman" w:cs="Times New Roman"/>
+          <w:b/>
+          <w:bCs/>
+          <w:color w:val="0D0D0D" w:themeColor="text1" w:themeTint="F2"/>
+          <w:sz w:val="32"/>
+          <w:szCs w:val="32"/>
+        </w:rPr>
+        <w:t>Microsoft Azure</w:t>
+      </w:r>
+      <w:r>
+        <w:rPr>
+          <w:rFonts w:ascii="Times New Roman" w:hAnsi="Times New Roman" w:cs="Times New Roman"/>
+          <w:color w:val="0D0D0D" w:themeColor="text1" w:themeTint="F2"/>
+          <w:sz w:val="32"/>
+          <w:szCs w:val="32"/>
+        </w:rPr>
+        <w:t xml:space="preserve"> and create a </w:t>
+      </w:r>
+      <w:r>
+        <w:rPr>
+          <w:rFonts w:ascii="Times New Roman" w:hAnsi="Times New Roman" w:cs="Times New Roman"/>
+          <w:b/>
+          <w:bCs/>
+          <w:color w:val="0D0D0D" w:themeColor="text1" w:themeTint="F2"/>
+          <w:sz w:val="32"/>
+          <w:szCs w:val="32"/>
+        </w:rPr>
+        <w:t>Virtual Machine (VM)</w:t>
+      </w:r>
+      <w:r>
+        <w:rPr>
+          <w:rFonts w:ascii="Times New Roman" w:hAnsi="Times New Roman" w:cs="Times New Roman"/>
+          <w:color w:val="0D0D0D" w:themeColor="text1" w:themeTint="F2"/>
+          <w:sz w:val="32"/>
+          <w:szCs w:val="32"/>
+        </w:rPr>
+        <w:t xml:space="preserve">. </w:t>
+      </w:r>
+    </w:p>
+    <w:p>
+      <w:pPr>
+        <w:pStyle w:val="ListParagraph"/>
+        <w:numPr>
+          <w:ilvl w:val="0"/>
+          <w:numId w:val="21"/>
+        </w:numPr>
+        <w:tabs>
+          <w:tab w:val="left" w:pos="1794"/>
+        </w:tabs>
+        <w:rPr>
+          <w:rFonts w:ascii="Times New Roman" w:hAnsi="Times New Roman" w:cs="Times New Roman"/>
+          <w:color w:val="0D0D0D" w:themeColor="text1" w:themeTint="F2"/>
+          <w:sz w:val="32"/>
+          <w:szCs w:val="32"/>
+        </w:rPr>
+      </w:pPr>
+      <w:r>
+        <w:rPr>
+          <w:rFonts w:ascii="Times New Roman" w:hAnsi="Times New Roman" w:cs="Times New Roman"/>
+          <w:color w:val="0D0D0D" w:themeColor="text1" w:themeTint="F2"/>
+          <w:sz w:val="32"/>
+          <w:szCs w:val="32"/>
+        </w:rPr>
+        <w:t xml:space="preserve">Azure provides the </w:t>
+      </w:r>
+      <w:r>
+        <w:rPr>
+          <w:rFonts w:ascii="Times New Roman" w:hAnsi="Times New Roman" w:cs="Times New Roman"/>
+          <w:b/>
+          <w:bCs/>
+          <w:color w:val="0D0D0D" w:themeColor="text1" w:themeTint="F2"/>
+          <w:sz w:val="32"/>
+          <w:szCs w:val="32"/>
+        </w:rPr>
+        <w:t>virtual CPU, memory, storage, and networking</w:t>
+      </w:r>
+      <w:r>
+        <w:rPr>
+          <w:rFonts w:ascii="Times New Roman" w:hAnsi="Times New Roman" w:cs="Times New Roman"/>
+          <w:color w:val="0D0D0D" w:themeColor="text1" w:themeTint="F2"/>
+          <w:sz w:val="32"/>
+          <w:szCs w:val="32"/>
+        </w:rPr>
+        <w:t xml:space="preserve">. </w:t>
+      </w:r>
+    </w:p>
+    <w:p>
+      <w:pPr>
+        <w:pStyle w:val="ListParagraph"/>
+        <w:numPr>
+          <w:ilvl w:val="0"/>
+          <w:numId w:val="21"/>
+        </w:numPr>
+        <w:tabs>
+          <w:tab w:val="left" w:pos="1794"/>
+        </w:tabs>
+        <w:rPr>
+          <w:rFonts w:ascii="Times New Roman" w:hAnsi="Times New Roman" w:cs="Times New Roman"/>
+          <w:color w:val="0D0D0D" w:themeColor="text1" w:themeTint="F2"/>
+          <w:sz w:val="32"/>
+          <w:szCs w:val="32"/>
+        </w:rPr>
+      </w:pPr>
+      <w:r>
+        <w:rPr>
+          <w:rFonts w:ascii="Times New Roman" w:hAnsi="Times New Roman" w:cs="Times New Roman"/>
+          <w:color w:val="0D0D0D" w:themeColor="text1" w:themeTint="F2"/>
+          <w:sz w:val="32"/>
+          <w:szCs w:val="32"/>
+        </w:rPr>
+        <w:t xml:space="preserve">You choose an </w:t>
+      </w:r>
+      <w:r>
+        <w:rPr>
+          <w:rFonts w:ascii="Times New Roman" w:hAnsi="Times New Roman" w:cs="Times New Roman"/>
+          <w:b/>
+          <w:bCs/>
+          <w:color w:val="0D0D0D" w:themeColor="text1" w:themeTint="F2"/>
+          <w:sz w:val="32"/>
+          <w:szCs w:val="32"/>
+        </w:rPr>
+        <w:t>operating system</w:t>
+      </w:r>
+      <w:r>
+        <w:rPr>
+          <w:rFonts w:ascii="Times New Roman" w:hAnsi="Times New Roman" w:cs="Times New Roman"/>
+          <w:color w:val="0D0D0D" w:themeColor="text1" w:themeTint="F2"/>
+          <w:sz w:val="32"/>
+          <w:szCs w:val="32"/>
+        </w:rPr>
+        <w:t xml:space="preserve">, such as Windows or Linux. </w:t>
+      </w:r>
+    </w:p>
+    <w:p>
+      <w:pPr>
+        <w:pStyle w:val="ListParagraph"/>
+        <w:numPr>
+          <w:ilvl w:val="0"/>
+          <w:numId w:val="21"/>
+        </w:numPr>
+        <w:tabs>
+          <w:tab w:val="left" w:pos="1794"/>
+        </w:tabs>
+        <w:rPr>
+          <w:rFonts w:ascii="Times New Roman" w:hAnsi="Times New Roman" w:cs="Times New Roman"/>
+          <w:color w:val="0D0D0D" w:themeColor="text1" w:themeTint="F2"/>
+          <w:sz w:val="32"/>
+          <w:szCs w:val="32"/>
+        </w:rPr>
+      </w:pPr>
+      <w:r>
+        <w:rPr>
+          <w:rFonts w:ascii="Times New Roman" w:hAnsi="Times New Roman" w:cs="Times New Roman"/>
+          <w:color w:val="0D0D0D" w:themeColor="text1" w:themeTint="F2"/>
+          <w:sz w:val="32"/>
+          <w:szCs w:val="32"/>
+        </w:rPr>
+        <w:t xml:space="preserve">You can then install </w:t>
+      </w:r>
+      <w:r>
+        <w:rPr>
+          <w:rFonts w:ascii="Times New Roman" w:hAnsi="Times New Roman" w:cs="Times New Roman"/>
+          <w:b/>
+          <w:bCs/>
+          <w:color w:val="0D0D0D" w:themeColor="text1" w:themeTint="F2"/>
+          <w:sz w:val="32"/>
+          <w:szCs w:val="32"/>
+        </w:rPr>
+        <w:t>Python, a web server, your website, or other software</w:t>
+      </w:r>
+      <w:r>
+        <w:rPr>
+          <w:rFonts w:ascii="Times New Roman" w:hAnsi="Times New Roman" w:cs="Times New Roman"/>
+          <w:color w:val="0D0D0D" w:themeColor="text1" w:themeTint="F2"/>
+          <w:sz w:val="32"/>
+          <w:szCs w:val="32"/>
+        </w:rPr>
+        <w:t xml:space="preserve"> on the VM. </w:t>
+      </w:r>
+    </w:p>
+    <w:p>
+      <w:pPr>
+        <w:pStyle w:val="ListParagraph"/>
+        <w:numPr>
+          <w:ilvl w:val="0"/>
+          <w:numId w:val="21"/>
+        </w:numPr>
+        <w:tabs>
+          <w:tab w:val="left" w:pos="1794"/>
+        </w:tabs>
+        <w:rPr>
+          <w:rFonts w:ascii="Times New Roman" w:hAnsi="Times New Roman" w:cs="Times New Roman"/>
+          <w:color w:val="0D0D0D" w:themeColor="text1" w:themeTint="F2"/>
+          <w:sz w:val="32"/>
+          <w:szCs w:val="32"/>
+        </w:rPr>
+      </w:pPr>
+      <w:r>
+        <w:rPr>
+          <w:rFonts w:ascii="Times New Roman" w:hAnsi="Times New Roman" w:cs="Times New Roman"/>
+          <w:color w:val="0D0D0D" w:themeColor="text1" w:themeTint="F2"/>
+          <w:sz w:val="32"/>
+          <w:szCs w:val="32"/>
+        </w:rPr>
+        <w:lastRenderedPageBreak/>
+        <w:t xml:space="preserve">You control the VM and the software, while </w:t>
+      </w:r>
+      <w:r>
+        <w:rPr>
+          <w:rFonts w:ascii="Times New Roman" w:hAnsi="Times New Roman" w:cs="Times New Roman"/>
+          <w:b/>
+          <w:bCs/>
+          <w:color w:val="0D0D0D" w:themeColor="text1" w:themeTint="F2"/>
+          <w:sz w:val="32"/>
+          <w:szCs w:val="32"/>
+        </w:rPr>
+        <w:t>Azure manages the physical hardware</w:t>
+      </w:r>
+      <w:r>
+        <w:rPr>
+          <w:rFonts w:ascii="Times New Roman" w:hAnsi="Times New Roman" w:cs="Times New Roman"/>
+          <w:color w:val="0D0D0D" w:themeColor="text1" w:themeTint="F2"/>
+          <w:sz w:val="32"/>
+          <w:szCs w:val="32"/>
+        </w:rPr>
+        <w:t xml:space="preserve">. </w:t>
+      </w:r>
+    </w:p>
+    <w:p>
+      <w:pPr>
+        <w:tabs>
+          <w:tab w:val="left" w:pos="3090"/>
+        </w:tabs>
+        <w:jc w:val="center"/>
+        <w:rPr>
+          <w:rFonts w:ascii="Times New Roman" w:hAnsi="Times New Roman" w:cs="Times New Roman"/>
+          <w:sz w:val="32"/>
+          <w:szCs w:val="32"/>
+        </w:rPr>
+      </w:pPr>
+      <w:r>
+        <w:rPr>
+          <w:noProof/>
+        </w:rPr>
+        <w:drawing>
+          <wp:inline distT="0" distB="0" distL="0" distR="0" wp14:anchorId="11499651" wp14:editId="4F184F5B">
+            <wp:extent cx="3568807" cy="2194568"/>
+            <wp:effectExtent l="0" t="0" r="0" b="0"/>
+            <wp:docPr id="9220" name="Picture 4" descr="Infrastructure as a Service | IAAS - javatpoint">
+              <a:extLst xmlns:a="http://schemas.openxmlformats.org/drawingml/2006/main">
+                <a:ext uri="{FF2B5EF4-FFF2-40B4-BE49-F238E27FC236}">
+                  <a16:creationId xmlns:a16="http://schemas.microsoft.com/office/drawing/2014/main" id="{E04F3A1D-CF38-DD4A-BC7E-625D905DA7E5}"/>
+                </a:ext>
+              </a:extLst>
+            </wp:docPr>
+            <wp:cNvGraphicFramePr>
+              <a:graphicFrameLocks xmlns:a="http://schemas.openxmlformats.org/drawingml/2006/main" noChangeAspect="1"/>
+            </wp:cNvGraphicFramePr>
+            <a:graphic xmlns:a="http://schemas.openxmlformats.org/drawingml/2006/main">
+              <a:graphicData uri="http://schemas.openxmlformats.org/drawingml/2006/picture">
+                <pic:pic xmlns:pic="http://schemas.openxmlformats.org/drawingml/2006/picture">
+                  <pic:nvPicPr>
+                    <pic:cNvPr id="9220" name="Picture 4" descr="Infrastructure as a Service | IAAS - javatpoint">
+                      <a:extLst>
+                        <a:ext uri="{FF2B5EF4-FFF2-40B4-BE49-F238E27FC236}">
+                          <a16:creationId xmlns:a16="http://schemas.microsoft.com/office/drawing/2014/main" id="{E04F3A1D-CF38-DD4A-BC7E-625D905DA7E5}"/>
+                        </a:ext>
+                      </a:extLst>
+                    </pic:cNvPr>
+                    <pic:cNvPicPr>
+                      <a:picLocks noChangeAspect="1" noChangeArrowheads="1"/>
+                    </pic:cNvPicPr>
+                  </pic:nvPicPr>
+                  <pic:blipFill>
+                    <a:blip r:embed="rId34">
+                      <a:duotone>
+                        <a:schemeClr val="accent2">
+                          <a:shade val="45000"/>
+                          <a:satMod val="135000"/>
+                        </a:schemeClr>
+                        <a:prstClr val="white"/>
+                      </a:duotone>
+                    </a:blip>
+                    <a:srcRect/>
+                    <a:stretch>
+                      <a:fillRect/>
+                    </a:stretch>
+                  </pic:blipFill>
+                  <pic:spPr bwMode="auto">
+                    <a:xfrm>
+                      <a:off x="0" y="0"/>
+                      <a:ext cx="3568807" cy="2194568"/>
+                    </a:xfrm>
+                    <a:prstGeom prst="rect">
+                      <a:avLst/>
+                    </a:prstGeom>
+                    <a:noFill/>
+                  </pic:spPr>
+                </pic:pic>
+              </a:graphicData>
+            </a:graphic>
+          </wp:inline>
+        </w:drawing>
+      </w:r>
+    </w:p>
+    <w:p>
+      <w:pPr>
+        <w:tabs>
+          <w:tab w:val="left" w:pos="3090"/>
+        </w:tabs>
+        <w:rPr>
+          <w:rFonts w:ascii="Times New Roman" w:hAnsi="Times New Roman" w:cs="Times New Roman"/>
+          <w:b/>
+          <w:bCs/>
+          <w:sz w:val="32"/>
+          <w:szCs w:val="32"/>
+        </w:rPr>
+      </w:pPr>
+      <w:r>
+        <w:rPr>
+          <w:rFonts w:ascii="Times New Roman" w:hAnsi="Times New Roman" w:cs="Times New Roman"/>
+          <w:b/>
+          <w:bCs/>
+          <w:sz w:val="32"/>
+          <w:szCs w:val="32"/>
+        </w:rPr>
+        <w:t xml:space="preserve">2. </w:t>
+      </w:r>
+      <w:r>
+        <w:rPr>
+          <w:rFonts w:ascii="Times New Roman" w:hAnsi="Times New Roman" w:cs="Times New Roman"/>
+          <w:b/>
+          <w:bCs/>
+          <w:sz w:val="32"/>
+          <w:szCs w:val="32"/>
+        </w:rPr>
+        <w:t>Platform as a Service (PaaS)</w:t>
+      </w:r>
+    </w:p>
+    <w:p>
+      <w:pPr>
+        <w:pStyle w:val="ListParagraph"/>
+        <w:numPr>
+          <w:ilvl w:val="0"/>
+          <w:numId w:val="22"/>
+        </w:numPr>
+        <w:tabs>
+          <w:tab w:val="left" w:pos="3090"/>
+        </w:tabs>
+        <w:rPr>
+          <w:rFonts w:ascii="Times New Roman" w:hAnsi="Times New Roman" w:cs="Times New Roman"/>
+          <w:sz w:val="32"/>
+          <w:szCs w:val="32"/>
+        </w:rPr>
+      </w:pPr>
+      <w:r>
+        <w:rPr>
+          <w:rFonts w:ascii="Times New Roman" w:hAnsi="Times New Roman" w:cs="Times New Roman"/>
+          <w:sz w:val="32"/>
+          <w:szCs w:val="32"/>
+        </w:rPr>
+        <w:t xml:space="preserve">The provider gives you a </w:t>
+      </w:r>
+      <w:r>
+        <w:rPr>
+          <w:rFonts w:ascii="Times New Roman" w:hAnsi="Times New Roman" w:cs="Times New Roman"/>
+          <w:b/>
+          <w:bCs/>
+          <w:sz w:val="32"/>
+          <w:szCs w:val="32"/>
+        </w:rPr>
+        <w:t>ready-made platform</w:t>
+      </w:r>
+      <w:r>
+        <w:rPr>
+          <w:rFonts w:ascii="Times New Roman" w:hAnsi="Times New Roman" w:cs="Times New Roman"/>
+          <w:sz w:val="32"/>
+          <w:szCs w:val="32"/>
+        </w:rPr>
+        <w:t xml:space="preserve"> to build, test, and deploy your applications, so you don't have to worry about the servers underneath. </w:t>
+      </w:r>
+    </w:p>
+    <w:p>
+      <w:pPr>
+        <w:pStyle w:val="ListParagraph"/>
+        <w:numPr>
+          <w:ilvl w:val="0"/>
+          <w:numId w:val="22"/>
+        </w:numPr>
+        <w:tabs>
+          <w:tab w:val="left" w:pos="3090"/>
+        </w:tabs>
+        <w:rPr>
+          <w:rFonts w:ascii="Times New Roman" w:hAnsi="Times New Roman" w:cs="Times New Roman"/>
+          <w:sz w:val="32"/>
+          <w:szCs w:val="32"/>
+        </w:rPr>
+      </w:pPr>
+      <w:r>
+        <w:rPr>
+          <w:rFonts w:ascii="Times New Roman" w:hAnsi="Times New Roman" w:cs="Times New Roman"/>
+          <w:sz w:val="32"/>
+          <w:szCs w:val="32"/>
+        </w:rPr>
+        <w:t xml:space="preserve">You focus on </w:t>
+      </w:r>
+      <w:r>
+        <w:rPr>
+          <w:rFonts w:ascii="Times New Roman" w:hAnsi="Times New Roman" w:cs="Times New Roman"/>
+          <w:b/>
+          <w:bCs/>
+          <w:sz w:val="32"/>
+          <w:szCs w:val="32"/>
+        </w:rPr>
+        <w:t>writing and improving your application</w:t>
+      </w:r>
+      <w:r>
+        <w:rPr>
+          <w:rFonts w:ascii="Times New Roman" w:hAnsi="Times New Roman" w:cs="Times New Roman"/>
+          <w:sz w:val="32"/>
+          <w:szCs w:val="32"/>
+        </w:rPr>
+        <w:t xml:space="preserve">. </w:t>
+      </w:r>
+    </w:p>
+    <w:p>
+      <w:pPr>
+        <w:pStyle w:val="ListParagraph"/>
+        <w:numPr>
+          <w:ilvl w:val="0"/>
+          <w:numId w:val="22"/>
+        </w:numPr>
+        <w:tabs>
+          <w:tab w:val="left" w:pos="3090"/>
+        </w:tabs>
+        <w:rPr>
+          <w:rFonts w:ascii="Times New Roman" w:hAnsi="Times New Roman" w:cs="Times New Roman"/>
+          <w:sz w:val="32"/>
+          <w:szCs w:val="32"/>
+        </w:rPr>
+      </w:pPr>
+      <w:r>
+        <w:rPr>
+          <w:rFonts w:ascii="Times New Roman" w:hAnsi="Times New Roman" w:cs="Times New Roman"/>
+          <w:sz w:val="32"/>
+          <w:szCs w:val="32"/>
+        </w:rPr>
+        <w:t xml:space="preserve">The provider handles </w:t>
+      </w:r>
+      <w:r>
+        <w:rPr>
+          <w:rFonts w:ascii="Times New Roman" w:hAnsi="Times New Roman" w:cs="Times New Roman"/>
+          <w:b/>
+          <w:bCs/>
+          <w:sz w:val="32"/>
+          <w:szCs w:val="32"/>
+        </w:rPr>
+        <w:t>servers, storage, and networking</w:t>
+      </w:r>
+      <w:r>
+        <w:rPr>
+          <w:rFonts w:ascii="Times New Roman" w:hAnsi="Times New Roman" w:cs="Times New Roman"/>
+          <w:sz w:val="32"/>
+          <w:szCs w:val="32"/>
+        </w:rPr>
+        <w:t xml:space="preserve"> for you. </w:t>
+      </w:r>
+    </w:p>
+    <w:p>
+      <w:pPr>
+        <w:pStyle w:val="ListParagraph"/>
+        <w:numPr>
+          <w:ilvl w:val="0"/>
+          <w:numId w:val="22"/>
+        </w:numPr>
+        <w:tabs>
+          <w:tab w:val="left" w:pos="3090"/>
+        </w:tabs>
+        <w:rPr>
+          <w:rFonts w:ascii="Times New Roman" w:hAnsi="Times New Roman" w:cs="Times New Roman"/>
+          <w:sz w:val="32"/>
+          <w:szCs w:val="32"/>
+        </w:rPr>
+      </w:pPr>
+      <w:r>
+        <w:rPr>
+          <w:rFonts w:ascii="Times New Roman" w:hAnsi="Times New Roman" w:cs="Times New Roman"/>
+          <w:b/>
+          <w:bCs/>
+          <w:sz w:val="32"/>
+          <w:szCs w:val="32"/>
+        </w:rPr>
+        <w:t>Examples:</w:t>
+      </w:r>
+      <w:r>
+        <w:rPr>
+          <w:rFonts w:ascii="Times New Roman" w:hAnsi="Times New Roman" w:cs="Times New Roman"/>
+          <w:sz w:val="32"/>
+          <w:szCs w:val="32"/>
+        </w:rPr>
+        <w:t xml:space="preserve"> Heroku, Google App Engine, AWS Elastic Beanstalk.</w:t>
+      </w:r>
+    </w:p>
+    <w:p>
+      <w:pPr>
+        <w:tabs>
+          <w:tab w:val="left" w:pos="1639"/>
+        </w:tabs>
+        <w:rPr>
+          <w:rFonts w:ascii="Times New Roman" w:hAnsi="Times New Roman" w:cs="Times New Roman"/>
+          <w:b/>
+          <w:bCs/>
+          <w:sz w:val="32"/>
+          <w:szCs w:val="32"/>
+        </w:rPr>
+      </w:pPr>
+      <w:r>
+        <w:rPr>
+          <w:rFonts w:ascii="Times New Roman" w:hAnsi="Times New Roman" w:cs="Times New Roman"/>
+          <w:b/>
+          <w:bCs/>
+          <w:sz w:val="32"/>
+          <w:szCs w:val="32"/>
+        </w:rPr>
+        <w:t>Real life Example</w:t>
+      </w:r>
+    </w:p>
+    <w:p>
+      <w:pPr>
+        <w:shd w:val="clear" w:color="auto" w:fill="EAF1FA"/>
+        <w:spacing w:before="100" w:after="250" w:line="280" w:lineRule="auto"/>
+        <w:ind w:left="200" w:right="200"/>
+        <w:rPr>
+          <w:rFonts w:ascii="Times New Roman" w:hAnsi="Times New Roman" w:cs="Times New Roman"/>
+          <w:sz w:val="32"/>
+          <w:szCs w:val="32"/>
+        </w:rPr>
+      </w:pPr>
+      <w:r>
+        <w:rPr>
+          <w:rFonts w:ascii="Times New Roman" w:hAnsi="Times New Roman" w:cs="Times New Roman"/>
+          <w:b/>
+          <w:bCs/>
+          <w:i/>
+          <w:iCs/>
+          <w:color w:val="2E75B6"/>
+          <w:sz w:val="32"/>
+          <w:szCs w:val="32"/>
+        </w:rPr>
+        <w:t xml:space="preserve">Example: </w:t>
+      </w:r>
+      <w:r>
+        <w:rPr>
+          <w:rFonts w:ascii="Times New Roman" w:hAnsi="Times New Roman" w:cs="Times New Roman"/>
+          <w:i/>
+          <w:iCs/>
+          <w:sz w:val="32"/>
+          <w:szCs w:val="32"/>
+        </w:rPr>
+        <w:t>It's like renting a furnished, ready-to-cook kitchen — you just bring your ingredients (your code) and start cooking (building your app), instead of installing the stove and pipes yourself</w:t>
+      </w:r>
+      <w:r>
+        <w:rPr>
+          <w:rFonts w:ascii="Times New Roman" w:hAnsi="Times New Roman" w:cs="Times New Roman"/>
+          <w:i/>
+          <w:iCs/>
+          <w:sz w:val="28"/>
+          <w:szCs w:val="28"/>
+        </w:rPr>
+        <w:t>.</w:t>
+      </w:r>
+    </w:p>
+    <w:p>
+      <w:pPr>
+        <w:tabs>
+          <w:tab w:val="left" w:pos="1639"/>
+        </w:tabs>
+        <w:rPr>
+          <w:rFonts w:ascii="Times New Roman" w:hAnsi="Times New Roman" w:cs="Times New Roman"/>
+          <w:b/>
+          <w:bCs/>
+          <w:sz w:val="32"/>
+          <w:szCs w:val="32"/>
+        </w:rPr>
+      </w:pPr>
+      <w:r>
+        <w:rPr>
+          <w:rFonts w:ascii="Times New Roman" w:hAnsi="Times New Roman" w:cs="Times New Roman"/>
+          <w:b/>
+          <w:bCs/>
+          <w:sz w:val="32"/>
+          <w:szCs w:val="32"/>
+        </w:rPr>
+        <w:t>Example: Google App Engine</w:t>
+      </w:r>
+    </w:p>
+    <w:p>
+      <w:pPr>
+        <w:tabs>
+          <w:tab w:val="left" w:pos="1639"/>
+        </w:tabs>
+        <w:rPr>
+          <w:rFonts w:ascii="Times New Roman" w:hAnsi="Times New Roman" w:cs="Times New Roman"/>
+          <w:sz w:val="32"/>
+          <w:szCs w:val="32"/>
+        </w:rPr>
+      </w:pPr>
+      <w:r>
+        <w:rPr>
+          <w:rFonts w:ascii="Times New Roman" w:hAnsi="Times New Roman" w:cs="Times New Roman"/>
+          <w:sz w:val="32"/>
+          <w:szCs w:val="32"/>
+        </w:rPr>
+        <w:t xml:space="preserve">Suppose you create a </w:t>
+      </w:r>
+      <w:r>
+        <w:rPr>
+          <w:rFonts w:ascii="Times New Roman" w:hAnsi="Times New Roman" w:cs="Times New Roman"/>
+          <w:b/>
+          <w:bCs/>
+          <w:sz w:val="32"/>
+          <w:szCs w:val="32"/>
+        </w:rPr>
+        <w:t>Python web application</w:t>
+      </w:r>
+      <w:r>
+        <w:rPr>
+          <w:rFonts w:ascii="Times New Roman" w:hAnsi="Times New Roman" w:cs="Times New Roman"/>
+          <w:sz w:val="32"/>
+          <w:szCs w:val="32"/>
+        </w:rPr>
+        <w:t>.</w:t>
+      </w:r>
+    </w:p>
+    <w:p>
+      <w:pPr>
+        <w:numPr>
+          <w:ilvl w:val="0"/>
+          <w:numId w:val="23"/>
+        </w:numPr>
+        <w:tabs>
+          <w:tab w:val="left" w:pos="1639"/>
+        </w:tabs>
+        <w:rPr>
+          <w:rFonts w:ascii="Times New Roman" w:hAnsi="Times New Roman" w:cs="Times New Roman"/>
+          <w:sz w:val="32"/>
+          <w:szCs w:val="32"/>
+        </w:rPr>
+      </w:pPr>
+      <w:r>
+        <w:rPr>
+          <w:rFonts w:ascii="Times New Roman" w:hAnsi="Times New Roman" w:cs="Times New Roman"/>
+          <w:sz w:val="32"/>
+          <w:szCs w:val="32"/>
+        </w:rPr>
+        <w:t xml:space="preserve">You write your Python code. </w:t>
+      </w:r>
+    </w:p>
+    <w:p>
+      <w:pPr>
+        <w:numPr>
+          <w:ilvl w:val="0"/>
+          <w:numId w:val="23"/>
+        </w:numPr>
+        <w:tabs>
+          <w:tab w:val="left" w:pos="1639"/>
+        </w:tabs>
+        <w:rPr>
+          <w:rFonts w:ascii="Times New Roman" w:hAnsi="Times New Roman" w:cs="Times New Roman"/>
+          <w:sz w:val="32"/>
+          <w:szCs w:val="32"/>
+        </w:rPr>
+      </w:pPr>
+      <w:r>
+        <w:rPr>
+          <w:rFonts w:ascii="Times New Roman" w:hAnsi="Times New Roman" w:cs="Times New Roman"/>
+          <w:sz w:val="32"/>
+          <w:szCs w:val="32"/>
+        </w:rPr>
+        <w:t xml:space="preserve">You upload your application to </w:t>
+      </w:r>
+      <w:r>
+        <w:rPr>
+          <w:rFonts w:ascii="Times New Roman" w:hAnsi="Times New Roman" w:cs="Times New Roman"/>
+          <w:b/>
+          <w:bCs/>
+          <w:sz w:val="32"/>
+          <w:szCs w:val="32"/>
+        </w:rPr>
+        <w:t>Google App Engine</w:t>
+      </w:r>
+      <w:r>
+        <w:rPr>
+          <w:rFonts w:ascii="Times New Roman" w:hAnsi="Times New Roman" w:cs="Times New Roman"/>
+          <w:sz w:val="32"/>
+          <w:szCs w:val="32"/>
+        </w:rPr>
+        <w:t xml:space="preserve">. </w:t>
+      </w:r>
+    </w:p>
+    <w:p>
+      <w:pPr>
+        <w:numPr>
+          <w:ilvl w:val="0"/>
+          <w:numId w:val="23"/>
+        </w:numPr>
+        <w:tabs>
+          <w:tab w:val="left" w:pos="1639"/>
+        </w:tabs>
+        <w:rPr>
+          <w:rFonts w:ascii="Times New Roman" w:hAnsi="Times New Roman" w:cs="Times New Roman"/>
+          <w:sz w:val="32"/>
+          <w:szCs w:val="32"/>
+        </w:rPr>
+      </w:pPr>
+      <w:r>
+        <w:rPr>
+          <w:rFonts w:ascii="Times New Roman" w:hAnsi="Times New Roman" w:cs="Times New Roman"/>
+          <w:sz w:val="32"/>
+          <w:szCs w:val="32"/>
+        </w:rPr>
+        <w:t xml:space="preserve">Google provides the environment needed to run your application. </w:t>
+      </w:r>
+    </w:p>
+    <w:p>
+      <w:pPr>
+        <w:numPr>
+          <w:ilvl w:val="0"/>
+          <w:numId w:val="23"/>
+        </w:numPr>
+        <w:tabs>
+          <w:tab w:val="left" w:pos="1639"/>
+        </w:tabs>
+        <w:rPr>
+          <w:rFonts w:ascii="Times New Roman" w:hAnsi="Times New Roman" w:cs="Times New Roman"/>
+          <w:sz w:val="32"/>
+          <w:szCs w:val="32"/>
+        </w:rPr>
+      </w:pPr>
+      <w:r>
+        <w:rPr>
+          <w:rFonts w:ascii="Times New Roman" w:hAnsi="Times New Roman" w:cs="Times New Roman"/>
+          <w:sz w:val="32"/>
+          <w:szCs w:val="32"/>
+        </w:rPr>
+        <w:lastRenderedPageBreak/>
+        <w:t xml:space="preserve">Google manages the </w:t>
+      </w:r>
+      <w:r>
+        <w:rPr>
+          <w:rFonts w:ascii="Times New Roman" w:hAnsi="Times New Roman" w:cs="Times New Roman"/>
+          <w:b/>
+          <w:bCs/>
+          <w:sz w:val="32"/>
+          <w:szCs w:val="32"/>
+        </w:rPr>
+        <w:t>servers/VMs, storage, networking, and infrastructure</w:t>
+      </w:r>
+      <w:r>
+        <w:rPr>
+          <w:rFonts w:ascii="Times New Roman" w:hAnsi="Times New Roman" w:cs="Times New Roman"/>
+          <w:sz w:val="32"/>
+          <w:szCs w:val="32"/>
+        </w:rPr>
+        <w:t xml:space="preserve">. </w:t>
+      </w:r>
+    </w:p>
+    <w:p>
+      <w:pPr>
+        <w:numPr>
+          <w:ilvl w:val="0"/>
+          <w:numId w:val="23"/>
+        </w:numPr>
+        <w:tabs>
+          <w:tab w:val="left" w:pos="1639"/>
+        </w:tabs>
+        <w:rPr>
+          <w:rFonts w:ascii="Times New Roman" w:hAnsi="Times New Roman" w:cs="Times New Roman"/>
+          <w:sz w:val="32"/>
+          <w:szCs w:val="32"/>
+        </w:rPr>
+      </w:pPr>
+      <w:r>
+        <w:rPr>
+          <w:rFonts w:ascii="Times New Roman" w:hAnsi="Times New Roman" w:cs="Times New Roman"/>
+          <w:sz w:val="32"/>
+          <w:szCs w:val="32"/>
+        </w:rPr>
+        <w:t>You don't need to set up and manage the servers yourself.</w:t>
+      </w:r>
+    </w:p>
+    <w:p>
+      <w:pPr>
+        <w:tabs>
+          <w:tab w:val="left" w:pos="1639"/>
+        </w:tabs>
+        <w:jc w:val="center"/>
+        <w:rPr>
+          <w:rFonts w:ascii="Times New Roman" w:hAnsi="Times New Roman" w:cs="Times New Roman"/>
+          <w:sz w:val="32"/>
+          <w:szCs w:val="32"/>
+        </w:rPr>
+      </w:pPr>
+      <w:r>
+        <w:rPr>
+          <w:noProof/>
+        </w:rPr>
+        <w:drawing>
+          <wp:inline distT="0" distB="0" distL="0" distR="0" wp14:anchorId="4EA3367E" wp14:editId="666E521E">
+            <wp:extent cx="3695280" cy="2356213"/>
+            <wp:effectExtent l="0" t="0" r="0" b="0"/>
+            <wp:docPr id="4" name="Picture 2" descr="Platform as a Service | PAAS - javatpoint">
+              <a:extLst xmlns:a="http://schemas.openxmlformats.org/drawingml/2006/main">
+                <a:ext uri="{FF2B5EF4-FFF2-40B4-BE49-F238E27FC236}">
+                  <a16:creationId xmlns:a16="http://schemas.microsoft.com/office/drawing/2014/main" id="{527D1185-0255-FBAA-1C38-E5BE97F64B2C}"/>
+                </a:ext>
+              </a:extLst>
+            </wp:docPr>
+            <wp:cNvGraphicFramePr>
+              <a:graphicFrameLocks xmlns:a="http://schemas.openxmlformats.org/drawingml/2006/main" noChangeAspect="1"/>
+            </wp:cNvGraphicFramePr>
+            <a:graphic xmlns:a="http://schemas.openxmlformats.org/drawingml/2006/main">
+              <a:graphicData uri="http://schemas.openxmlformats.org/drawingml/2006/picture">
+                <pic:pic xmlns:pic="http://schemas.openxmlformats.org/drawingml/2006/picture">
+                  <pic:nvPicPr>
+                    <pic:cNvPr id="4" name="Picture 2" descr="Platform as a Service | PAAS - javatpoint">
+                      <a:extLst>
+                        <a:ext uri="{FF2B5EF4-FFF2-40B4-BE49-F238E27FC236}">
+                          <a16:creationId xmlns:a16="http://schemas.microsoft.com/office/drawing/2014/main" id="{527D1185-0255-FBAA-1C38-E5BE97F64B2C}"/>
+                        </a:ext>
+                      </a:extLst>
+                    </pic:cNvPr>
+                    <pic:cNvPicPr>
+                      <a:picLocks noChangeAspect="1" noChangeArrowheads="1"/>
+                    </pic:cNvPicPr>
+                  </pic:nvPicPr>
+                  <pic:blipFill>
+                    <a:blip r:embed="rId35">
+                      <a:duotone>
+                        <a:schemeClr val="accent2">
+                          <a:shade val="45000"/>
+                          <a:satMod val="135000"/>
+                        </a:schemeClr>
+                        <a:prstClr val="white"/>
+                      </a:duotone>
+                    </a:blip>
+                    <a:srcRect/>
+                    <a:stretch>
+                      <a:fillRect/>
+                    </a:stretch>
+                  </pic:blipFill>
+                  <pic:spPr bwMode="auto">
+                    <a:xfrm>
+                      <a:off x="0" y="0"/>
+                      <a:ext cx="3695280" cy="2356213"/>
+                    </a:xfrm>
+                    <a:prstGeom prst="rect">
+                      <a:avLst/>
+                    </a:prstGeom>
+                    <a:noFill/>
+                  </pic:spPr>
+                </pic:pic>
+              </a:graphicData>
+            </a:graphic>
+          </wp:inline>
+        </w:drawing>
+      </w:r>
+    </w:p>
+    <w:p>
+      <w:pPr>
+        <w:tabs>
+          <w:tab w:val="left" w:pos="1639"/>
+        </w:tabs>
+        <w:rPr>
+          <w:rFonts w:ascii="Times New Roman" w:hAnsi="Times New Roman" w:cs="Times New Roman"/>
+          <w:b/>
+          <w:bCs/>
+          <w:sz w:val="32"/>
+          <w:szCs w:val="32"/>
+        </w:rPr>
+      </w:pPr>
+      <w:r>
+        <w:rPr>
+          <w:rFonts w:ascii="Times New Roman" w:hAnsi="Times New Roman" w:cs="Times New Roman"/>
+          <w:b/>
+          <w:bCs/>
+          <w:sz w:val="32"/>
+          <w:szCs w:val="32"/>
+        </w:rPr>
+        <w:t xml:space="preserve">3. </w:t>
+      </w:r>
+      <w:r>
+        <w:rPr>
+          <w:rFonts w:ascii="Times New Roman" w:hAnsi="Times New Roman" w:cs="Times New Roman"/>
+          <w:b/>
+          <w:bCs/>
+          <w:sz w:val="32"/>
+          <w:szCs w:val="32"/>
+        </w:rPr>
+        <w:t>Software as a Service (SaaS)</w:t>
+      </w:r>
+    </w:p>
+    <w:p>
+      <w:pPr>
+        <w:pStyle w:val="ListParagraph"/>
+        <w:numPr>
+          <w:ilvl w:val="0"/>
+          <w:numId w:val="24"/>
+        </w:numPr>
+        <w:tabs>
+          <w:tab w:val="left" w:pos="1639"/>
+        </w:tabs>
+        <w:rPr>
+          <w:rFonts w:ascii="Times New Roman" w:hAnsi="Times New Roman" w:cs="Times New Roman"/>
+          <w:sz w:val="32"/>
+          <w:szCs w:val="32"/>
+        </w:rPr>
+      </w:pPr>
+      <w:r>
+        <w:rPr>
+          <w:rFonts w:ascii="Times New Roman" w:hAnsi="Times New Roman" w:cs="Times New Roman"/>
+          <w:sz w:val="32"/>
+          <w:szCs w:val="32"/>
+        </w:rPr>
+        <w:t xml:space="preserve">SaaS provides </w:t>
+      </w:r>
+      <w:r>
+        <w:rPr>
+          <w:rFonts w:ascii="Times New Roman" w:hAnsi="Times New Roman" w:cs="Times New Roman"/>
+          <w:b/>
+          <w:bCs/>
+          <w:sz w:val="32"/>
+          <w:szCs w:val="32"/>
+        </w:rPr>
+        <w:t>ready-made software applications over the Internet</w:t>
+      </w:r>
+      <w:r>
+        <w:rPr>
+          <w:rFonts w:ascii="Times New Roman" w:hAnsi="Times New Roman" w:cs="Times New Roman"/>
+          <w:sz w:val="32"/>
+          <w:szCs w:val="32"/>
+        </w:rPr>
+        <w:t xml:space="preserve">, usually through a subscription. </w:t>
+      </w:r>
+    </w:p>
+    <w:p>
+      <w:pPr>
+        <w:pStyle w:val="ListParagraph"/>
+        <w:numPr>
+          <w:ilvl w:val="0"/>
+          <w:numId w:val="24"/>
+        </w:numPr>
+        <w:tabs>
+          <w:tab w:val="left" w:pos="1639"/>
+        </w:tabs>
+        <w:rPr>
+          <w:rFonts w:ascii="Times New Roman" w:hAnsi="Times New Roman" w:cs="Times New Roman"/>
+          <w:sz w:val="32"/>
+          <w:szCs w:val="32"/>
+        </w:rPr>
+      </w:pPr>
+      <w:r>
+        <w:rPr>
+          <w:rFonts w:ascii="Times New Roman" w:hAnsi="Times New Roman" w:cs="Times New Roman"/>
+          <w:sz w:val="32"/>
+          <w:szCs w:val="32"/>
+        </w:rPr>
+        <w:t xml:space="preserve">Users can use the software directly through a </w:t>
+      </w:r>
+      <w:r>
+        <w:rPr>
+          <w:rFonts w:ascii="Times New Roman" w:hAnsi="Times New Roman" w:cs="Times New Roman"/>
+          <w:b/>
+          <w:bCs/>
+          <w:sz w:val="32"/>
+          <w:szCs w:val="32"/>
+        </w:rPr>
+        <w:t>web browser or API</w:t>
+      </w:r>
+      <w:r>
+        <w:rPr>
+          <w:rFonts w:ascii="Times New Roman" w:hAnsi="Times New Roman" w:cs="Times New Roman"/>
+          <w:sz w:val="32"/>
+          <w:szCs w:val="32"/>
+        </w:rPr>
+        <w:t xml:space="preserve">. </w:t>
+      </w:r>
+    </w:p>
+    <w:p>
+      <w:pPr>
+        <w:pStyle w:val="ListParagraph"/>
+        <w:numPr>
+          <w:ilvl w:val="0"/>
+          <w:numId w:val="24"/>
+        </w:numPr>
+        <w:tabs>
+          <w:tab w:val="left" w:pos="1639"/>
+        </w:tabs>
+        <w:rPr>
+          <w:rFonts w:ascii="Times New Roman" w:hAnsi="Times New Roman" w:cs="Times New Roman"/>
+          <w:sz w:val="32"/>
+          <w:szCs w:val="32"/>
+        </w:rPr>
+      </w:pPr>
+      <w:r>
+        <w:rPr>
+          <w:rFonts w:ascii="Times New Roman" w:hAnsi="Times New Roman" w:cs="Times New Roman"/>
+          <w:sz w:val="32"/>
+          <w:szCs w:val="32"/>
+        </w:rPr>
+        <w:t xml:space="preserve">The provider manages the </w:t>
+      </w:r>
+      <w:r>
+        <w:rPr>
+          <w:rFonts w:ascii="Times New Roman" w:hAnsi="Times New Roman" w:cs="Times New Roman"/>
+          <w:b/>
+          <w:bCs/>
+          <w:sz w:val="32"/>
+          <w:szCs w:val="32"/>
+        </w:rPr>
+        <w:t>servers, infrastructure, software, and data</w:t>
+      </w:r>
+      <w:r>
+        <w:rPr>
+          <w:rFonts w:ascii="Times New Roman" w:hAnsi="Times New Roman" w:cs="Times New Roman"/>
+          <w:sz w:val="32"/>
+          <w:szCs w:val="32"/>
+        </w:rPr>
+        <w:t xml:space="preserve">. </w:t>
+      </w:r>
+    </w:p>
+    <w:p>
+      <w:pPr>
+        <w:pStyle w:val="ListParagraph"/>
+        <w:numPr>
+          <w:ilvl w:val="0"/>
+          <w:numId w:val="24"/>
+        </w:numPr>
+        <w:tabs>
+          <w:tab w:val="left" w:pos="1639"/>
+        </w:tabs>
+        <w:rPr>
+          <w:rFonts w:ascii="Times New Roman" w:hAnsi="Times New Roman" w:cs="Times New Roman"/>
+          <w:sz w:val="32"/>
+          <w:szCs w:val="32"/>
+        </w:rPr>
+      </w:pPr>
+      <w:r>
+        <w:rPr>
+          <w:rFonts w:ascii="Times New Roman" w:hAnsi="Times New Roman" w:cs="Times New Roman"/>
+          <w:sz w:val="32"/>
+          <w:szCs w:val="32"/>
+        </w:rPr>
+        <w:t xml:space="preserve">Users don't need to install or manage the underlying servers. </w:t>
+      </w:r>
+    </w:p>
+    <w:p>
+      <w:pPr>
+        <w:pStyle w:val="ListParagraph"/>
+        <w:numPr>
+          <w:ilvl w:val="0"/>
+          <w:numId w:val="24"/>
+        </w:numPr>
+        <w:tabs>
+          <w:tab w:val="left" w:pos="1639"/>
+        </w:tabs>
+        <w:rPr>
+          <w:rFonts w:ascii="Times New Roman" w:hAnsi="Times New Roman" w:cs="Times New Roman"/>
+          <w:sz w:val="32"/>
+          <w:szCs w:val="32"/>
+        </w:rPr>
+      </w:pPr>
+      <w:r>
+        <w:rPr>
+          <w:rFonts w:ascii="Times New Roman" w:hAnsi="Times New Roman" w:cs="Times New Roman"/>
+          <w:sz w:val="32"/>
+          <w:szCs w:val="32"/>
+        </w:rPr>
+        <w:t xml:space="preserve">Users can usually </w:t>
+      </w:r>
+      <w:r>
+        <w:rPr>
+          <w:rFonts w:ascii="Times New Roman" w:hAnsi="Times New Roman" w:cs="Times New Roman"/>
+          <w:b/>
+          <w:bCs/>
+          <w:sz w:val="32"/>
+          <w:szCs w:val="32"/>
+        </w:rPr>
+        <w:t>customize some settings</w:t>
+      </w:r>
+      <w:r>
+        <w:rPr>
+          <w:rFonts w:ascii="Times New Roman" w:hAnsi="Times New Roman" w:cs="Times New Roman"/>
+          <w:sz w:val="32"/>
+          <w:szCs w:val="32"/>
+        </w:rPr>
+        <w:t xml:space="preserve"> according to their needs. </w:t>
+      </w:r>
+    </w:p>
+    <w:p>
+      <w:pPr>
+        <w:pStyle w:val="ListParagraph"/>
+        <w:numPr>
+          <w:ilvl w:val="0"/>
+          <w:numId w:val="24"/>
+        </w:numPr>
+        <w:tabs>
+          <w:tab w:val="left" w:pos="1639"/>
+        </w:tabs>
+        <w:rPr>
+          <w:rFonts w:ascii="Times New Roman" w:hAnsi="Times New Roman" w:cs="Times New Roman"/>
+          <w:sz w:val="32"/>
+          <w:szCs w:val="32"/>
+        </w:rPr>
+      </w:pPr>
+      <w:r>
+        <w:rPr>
+          <w:rFonts w:ascii="Times New Roman" w:hAnsi="Times New Roman" w:cs="Times New Roman"/>
+          <w:b/>
+          <w:bCs/>
+          <w:sz w:val="32"/>
+          <w:szCs w:val="32"/>
+        </w:rPr>
+        <w:t>Examples:</w:t>
+      </w:r>
+      <w:r>
+        <w:rPr>
+          <w:rFonts w:ascii="Times New Roman" w:hAnsi="Times New Roman" w:cs="Times New Roman"/>
+          <w:sz w:val="32"/>
+          <w:szCs w:val="32"/>
+        </w:rPr>
+        <w:t xml:space="preserve"> Salesforce, Microsoft Office 365, Google Workspace.</w:t>
+      </w:r>
+    </w:p>
+    <w:p>
+      <w:pPr>
+        <w:tabs>
+          <w:tab w:val="left" w:pos="1639"/>
+        </w:tabs>
+        <w:rPr>
+          <w:rFonts w:ascii="Times New Roman" w:hAnsi="Times New Roman" w:cs="Times New Roman"/>
+          <w:b/>
+          <w:bCs/>
+          <w:sz w:val="32"/>
+          <w:szCs w:val="32"/>
+        </w:rPr>
+      </w:pPr>
+      <w:r>
+        <w:rPr>
+          <w:rFonts w:ascii="Times New Roman" w:hAnsi="Times New Roman" w:cs="Times New Roman"/>
+          <w:b/>
+          <w:bCs/>
+          <w:sz w:val="32"/>
+          <w:szCs w:val="32"/>
+        </w:rPr>
+        <w:t>Real life Example</w:t>
+      </w:r>
+    </w:p>
+    <w:p>
+      <w:pPr>
+        <w:shd w:val="clear" w:color="auto" w:fill="EAF1FA"/>
+        <w:spacing w:before="100" w:after="250" w:line="280" w:lineRule="auto"/>
+        <w:ind w:left="200" w:right="200"/>
+        <w:rPr>
+          <w:rFonts w:ascii="Times New Roman" w:hAnsi="Times New Roman" w:cs="Times New Roman"/>
+          <w:sz w:val="36"/>
+          <w:szCs w:val="36"/>
+        </w:rPr>
+      </w:pPr>
+      <w:r>
+        <w:rPr>
+          <w:rFonts w:ascii="Times New Roman" w:hAnsi="Times New Roman" w:cs="Times New Roman"/>
+          <w:b/>
+          <w:bCs/>
+          <w:i/>
+          <w:iCs/>
+          <w:color w:val="2E75B6"/>
+          <w:sz w:val="32"/>
+          <w:szCs w:val="32"/>
+        </w:rPr>
+        <w:t xml:space="preserve">Example: </w:t>
+      </w:r>
+      <w:r>
+        <w:rPr>
+          <w:rFonts w:ascii="Times New Roman" w:hAnsi="Times New Roman" w:cs="Times New Roman"/>
+          <w:i/>
+          <w:iCs/>
+          <w:sz w:val="32"/>
+          <w:szCs w:val="32"/>
+        </w:rPr>
+        <w:t>Using Gmail to send an email — you never install or manage any software; you simply log in and use it.</w:t>
+      </w:r>
+    </w:p>
+    <w:p>
+      <w:pPr>
+        <w:tabs>
+          <w:tab w:val="left" w:pos="7942"/>
+        </w:tabs>
+        <w:rPr>
+          <w:rFonts w:ascii="Times New Roman" w:hAnsi="Times New Roman" w:cs="Times New Roman"/>
+          <w:sz w:val="32"/>
+          <w:szCs w:val="32"/>
+        </w:rPr>
+      </w:pPr>
+    </w:p>
+    <w:p>
+      <w:pPr>
+        <w:tabs>
+          <w:tab w:val="left" w:pos="7942"/>
+        </w:tabs>
+        <w:rPr>
+          <w:rFonts w:ascii="Times New Roman" w:hAnsi="Times New Roman" w:cs="Times New Roman"/>
+          <w:b/>
+          <w:bCs/>
+          <w:sz w:val="32"/>
+          <w:szCs w:val="32"/>
+        </w:rPr>
+      </w:pPr>
+      <w:r>
+        <w:rPr>
+          <w:rFonts w:ascii="Times New Roman" w:hAnsi="Times New Roman" w:cs="Times New Roman"/>
+          <w:b/>
+          <w:bCs/>
+          <w:sz w:val="32"/>
+          <w:szCs w:val="32"/>
+        </w:rPr>
+        <w:lastRenderedPageBreak/>
+        <w:t>Example: Gmail</w:t>
+      </w:r>
+    </w:p>
+    <w:p>
+      <w:pPr>
+        <w:tabs>
+          <w:tab w:val="left" w:pos="7942"/>
+        </w:tabs>
+        <w:rPr>
+          <w:rFonts w:ascii="Times New Roman" w:hAnsi="Times New Roman" w:cs="Times New Roman"/>
+          <w:sz w:val="32"/>
+          <w:szCs w:val="32"/>
+        </w:rPr>
+      </w:pPr>
+      <w:r>
+        <w:rPr>
+          <w:rFonts w:ascii="Times New Roman" w:hAnsi="Times New Roman" w:cs="Times New Roman"/>
+          <w:sz w:val="32"/>
+          <w:szCs w:val="32"/>
+        </w:rPr>
+        <w:t>Suppose you want to send an email:</w:t>
+      </w:r>
+    </w:p>
+    <w:p>
+      <w:pPr>
+        <w:pStyle w:val="ListParagraph"/>
+        <w:numPr>
+          <w:ilvl w:val="0"/>
+          <w:numId w:val="25"/>
+        </w:numPr>
+        <w:tabs>
+          <w:tab w:val="left" w:pos="7942"/>
+        </w:tabs>
+        <w:rPr>
+          <w:rFonts w:ascii="Times New Roman" w:hAnsi="Times New Roman" w:cs="Times New Roman"/>
+          <w:sz w:val="32"/>
+          <w:szCs w:val="32"/>
+        </w:rPr>
+      </w:pPr>
+      <w:r>
+        <w:rPr>
+          <w:rFonts w:ascii="Times New Roman" w:hAnsi="Times New Roman" w:cs="Times New Roman"/>
+          <w:sz w:val="32"/>
+          <w:szCs w:val="32"/>
+        </w:rPr>
+        <w:t xml:space="preserve">You open </w:t>
+      </w:r>
+      <w:r>
+        <w:rPr>
+          <w:rFonts w:ascii="Times New Roman" w:hAnsi="Times New Roman" w:cs="Times New Roman"/>
+          <w:b/>
+          <w:bCs/>
+          <w:sz w:val="32"/>
+          <w:szCs w:val="32"/>
+        </w:rPr>
+        <w:t>Gmail</w:t>
+      </w:r>
+      <w:r>
+        <w:rPr>
+          <w:rFonts w:ascii="Times New Roman" w:hAnsi="Times New Roman" w:cs="Times New Roman"/>
+          <w:sz w:val="32"/>
+          <w:szCs w:val="32"/>
+        </w:rPr>
+        <w:t xml:space="preserve"> in your web browser. </w:t>
+      </w:r>
+    </w:p>
+    <w:p>
+      <w:pPr>
+        <w:pStyle w:val="ListParagraph"/>
+        <w:numPr>
+          <w:ilvl w:val="0"/>
+          <w:numId w:val="25"/>
+        </w:numPr>
+        <w:tabs>
+          <w:tab w:val="left" w:pos="7942"/>
+        </w:tabs>
+        <w:rPr>
+          <w:rFonts w:ascii="Times New Roman" w:hAnsi="Times New Roman" w:cs="Times New Roman"/>
+          <w:sz w:val="32"/>
+          <w:szCs w:val="32"/>
+        </w:rPr>
+      </w:pPr>
+      <w:r>
+        <w:rPr>
+          <w:rFonts w:ascii="Times New Roman" w:hAnsi="Times New Roman" w:cs="Times New Roman"/>
+          <w:sz w:val="32"/>
+          <w:szCs w:val="32"/>
+        </w:rPr>
+        <w:t xml:space="preserve">You can </w:t>
+      </w:r>
+      <w:r>
+        <w:rPr>
+          <w:rFonts w:ascii="Times New Roman" w:hAnsi="Times New Roman" w:cs="Times New Roman"/>
+          <w:b/>
+          <w:bCs/>
+          <w:sz w:val="32"/>
+          <w:szCs w:val="32"/>
+        </w:rPr>
+        <w:t>send, receive, and manage emails</w:t>
+      </w:r>
+      <w:r>
+        <w:rPr>
+          <w:rFonts w:ascii="Times New Roman" w:hAnsi="Times New Roman" w:cs="Times New Roman"/>
+          <w:sz w:val="32"/>
+          <w:szCs w:val="32"/>
+        </w:rPr>
+        <w:t xml:space="preserve">. </w:t>
+      </w:r>
+    </w:p>
+    <w:p>
+      <w:pPr>
+        <w:pStyle w:val="ListParagraph"/>
+        <w:numPr>
+          <w:ilvl w:val="0"/>
+          <w:numId w:val="25"/>
+        </w:numPr>
+        <w:tabs>
+          <w:tab w:val="left" w:pos="7942"/>
+        </w:tabs>
+        <w:rPr>
+          <w:rFonts w:ascii="Times New Roman" w:hAnsi="Times New Roman" w:cs="Times New Roman"/>
+          <w:sz w:val="32"/>
+          <w:szCs w:val="32"/>
+        </w:rPr>
+      </w:pPr>
+      <w:r>
+        <w:rPr>
+          <w:rFonts w:ascii="Times New Roman" w:hAnsi="Times New Roman" w:cs="Times New Roman"/>
+          <w:sz w:val="32"/>
+          <w:szCs w:val="32"/>
+        </w:rPr>
+        <w:t xml:space="preserve">Google manages the </w:t>
+      </w:r>
+      <w:r>
+        <w:rPr>
+          <w:rFonts w:ascii="Times New Roman" w:hAnsi="Times New Roman" w:cs="Times New Roman"/>
+          <w:b/>
+          <w:bCs/>
+          <w:sz w:val="32"/>
+          <w:szCs w:val="32"/>
+        </w:rPr>
+        <w:t>servers, storage, software, and networking</w:t>
+      </w:r>
+      <w:r>
+        <w:rPr>
+          <w:rFonts w:ascii="Times New Roman" w:hAnsi="Times New Roman" w:cs="Times New Roman"/>
+          <w:sz w:val="32"/>
+          <w:szCs w:val="32"/>
+        </w:rPr>
+        <w:t xml:space="preserve">. </w:t>
+      </w:r>
+    </w:p>
+    <w:p>
+      <w:pPr>
+        <w:pStyle w:val="ListParagraph"/>
+        <w:numPr>
+          <w:ilvl w:val="0"/>
+          <w:numId w:val="25"/>
+        </w:numPr>
+        <w:tabs>
+          <w:tab w:val="left" w:pos="7942"/>
+        </w:tabs>
+        <w:rPr>
+          <w:rFonts w:ascii="Times New Roman" w:hAnsi="Times New Roman" w:cs="Times New Roman"/>
+          <w:sz w:val="32"/>
+          <w:szCs w:val="32"/>
+        </w:rPr>
+      </w:pPr>
+      <w:r>
+        <w:rPr>
+          <w:rFonts w:ascii="Times New Roman" w:hAnsi="Times New Roman" w:cs="Times New Roman"/>
+          <w:sz w:val="32"/>
+          <w:szCs w:val="32"/>
+        </w:rPr>
+        <w:t xml:space="preserve">You don't need to install or manage the email servers yourself. </w:t>
+      </w:r>
+    </w:p>
+    <w:p>
+      <w:pPr>
+        <w:pStyle w:val="ListParagraph"/>
+        <w:numPr>
+          <w:ilvl w:val="0"/>
+          <w:numId w:val="25"/>
+        </w:numPr>
+        <w:tabs>
+          <w:tab w:val="left" w:pos="7942"/>
+        </w:tabs>
+        <w:rPr>
+          <w:rFonts w:ascii="Times New Roman" w:hAnsi="Times New Roman" w:cs="Times New Roman"/>
+          <w:sz w:val="32"/>
+          <w:szCs w:val="32"/>
+        </w:rPr>
+      </w:pPr>
+      <w:r>
+        <w:rPr>
+          <w:rFonts w:ascii="Times New Roman" w:hAnsi="Times New Roman" w:cs="Times New Roman"/>
+          <w:sz w:val="32"/>
+          <w:szCs w:val="32"/>
+        </w:rPr>
+        <w:t xml:space="preserve">You simply </w:t>
+      </w:r>
+      <w:r>
+        <w:rPr>
+          <w:rFonts w:ascii="Times New Roman" w:hAnsi="Times New Roman" w:cs="Times New Roman"/>
+          <w:b/>
+          <w:bCs/>
+          <w:sz w:val="32"/>
+          <w:szCs w:val="32"/>
+        </w:rPr>
+        <w:t>use Gmail as a service over the Internet</w:t>
+      </w:r>
+      <w:r>
+        <w:rPr>
+          <w:rFonts w:ascii="Times New Roman" w:hAnsi="Times New Roman" w:cs="Times New Roman"/>
+          <w:sz w:val="32"/>
+          <w:szCs w:val="32"/>
+        </w:rPr>
+        <w:t>.</w:t>
+      </w:r>
+    </w:p>
+    <w:p>
+      <w:pPr>
+        <w:tabs>
+          <w:tab w:val="left" w:pos="1961"/>
+        </w:tabs>
+        <w:jc w:val="center"/>
+        <w:rPr>
+          <w:rFonts w:ascii="Times New Roman" w:hAnsi="Times New Roman" w:cs="Times New Roman"/>
+          <w:b/>
+          <w:bCs/>
+          <w:color w:val="BF4E14" w:themeColor="accent2" w:themeShade="BF"/>
+          <w:sz w:val="32"/>
+          <w:szCs w:val="32"/>
+        </w:rPr>
+      </w:pPr>
+      <w:r>
+        <w:rPr>
+          <w:noProof/>
+        </w:rPr>
+        <w:drawing>
+          <wp:inline distT="0" distB="0" distL="0" distR="0" wp14:anchorId="4F655AFC" wp14:editId="7E605993">
+            <wp:extent cx="3675489" cy="2293505"/>
+            <wp:effectExtent l="0" t="0" r="0" b="0"/>
+            <wp:docPr id="10248" name="Picture 8" descr="Software as a Service | SAAS - javatpoint">
+              <a:extLst xmlns:a="http://schemas.openxmlformats.org/drawingml/2006/main">
+                <a:ext uri="{FF2B5EF4-FFF2-40B4-BE49-F238E27FC236}">
+                  <a16:creationId xmlns:a16="http://schemas.microsoft.com/office/drawing/2014/main" id="{41FB5A80-0224-7460-D47B-020479DCFC7B}"/>
+                </a:ext>
+              </a:extLst>
+            </wp:docPr>
+            <wp:cNvGraphicFramePr>
+              <a:graphicFrameLocks xmlns:a="http://schemas.openxmlformats.org/drawingml/2006/main" noChangeAspect="1"/>
+            </wp:cNvGraphicFramePr>
+            <a:graphic xmlns:a="http://schemas.openxmlformats.org/drawingml/2006/main">
+              <a:graphicData uri="http://schemas.openxmlformats.org/drawingml/2006/picture">
+                <pic:pic xmlns:pic="http://schemas.openxmlformats.org/drawingml/2006/picture">
+                  <pic:nvPicPr>
+                    <pic:cNvPr id="10248" name="Picture 8" descr="Software as a Service | SAAS - javatpoint">
+                      <a:extLst>
+                        <a:ext uri="{FF2B5EF4-FFF2-40B4-BE49-F238E27FC236}">
+                          <a16:creationId xmlns:a16="http://schemas.microsoft.com/office/drawing/2014/main" id="{41FB5A80-0224-7460-D47B-020479DCFC7B}"/>
+                        </a:ext>
+                      </a:extLst>
+                    </pic:cNvPr>
+                    <pic:cNvPicPr>
+                      <a:picLocks noChangeAspect="1" noChangeArrowheads="1"/>
+                    </pic:cNvPicPr>
+                  </pic:nvPicPr>
+                  <pic:blipFill>
+                    <a:blip r:embed="rId36">
+                      <a:duotone>
+                        <a:schemeClr val="accent2">
+                          <a:shade val="45000"/>
+                          <a:satMod val="135000"/>
+                        </a:schemeClr>
+                        <a:prstClr val="white"/>
+                      </a:duotone>
+                    </a:blip>
+                    <a:srcRect/>
+                    <a:stretch>
+                      <a:fillRect/>
+                    </a:stretch>
+                  </pic:blipFill>
+                  <pic:spPr bwMode="auto">
+                    <a:xfrm>
+                      <a:off x="0" y="0"/>
+                      <a:ext cx="3675489" cy="2293505"/>
+                    </a:xfrm>
+                    <a:prstGeom prst="rect">
+                      <a:avLst/>
+                    </a:prstGeom>
+                    <a:noFill/>
+                  </pic:spPr>
+                </pic:pic>
+              </a:graphicData>
+            </a:graphic>
+          </wp:inline>
+        </w:drawing>
+      </w:r>
+    </w:p>
+    <w:p>
+      <w:pPr>
+        <w:tabs>
+          <w:tab w:val="left" w:pos="1961"/>
+        </w:tabs>
+        <w:rPr>
+          <w:rFonts w:ascii="Times New Roman" w:hAnsi="Times New Roman" w:cs="Times New Roman"/>
+          <w:b/>
+          <w:bCs/>
+          <w:color w:val="BF4E14" w:themeColor="accent2" w:themeShade="BF"/>
+          <w:sz w:val="32"/>
+          <w:szCs w:val="32"/>
+        </w:rPr>
+      </w:pPr>
+      <w:r>
+        <w:rPr>
+          <w:rFonts w:ascii="Times New Roman" w:hAnsi="Times New Roman" w:cs="Times New Roman"/>
+          <w:b/>
+          <w:bCs/>
+          <w:color w:val="BF4E14" w:themeColor="accent2" w:themeShade="BF"/>
+          <w:sz w:val="32"/>
+          <w:szCs w:val="32"/>
+        </w:rPr>
+        <w:t>Note</w:t>
+      </w:r>
+    </w:p>
+    <w:p>
+      <w:pPr>
+        <w:tabs>
+          <w:tab w:val="left" w:pos="1961"/>
+        </w:tabs>
+        <w:rPr>
+          <w:rFonts w:ascii="Times New Roman" w:hAnsi="Times New Roman" w:cs="Times New Roman"/>
+          <w:sz w:val="32"/>
+          <w:szCs w:val="32"/>
+        </w:rPr>
+      </w:pPr>
+      <w:r>
+        <w:rPr>
+          <w:rFonts w:ascii="Times New Roman" w:hAnsi="Times New Roman" w:cs="Times New Roman"/>
+          <w:b/>
+          <w:bCs/>
+          <w:sz w:val="32"/>
+          <w:szCs w:val="32"/>
+        </w:rPr>
+        <w:t xml:space="preserve">Top to Bottom </w:t>
+      </w:r>
+      <w:r>
+        <w:rPr>
+          <w:rFonts w:ascii="Times New Roman" w:hAnsi="Times New Roman" w:cs="Times New Roman"/>
+          <w:sz w:val="32"/>
+          <w:szCs w:val="32"/>
+        </w:rPr>
+        <w:t>(IaaS → PaaS → SaaS)</w:t>
+      </w:r>
+      <w:r>
+        <w:rPr>
+          <w:rFonts w:ascii="Times New Roman" w:hAnsi="Times New Roman" w:cs="Times New Roman"/>
+          <w:sz w:val="32"/>
+          <w:szCs w:val="32"/>
+        </w:rPr>
+        <w:t>:</w:t>
+      </w:r>
+      <w:r>
+        <w:rPr>
+          <w:rFonts w:ascii="Times New Roman" w:hAnsi="Times New Roman" w:cs="Times New Roman"/>
+          <w:sz w:val="32"/>
+          <w:szCs w:val="32"/>
+        </w:rPr>
+        <w:t xml:space="preserve"> Control shifts from </w:t>
+      </w:r>
+      <w:r>
+        <w:rPr>
+          <w:rFonts w:ascii="Times New Roman" w:hAnsi="Times New Roman" w:cs="Times New Roman"/>
+          <w:b/>
+          <w:bCs/>
+          <w:sz w:val="32"/>
+          <w:szCs w:val="32"/>
+        </w:rPr>
+        <w:t>Consumer to Provider</w:t>
+      </w:r>
+      <w:r>
+        <w:rPr>
+          <w:rFonts w:ascii="Times New Roman" w:hAnsi="Times New Roman" w:cs="Times New Roman"/>
+          <w:sz w:val="32"/>
+          <w:szCs w:val="32"/>
+        </w:rPr>
+        <w:t>.</w:t>
+      </w:r>
+    </w:p>
+    <w:p>
+      <w:pPr>
+        <w:tabs>
+          <w:tab w:val="left" w:pos="1961"/>
+        </w:tabs>
+        <w:rPr>
+          <w:rFonts w:ascii="Times New Roman" w:hAnsi="Times New Roman" w:cs="Times New Roman"/>
+          <w:sz w:val="32"/>
+          <w:szCs w:val="32"/>
+        </w:rPr>
+      </w:pPr>
+      <w:r>
+        <w:rPr>
+          <w:rFonts w:ascii="Times New Roman" w:hAnsi="Times New Roman" w:cs="Times New Roman"/>
+          <w:b/>
+          <w:bCs/>
+          <w:sz w:val="32"/>
+          <w:szCs w:val="32"/>
+        </w:rPr>
+        <w:t xml:space="preserve">Bottom to Top </w:t>
+      </w:r>
+      <w:r>
+        <w:rPr>
+          <w:rFonts w:ascii="Times New Roman" w:hAnsi="Times New Roman" w:cs="Times New Roman"/>
+          <w:sz w:val="32"/>
+          <w:szCs w:val="32"/>
+        </w:rPr>
+        <w:t>(SaaS → PaaS → IaaS)</w:t>
+      </w:r>
+      <w:r>
+        <w:rPr>
+          <w:rFonts w:ascii="Times New Roman" w:hAnsi="Times New Roman" w:cs="Times New Roman"/>
+          <w:sz w:val="32"/>
+          <w:szCs w:val="32"/>
+        </w:rPr>
+        <w:t xml:space="preserve">: </w:t>
+      </w:r>
+      <w:r>
+        <w:rPr>
+          <w:rFonts w:ascii="Times New Roman" w:hAnsi="Times New Roman" w:cs="Times New Roman"/>
+          <w:sz w:val="32"/>
+          <w:szCs w:val="32"/>
+        </w:rPr>
+        <w:t xml:space="preserve">Control shifts from </w:t>
+      </w:r>
+      <w:r>
+        <w:rPr>
+          <w:rFonts w:ascii="Times New Roman" w:hAnsi="Times New Roman" w:cs="Times New Roman"/>
+          <w:b/>
+          <w:bCs/>
+          <w:sz w:val="32"/>
+          <w:szCs w:val="32"/>
+        </w:rPr>
+        <w:t>Provider to Consumer</w:t>
+      </w:r>
+      <w:r>
+        <w:rPr>
+          <w:rFonts w:ascii="Times New Roman" w:hAnsi="Times New Roman" w:cs="Times New Roman"/>
+          <w:sz w:val="32"/>
+          <w:szCs w:val="32"/>
+        </w:rPr>
+        <w:t>.</w:t>
+      </w:r>
+    </w:p>
+    <w:p>
+      <w:pPr>
+        <w:tabs>
+          <w:tab w:val="left" w:pos="1961"/>
+        </w:tabs>
+        <w:rPr>
+          <w:rFonts w:ascii="Times New Roman" w:hAnsi="Times New Roman" w:cs="Times New Roman"/>
+          <w:b/>
+          <w:bCs/>
           <w:color w:val="215E99" w:themeColor="text2" w:themeTint="BF"/>
           <w:sz w:val="32"/>
           <w:szCs w:val="32"/>
@@ -8098,10 +10240,1786 @@
           <w:color w:val="215E99" w:themeColor="text2" w:themeTint="BF"/>
           <w:sz w:val="32"/>
           <w:szCs w:val="32"/>
-          <w:lang w:val="en-IN"/>
+        </w:rPr>
+        <w:t>Benefits of Cloud</w:t>
+      </w:r>
+    </w:p>
+    <w:p>
+      <w:pPr>
+        <w:tabs>
+          <w:tab w:val="left" w:pos="1961"/>
+        </w:tabs>
+        <w:rPr>
+          <w:rFonts w:ascii="Times New Roman" w:hAnsi="Times New Roman" w:cs="Times New Roman"/>
+          <w:sz w:val="32"/>
+          <w:szCs w:val="32"/>
+        </w:rPr>
+      </w:pPr>
+      <w:r>
+        <w:rPr>
+          <w:rFonts w:ascii="Times New Roman" w:hAnsi="Times New Roman" w:cs="Times New Roman"/>
+          <w:b/>
+          <w:bCs/>
+          <w:sz w:val="32"/>
+          <w:szCs w:val="32"/>
+        </w:rPr>
+        <w:t>Cost Savings</w:t>
+      </w:r>
+      <w:r>
+        <w:rPr>
+          <w:rFonts w:ascii="Times New Roman" w:hAnsi="Times New Roman" w:cs="Times New Roman"/>
+          <w:sz w:val="32"/>
+          <w:szCs w:val="32"/>
+        </w:rPr>
+        <w:t xml:space="preserve">: Pay only for the resources you use; no need to buy expensive hardware upfront. </w:t>
+      </w:r>
+    </w:p>
+    <w:p>
+      <w:pPr>
+        <w:tabs>
+          <w:tab w:val="left" w:pos="1961"/>
+        </w:tabs>
+        <w:rPr>
+          <w:rFonts w:ascii="Times New Roman" w:hAnsi="Times New Roman" w:cs="Times New Roman"/>
+          <w:sz w:val="32"/>
+          <w:szCs w:val="32"/>
+        </w:rPr>
+      </w:pPr>
+      <w:r>
+        <w:rPr>
+          <w:rFonts w:ascii="Times New Roman" w:hAnsi="Times New Roman" w:cs="Times New Roman"/>
+          <w:b/>
+          <w:bCs/>
+          <w:sz w:val="32"/>
+          <w:szCs w:val="32"/>
+        </w:rPr>
+        <w:t>Scalability</w:t>
+      </w:r>
+      <w:r>
+        <w:rPr>
+          <w:rFonts w:ascii="Times New Roman" w:hAnsi="Times New Roman" w:cs="Times New Roman"/>
+          <w:sz w:val="32"/>
+          <w:szCs w:val="32"/>
+        </w:rPr>
+        <w:t xml:space="preserve">: Easily increase or decrease resources according to demand. </w:t>
+      </w:r>
+    </w:p>
+    <w:p>
+      <w:pPr>
+        <w:tabs>
+          <w:tab w:val="left" w:pos="1961"/>
+        </w:tabs>
+        <w:rPr>
+          <w:rFonts w:ascii="Times New Roman" w:hAnsi="Times New Roman" w:cs="Times New Roman"/>
+          <w:sz w:val="32"/>
+          <w:szCs w:val="32"/>
+        </w:rPr>
+      </w:pPr>
+      <w:r>
+        <w:rPr>
+          <w:rFonts w:ascii="Times New Roman" w:hAnsi="Times New Roman" w:cs="Times New Roman"/>
+          <w:b/>
+          <w:bCs/>
+          <w:sz w:val="32"/>
+          <w:szCs w:val="32"/>
         </w:rPr>
         <w:lastRenderedPageBreak/>
-        <w:t>Service Models</w:t>
+        <w:t>Flexibility</w:t>
+      </w:r>
+      <w:r>
+        <w:rPr>
+          <w:rFonts w:ascii="Times New Roman" w:hAnsi="Times New Roman" w:cs="Times New Roman"/>
+          <w:sz w:val="32"/>
+          <w:szCs w:val="32"/>
+        </w:rPr>
+        <w:t xml:space="preserve">: Access applications and resources from anywhere with an Internet connection. </w:t>
+      </w:r>
+    </w:p>
+    <w:p>
+      <w:pPr>
+        <w:tabs>
+          <w:tab w:val="left" w:pos="1961"/>
+        </w:tabs>
+        <w:rPr>
+          <w:rFonts w:ascii="Times New Roman" w:hAnsi="Times New Roman" w:cs="Times New Roman"/>
+          <w:sz w:val="32"/>
+          <w:szCs w:val="32"/>
+        </w:rPr>
+      </w:pPr>
+      <w:r>
+        <w:rPr>
+          <w:rFonts w:ascii="Times New Roman" w:hAnsi="Times New Roman" w:cs="Times New Roman"/>
+          <w:b/>
+          <w:bCs/>
+          <w:sz w:val="32"/>
+          <w:szCs w:val="32"/>
+        </w:rPr>
+        <w:t>Reliability</w:t>
+      </w:r>
+      <w:r>
+        <w:rPr>
+          <w:rFonts w:ascii="Times New Roman" w:hAnsi="Times New Roman" w:cs="Times New Roman"/>
+          <w:sz w:val="32"/>
+          <w:szCs w:val="32"/>
+        </w:rPr>
+        <w:t xml:space="preserve">: Cloud providers offer high availability and backup/redundancy to reduce downtime. </w:t>
+      </w:r>
+    </w:p>
+    <w:p>
+      <w:pPr>
+        <w:tabs>
+          <w:tab w:val="left" w:pos="1961"/>
+        </w:tabs>
+        <w:rPr>
+          <w:rFonts w:ascii="Times New Roman" w:hAnsi="Times New Roman" w:cs="Times New Roman"/>
+          <w:sz w:val="32"/>
+          <w:szCs w:val="32"/>
+        </w:rPr>
+      </w:pPr>
+      <w:r>
+        <w:rPr>
+          <w:rFonts w:ascii="Times New Roman" w:hAnsi="Times New Roman" w:cs="Times New Roman"/>
+          <w:b/>
+          <w:bCs/>
+          <w:sz w:val="32"/>
+          <w:szCs w:val="32"/>
+        </w:rPr>
+        <w:t>Collaboration</w:t>
+      </w:r>
+      <w:r>
+        <w:rPr>
+          <w:rFonts w:ascii="Times New Roman" w:hAnsi="Times New Roman" w:cs="Times New Roman"/>
+          <w:sz w:val="32"/>
+          <w:szCs w:val="32"/>
+        </w:rPr>
+        <w:t>: Teams can easily work together and share data online.</w:t>
+      </w:r>
+    </w:p>
+    <w:p>
+      <w:pPr>
+        <w:tabs>
+          <w:tab w:val="left" w:pos="1961"/>
+        </w:tabs>
+        <w:jc w:val="center"/>
+        <w:rPr>
+          <w:rFonts w:ascii="Times New Roman" w:hAnsi="Times New Roman" w:cs="Times New Roman"/>
+          <w:sz w:val="32"/>
+          <w:szCs w:val="32"/>
+        </w:rPr>
+      </w:pPr>
+      <w:r>
+        <w:rPr>
+          <w:noProof/>
+        </w:rPr>
+        <w:drawing>
+          <wp:inline distT="0" distB="0" distL="0" distR="0" wp14:anchorId="2A32C862" wp14:editId="793E1F4E">
+            <wp:extent cx="5536335" cy="2896965"/>
+            <wp:effectExtent l="0" t="0" r="7620" b="0"/>
+            <wp:docPr id="12290" name="Picture 2" descr="What are the benefits of Cloud Computing | Cloud Computing | ESDS">
+              <a:extLst xmlns:a="http://schemas.openxmlformats.org/drawingml/2006/main">
+                <a:ext uri="{FF2B5EF4-FFF2-40B4-BE49-F238E27FC236}">
+                  <a16:creationId xmlns:a16="http://schemas.microsoft.com/office/drawing/2014/main" id="{3217929C-0EA0-6986-671A-CE9116FE5A12}"/>
+                </a:ext>
+              </a:extLst>
+            </wp:docPr>
+            <wp:cNvGraphicFramePr>
+              <a:graphicFrameLocks xmlns:a="http://schemas.openxmlformats.org/drawingml/2006/main" noChangeAspect="1"/>
+            </wp:cNvGraphicFramePr>
+            <a:graphic xmlns:a="http://schemas.openxmlformats.org/drawingml/2006/main">
+              <a:graphicData uri="http://schemas.openxmlformats.org/drawingml/2006/picture">
+                <pic:pic xmlns:pic="http://schemas.openxmlformats.org/drawingml/2006/picture">
+                  <pic:nvPicPr>
+                    <pic:cNvPr id="12290" name="Picture 2" descr="What are the benefits of Cloud Computing | Cloud Computing | ESDS">
+                      <a:extLst>
+                        <a:ext uri="{FF2B5EF4-FFF2-40B4-BE49-F238E27FC236}">
+                          <a16:creationId xmlns:a16="http://schemas.microsoft.com/office/drawing/2014/main" id="{3217929C-0EA0-6986-671A-CE9116FE5A12}"/>
+                        </a:ext>
+                      </a:extLst>
+                    </pic:cNvPr>
+                    <pic:cNvPicPr>
+                      <a:picLocks noChangeAspect="1" noChangeArrowheads="1"/>
+                    </pic:cNvPicPr>
+                  </pic:nvPicPr>
+                  <pic:blipFill>
+                    <a:blip r:embed="rId37">
+                      <a:duotone>
+                        <a:schemeClr val="accent2">
+                          <a:shade val="45000"/>
+                          <a:satMod val="135000"/>
+                        </a:schemeClr>
+                        <a:prstClr val="white"/>
+                      </a:duotone>
+                    </a:blip>
+                    <a:srcRect/>
+                    <a:stretch>
+                      <a:fillRect/>
+                    </a:stretch>
+                  </pic:blipFill>
+                  <pic:spPr bwMode="auto">
+                    <a:xfrm>
+                      <a:off x="0" y="0"/>
+                      <a:ext cx="5536335" cy="2896965"/>
+                    </a:xfrm>
+                    <a:prstGeom prst="rect">
+                      <a:avLst/>
+                    </a:prstGeom>
+                    <a:noFill/>
+                  </pic:spPr>
+                </pic:pic>
+              </a:graphicData>
+            </a:graphic>
+          </wp:inline>
+        </w:drawing>
+      </w:r>
+    </w:p>
+    <w:p>
+      <w:pPr>
+        <w:tabs>
+          <w:tab w:val="left" w:pos="1961"/>
+        </w:tabs>
+        <w:rPr>
+          <w:rFonts w:ascii="Times New Roman" w:hAnsi="Times New Roman" w:cs="Times New Roman"/>
+          <w:b/>
+          <w:bCs/>
+          <w:color w:val="215E99" w:themeColor="text2" w:themeTint="BF"/>
+          <w:sz w:val="32"/>
+          <w:szCs w:val="32"/>
+        </w:rPr>
+      </w:pPr>
+      <w:r>
+        <w:rPr>
+          <w:rFonts w:ascii="Times New Roman" w:hAnsi="Times New Roman" w:cs="Times New Roman"/>
+          <w:b/>
+          <w:bCs/>
+          <w:color w:val="215E99" w:themeColor="text2" w:themeTint="BF"/>
+          <w:sz w:val="32"/>
+          <w:szCs w:val="32"/>
+        </w:rPr>
+        <w:t>Common Cloud Computing Use Cases</w:t>
+      </w:r>
+    </w:p>
+    <w:p>
+      <w:pPr>
+        <w:pStyle w:val="ListParagraph"/>
+        <w:numPr>
+          <w:ilvl w:val="0"/>
+          <w:numId w:val="26"/>
+        </w:numPr>
+        <w:tabs>
+          <w:tab w:val="left" w:pos="1961"/>
+        </w:tabs>
+        <w:rPr>
+          <w:rFonts w:ascii="Times New Roman" w:hAnsi="Times New Roman" w:cs="Times New Roman"/>
+          <w:sz w:val="32"/>
+          <w:szCs w:val="32"/>
+        </w:rPr>
+      </w:pPr>
+      <w:r>
+        <w:rPr>
+          <w:rFonts w:ascii="Times New Roman" w:hAnsi="Times New Roman" w:cs="Times New Roman"/>
+          <w:b/>
+          <w:bCs/>
+          <w:sz w:val="32"/>
+          <w:szCs w:val="32"/>
+        </w:rPr>
+        <w:t>Data Storage and Backup</w:t>
+      </w:r>
+      <w:r>
+        <w:rPr>
+          <w:rFonts w:ascii="Times New Roman" w:hAnsi="Times New Roman" w:cs="Times New Roman"/>
+          <w:sz w:val="32"/>
+          <w:szCs w:val="32"/>
+        </w:rPr>
+        <w:t xml:space="preserve">: Store large amounts of data and create backups securely. </w:t>
+      </w:r>
+    </w:p>
+    <w:p>
+      <w:pPr>
+        <w:pStyle w:val="ListParagraph"/>
+        <w:numPr>
+          <w:ilvl w:val="0"/>
+          <w:numId w:val="26"/>
+        </w:numPr>
+        <w:tabs>
+          <w:tab w:val="left" w:pos="1961"/>
+        </w:tabs>
+        <w:rPr>
+          <w:rFonts w:ascii="Times New Roman" w:hAnsi="Times New Roman" w:cs="Times New Roman"/>
+          <w:sz w:val="32"/>
+          <w:szCs w:val="32"/>
+        </w:rPr>
+      </w:pPr>
+      <w:r>
+        <w:rPr>
+          <w:rFonts w:ascii="Times New Roman" w:hAnsi="Times New Roman" w:cs="Times New Roman"/>
+          <w:b/>
+          <w:bCs/>
+          <w:sz w:val="32"/>
+          <w:szCs w:val="32"/>
+        </w:rPr>
+        <w:t>Software Development and Testing</w:t>
+      </w:r>
+      <w:r>
+        <w:rPr>
+          <w:rFonts w:ascii="Times New Roman" w:hAnsi="Times New Roman" w:cs="Times New Roman"/>
+          <w:sz w:val="32"/>
+          <w:szCs w:val="32"/>
+        </w:rPr>
+        <w:t xml:space="preserve">: Quickly develop, test, and deploy applications using cloud resources. </w:t>
+      </w:r>
+    </w:p>
+    <w:p>
+      <w:pPr>
+        <w:pStyle w:val="ListParagraph"/>
+        <w:numPr>
+          <w:ilvl w:val="0"/>
+          <w:numId w:val="26"/>
+        </w:numPr>
+        <w:tabs>
+          <w:tab w:val="left" w:pos="1961"/>
+        </w:tabs>
+        <w:rPr>
+          <w:rFonts w:ascii="Times New Roman" w:hAnsi="Times New Roman" w:cs="Times New Roman"/>
+          <w:sz w:val="32"/>
+          <w:szCs w:val="32"/>
+        </w:rPr>
+      </w:pPr>
+      <w:r>
+        <w:rPr>
+          <w:rFonts w:ascii="Times New Roman" w:hAnsi="Times New Roman" w:cs="Times New Roman"/>
+          <w:b/>
+          <w:bCs/>
+          <w:sz w:val="32"/>
+          <w:szCs w:val="32"/>
+        </w:rPr>
+        <w:t>Web and Mobile Applications</w:t>
+      </w:r>
+      <w:r>
+        <w:rPr>
+          <w:rFonts w:ascii="Times New Roman" w:hAnsi="Times New Roman" w:cs="Times New Roman"/>
+          <w:sz w:val="32"/>
+          <w:szCs w:val="32"/>
+        </w:rPr>
+        <w:t xml:space="preserve">: Host websites and mobile apps in the cloud so users can access them from anywhere. </w:t>
+      </w:r>
+    </w:p>
+    <w:p>
+      <w:pPr>
+        <w:pStyle w:val="ListParagraph"/>
+        <w:numPr>
+          <w:ilvl w:val="0"/>
+          <w:numId w:val="26"/>
+        </w:numPr>
+        <w:tabs>
+          <w:tab w:val="left" w:pos="1961"/>
+        </w:tabs>
+        <w:rPr>
+          <w:rFonts w:ascii="Times New Roman" w:hAnsi="Times New Roman" w:cs="Times New Roman"/>
+          <w:sz w:val="32"/>
+          <w:szCs w:val="32"/>
+        </w:rPr>
+      </w:pPr>
+      <w:r>
+        <w:rPr>
+          <w:rFonts w:ascii="Times New Roman" w:hAnsi="Times New Roman" w:cs="Times New Roman"/>
+          <w:b/>
+          <w:bCs/>
+          <w:sz w:val="32"/>
+          <w:szCs w:val="32"/>
+        </w:rPr>
+        <w:t>Big Data Analytics</w:t>
+      </w:r>
+      <w:r>
+        <w:rPr>
+          <w:rFonts w:ascii="Times New Roman" w:hAnsi="Times New Roman" w:cs="Times New Roman"/>
+          <w:sz w:val="32"/>
+          <w:szCs w:val="32"/>
+        </w:rPr>
+        <w:t xml:space="preserve">: Process and analyze very large amounts of data using cloud resources. </w:t>
+      </w:r>
+    </w:p>
+    <w:p>
+      <w:pPr>
+        <w:pStyle w:val="ListParagraph"/>
+        <w:numPr>
+          <w:ilvl w:val="0"/>
+          <w:numId w:val="26"/>
+        </w:numPr>
+        <w:tabs>
+          <w:tab w:val="left" w:pos="1961"/>
+        </w:tabs>
+        <w:rPr>
+          <w:rFonts w:ascii="Times New Roman" w:hAnsi="Times New Roman" w:cs="Times New Roman"/>
+          <w:sz w:val="32"/>
+          <w:szCs w:val="32"/>
+        </w:rPr>
+      </w:pPr>
+      <w:r>
+        <w:rPr>
+          <w:rFonts w:ascii="Times New Roman" w:hAnsi="Times New Roman" w:cs="Times New Roman"/>
+          <w:b/>
+          <w:bCs/>
+          <w:sz w:val="32"/>
+          <w:szCs w:val="32"/>
+        </w:rPr>
+        <w:t>Disaster Recovery</w:t>
+      </w:r>
+      <w:r>
+        <w:rPr>
+          <w:rFonts w:ascii="Times New Roman" w:hAnsi="Times New Roman" w:cs="Times New Roman"/>
+          <w:sz w:val="32"/>
+          <w:szCs w:val="32"/>
+        </w:rPr>
+        <w:t>: Keep backups and recovery plans in the cloud so businesses can continue working after a failure or disaster.</w:t>
+      </w:r>
+    </w:p>
+    <w:p>
+      <w:pPr>
+        <w:jc w:val="center"/>
+      </w:pPr>
+    </w:p>
+    <w:p>
+      <w:pPr>
+        <w:jc w:val="center"/>
+        <w:rPr>
+          <w:color w:val="215E99" w:themeColor="text2" w:themeTint="BF"/>
+          <w:sz w:val="32"/>
+          <w:szCs w:val="32"/>
+        </w:rPr>
+      </w:pPr>
+      <w:r>
+        <w:rPr>
+          <w:noProof/>
+          <w:color w:val="215E99" w:themeColor="text2" w:themeTint="BF"/>
+          <w:sz w:val="32"/>
+          <w:szCs w:val="32"/>
+        </w:rPr>
+        <w:lastRenderedPageBreak/>
+        <w:drawing>
+          <wp:inline distT="0" distB="0" distL="0" distR="0" wp14:anchorId="1700E433" wp14:editId="183F3BE4">
+            <wp:extent cx="2185850" cy="2532021"/>
+            <wp:effectExtent l="0" t="0" r="5080" b="1905"/>
+            <wp:docPr id="13314" name="Picture 2" descr="The Impact of Cloud Computing on Business Efficiency - Stefanini">
+              <a:extLst xmlns:a="http://schemas.openxmlformats.org/drawingml/2006/main">
+                <a:ext uri="{FF2B5EF4-FFF2-40B4-BE49-F238E27FC236}">
+                  <a16:creationId xmlns:a16="http://schemas.microsoft.com/office/drawing/2014/main" id="{59748A52-7863-FCEF-25B8-54F535523DE1}"/>
+                </a:ext>
+              </a:extLst>
+            </wp:docPr>
+            <wp:cNvGraphicFramePr>
+              <a:graphicFrameLocks xmlns:a="http://schemas.openxmlformats.org/drawingml/2006/main" noChangeAspect="1"/>
+            </wp:cNvGraphicFramePr>
+            <a:graphic xmlns:a="http://schemas.openxmlformats.org/drawingml/2006/main">
+              <a:graphicData uri="http://schemas.openxmlformats.org/drawingml/2006/picture">
+                <pic:pic xmlns:pic="http://schemas.openxmlformats.org/drawingml/2006/picture">
+                  <pic:nvPicPr>
+                    <pic:cNvPr id="13314" name="Picture 2" descr="The Impact of Cloud Computing on Business Efficiency - Stefanini">
+                      <a:extLst>
+                        <a:ext uri="{FF2B5EF4-FFF2-40B4-BE49-F238E27FC236}">
+                          <a16:creationId xmlns:a16="http://schemas.microsoft.com/office/drawing/2014/main" id="{59748A52-7863-FCEF-25B8-54F535523DE1}"/>
+                        </a:ext>
+                      </a:extLst>
+                    </pic:cNvPr>
+                    <pic:cNvPicPr>
+                      <a:picLocks noChangeAspect="1" noChangeArrowheads="1"/>
+                    </pic:cNvPicPr>
+                  </pic:nvPicPr>
+                  <pic:blipFill rotWithShape="1">
+                    <a:blip r:embed="rId38">
+                      <a:duotone>
+                        <a:schemeClr val="accent2">
+                          <a:shade val="45000"/>
+                          <a:satMod val="135000"/>
+                        </a:schemeClr>
+                        <a:prstClr val="white"/>
+                      </a:duotone>
+                    </a:blip>
+                    <a:srcRect l="46343" r="13201"/>
+                    <a:stretch/>
+                  </pic:blipFill>
+                  <pic:spPr bwMode="auto">
+                    <a:xfrm>
+                      <a:off x="0" y="0"/>
+                      <a:ext cx="2185850" cy="2532021"/>
+                    </a:xfrm>
+                    <a:prstGeom prst="rect">
+                      <a:avLst/>
+                    </a:prstGeom>
+                    <a:noFill/>
+                  </pic:spPr>
+                </pic:pic>
+              </a:graphicData>
+            </a:graphic>
+          </wp:inline>
+        </w:drawing>
+      </w:r>
+    </w:p>
+    <w:p>
+      <w:pPr>
+        <w:rPr>
+          <w:rFonts w:ascii="Times New Roman" w:hAnsi="Times New Roman" w:cs="Times New Roman"/>
+          <w:b/>
+          <w:bCs/>
+          <w:color w:val="215E99" w:themeColor="text2" w:themeTint="BF"/>
+          <w:sz w:val="32"/>
+          <w:szCs w:val="32"/>
+        </w:rPr>
+      </w:pPr>
+      <w:r>
+        <w:rPr>
+          <w:rFonts w:ascii="Times New Roman" w:hAnsi="Times New Roman" w:cs="Times New Roman"/>
+          <w:b/>
+          <w:bCs/>
+          <w:color w:val="215E99" w:themeColor="text2" w:themeTint="BF"/>
+          <w:sz w:val="32"/>
+          <w:szCs w:val="32"/>
+        </w:rPr>
+        <w:t>Cloud Architecture</w:t>
+      </w:r>
+    </w:p>
+    <w:p>
+      <w:pPr>
+        <w:spacing w:after="150" w:line="300" w:lineRule="auto"/>
+        <w:rPr>
+          <w:rFonts w:ascii="Times New Roman" w:hAnsi="Times New Roman" w:cs="Times New Roman"/>
+          <w:color w:val="0D0D0D" w:themeColor="text1" w:themeTint="F2"/>
+          <w:sz w:val="36"/>
+          <w:szCs w:val="36"/>
+        </w:rPr>
+      </w:pPr>
+      <w:r>
+        <w:rPr>
+          <w:rFonts w:ascii="Times New Roman" w:hAnsi="Times New Roman" w:cs="Times New Roman"/>
+          <w:color w:val="0D0D0D" w:themeColor="text1" w:themeTint="F2"/>
+          <w:sz w:val="32"/>
+          <w:szCs w:val="32"/>
+        </w:rPr>
+        <w:t>Cloud architecture is simply how all the different parts of a cloud system are arranged and connected so that services can be delivered reliably, securely, and at scale.</w:t>
+      </w:r>
+    </w:p>
+    <w:p>
+      <w:pPr>
+        <w:tabs>
+          <w:tab w:val="left" w:pos="3157"/>
+        </w:tabs>
+        <w:jc w:val="center"/>
+        <w:rPr>
+          <w:rFonts w:ascii="Times New Roman" w:hAnsi="Times New Roman" w:cs="Times New Roman"/>
+          <w:color w:val="0D0D0D" w:themeColor="text1" w:themeTint="F2"/>
+          <w:sz w:val="44"/>
+          <w:szCs w:val="44"/>
+        </w:rPr>
+      </w:pPr>
+      <w:r>
+        <w:rPr>
+          <w:noProof/>
+        </w:rPr>
+        <w:drawing>
+          <wp:inline distT="0" distB="0" distL="0" distR="0" wp14:anchorId="29E3A06D" wp14:editId="1C8E3AFC">
+            <wp:extent cx="4467225" cy="3179763"/>
+            <wp:effectExtent l="0" t="0" r="0" b="0"/>
+            <wp:docPr id="34821" name="Picture 2" descr="Cloud Computing Architecture - javatpoint">
+              <a:extLst xmlns:a="http://schemas.openxmlformats.org/drawingml/2006/main">
+                <a:ext uri="{FF2B5EF4-FFF2-40B4-BE49-F238E27FC236}">
+                  <a16:creationId xmlns:a16="http://schemas.microsoft.com/office/drawing/2014/main" id="{B1203408-EB6F-3AE5-088B-E995DAEEF749}"/>
+                </a:ext>
+              </a:extLst>
+            </wp:docPr>
+            <wp:cNvGraphicFramePr>
+              <a:graphicFrameLocks xmlns:a="http://schemas.openxmlformats.org/drawingml/2006/main" noChangeAspect="1"/>
+            </wp:cNvGraphicFramePr>
+            <a:graphic xmlns:a="http://schemas.openxmlformats.org/drawingml/2006/main">
+              <a:graphicData uri="http://schemas.openxmlformats.org/drawingml/2006/picture">
+                <pic:pic xmlns:pic="http://schemas.openxmlformats.org/drawingml/2006/picture">
+                  <pic:nvPicPr>
+                    <pic:cNvPr id="34821" name="Picture 2" descr="Cloud Computing Architecture - javatpoint">
+                      <a:extLst>
+                        <a:ext uri="{FF2B5EF4-FFF2-40B4-BE49-F238E27FC236}">
+                          <a16:creationId xmlns:a16="http://schemas.microsoft.com/office/drawing/2014/main" id="{B1203408-EB6F-3AE5-088B-E995DAEEF749}"/>
+                        </a:ext>
+                      </a:extLst>
+                    </pic:cNvPr>
+                    <pic:cNvPicPr>
+                      <a:picLocks noChangeAspect="1" noChangeArrowheads="1"/>
+                    </pic:cNvPicPr>
+                  </pic:nvPicPr>
+                  <pic:blipFill>
+                    <a:blip r:embed="rId39">
+                      <a:extLst>
+                        <a:ext uri="{28A0092B-C50C-407E-A947-70E740481C1C}">
+                          <a14:useLocalDpi xmlns:a14="http://schemas.microsoft.com/office/drawing/2010/main" val="0"/>
+                        </a:ext>
+                      </a:extLst>
+                    </a:blip>
+                    <a:srcRect t="8916"/>
+                    <a:stretch>
+                      <a:fillRect/>
+                    </a:stretch>
+                  </pic:blipFill>
+                  <pic:spPr bwMode="auto">
+                    <a:xfrm>
+                      <a:off x="0" y="0"/>
+                      <a:ext cx="4467225" cy="3179763"/>
+                    </a:xfrm>
+                    <a:prstGeom prst="rect">
+                      <a:avLst/>
+                    </a:prstGeom>
+                    <a:noFill/>
+                    <a:ln>
+                      <a:noFill/>
+                    </a:ln>
+                    <a:extLst>
+                      <a:ext uri="{909E8E84-426E-40DD-AFC4-6F175D3DCCD1}">
+                        <a14:hiddenFill xmlns:a14="http://schemas.microsoft.com/office/drawing/2010/main">
+                          <a:solidFill>
+                            <a:srgbClr val="FFFFFF"/>
+                          </a:solidFill>
+                        </a14:hiddenFill>
+                      </a:ext>
+                      <a:ext uri="{91240B29-F687-4F45-9708-019B960494DF}">
+                        <a14:hiddenLine xmlns:a14="http://schemas.microsoft.com/office/drawing/2010/main" w="9525">
+                          <a:solidFill>
+                            <a:srgbClr val="000000"/>
+                          </a:solidFill>
+                          <a:miter lim="800000"/>
+                          <a:headEnd/>
+                          <a:tailEnd/>
+                        </a14:hiddenLine>
+                      </a:ext>
+                    </a:extLst>
+                  </pic:spPr>
+                </pic:pic>
+              </a:graphicData>
+            </a:graphic>
+          </wp:inline>
+        </w:drawing>
+      </w:r>
+    </w:p>
+    <w:p>
+      <w:pPr>
+        <w:tabs>
+          <w:tab w:val="left" w:pos="1706"/>
+        </w:tabs>
+        <w:rPr>
+          <w:rFonts w:ascii="Times New Roman" w:hAnsi="Times New Roman" w:cs="Times New Roman"/>
+          <w:sz w:val="44"/>
+          <w:szCs w:val="44"/>
+        </w:rPr>
+      </w:pPr>
+    </w:p>
+    <w:p>
+      <w:pPr>
+        <w:tabs>
+          <w:tab w:val="left" w:pos="1706"/>
+        </w:tabs>
+        <w:rPr>
+          <w:rFonts w:ascii="Times New Roman" w:hAnsi="Times New Roman" w:cs="Times New Roman"/>
+          <w:sz w:val="44"/>
+          <w:szCs w:val="44"/>
+        </w:rPr>
+      </w:pPr>
+    </w:p>
+    <w:p>
+      <w:pPr>
+        <w:tabs>
+          <w:tab w:val="left" w:pos="1706"/>
+        </w:tabs>
+        <w:rPr>
+          <w:rFonts w:ascii="Times New Roman" w:hAnsi="Times New Roman" w:cs="Times New Roman"/>
+          <w:b/>
+          <w:bCs/>
+          <w:sz w:val="32"/>
+          <w:szCs w:val="32"/>
+        </w:rPr>
+      </w:pPr>
+      <w:r>
+        <w:rPr>
+          <w:rFonts w:ascii="Times New Roman" w:hAnsi="Times New Roman" w:cs="Times New Roman"/>
+          <w:b/>
+          <w:bCs/>
+          <w:sz w:val="32"/>
+          <w:szCs w:val="32"/>
+        </w:rPr>
+        <w:lastRenderedPageBreak/>
+        <w:t>Illustration of above Diagram</w:t>
+      </w:r>
+    </w:p>
+    <w:p>
+      <w:pPr>
+        <w:tabs>
+          <w:tab w:val="left" w:pos="1706"/>
+        </w:tabs>
+        <w:rPr>
+          <w:rFonts w:ascii="Times New Roman" w:hAnsi="Times New Roman" w:cs="Times New Roman"/>
+          <w:sz w:val="32"/>
+          <w:szCs w:val="32"/>
+        </w:rPr>
+      </w:pPr>
+      <w:r>
+        <w:rPr>
+          <w:rFonts w:ascii="Times New Roman" w:hAnsi="Times New Roman" w:cs="Times New Roman"/>
+          <w:b/>
+          <w:bCs/>
+          <w:sz w:val="32"/>
+          <w:szCs w:val="32"/>
+        </w:rPr>
+        <w:t>Back End (The Cloud):</w:t>
+      </w:r>
+      <w:r>
+        <w:rPr>
+          <w:rFonts w:ascii="Times New Roman" w:hAnsi="Times New Roman" w:cs="Times New Roman"/>
+          <w:sz w:val="32"/>
+          <w:szCs w:val="32"/>
+        </w:rPr>
+        <w:t xml:space="preserve"> The large green box containing </w:t>
+      </w:r>
+      <w:r>
+        <w:rPr>
+          <w:rFonts w:ascii="Times New Roman" w:hAnsi="Times New Roman" w:cs="Times New Roman"/>
+          <w:i/>
+          <w:iCs/>
+          <w:sz w:val="32"/>
+          <w:szCs w:val="32"/>
+        </w:rPr>
+        <w:t>Application, Service, Runtime Cloud, Storage, Infrastructure, Management,</w:t>
+      </w:r>
+      <w:r>
+        <w:rPr>
+          <w:rFonts w:ascii="Times New Roman" w:hAnsi="Times New Roman" w:cs="Times New Roman"/>
+          <w:sz w:val="32"/>
+          <w:szCs w:val="32"/>
+        </w:rPr>
+        <w:t xml:space="preserve"> and </w:t>
+      </w:r>
+      <w:r>
+        <w:rPr>
+          <w:rFonts w:ascii="Times New Roman" w:hAnsi="Times New Roman" w:cs="Times New Roman"/>
+          <w:i/>
+          <w:iCs/>
+          <w:sz w:val="32"/>
+          <w:szCs w:val="32"/>
+        </w:rPr>
+        <w:t>Security</w:t>
+      </w:r>
+      <w:r>
+        <w:rPr>
+          <w:rFonts w:ascii="Times New Roman" w:hAnsi="Times New Roman" w:cs="Times New Roman"/>
+          <w:sz w:val="32"/>
+          <w:szCs w:val="32"/>
+        </w:rPr>
+        <w:t xml:space="preserve"> represents the provider's cloud environment where all data processing, storage, and services live. </w:t>
+      </w:r>
+    </w:p>
+    <w:p>
+      <w:pPr>
+        <w:tabs>
+          <w:tab w:val="left" w:pos="1706"/>
+        </w:tabs>
+        <w:rPr>
+          <w:rFonts w:ascii="Times New Roman" w:hAnsi="Times New Roman" w:cs="Times New Roman"/>
+          <w:sz w:val="32"/>
+          <w:szCs w:val="32"/>
+        </w:rPr>
+      </w:pPr>
+      <w:r>
+        <w:rPr>
+          <w:rFonts w:ascii="Times New Roman" w:hAnsi="Times New Roman" w:cs="Times New Roman"/>
+          <w:b/>
+          <w:bCs/>
+          <w:sz w:val="32"/>
+          <w:szCs w:val="32"/>
+        </w:rPr>
+        <w:t>Internet (The Connection):</w:t>
+      </w:r>
+      <w:r>
+        <w:rPr>
+          <w:rFonts w:ascii="Times New Roman" w:hAnsi="Times New Roman" w:cs="Times New Roman"/>
+          <w:sz w:val="32"/>
+          <w:szCs w:val="32"/>
+        </w:rPr>
+        <w:t xml:space="preserve"> The cloud graphic labeled "internet" in the middle acts as the network bridge connecting the user to the cloud backend. </w:t>
+      </w:r>
+    </w:p>
+    <w:p>
+      <w:pPr>
+        <w:tabs>
+          <w:tab w:val="left" w:pos="1706"/>
+        </w:tabs>
+        <w:rPr>
+          <w:rFonts w:ascii="Times New Roman" w:hAnsi="Times New Roman" w:cs="Times New Roman"/>
+          <w:sz w:val="32"/>
+          <w:szCs w:val="32"/>
+        </w:rPr>
+      </w:pPr>
+      <w:r>
+        <w:rPr>
+          <w:rFonts w:ascii="Times New Roman" w:hAnsi="Times New Roman" w:cs="Times New Roman"/>
+          <w:b/>
+          <w:bCs/>
+          <w:sz w:val="32"/>
+          <w:szCs w:val="32"/>
+        </w:rPr>
+        <w:t>Front End (The User/Client):</w:t>
+      </w:r>
+      <w:r>
+        <w:rPr>
+          <w:rFonts w:ascii="Times New Roman" w:hAnsi="Times New Roman" w:cs="Times New Roman"/>
+          <w:sz w:val="32"/>
+          <w:szCs w:val="32"/>
+        </w:rPr>
+        <w:t xml:space="preserve"> The yellow box at the top (</w:t>
+      </w:r>
+      <w:r>
+        <w:rPr>
+          <w:rFonts w:ascii="Times New Roman" w:hAnsi="Times New Roman" w:cs="Times New Roman"/>
+          <w:i/>
+          <w:iCs/>
+          <w:sz w:val="32"/>
+          <w:szCs w:val="32"/>
+        </w:rPr>
+        <w:t>Client Infrastructure</w:t>
+      </w:r>
+      <w:r>
+        <w:rPr>
+          <w:rFonts w:ascii="Times New Roman" w:hAnsi="Times New Roman" w:cs="Times New Roman"/>
+          <w:sz w:val="32"/>
+          <w:szCs w:val="32"/>
+        </w:rPr>
+        <w:t>) represents the user's device, browser, or local application accessing the cloud.</w:t>
+      </w:r>
+    </w:p>
+    <w:p>
+      <w:pPr>
+        <w:tabs>
+          <w:tab w:val="left" w:pos="1706"/>
+        </w:tabs>
+        <w:rPr>
+          <w:rFonts w:ascii="Times New Roman" w:hAnsi="Times New Roman" w:cs="Times New Roman"/>
+          <w:color w:val="215E99" w:themeColor="text2" w:themeTint="BF"/>
+          <w:sz w:val="32"/>
+          <w:szCs w:val="32"/>
+        </w:rPr>
+      </w:pPr>
+      <w:r>
+        <w:rPr>
+          <w:rFonts w:ascii="Times New Roman" w:hAnsi="Times New Roman" w:cs="Times New Roman"/>
+          <w:b/>
+          <w:bCs/>
+          <w:color w:val="215E99" w:themeColor="text2" w:themeTint="BF"/>
+          <w:sz w:val="32"/>
+          <w:szCs w:val="32"/>
+        </w:rPr>
+        <w:t>NIST Architecture of Cloud</w:t>
+      </w:r>
+    </w:p>
+    <w:p>
+      <w:pPr>
+        <w:tabs>
+          <w:tab w:val="left" w:pos="1150"/>
+        </w:tabs>
+        <w:jc w:val="center"/>
+        <w:rPr>
+          <w:rFonts w:ascii="Times New Roman" w:hAnsi="Times New Roman" w:cs="Times New Roman"/>
+          <w:sz w:val="32"/>
+          <w:szCs w:val="32"/>
+        </w:rPr>
+      </w:pPr>
+      <w:r>
+        <w:rPr>
+          <w:noProof/>
+        </w:rPr>
+        <w:drawing>
+          <wp:inline distT="0" distB="0" distL="0" distR="0" wp14:anchorId="6985882B" wp14:editId="3B5E126C">
+            <wp:extent cx="5943600" cy="2829560"/>
+            <wp:effectExtent l="190500" t="190500" r="190500" b="199390"/>
+            <wp:docPr id="15362" name="Picture 2">
+              <a:extLst xmlns:a="http://schemas.openxmlformats.org/drawingml/2006/main">
+                <a:ext uri="{FF2B5EF4-FFF2-40B4-BE49-F238E27FC236}">
+                  <a16:creationId xmlns:a16="http://schemas.microsoft.com/office/drawing/2014/main" id="{C2A3045C-C9FB-90C6-A690-148DBFD75A97}"/>
+                </a:ext>
+              </a:extLst>
+            </wp:docPr>
+            <wp:cNvGraphicFramePr>
+              <a:graphicFrameLocks xmlns:a="http://schemas.openxmlformats.org/drawingml/2006/main" noChangeAspect="1"/>
+            </wp:cNvGraphicFramePr>
+            <a:graphic xmlns:a="http://schemas.openxmlformats.org/drawingml/2006/main">
+              <a:graphicData uri="http://schemas.openxmlformats.org/drawingml/2006/picture">
+                <pic:pic xmlns:pic="http://schemas.openxmlformats.org/drawingml/2006/picture">
+                  <pic:nvPicPr>
+                    <pic:cNvPr id="15362" name="Picture 2">
+                      <a:extLst>
+                        <a:ext uri="{FF2B5EF4-FFF2-40B4-BE49-F238E27FC236}">
+                          <a16:creationId xmlns:a16="http://schemas.microsoft.com/office/drawing/2014/main" id="{C2A3045C-C9FB-90C6-A690-148DBFD75A97}"/>
+                        </a:ext>
+                      </a:extLst>
+                    </pic:cNvPr>
+                    <pic:cNvPicPr>
+                      <a:picLocks noChangeAspect="1" noChangeArrowheads="1"/>
+                    </pic:cNvPicPr>
+                  </pic:nvPicPr>
+                  <pic:blipFill>
+                    <a:blip r:embed="rId40"/>
+                    <a:srcRect/>
+                    <a:stretch>
+                      <a:fillRect/>
+                    </a:stretch>
+                  </pic:blipFill>
+                  <pic:spPr bwMode="auto">
+                    <a:xfrm>
+                      <a:off x="0" y="0"/>
+                      <a:ext cx="5943600" cy="2829560"/>
+                    </a:xfrm>
+                    <a:prstGeom prst="rect">
+                      <a:avLst/>
+                    </a:prstGeom>
+                    <a:ln>
+                      <a:noFill/>
+                    </a:ln>
+                    <a:effectLst>
+                      <a:outerShdw blurRad="190500" algn="tl" rotWithShape="0">
+                        <a:srgbClr val="000000">
+                          <a:alpha val="70000"/>
+                        </a:srgbClr>
+                      </a:outerShdw>
+                    </a:effectLst>
+                  </pic:spPr>
+                </pic:pic>
+              </a:graphicData>
+            </a:graphic>
+          </wp:inline>
+        </w:drawing>
+      </w:r>
+    </w:p>
+    <w:p>
+      <w:pPr>
+        <w:spacing w:after="150" w:line="300" w:lineRule="auto"/>
+        <w:rPr>
+          <w:rFonts w:ascii="Times New Roman" w:hAnsi="Times New Roman" w:cs="Times New Roman"/>
+          <w:sz w:val="36"/>
+          <w:szCs w:val="36"/>
+        </w:rPr>
+      </w:pPr>
+      <w:r>
+        <w:rPr>
+          <w:rFonts w:ascii="Times New Roman" w:hAnsi="Times New Roman" w:cs="Times New Roman"/>
+          <w:sz w:val="32"/>
+          <w:szCs w:val="32"/>
+        </w:rPr>
+        <w:t>A well-known model (from NIST) describes five roles, or "players", involved in cloud computing:</w:t>
+      </w:r>
+    </w:p>
+    <w:p>
+      <w:pPr>
+        <w:pStyle w:val="ListParagraph"/>
+        <w:numPr>
+          <w:ilvl w:val="0"/>
+          <w:numId w:val="27"/>
+        </w:numPr>
+        <w:spacing w:after="100" w:line="280" w:lineRule="auto"/>
+        <w:rPr>
+          <w:rFonts w:ascii="Times New Roman" w:hAnsi="Times New Roman" w:cs="Times New Roman"/>
+          <w:sz w:val="36"/>
+          <w:szCs w:val="36"/>
+        </w:rPr>
+      </w:pPr>
+      <w:r>
+        <w:rPr>
+          <w:rFonts w:ascii="Times New Roman" w:hAnsi="Times New Roman" w:cs="Times New Roman"/>
+          <w:b/>
+          <w:bCs/>
+          <w:sz w:val="32"/>
+          <w:szCs w:val="32"/>
+        </w:rPr>
+        <w:lastRenderedPageBreak/>
+        <w:t>Cloud Consumer</w:t>
+      </w:r>
+      <w:r>
+        <w:rPr>
+          <w:rFonts w:ascii="Times New Roman" w:hAnsi="Times New Roman" w:cs="Times New Roman"/>
+          <w:b/>
+          <w:bCs/>
+          <w:sz w:val="32"/>
+          <w:szCs w:val="32"/>
+        </w:rPr>
+        <w:t>:</w:t>
+      </w:r>
+      <w:r>
+        <w:rPr>
+          <w:rFonts w:ascii="Times New Roman" w:hAnsi="Times New Roman" w:cs="Times New Roman"/>
+          <w:sz w:val="32"/>
+          <w:szCs w:val="32"/>
+        </w:rPr>
+        <w:t xml:space="preserve"> The person or organization that uses the cloud provider's services. (Example: a startup using AWS to host its website.)</w:t>
+      </w:r>
+    </w:p>
+    <w:p>
+      <w:pPr>
+        <w:pStyle w:val="ListParagraph"/>
+        <w:numPr>
+          <w:ilvl w:val="0"/>
+          <w:numId w:val="27"/>
+        </w:numPr>
+        <w:spacing w:after="100" w:line="280" w:lineRule="auto"/>
+        <w:rPr>
+          <w:rFonts w:ascii="Times New Roman" w:hAnsi="Times New Roman" w:cs="Times New Roman"/>
+          <w:sz w:val="36"/>
+          <w:szCs w:val="36"/>
+        </w:rPr>
+      </w:pPr>
+      <w:r>
+        <w:rPr>
+          <w:rFonts w:ascii="Times New Roman" w:hAnsi="Times New Roman" w:cs="Times New Roman"/>
+          <w:b/>
+          <w:bCs/>
+          <w:sz w:val="32"/>
+          <w:szCs w:val="32"/>
+        </w:rPr>
+        <w:t>Cloud Provider</w:t>
+      </w:r>
+      <w:r>
+        <w:rPr>
+          <w:rFonts w:ascii="Times New Roman" w:hAnsi="Times New Roman" w:cs="Times New Roman"/>
+          <w:b/>
+          <w:bCs/>
+          <w:sz w:val="32"/>
+          <w:szCs w:val="32"/>
+        </w:rPr>
+        <w:t>:</w:t>
+      </w:r>
+      <w:r>
+        <w:rPr>
+          <w:rFonts w:ascii="Times New Roman" w:hAnsi="Times New Roman" w:cs="Times New Roman"/>
+          <w:sz w:val="32"/>
+          <w:szCs w:val="32"/>
+        </w:rPr>
+        <w:t xml:space="preserve"> The organization that offers the cloud services. (Example: Amazon, Microsoft, or Google.)</w:t>
+      </w:r>
+    </w:p>
+    <w:p>
+      <w:pPr>
+        <w:pStyle w:val="ListParagraph"/>
+        <w:numPr>
+          <w:ilvl w:val="0"/>
+          <w:numId w:val="27"/>
+        </w:numPr>
+        <w:spacing w:after="100" w:line="280" w:lineRule="auto"/>
+        <w:rPr>
+          <w:rFonts w:ascii="Times New Roman" w:hAnsi="Times New Roman" w:cs="Times New Roman"/>
+          <w:sz w:val="36"/>
+          <w:szCs w:val="36"/>
+        </w:rPr>
+      </w:pPr>
+      <w:r>
+        <w:rPr>
+          <w:rFonts w:ascii="Times New Roman" w:hAnsi="Times New Roman" w:cs="Times New Roman"/>
+          <w:b/>
+          <w:bCs/>
+          <w:sz w:val="32"/>
+          <w:szCs w:val="32"/>
+        </w:rPr>
+        <w:t>Cloud Auditor</w:t>
+      </w:r>
+      <w:r>
+        <w:rPr>
+          <w:rFonts w:ascii="Times New Roman" w:hAnsi="Times New Roman" w:cs="Times New Roman"/>
+          <w:b/>
+          <w:bCs/>
+          <w:sz w:val="32"/>
+          <w:szCs w:val="32"/>
+        </w:rPr>
+        <w:t>:</w:t>
+      </w:r>
+      <w:r>
+        <w:rPr>
+          <w:rFonts w:ascii="Times New Roman" w:hAnsi="Times New Roman" w:cs="Times New Roman"/>
+          <w:sz w:val="32"/>
+          <w:szCs w:val="32"/>
+        </w:rPr>
+        <w:t xml:space="preserve"> An independent party that checks and evaluates a cloud service's performance, security, and operations. (Example: a security firm reviewing whether a cloud provider follows privacy laws.)</w:t>
+      </w:r>
+    </w:p>
+    <w:p>
+      <w:pPr>
+        <w:pStyle w:val="ListParagraph"/>
+        <w:numPr>
+          <w:ilvl w:val="0"/>
+          <w:numId w:val="27"/>
+        </w:numPr>
+        <w:spacing w:after="100" w:line="280" w:lineRule="auto"/>
+        <w:rPr>
+          <w:rFonts w:ascii="Times New Roman" w:hAnsi="Times New Roman" w:cs="Times New Roman"/>
+          <w:sz w:val="36"/>
+          <w:szCs w:val="36"/>
+        </w:rPr>
+      </w:pPr>
+      <w:r>
+        <w:rPr>
+          <w:rFonts w:ascii="Times New Roman" w:hAnsi="Times New Roman" w:cs="Times New Roman"/>
+          <w:b/>
+          <w:bCs/>
+          <w:sz w:val="32"/>
+          <w:szCs w:val="32"/>
+        </w:rPr>
+        <w:t>Cloud Broker</w:t>
+      </w:r>
+      <w:r>
+        <w:rPr>
+          <w:rFonts w:ascii="Times New Roman" w:hAnsi="Times New Roman" w:cs="Times New Roman"/>
+          <w:b/>
+          <w:bCs/>
+          <w:sz w:val="32"/>
+          <w:szCs w:val="32"/>
+        </w:rPr>
+        <w:t>:</w:t>
+      </w:r>
+      <w:r>
+        <w:rPr>
+          <w:rFonts w:ascii="Times New Roman" w:hAnsi="Times New Roman" w:cs="Times New Roman"/>
+          <w:sz w:val="32"/>
+          <w:szCs w:val="32"/>
+        </w:rPr>
+        <w:t xml:space="preserve"> A middleman who manages how cloud services are used and negotiates deals between providers and consumers. (Example: a company that helps you pick and combine the best cloud services from different providers.)</w:t>
+      </w:r>
+    </w:p>
+    <w:p>
+      <w:pPr>
+        <w:pStyle w:val="ListParagraph"/>
+        <w:numPr>
+          <w:ilvl w:val="0"/>
+          <w:numId w:val="27"/>
+        </w:numPr>
+        <w:spacing w:after="100" w:line="280" w:lineRule="auto"/>
+        <w:rPr>
+          <w:rFonts w:ascii="Times New Roman" w:hAnsi="Times New Roman" w:cs="Times New Roman"/>
+          <w:sz w:val="36"/>
+          <w:szCs w:val="36"/>
+        </w:rPr>
+      </w:pPr>
+      <w:r>
+        <w:rPr>
+          <w:rFonts w:ascii="Times New Roman" w:hAnsi="Times New Roman" w:cs="Times New Roman"/>
+          <w:b/>
+          <w:bCs/>
+          <w:sz w:val="32"/>
+          <w:szCs w:val="32"/>
+        </w:rPr>
+        <w:t>Cloud Carrier</w:t>
+      </w:r>
+      <w:r>
+        <w:rPr>
+          <w:rFonts w:ascii="Times New Roman" w:hAnsi="Times New Roman" w:cs="Times New Roman"/>
+          <w:b/>
+          <w:bCs/>
+          <w:sz w:val="32"/>
+          <w:szCs w:val="32"/>
+        </w:rPr>
+        <w:t>:</w:t>
+      </w:r>
+      <w:r>
+        <w:rPr>
+          <w:rFonts w:ascii="Times New Roman" w:hAnsi="Times New Roman" w:cs="Times New Roman"/>
+          <w:sz w:val="32"/>
+          <w:szCs w:val="32"/>
+        </w:rPr>
+        <w:t xml:space="preserve"> The network/telecom company that connects the cloud provider to the cloud consumer. (Example: your internet service provider delivering the connection between you and the cloud.)</w:t>
+      </w:r>
+    </w:p>
+    <w:p>
+      <w:pPr>
+        <w:rPr>
+          <w:rFonts w:ascii="Times New Roman" w:hAnsi="Times New Roman" w:cs="Times New Roman"/>
+          <w:b/>
+          <w:bCs/>
+          <w:color w:val="215E99" w:themeColor="text2" w:themeTint="BF"/>
+          <w:sz w:val="32"/>
+          <w:szCs w:val="32"/>
+        </w:rPr>
+      </w:pPr>
+      <w:r>
+        <w:rPr>
+          <w:rFonts w:ascii="Times New Roman" w:hAnsi="Times New Roman" w:cs="Times New Roman"/>
+          <w:b/>
+          <w:bCs/>
+          <w:color w:val="215E99" w:themeColor="text2" w:themeTint="BF"/>
+          <w:sz w:val="32"/>
+          <w:szCs w:val="32"/>
+        </w:rPr>
+        <w:t>Cloud Architecture Best Practices</w:t>
+      </w:r>
+    </w:p>
+    <w:p>
+      <w:pPr>
+        <w:spacing w:after="100" w:line="280" w:lineRule="auto"/>
+        <w:rPr>
+          <w:rFonts w:ascii="Times New Roman" w:hAnsi="Times New Roman" w:cs="Times New Roman"/>
+          <w:sz w:val="36"/>
+          <w:szCs w:val="36"/>
+        </w:rPr>
+      </w:pPr>
+      <w:r>
+        <w:rPr>
+          <w:rFonts w:ascii="Times New Roman" w:hAnsi="Times New Roman" w:cs="Times New Roman"/>
+          <w:b/>
+          <w:bCs/>
+          <w:sz w:val="32"/>
+          <w:szCs w:val="32"/>
+        </w:rPr>
+        <w:t>Up-front Planning</w:t>
+      </w:r>
+      <w:r>
+        <w:rPr>
+          <w:rFonts w:ascii="Times New Roman" w:hAnsi="Times New Roman" w:cs="Times New Roman"/>
+          <w:b/>
+          <w:bCs/>
+          <w:sz w:val="32"/>
+          <w:szCs w:val="32"/>
+        </w:rPr>
+        <w:t>:</w:t>
+      </w:r>
+      <w:r>
+        <w:rPr>
+          <w:rFonts w:ascii="Times New Roman" w:hAnsi="Times New Roman" w:cs="Times New Roman"/>
+          <w:sz w:val="32"/>
+          <w:szCs w:val="32"/>
+        </w:rPr>
+        <w:t xml:space="preserve"> Plan capacity needs early and keep testing performance while designing the system, so there are no surprises later.</w:t>
+      </w:r>
+    </w:p>
+    <w:p>
+      <w:pPr>
+        <w:spacing w:after="100" w:line="280" w:lineRule="auto"/>
+        <w:rPr>
+          <w:rFonts w:ascii="Times New Roman" w:hAnsi="Times New Roman" w:cs="Times New Roman"/>
+          <w:sz w:val="36"/>
+          <w:szCs w:val="36"/>
+        </w:rPr>
+      </w:pPr>
+      <w:r>
+        <w:rPr>
+          <w:rFonts w:ascii="Times New Roman" w:hAnsi="Times New Roman" w:cs="Times New Roman"/>
+          <w:b/>
+          <w:bCs/>
+          <w:sz w:val="32"/>
+          <w:szCs w:val="32"/>
+        </w:rPr>
+        <w:t>Security First</w:t>
+      </w:r>
+      <w:r>
+        <w:rPr>
+          <w:rFonts w:ascii="Times New Roman" w:hAnsi="Times New Roman" w:cs="Times New Roman"/>
+          <w:b/>
+          <w:bCs/>
+          <w:sz w:val="32"/>
+          <w:szCs w:val="32"/>
+        </w:rPr>
+        <w:t>:</w:t>
+      </w:r>
+      <w:r>
+        <w:rPr>
+          <w:rFonts w:ascii="Times New Roman" w:hAnsi="Times New Roman" w:cs="Times New Roman"/>
+          <w:sz w:val="32"/>
+          <w:szCs w:val="32"/>
+        </w:rPr>
+        <w:t xml:space="preserve"> Protect every layer with encryption, regular updates, and strict access rules. Consider a "trust nothing by default" approach for extra safety.</w:t>
+      </w:r>
+    </w:p>
+    <w:p>
+      <w:pPr>
+        <w:spacing w:after="100" w:line="280" w:lineRule="auto"/>
+        <w:rPr>
+          <w:rFonts w:ascii="Times New Roman" w:hAnsi="Times New Roman" w:cs="Times New Roman"/>
+          <w:sz w:val="36"/>
+          <w:szCs w:val="36"/>
+        </w:rPr>
+      </w:pPr>
+      <w:r>
+        <w:rPr>
+          <w:rFonts w:ascii="Times New Roman" w:hAnsi="Times New Roman" w:cs="Times New Roman"/>
+          <w:b/>
+          <w:bCs/>
+          <w:sz w:val="32"/>
+          <w:szCs w:val="32"/>
+        </w:rPr>
+        <w:t>Disaster Recovery Readiness</w:t>
+      </w:r>
+      <w:r>
+        <w:rPr>
+          <w:rFonts w:ascii="Times New Roman" w:hAnsi="Times New Roman" w:cs="Times New Roman"/>
+          <w:b/>
+          <w:bCs/>
+          <w:sz w:val="32"/>
+          <w:szCs w:val="32"/>
+        </w:rPr>
+        <w:t>:</w:t>
+      </w:r>
+      <w:r>
+        <w:rPr>
+          <w:rFonts w:ascii="Times New Roman" w:hAnsi="Times New Roman" w:cs="Times New Roman"/>
+          <w:sz w:val="32"/>
+          <w:szCs w:val="32"/>
+        </w:rPr>
+        <w:t xml:space="preserve"> Automate backups and recovery steps so the system bounces back quickly if something goes wrong.</w:t>
+      </w:r>
+    </w:p>
+    <w:p>
+      <w:pPr>
+        <w:spacing w:after="100" w:line="280" w:lineRule="auto"/>
+        <w:rPr>
+          <w:rFonts w:ascii="Times New Roman" w:hAnsi="Times New Roman" w:cs="Times New Roman"/>
+          <w:sz w:val="36"/>
+          <w:szCs w:val="36"/>
+        </w:rPr>
+      </w:pPr>
+      <w:r>
+        <w:rPr>
+          <w:rFonts w:ascii="Times New Roman" w:hAnsi="Times New Roman" w:cs="Times New Roman"/>
+          <w:b/>
+          <w:bCs/>
+          <w:sz w:val="32"/>
+          <w:szCs w:val="32"/>
+        </w:rPr>
+        <w:t>Maximize Performance</w:t>
+      </w:r>
+      <w:r>
+        <w:rPr>
+          <w:rFonts w:ascii="Times New Roman" w:hAnsi="Times New Roman" w:cs="Times New Roman"/>
+          <w:b/>
+          <w:bCs/>
+          <w:sz w:val="32"/>
+          <w:szCs w:val="32"/>
+        </w:rPr>
+        <w:t>:</w:t>
+      </w:r>
+      <w:r>
+        <w:rPr>
+          <w:rFonts w:ascii="Times New Roman" w:hAnsi="Times New Roman" w:cs="Times New Roman"/>
+          <w:sz w:val="32"/>
+          <w:szCs w:val="32"/>
+        </w:rPr>
+        <w:t xml:space="preserve"> </w:t>
+      </w:r>
+      <w:r>
+        <w:rPr>
+          <w:rFonts w:ascii="Times New Roman" w:hAnsi="Times New Roman" w:cs="Times New Roman"/>
+          <w:sz w:val="32"/>
+          <w:szCs w:val="32"/>
+        </w:rPr>
+        <w:t>Keep monitoring usage and adjust resources so the system always runs smoothly.</w:t>
+      </w:r>
+    </w:p>
+    <w:p>
+      <w:pPr>
+        <w:spacing w:after="100" w:line="280" w:lineRule="auto"/>
+        <w:rPr>
+          <w:rFonts w:ascii="Times New Roman" w:hAnsi="Times New Roman" w:cs="Times New Roman"/>
+          <w:sz w:val="36"/>
+          <w:szCs w:val="36"/>
+        </w:rPr>
+      </w:pPr>
+      <w:r>
+        <w:rPr>
+          <w:rFonts w:ascii="Times New Roman" w:hAnsi="Times New Roman" w:cs="Times New Roman"/>
+          <w:b/>
+          <w:bCs/>
+          <w:sz w:val="32"/>
+          <w:szCs w:val="32"/>
+        </w:rPr>
+        <w:lastRenderedPageBreak/>
+        <w:t>Cost Optimization</w:t>
+      </w:r>
+      <w:r>
+        <w:rPr>
+          <w:rFonts w:ascii="Times New Roman" w:hAnsi="Times New Roman" w:cs="Times New Roman"/>
+          <w:b/>
+          <w:bCs/>
+          <w:sz w:val="32"/>
+          <w:szCs w:val="32"/>
+        </w:rPr>
+        <w:t>:</w:t>
+      </w:r>
+      <w:r>
+        <w:rPr>
+          <w:rFonts w:ascii="Times New Roman" w:hAnsi="Times New Roman" w:cs="Times New Roman"/>
+          <w:sz w:val="32"/>
+          <w:szCs w:val="32"/>
+        </w:rPr>
+        <w:t xml:space="preserve"> Regularly check resource usage and turn off or resize what isn't needed, to avoid wasting money.</w:t>
+      </w:r>
+    </w:p>
+    <w:p>
+      <w:pPr>
+        <w:rPr>
+          <w:rFonts w:ascii="Times New Roman" w:hAnsi="Times New Roman" w:cs="Times New Roman"/>
+          <w:b/>
+          <w:bCs/>
+          <w:color w:val="215E99" w:themeColor="text2" w:themeTint="BF"/>
+          <w:sz w:val="32"/>
+          <w:szCs w:val="32"/>
+        </w:rPr>
+      </w:pPr>
+      <w:r>
+        <w:rPr>
+          <w:rFonts w:ascii="Times New Roman" w:hAnsi="Times New Roman" w:cs="Times New Roman"/>
+          <w:b/>
+          <w:bCs/>
+          <w:color w:val="215E99" w:themeColor="text2" w:themeTint="BF"/>
+          <w:sz w:val="32"/>
+          <w:szCs w:val="32"/>
+        </w:rPr>
+        <w:t>Conclusion</w:t>
+      </w:r>
+    </w:p>
+    <w:p>
+      <w:pPr>
+        <w:pStyle w:val="ListParagraph"/>
+        <w:numPr>
+          <w:ilvl w:val="0"/>
+          <w:numId w:val="28"/>
+        </w:numPr>
+        <w:rPr>
+          <w:rFonts w:ascii="Times New Roman" w:hAnsi="Times New Roman" w:cs="Times New Roman"/>
+          <w:sz w:val="32"/>
+          <w:szCs w:val="32"/>
+        </w:rPr>
+      </w:pPr>
+      <w:r>
+        <w:rPr>
+          <w:rFonts w:ascii="Times New Roman" w:hAnsi="Times New Roman" w:cs="Times New Roman"/>
+          <w:b/>
+          <w:bCs/>
+          <w:sz w:val="32"/>
+          <w:szCs w:val="32"/>
+        </w:rPr>
+        <w:t>Cloud computing</w:t>
+      </w:r>
+      <w:r>
+        <w:rPr>
+          <w:rFonts w:ascii="Times New Roman" w:hAnsi="Times New Roman" w:cs="Times New Roman"/>
+          <w:sz w:val="32"/>
+          <w:szCs w:val="32"/>
+        </w:rPr>
+        <w:t xml:space="preserve"> delivers computing services over the internet, so businesses no longer need to build and maintain their own physical infrastructure.</w:t>
+      </w:r>
+    </w:p>
+    <w:p>
+      <w:pPr>
+        <w:pStyle w:val="ListParagraph"/>
+        <w:numPr>
+          <w:ilvl w:val="0"/>
+          <w:numId w:val="28"/>
+        </w:numPr>
+        <w:rPr>
+          <w:rFonts w:ascii="Times New Roman" w:hAnsi="Times New Roman" w:cs="Times New Roman"/>
+          <w:sz w:val="32"/>
+          <w:szCs w:val="32"/>
+        </w:rPr>
+      </w:pPr>
+      <w:r>
+        <w:rPr>
+          <w:rFonts w:ascii="Times New Roman" w:hAnsi="Times New Roman" w:cs="Times New Roman"/>
+          <w:sz w:val="32"/>
+          <w:szCs w:val="32"/>
+        </w:rPr>
+        <w:t xml:space="preserve">Its </w:t>
+      </w:r>
+      <w:r>
+        <w:rPr>
+          <w:rFonts w:ascii="Times New Roman" w:hAnsi="Times New Roman" w:cs="Times New Roman"/>
+          <w:b/>
+          <w:bCs/>
+          <w:sz w:val="32"/>
+          <w:szCs w:val="32"/>
+        </w:rPr>
+        <w:t>key features</w:t>
+      </w:r>
+      <w:r>
+        <w:rPr>
+          <w:rFonts w:ascii="Times New Roman" w:hAnsi="Times New Roman" w:cs="Times New Roman"/>
+          <w:sz w:val="32"/>
+          <w:szCs w:val="32"/>
+        </w:rPr>
+        <w:t xml:space="preserve"> are on-demand self-service, broad network access, resource pooling, rapid elasticity, and measured service.</w:t>
+      </w:r>
+    </w:p>
+    <w:p>
+      <w:pPr>
+        <w:pStyle w:val="ListParagraph"/>
+        <w:numPr>
+          <w:ilvl w:val="0"/>
+          <w:numId w:val="28"/>
+        </w:numPr>
+        <w:rPr>
+          <w:rFonts w:ascii="Times New Roman" w:hAnsi="Times New Roman" w:cs="Times New Roman"/>
+          <w:sz w:val="32"/>
+          <w:szCs w:val="32"/>
+        </w:rPr>
+      </w:pPr>
+      <w:r>
+        <w:rPr>
+          <w:rFonts w:ascii="Times New Roman" w:hAnsi="Times New Roman" w:cs="Times New Roman"/>
+          <w:sz w:val="32"/>
+          <w:szCs w:val="32"/>
+        </w:rPr>
+        <w:t xml:space="preserve">The </w:t>
+      </w:r>
+      <w:r>
+        <w:rPr>
+          <w:rFonts w:ascii="Times New Roman" w:hAnsi="Times New Roman" w:cs="Times New Roman"/>
+          <w:b/>
+          <w:bCs/>
+          <w:sz w:val="32"/>
+          <w:szCs w:val="32"/>
+        </w:rPr>
+        <w:t>main deployment models</w:t>
+      </w:r>
+      <w:r>
+        <w:rPr>
+          <w:rFonts w:ascii="Times New Roman" w:hAnsi="Times New Roman" w:cs="Times New Roman"/>
+          <w:sz w:val="32"/>
+          <w:szCs w:val="32"/>
+        </w:rPr>
+        <w:t xml:space="preserve"> are public, private, hybrid, and community clouds — each suited to different needs.</w:t>
+      </w:r>
+    </w:p>
+    <w:p>
+      <w:pPr>
+        <w:pStyle w:val="ListParagraph"/>
+        <w:numPr>
+          <w:ilvl w:val="0"/>
+          <w:numId w:val="28"/>
+        </w:numPr>
+        <w:rPr>
+          <w:rFonts w:ascii="Times New Roman" w:hAnsi="Times New Roman" w:cs="Times New Roman"/>
+          <w:sz w:val="32"/>
+          <w:szCs w:val="32"/>
+        </w:rPr>
+      </w:pPr>
+      <w:r>
+        <w:rPr>
+          <w:rFonts w:ascii="Times New Roman" w:hAnsi="Times New Roman" w:cs="Times New Roman"/>
+          <w:sz w:val="32"/>
+          <w:szCs w:val="32"/>
+        </w:rPr>
+        <w:t xml:space="preserve">The </w:t>
+      </w:r>
+      <w:r>
+        <w:rPr>
+          <w:rFonts w:ascii="Times New Roman" w:hAnsi="Times New Roman" w:cs="Times New Roman"/>
+          <w:b/>
+          <w:bCs/>
+          <w:sz w:val="32"/>
+          <w:szCs w:val="32"/>
+        </w:rPr>
+        <w:t>main service models</w:t>
+      </w:r>
+      <w:r>
+        <w:rPr>
+          <w:rFonts w:ascii="Times New Roman" w:hAnsi="Times New Roman" w:cs="Times New Roman"/>
+          <w:sz w:val="32"/>
+          <w:szCs w:val="32"/>
+        </w:rPr>
+        <w:t xml:space="preserve"> — IaaS, PaaS, and SaaS — give different levels of control and convenience.</w:t>
+      </w:r>
+    </w:p>
+    <w:p>
+      <w:pPr>
+        <w:pStyle w:val="ListParagraph"/>
+        <w:numPr>
+          <w:ilvl w:val="0"/>
+          <w:numId w:val="28"/>
+        </w:numPr>
+        <w:rPr>
+          <w:rFonts w:ascii="Times New Roman" w:hAnsi="Times New Roman" w:cs="Times New Roman"/>
+          <w:sz w:val="32"/>
+          <w:szCs w:val="32"/>
+        </w:rPr>
+      </w:pPr>
+      <w:r>
+        <w:rPr>
+          <w:rFonts w:ascii="Times New Roman" w:hAnsi="Times New Roman" w:cs="Times New Roman"/>
+          <w:sz w:val="32"/>
+          <w:szCs w:val="32"/>
+        </w:rPr>
+        <w:t>Overall, cloud computing helps organizations save money, scale easily, and innovate faster.</w:t>
+      </w:r>
+    </w:p>
+    <w:p>
+      <w:pPr>
+        <w:rPr>
+          <w:rFonts w:ascii="Times New Roman" w:hAnsi="Times New Roman" w:cs="Times New Roman"/>
+          <w:sz w:val="32"/>
+          <w:szCs w:val="32"/>
+        </w:rPr>
+      </w:pPr>
+      <w:r>
+        <w:rPr>
+          <w:rFonts w:ascii="Times New Roman" w:hAnsi="Times New Roman" w:cs="Times New Roman"/>
+          <w:b/>
+          <w:bCs/>
+          <w:color w:val="1F4E79"/>
+          <w:sz w:val="32"/>
+          <w:szCs w:val="32"/>
+        </w:rPr>
+        <w:t>Points to Remember</w:t>
+      </w:r>
+    </w:p>
+    <w:p>
+      <w:pPr>
+        <w:pStyle w:val="ListParagraph"/>
+        <w:numPr>
+          <w:ilvl w:val="0"/>
+          <w:numId w:val="29"/>
+        </w:numPr>
+        <w:spacing w:after="100" w:line="280" w:lineRule="auto"/>
+        <w:rPr>
+          <w:rFonts w:ascii="Times New Roman" w:hAnsi="Times New Roman" w:cs="Times New Roman"/>
+          <w:sz w:val="32"/>
+          <w:szCs w:val="32"/>
+        </w:rPr>
+      </w:pPr>
+      <w:r>
+        <w:rPr>
+          <w:rFonts w:ascii="Times New Roman" w:hAnsi="Times New Roman" w:cs="Times New Roman"/>
+          <w:sz w:val="32"/>
+          <w:szCs w:val="32"/>
+        </w:rPr>
+        <w:t>Choose the deployment and service model that actually matches your needs — don't just pick the most popular one.</w:t>
+      </w:r>
+    </w:p>
+    <w:p>
+      <w:pPr>
+        <w:pStyle w:val="ListParagraph"/>
+        <w:numPr>
+          <w:ilvl w:val="0"/>
+          <w:numId w:val="29"/>
+        </w:numPr>
+        <w:spacing w:after="100" w:line="280" w:lineRule="auto"/>
+        <w:rPr>
+          <w:rFonts w:ascii="Times New Roman" w:hAnsi="Times New Roman" w:cs="Times New Roman"/>
+          <w:sz w:val="32"/>
+          <w:szCs w:val="32"/>
+        </w:rPr>
+      </w:pPr>
+      <w:r>
+        <w:rPr>
+          <w:rFonts w:ascii="Times New Roman" w:hAnsi="Times New Roman" w:cs="Times New Roman"/>
+          <w:sz w:val="32"/>
+          <w:szCs w:val="32"/>
+        </w:rPr>
+        <w:t>Always prioritize security: use encryption and control who can access what.</w:t>
+      </w:r>
+    </w:p>
+    <w:p>
+      <w:pPr>
+        <w:pStyle w:val="ListParagraph"/>
+        <w:numPr>
+          <w:ilvl w:val="0"/>
+          <w:numId w:val="29"/>
+        </w:numPr>
+        <w:spacing w:after="100" w:line="280" w:lineRule="auto"/>
+        <w:rPr>
+          <w:rFonts w:ascii="Times New Roman" w:hAnsi="Times New Roman" w:cs="Times New Roman"/>
+          <w:sz w:val="32"/>
+          <w:szCs w:val="32"/>
+        </w:rPr>
+      </w:pPr>
+      <w:r>
+        <w:rPr>
+          <w:rFonts w:ascii="Times New Roman" w:hAnsi="Times New Roman" w:cs="Times New Roman"/>
+          <w:sz w:val="32"/>
+          <w:szCs w:val="32"/>
+        </w:rPr>
+        <w:t>Plan ahead for disaster recovery so your business doesn't stop if something fails.</w:t>
+      </w:r>
+    </w:p>
+    <w:p>
+      <w:pPr>
+        <w:pStyle w:val="ListParagraph"/>
+        <w:numPr>
+          <w:ilvl w:val="0"/>
+          <w:numId w:val="29"/>
+        </w:numPr>
+        <w:spacing w:after="100" w:line="280" w:lineRule="auto"/>
+        <w:rPr>
+          <w:rFonts w:ascii="Times New Roman" w:hAnsi="Times New Roman" w:cs="Times New Roman"/>
+          <w:sz w:val="32"/>
+          <w:szCs w:val="32"/>
+        </w:rPr>
+      </w:pPr>
+      <w:r>
+        <w:rPr>
+          <w:rFonts w:ascii="Times New Roman" w:hAnsi="Times New Roman" w:cs="Times New Roman"/>
+          <w:sz w:val="32"/>
+          <w:szCs w:val="32"/>
+        </w:rPr>
+        <w:t>Keep monitoring your resource usage to save money and keep performance high.</w:t>
+      </w:r>
+    </w:p>
+    <w:p>
+      <w:pPr>
+        <w:pStyle w:val="ListParagraph"/>
+        <w:numPr>
+          <w:ilvl w:val="0"/>
+          <w:numId w:val="29"/>
+        </w:numPr>
+        <w:spacing w:after="100" w:line="280" w:lineRule="auto"/>
+        <w:rPr>
+          <w:rFonts w:ascii="Times New Roman" w:hAnsi="Times New Roman" w:cs="Times New Roman"/>
+          <w:sz w:val="32"/>
+          <w:szCs w:val="32"/>
+        </w:rPr>
+      </w:pPr>
+      <w:r>
+        <w:rPr>
+          <w:rFonts w:ascii="Times New Roman" w:hAnsi="Times New Roman" w:cs="Times New Roman"/>
+          <w:sz w:val="32"/>
+          <w:szCs w:val="32"/>
+        </w:rPr>
+        <w:t>Review and update your cloud setup regularly as your needs and technology change.</w:t>
+      </w:r>
+    </w:p>
+    <w:p>
+      <w:pPr>
+        <w:tabs>
+          <w:tab w:val="left" w:pos="1390"/>
+        </w:tabs>
+        <w:rPr>
+          <w:rFonts w:ascii="Times New Roman" w:hAnsi="Times New Roman" w:cs="Times New Roman"/>
+          <w:color w:val="0D0D0D" w:themeColor="text1" w:themeTint="F2"/>
+          <w:sz w:val="32"/>
+          <w:szCs w:val="32"/>
+        </w:rPr>
+      </w:pPr>
+      <w:r>
+        <w:rPr>
+          <w:rFonts w:ascii="Times New Roman" w:hAnsi="Times New Roman" w:cs="Times New Roman"/>
+          <w:b/>
+          <w:bCs/>
+          <w:color w:val="BF4E14" w:themeColor="accent2" w:themeShade="BF"/>
+          <w:sz w:val="32"/>
+          <w:szCs w:val="32"/>
+        </w:rPr>
+        <w:t>Note</w:t>
+      </w:r>
+      <w:r>
+        <w:rPr>
+          <w:rFonts w:ascii="Times New Roman" w:hAnsi="Times New Roman" w:cs="Times New Roman"/>
+          <w:b/>
+          <w:bCs/>
+          <w:color w:val="BF4E14" w:themeColor="accent2" w:themeShade="BF"/>
+          <w:sz w:val="32"/>
+          <w:szCs w:val="32"/>
+        </w:rPr>
+        <w:t xml:space="preserve">: </w:t>
+      </w:r>
+      <w:r>
+        <w:rPr>
+          <w:rFonts w:ascii="Times New Roman" w:hAnsi="Times New Roman" w:cs="Times New Roman"/>
+          <w:color w:val="0D0D0D" w:themeColor="text1" w:themeTint="F2"/>
+          <w:sz w:val="32"/>
+          <w:szCs w:val="32"/>
+        </w:rPr>
+        <w:t>We need security in cloud computing because multiple customers may share the same physical infrastructure, so their data and resources must be kept separate and protected.</w:t>
       </w:r>
     </w:p>
     <w:sectPr>
@@ -8349,155 +12267,6 @@
     </w:lvl>
   </w:abstractNum>
   <w:abstractNum w:abstractNumId="2" w15:restartNumberingAfterBreak="0">
-    <w:nsid w:val="08571EC3"/>
-    <w:multiLevelType w:val="multilevel"/>
-    <w:tmpl w:val="86865EA6"/>
-    <w:lvl w:ilvl="0">
-      <w:start w:val="1"/>
-      <w:numFmt w:val="bullet"/>
-      <w:lvlText w:val=""/>
-      <w:lvlJc w:val="left"/>
-      <w:pPr>
-        <w:tabs>
-          <w:tab w:val="num" w:pos="720"/>
-        </w:tabs>
-        <w:ind w:left="720" w:hanging="360"/>
-      </w:pPr>
-      <w:rPr>
-        <w:rFonts w:ascii="Symbol" w:hAnsi="Symbol" w:hint="default"/>
-        <w:sz w:val="20"/>
-      </w:rPr>
-    </w:lvl>
-    <w:lvl w:ilvl="1" w:tentative="1">
-      <w:start w:val="1"/>
-      <w:numFmt w:val="bullet"/>
-      <w:lvlText w:val="o"/>
-      <w:lvlJc w:val="left"/>
-      <w:pPr>
-        <w:tabs>
-          <w:tab w:val="num" w:pos="1440"/>
-        </w:tabs>
-        <w:ind w:left="1440" w:hanging="360"/>
-      </w:pPr>
-      <w:rPr>
-        <w:rFonts w:ascii="Courier New" w:hAnsi="Courier New" w:hint="default"/>
-        <w:sz w:val="20"/>
-      </w:rPr>
-    </w:lvl>
-    <w:lvl w:ilvl="2" w:tentative="1">
-      <w:start w:val="1"/>
-      <w:numFmt w:val="bullet"/>
-      <w:lvlText w:val=""/>
-      <w:lvlJc w:val="left"/>
-      <w:pPr>
-        <w:tabs>
-          <w:tab w:val="num" w:pos="2160"/>
-        </w:tabs>
-        <w:ind w:left="2160" w:hanging="360"/>
-      </w:pPr>
-      <w:rPr>
-        <w:rFonts w:ascii="Wingdings" w:hAnsi="Wingdings" w:hint="default"/>
-        <w:sz w:val="20"/>
-      </w:rPr>
-    </w:lvl>
-    <w:lvl w:ilvl="3" w:tentative="1">
-      <w:start w:val="1"/>
-      <w:numFmt w:val="bullet"/>
-      <w:lvlText w:val=""/>
-      <w:lvlJc w:val="left"/>
-      <w:pPr>
-        <w:tabs>
-          <w:tab w:val="num" w:pos="2880"/>
-        </w:tabs>
-        <w:ind w:left="2880" w:hanging="360"/>
-      </w:pPr>
-      <w:rPr>
-        <w:rFonts w:ascii="Wingdings" w:hAnsi="Wingdings" w:hint="default"/>
-        <w:sz w:val="20"/>
-      </w:rPr>
-    </w:lvl>
-    <w:lvl w:ilvl="4" w:tentative="1">
-      <w:start w:val="1"/>
-      <w:numFmt w:val="bullet"/>
-      <w:lvlText w:val=""/>
-      <w:lvlJc w:val="left"/>
-      <w:pPr>
-        <w:tabs>
-          <w:tab w:val="num" w:pos="3600"/>
-        </w:tabs>
-        <w:ind w:left="3600" w:hanging="360"/>
-      </w:pPr>
-      <w:rPr>
-        <w:rFonts w:ascii="Wingdings" w:hAnsi="Wingdings" w:hint="default"/>
-        <w:sz w:val="20"/>
-      </w:rPr>
-    </w:lvl>
-    <w:lvl w:ilvl="5" w:tentative="1">
-      <w:start w:val="1"/>
-      <w:numFmt w:val="bullet"/>
-      <w:lvlText w:val=""/>
-      <w:lvlJc w:val="left"/>
-      <w:pPr>
-        <w:tabs>
-          <w:tab w:val="num" w:pos="4320"/>
-        </w:tabs>
-        <w:ind w:left="4320" w:hanging="360"/>
-      </w:pPr>
-      <w:rPr>
-        <w:rFonts w:ascii="Wingdings" w:hAnsi="Wingdings" w:hint="default"/>
-        <w:sz w:val="20"/>
-      </w:rPr>
-    </w:lvl>
-    <w:lvl w:ilvl="6" w:tentative="1">
-      <w:start w:val="1"/>
-      <w:numFmt w:val="bullet"/>
-      <w:lvlText w:val=""/>
-      <w:lvlJc w:val="left"/>
-      <w:pPr>
-        <w:tabs>
-          <w:tab w:val="num" w:pos="5040"/>
-        </w:tabs>
-        <w:ind w:left="5040" w:hanging="360"/>
-      </w:pPr>
-      <w:rPr>
-        <w:rFonts w:ascii="Wingdings" w:hAnsi="Wingdings" w:hint="default"/>
-        <w:sz w:val="20"/>
-      </w:rPr>
-    </w:lvl>
-    <w:lvl w:ilvl="7" w:tentative="1">
-      <w:start w:val="1"/>
-      <w:numFmt w:val="bullet"/>
-      <w:lvlText w:val=""/>
-      <w:lvlJc w:val="left"/>
-      <w:pPr>
-        <w:tabs>
-          <w:tab w:val="num" w:pos="5760"/>
-        </w:tabs>
-        <w:ind w:left="5760" w:hanging="360"/>
-      </w:pPr>
-      <w:rPr>
-        <w:rFonts w:ascii="Wingdings" w:hAnsi="Wingdings" w:hint="default"/>
-        <w:sz w:val="20"/>
-      </w:rPr>
-    </w:lvl>
-    <w:lvl w:ilvl="8" w:tentative="1">
-      <w:start w:val="1"/>
-      <w:numFmt w:val="bullet"/>
-      <w:lvlText w:val=""/>
-      <w:lvlJc w:val="left"/>
-      <w:pPr>
-        <w:tabs>
-          <w:tab w:val="num" w:pos="6480"/>
-        </w:tabs>
-        <w:ind w:left="6480" w:hanging="360"/>
-      </w:pPr>
-      <w:rPr>
-        <w:rFonts w:ascii="Wingdings" w:hAnsi="Wingdings" w:hint="default"/>
-        <w:sz w:val="20"/>
-      </w:rPr>
-    </w:lvl>
-  </w:abstractNum>
-  <w:abstractNum w:abstractNumId="3" w15:restartNumberingAfterBreak="0">
     <w:nsid w:val="0F4757B2"/>
     <w:multiLevelType w:val="hybridMultilevel"/>
     <w:tmpl w:val="138AE504"/>
@@ -8610,454 +12379,7 @@
       </w:rPr>
     </w:lvl>
   </w:abstractNum>
-  <w:abstractNum w:abstractNumId="4" w15:restartNumberingAfterBreak="0">
-    <w:nsid w:val="12796BCD"/>
-    <w:multiLevelType w:val="multilevel"/>
-    <w:tmpl w:val="BB9600BA"/>
-    <w:lvl w:ilvl="0">
-      <w:start w:val="1"/>
-      <w:numFmt w:val="bullet"/>
-      <w:lvlText w:val=""/>
-      <w:lvlJc w:val="left"/>
-      <w:pPr>
-        <w:tabs>
-          <w:tab w:val="num" w:pos="720"/>
-        </w:tabs>
-        <w:ind w:left="720" w:hanging="360"/>
-      </w:pPr>
-      <w:rPr>
-        <w:rFonts w:ascii="Symbol" w:hAnsi="Symbol" w:hint="default"/>
-        <w:sz w:val="20"/>
-      </w:rPr>
-    </w:lvl>
-    <w:lvl w:ilvl="1" w:tentative="1">
-      <w:start w:val="1"/>
-      <w:numFmt w:val="bullet"/>
-      <w:lvlText w:val="o"/>
-      <w:lvlJc w:val="left"/>
-      <w:pPr>
-        <w:tabs>
-          <w:tab w:val="num" w:pos="1440"/>
-        </w:tabs>
-        <w:ind w:left="1440" w:hanging="360"/>
-      </w:pPr>
-      <w:rPr>
-        <w:rFonts w:ascii="Courier New" w:hAnsi="Courier New" w:hint="default"/>
-        <w:sz w:val="20"/>
-      </w:rPr>
-    </w:lvl>
-    <w:lvl w:ilvl="2" w:tentative="1">
-      <w:start w:val="1"/>
-      <w:numFmt w:val="bullet"/>
-      <w:lvlText w:val=""/>
-      <w:lvlJc w:val="left"/>
-      <w:pPr>
-        <w:tabs>
-          <w:tab w:val="num" w:pos="2160"/>
-        </w:tabs>
-        <w:ind w:left="2160" w:hanging="360"/>
-      </w:pPr>
-      <w:rPr>
-        <w:rFonts w:ascii="Wingdings" w:hAnsi="Wingdings" w:hint="default"/>
-        <w:sz w:val="20"/>
-      </w:rPr>
-    </w:lvl>
-    <w:lvl w:ilvl="3" w:tentative="1">
-      <w:start w:val="1"/>
-      <w:numFmt w:val="bullet"/>
-      <w:lvlText w:val=""/>
-      <w:lvlJc w:val="left"/>
-      <w:pPr>
-        <w:tabs>
-          <w:tab w:val="num" w:pos="2880"/>
-        </w:tabs>
-        <w:ind w:left="2880" w:hanging="360"/>
-      </w:pPr>
-      <w:rPr>
-        <w:rFonts w:ascii="Wingdings" w:hAnsi="Wingdings" w:hint="default"/>
-        <w:sz w:val="20"/>
-      </w:rPr>
-    </w:lvl>
-    <w:lvl w:ilvl="4" w:tentative="1">
-      <w:start w:val="1"/>
-      <w:numFmt w:val="bullet"/>
-      <w:lvlText w:val=""/>
-      <w:lvlJc w:val="left"/>
-      <w:pPr>
-        <w:tabs>
-          <w:tab w:val="num" w:pos="3600"/>
-        </w:tabs>
-        <w:ind w:left="3600" w:hanging="360"/>
-      </w:pPr>
-      <w:rPr>
-        <w:rFonts w:ascii="Wingdings" w:hAnsi="Wingdings" w:hint="default"/>
-        <w:sz w:val="20"/>
-      </w:rPr>
-    </w:lvl>
-    <w:lvl w:ilvl="5" w:tentative="1">
-      <w:start w:val="1"/>
-      <w:numFmt w:val="bullet"/>
-      <w:lvlText w:val=""/>
-      <w:lvlJc w:val="left"/>
-      <w:pPr>
-        <w:tabs>
-          <w:tab w:val="num" w:pos="4320"/>
-        </w:tabs>
-        <w:ind w:left="4320" w:hanging="360"/>
-      </w:pPr>
-      <w:rPr>
-        <w:rFonts w:ascii="Wingdings" w:hAnsi="Wingdings" w:hint="default"/>
-        <w:sz w:val="20"/>
-      </w:rPr>
-    </w:lvl>
-    <w:lvl w:ilvl="6" w:tentative="1">
-      <w:start w:val="1"/>
-      <w:numFmt w:val="bullet"/>
-      <w:lvlText w:val=""/>
-      <w:lvlJc w:val="left"/>
-      <w:pPr>
-        <w:tabs>
-          <w:tab w:val="num" w:pos="5040"/>
-        </w:tabs>
-        <w:ind w:left="5040" w:hanging="360"/>
-      </w:pPr>
-      <w:rPr>
-        <w:rFonts w:ascii="Wingdings" w:hAnsi="Wingdings" w:hint="default"/>
-        <w:sz w:val="20"/>
-      </w:rPr>
-    </w:lvl>
-    <w:lvl w:ilvl="7" w:tentative="1">
-      <w:start w:val="1"/>
-      <w:numFmt w:val="bullet"/>
-      <w:lvlText w:val=""/>
-      <w:lvlJc w:val="left"/>
-      <w:pPr>
-        <w:tabs>
-          <w:tab w:val="num" w:pos="5760"/>
-        </w:tabs>
-        <w:ind w:left="5760" w:hanging="360"/>
-      </w:pPr>
-      <w:rPr>
-        <w:rFonts w:ascii="Wingdings" w:hAnsi="Wingdings" w:hint="default"/>
-        <w:sz w:val="20"/>
-      </w:rPr>
-    </w:lvl>
-    <w:lvl w:ilvl="8" w:tentative="1">
-      <w:start w:val="1"/>
-      <w:numFmt w:val="bullet"/>
-      <w:lvlText w:val=""/>
-      <w:lvlJc w:val="left"/>
-      <w:pPr>
-        <w:tabs>
-          <w:tab w:val="num" w:pos="6480"/>
-        </w:tabs>
-        <w:ind w:left="6480" w:hanging="360"/>
-      </w:pPr>
-      <w:rPr>
-        <w:rFonts w:ascii="Wingdings" w:hAnsi="Wingdings" w:hint="default"/>
-        <w:sz w:val="20"/>
-      </w:rPr>
-    </w:lvl>
-  </w:abstractNum>
-  <w:abstractNum w:abstractNumId="5" w15:restartNumberingAfterBreak="0">
-    <w:nsid w:val="1B937C3E"/>
-    <w:multiLevelType w:val="multilevel"/>
-    <w:tmpl w:val="6CE861B6"/>
-    <w:lvl w:ilvl="0">
-      <w:start w:val="1"/>
-      <w:numFmt w:val="bullet"/>
-      <w:lvlText w:val=""/>
-      <w:lvlJc w:val="left"/>
-      <w:pPr>
-        <w:tabs>
-          <w:tab w:val="num" w:pos="720"/>
-        </w:tabs>
-        <w:ind w:left="720" w:hanging="360"/>
-      </w:pPr>
-      <w:rPr>
-        <w:rFonts w:ascii="Symbol" w:hAnsi="Symbol" w:hint="default"/>
-        <w:sz w:val="20"/>
-      </w:rPr>
-    </w:lvl>
-    <w:lvl w:ilvl="1" w:tentative="1">
-      <w:start w:val="1"/>
-      <w:numFmt w:val="bullet"/>
-      <w:lvlText w:val="o"/>
-      <w:lvlJc w:val="left"/>
-      <w:pPr>
-        <w:tabs>
-          <w:tab w:val="num" w:pos="1440"/>
-        </w:tabs>
-        <w:ind w:left="1440" w:hanging="360"/>
-      </w:pPr>
-      <w:rPr>
-        <w:rFonts w:ascii="Courier New" w:hAnsi="Courier New" w:hint="default"/>
-        <w:sz w:val="20"/>
-      </w:rPr>
-    </w:lvl>
-    <w:lvl w:ilvl="2" w:tentative="1">
-      <w:start w:val="1"/>
-      <w:numFmt w:val="bullet"/>
-      <w:lvlText w:val=""/>
-      <w:lvlJc w:val="left"/>
-      <w:pPr>
-        <w:tabs>
-          <w:tab w:val="num" w:pos="2160"/>
-        </w:tabs>
-        <w:ind w:left="2160" w:hanging="360"/>
-      </w:pPr>
-      <w:rPr>
-        <w:rFonts w:ascii="Wingdings" w:hAnsi="Wingdings" w:hint="default"/>
-        <w:sz w:val="20"/>
-      </w:rPr>
-    </w:lvl>
-    <w:lvl w:ilvl="3" w:tentative="1">
-      <w:start w:val="1"/>
-      <w:numFmt w:val="bullet"/>
-      <w:lvlText w:val=""/>
-      <w:lvlJc w:val="left"/>
-      <w:pPr>
-        <w:tabs>
-          <w:tab w:val="num" w:pos="2880"/>
-        </w:tabs>
-        <w:ind w:left="2880" w:hanging="360"/>
-      </w:pPr>
-      <w:rPr>
-        <w:rFonts w:ascii="Wingdings" w:hAnsi="Wingdings" w:hint="default"/>
-        <w:sz w:val="20"/>
-      </w:rPr>
-    </w:lvl>
-    <w:lvl w:ilvl="4" w:tentative="1">
-      <w:start w:val="1"/>
-      <w:numFmt w:val="bullet"/>
-      <w:lvlText w:val=""/>
-      <w:lvlJc w:val="left"/>
-      <w:pPr>
-        <w:tabs>
-          <w:tab w:val="num" w:pos="3600"/>
-        </w:tabs>
-        <w:ind w:left="3600" w:hanging="360"/>
-      </w:pPr>
-      <w:rPr>
-        <w:rFonts w:ascii="Wingdings" w:hAnsi="Wingdings" w:hint="default"/>
-        <w:sz w:val="20"/>
-      </w:rPr>
-    </w:lvl>
-    <w:lvl w:ilvl="5" w:tentative="1">
-      <w:start w:val="1"/>
-      <w:numFmt w:val="bullet"/>
-      <w:lvlText w:val=""/>
-      <w:lvlJc w:val="left"/>
-      <w:pPr>
-        <w:tabs>
-          <w:tab w:val="num" w:pos="4320"/>
-        </w:tabs>
-        <w:ind w:left="4320" w:hanging="360"/>
-      </w:pPr>
-      <w:rPr>
-        <w:rFonts w:ascii="Wingdings" w:hAnsi="Wingdings" w:hint="default"/>
-        <w:sz w:val="20"/>
-      </w:rPr>
-    </w:lvl>
-    <w:lvl w:ilvl="6" w:tentative="1">
-      <w:start w:val="1"/>
-      <w:numFmt w:val="bullet"/>
-      <w:lvlText w:val=""/>
-      <w:lvlJc w:val="left"/>
-      <w:pPr>
-        <w:tabs>
-          <w:tab w:val="num" w:pos="5040"/>
-        </w:tabs>
-        <w:ind w:left="5040" w:hanging="360"/>
-      </w:pPr>
-      <w:rPr>
-        <w:rFonts w:ascii="Wingdings" w:hAnsi="Wingdings" w:hint="default"/>
-        <w:sz w:val="20"/>
-      </w:rPr>
-    </w:lvl>
-    <w:lvl w:ilvl="7" w:tentative="1">
-      <w:start w:val="1"/>
-      <w:numFmt w:val="bullet"/>
-      <w:lvlText w:val=""/>
-      <w:lvlJc w:val="left"/>
-      <w:pPr>
-        <w:tabs>
-          <w:tab w:val="num" w:pos="5760"/>
-        </w:tabs>
-        <w:ind w:left="5760" w:hanging="360"/>
-      </w:pPr>
-      <w:rPr>
-        <w:rFonts w:ascii="Wingdings" w:hAnsi="Wingdings" w:hint="default"/>
-        <w:sz w:val="20"/>
-      </w:rPr>
-    </w:lvl>
-    <w:lvl w:ilvl="8" w:tentative="1">
-      <w:start w:val="1"/>
-      <w:numFmt w:val="bullet"/>
-      <w:lvlText w:val=""/>
-      <w:lvlJc w:val="left"/>
-      <w:pPr>
-        <w:tabs>
-          <w:tab w:val="num" w:pos="6480"/>
-        </w:tabs>
-        <w:ind w:left="6480" w:hanging="360"/>
-      </w:pPr>
-      <w:rPr>
-        <w:rFonts w:ascii="Wingdings" w:hAnsi="Wingdings" w:hint="default"/>
-        <w:sz w:val="20"/>
-      </w:rPr>
-    </w:lvl>
-  </w:abstractNum>
-  <w:abstractNum w:abstractNumId="6" w15:restartNumberingAfterBreak="0">
-    <w:nsid w:val="1CF47E2D"/>
-    <w:multiLevelType w:val="multilevel"/>
-    <w:tmpl w:val="AFD63FA8"/>
-    <w:lvl w:ilvl="0">
-      <w:start w:val="1"/>
-      <w:numFmt w:val="bullet"/>
-      <w:lvlText w:val=""/>
-      <w:lvlJc w:val="left"/>
-      <w:pPr>
-        <w:tabs>
-          <w:tab w:val="num" w:pos="720"/>
-        </w:tabs>
-        <w:ind w:left="720" w:hanging="360"/>
-      </w:pPr>
-      <w:rPr>
-        <w:rFonts w:ascii="Symbol" w:hAnsi="Symbol" w:hint="default"/>
-        <w:sz w:val="20"/>
-      </w:rPr>
-    </w:lvl>
-    <w:lvl w:ilvl="1" w:tentative="1">
-      <w:start w:val="1"/>
-      <w:numFmt w:val="bullet"/>
-      <w:lvlText w:val="o"/>
-      <w:lvlJc w:val="left"/>
-      <w:pPr>
-        <w:tabs>
-          <w:tab w:val="num" w:pos="1440"/>
-        </w:tabs>
-        <w:ind w:left="1440" w:hanging="360"/>
-      </w:pPr>
-      <w:rPr>
-        <w:rFonts w:ascii="Courier New" w:hAnsi="Courier New" w:hint="default"/>
-        <w:sz w:val="20"/>
-      </w:rPr>
-    </w:lvl>
-    <w:lvl w:ilvl="2" w:tentative="1">
-      <w:start w:val="1"/>
-      <w:numFmt w:val="bullet"/>
-      <w:lvlText w:val=""/>
-      <w:lvlJc w:val="left"/>
-      <w:pPr>
-        <w:tabs>
-          <w:tab w:val="num" w:pos="2160"/>
-        </w:tabs>
-        <w:ind w:left="2160" w:hanging="360"/>
-      </w:pPr>
-      <w:rPr>
-        <w:rFonts w:ascii="Wingdings" w:hAnsi="Wingdings" w:hint="default"/>
-        <w:sz w:val="20"/>
-      </w:rPr>
-    </w:lvl>
-    <w:lvl w:ilvl="3" w:tentative="1">
-      <w:start w:val="1"/>
-      <w:numFmt w:val="bullet"/>
-      <w:lvlText w:val=""/>
-      <w:lvlJc w:val="left"/>
-      <w:pPr>
-        <w:tabs>
-          <w:tab w:val="num" w:pos="2880"/>
-        </w:tabs>
-        <w:ind w:left="2880" w:hanging="360"/>
-      </w:pPr>
-      <w:rPr>
-        <w:rFonts w:ascii="Wingdings" w:hAnsi="Wingdings" w:hint="default"/>
-        <w:sz w:val="20"/>
-      </w:rPr>
-    </w:lvl>
-    <w:lvl w:ilvl="4" w:tentative="1">
-      <w:start w:val="1"/>
-      <w:numFmt w:val="bullet"/>
-      <w:lvlText w:val=""/>
-      <w:lvlJc w:val="left"/>
-      <w:pPr>
-        <w:tabs>
-          <w:tab w:val="num" w:pos="3600"/>
-        </w:tabs>
-        <w:ind w:left="3600" w:hanging="360"/>
-      </w:pPr>
-      <w:rPr>
-        <w:rFonts w:ascii="Wingdings" w:hAnsi="Wingdings" w:hint="default"/>
-        <w:sz w:val="20"/>
-      </w:rPr>
-    </w:lvl>
-    <w:lvl w:ilvl="5" w:tentative="1">
-      <w:start w:val="1"/>
-      <w:numFmt w:val="bullet"/>
-      <w:lvlText w:val=""/>
-      <w:lvlJc w:val="left"/>
-      <w:pPr>
-        <w:tabs>
-          <w:tab w:val="num" w:pos="4320"/>
-        </w:tabs>
-        <w:ind w:left="4320" w:hanging="360"/>
-      </w:pPr>
-      <w:rPr>
-        <w:rFonts w:ascii="Wingdings" w:hAnsi="Wingdings" w:hint="default"/>
-        <w:sz w:val="20"/>
-      </w:rPr>
-    </w:lvl>
-    <w:lvl w:ilvl="6" w:tentative="1">
-      <w:start w:val="1"/>
-      <w:numFmt w:val="bullet"/>
-      <w:lvlText w:val=""/>
-      <w:lvlJc w:val="left"/>
-      <w:pPr>
-        <w:tabs>
-          <w:tab w:val="num" w:pos="5040"/>
-        </w:tabs>
-        <w:ind w:left="5040" w:hanging="360"/>
-      </w:pPr>
-      <w:rPr>
-        <w:rFonts w:ascii="Wingdings" w:hAnsi="Wingdings" w:hint="default"/>
-        <w:sz w:val="20"/>
-      </w:rPr>
-    </w:lvl>
-    <w:lvl w:ilvl="7" w:tentative="1">
-      <w:start w:val="1"/>
-      <w:numFmt w:val="bullet"/>
-      <w:lvlText w:val=""/>
-      <w:lvlJc w:val="left"/>
-      <w:pPr>
-        <w:tabs>
-          <w:tab w:val="num" w:pos="5760"/>
-        </w:tabs>
-        <w:ind w:left="5760" w:hanging="360"/>
-      </w:pPr>
-      <w:rPr>
-        <w:rFonts w:ascii="Wingdings" w:hAnsi="Wingdings" w:hint="default"/>
-        <w:sz w:val="20"/>
-      </w:rPr>
-    </w:lvl>
-    <w:lvl w:ilvl="8" w:tentative="1">
-      <w:start w:val="1"/>
-      <w:numFmt w:val="bullet"/>
-      <w:lvlText w:val=""/>
-      <w:lvlJc w:val="left"/>
-      <w:pPr>
-        <w:tabs>
-          <w:tab w:val="num" w:pos="6480"/>
-        </w:tabs>
-        <w:ind w:left="6480" w:hanging="360"/>
-      </w:pPr>
-      <w:rPr>
-        <w:rFonts w:ascii="Wingdings" w:hAnsi="Wingdings" w:hint="default"/>
-        <w:sz w:val="20"/>
-      </w:rPr>
-    </w:lvl>
-  </w:abstractNum>
-  <w:abstractNum w:abstractNumId="7" w15:restartNumberingAfterBreak="0">
+  <w:abstractNum w:abstractNumId="3" w15:restartNumberingAfterBreak="0">
     <w:nsid w:val="202A11E6"/>
     <w:multiLevelType w:val="hybridMultilevel"/>
     <w:tmpl w:val="D3D40652"/>
@@ -9170,7 +12492,7 @@
       </w:rPr>
     </w:lvl>
   </w:abstractNum>
-  <w:abstractNum w:abstractNumId="8" w15:restartNumberingAfterBreak="0">
+  <w:abstractNum w:abstractNumId="4" w15:restartNumberingAfterBreak="0">
     <w:nsid w:val="235A6EA4"/>
     <w:multiLevelType w:val="multilevel"/>
     <w:tmpl w:val="4EB846C8"/>
@@ -9287,7 +12609,120 @@
       </w:pPr>
     </w:lvl>
   </w:abstractNum>
-  <w:abstractNum w:abstractNumId="9" w15:restartNumberingAfterBreak="0">
+  <w:abstractNum w:abstractNumId="5" w15:restartNumberingAfterBreak="0">
+    <w:nsid w:val="27C01FC4"/>
+    <w:multiLevelType w:val="hybridMultilevel"/>
+    <w:tmpl w:val="AF586B28"/>
+    <w:lvl w:ilvl="0" w:tplc="04090001">
+      <w:start w:val="1"/>
+      <w:numFmt w:val="bullet"/>
+      <w:lvlText w:val=""/>
+      <w:lvlJc w:val="left"/>
+      <w:pPr>
+        <w:ind w:left="720" w:hanging="360"/>
+      </w:pPr>
+      <w:rPr>
+        <w:rFonts w:ascii="Symbol" w:hAnsi="Symbol" w:hint="default"/>
+      </w:rPr>
+    </w:lvl>
+    <w:lvl w:ilvl="1" w:tplc="04090003" w:tentative="1">
+      <w:start w:val="1"/>
+      <w:numFmt w:val="bullet"/>
+      <w:lvlText w:val="o"/>
+      <w:lvlJc w:val="left"/>
+      <w:pPr>
+        <w:ind w:left="1440" w:hanging="360"/>
+      </w:pPr>
+      <w:rPr>
+        <w:rFonts w:ascii="Courier New" w:hAnsi="Courier New" w:cs="Courier New" w:hint="default"/>
+      </w:rPr>
+    </w:lvl>
+    <w:lvl w:ilvl="2" w:tplc="04090005" w:tentative="1">
+      <w:start w:val="1"/>
+      <w:numFmt w:val="bullet"/>
+      <w:lvlText w:val=""/>
+      <w:lvlJc w:val="left"/>
+      <w:pPr>
+        <w:ind w:left="2160" w:hanging="360"/>
+      </w:pPr>
+      <w:rPr>
+        <w:rFonts w:ascii="Wingdings" w:hAnsi="Wingdings" w:hint="default"/>
+      </w:rPr>
+    </w:lvl>
+    <w:lvl w:ilvl="3" w:tplc="04090001" w:tentative="1">
+      <w:start w:val="1"/>
+      <w:numFmt w:val="bullet"/>
+      <w:lvlText w:val=""/>
+      <w:lvlJc w:val="left"/>
+      <w:pPr>
+        <w:ind w:left="2880" w:hanging="360"/>
+      </w:pPr>
+      <w:rPr>
+        <w:rFonts w:ascii="Symbol" w:hAnsi="Symbol" w:hint="default"/>
+      </w:rPr>
+    </w:lvl>
+    <w:lvl w:ilvl="4" w:tplc="04090003" w:tentative="1">
+      <w:start w:val="1"/>
+      <w:numFmt w:val="bullet"/>
+      <w:lvlText w:val="o"/>
+      <w:lvlJc w:val="left"/>
+      <w:pPr>
+        <w:ind w:left="3600" w:hanging="360"/>
+      </w:pPr>
+      <w:rPr>
+        <w:rFonts w:ascii="Courier New" w:hAnsi="Courier New" w:cs="Courier New" w:hint="default"/>
+      </w:rPr>
+    </w:lvl>
+    <w:lvl w:ilvl="5" w:tplc="04090005" w:tentative="1">
+      <w:start w:val="1"/>
+      <w:numFmt w:val="bullet"/>
+      <w:lvlText w:val=""/>
+      <w:lvlJc w:val="left"/>
+      <w:pPr>
+        <w:ind w:left="4320" w:hanging="360"/>
+      </w:pPr>
+      <w:rPr>
+        <w:rFonts w:ascii="Wingdings" w:hAnsi="Wingdings" w:hint="default"/>
+      </w:rPr>
+    </w:lvl>
+    <w:lvl w:ilvl="6" w:tplc="04090001" w:tentative="1">
+      <w:start w:val="1"/>
+      <w:numFmt w:val="bullet"/>
+      <w:lvlText w:val=""/>
+      <w:lvlJc w:val="left"/>
+      <w:pPr>
+        <w:ind w:left="5040" w:hanging="360"/>
+      </w:pPr>
+      <w:rPr>
+        <w:rFonts w:ascii="Symbol" w:hAnsi="Symbol" w:hint="default"/>
+      </w:rPr>
+    </w:lvl>
+    <w:lvl w:ilvl="7" w:tplc="04090003" w:tentative="1">
+      <w:start w:val="1"/>
+      <w:numFmt w:val="bullet"/>
+      <w:lvlText w:val="o"/>
+      <w:lvlJc w:val="left"/>
+      <w:pPr>
+        <w:ind w:left="5760" w:hanging="360"/>
+      </w:pPr>
+      <w:rPr>
+        <w:rFonts w:ascii="Courier New" w:hAnsi="Courier New" w:cs="Courier New" w:hint="default"/>
+      </w:rPr>
+    </w:lvl>
+    <w:lvl w:ilvl="8" w:tplc="04090005" w:tentative="1">
+      <w:start w:val="1"/>
+      <w:numFmt w:val="bullet"/>
+      <w:lvlText w:val=""/>
+      <w:lvlJc w:val="left"/>
+      <w:pPr>
+        <w:ind w:left="6480" w:hanging="360"/>
+      </w:pPr>
+      <w:rPr>
+        <w:rFonts w:ascii="Wingdings" w:hAnsi="Wingdings" w:hint="default"/>
+      </w:rPr>
+    </w:lvl>
+  </w:abstractNum>
+  <w:abstractNum w:abstractNumId="6" w15:restartNumberingAfterBreak="0">
     <w:nsid w:val="2BE642F9"/>
     <w:multiLevelType w:val="multilevel"/>
     <w:tmpl w:val="B1D24040"/>
@@ -9402,6 +12837,345 @@
         </w:tabs>
         <w:ind w:left="6480" w:hanging="360"/>
       </w:pPr>
+    </w:lvl>
+  </w:abstractNum>
+  <w:abstractNum w:abstractNumId="7" w15:restartNumberingAfterBreak="0">
+    <w:nsid w:val="2C630B23"/>
+    <w:multiLevelType w:val="hybridMultilevel"/>
+    <w:tmpl w:val="039E1A0E"/>
+    <w:lvl w:ilvl="0" w:tplc="04090001">
+      <w:start w:val="1"/>
+      <w:numFmt w:val="bullet"/>
+      <w:lvlText w:val=""/>
+      <w:lvlJc w:val="left"/>
+      <w:pPr>
+        <w:ind w:left="720" w:hanging="360"/>
+      </w:pPr>
+      <w:rPr>
+        <w:rFonts w:ascii="Symbol" w:hAnsi="Symbol" w:hint="default"/>
+      </w:rPr>
+    </w:lvl>
+    <w:lvl w:ilvl="1" w:tplc="04090003" w:tentative="1">
+      <w:start w:val="1"/>
+      <w:numFmt w:val="bullet"/>
+      <w:lvlText w:val="o"/>
+      <w:lvlJc w:val="left"/>
+      <w:pPr>
+        <w:ind w:left="1440" w:hanging="360"/>
+      </w:pPr>
+      <w:rPr>
+        <w:rFonts w:ascii="Courier New" w:hAnsi="Courier New" w:cs="Courier New" w:hint="default"/>
+      </w:rPr>
+    </w:lvl>
+    <w:lvl w:ilvl="2" w:tplc="04090005" w:tentative="1">
+      <w:start w:val="1"/>
+      <w:numFmt w:val="bullet"/>
+      <w:lvlText w:val=""/>
+      <w:lvlJc w:val="left"/>
+      <w:pPr>
+        <w:ind w:left="2160" w:hanging="360"/>
+      </w:pPr>
+      <w:rPr>
+        <w:rFonts w:ascii="Wingdings" w:hAnsi="Wingdings" w:hint="default"/>
+      </w:rPr>
+    </w:lvl>
+    <w:lvl w:ilvl="3" w:tplc="04090001" w:tentative="1">
+      <w:start w:val="1"/>
+      <w:numFmt w:val="bullet"/>
+      <w:lvlText w:val=""/>
+      <w:lvlJc w:val="left"/>
+      <w:pPr>
+        <w:ind w:left="2880" w:hanging="360"/>
+      </w:pPr>
+      <w:rPr>
+        <w:rFonts w:ascii="Symbol" w:hAnsi="Symbol" w:hint="default"/>
+      </w:rPr>
+    </w:lvl>
+    <w:lvl w:ilvl="4" w:tplc="04090003" w:tentative="1">
+      <w:start w:val="1"/>
+      <w:numFmt w:val="bullet"/>
+      <w:lvlText w:val="o"/>
+      <w:lvlJc w:val="left"/>
+      <w:pPr>
+        <w:ind w:left="3600" w:hanging="360"/>
+      </w:pPr>
+      <w:rPr>
+        <w:rFonts w:ascii="Courier New" w:hAnsi="Courier New" w:cs="Courier New" w:hint="default"/>
+      </w:rPr>
+    </w:lvl>
+    <w:lvl w:ilvl="5" w:tplc="04090005" w:tentative="1">
+      <w:start w:val="1"/>
+      <w:numFmt w:val="bullet"/>
+      <w:lvlText w:val=""/>
+      <w:lvlJc w:val="left"/>
+      <w:pPr>
+        <w:ind w:left="4320" w:hanging="360"/>
+      </w:pPr>
+      <w:rPr>
+        <w:rFonts w:ascii="Wingdings" w:hAnsi="Wingdings" w:hint="default"/>
+      </w:rPr>
+    </w:lvl>
+    <w:lvl w:ilvl="6" w:tplc="04090001" w:tentative="1">
+      <w:start w:val="1"/>
+      <w:numFmt w:val="bullet"/>
+      <w:lvlText w:val=""/>
+      <w:lvlJc w:val="left"/>
+      <w:pPr>
+        <w:ind w:left="5040" w:hanging="360"/>
+      </w:pPr>
+      <w:rPr>
+        <w:rFonts w:ascii="Symbol" w:hAnsi="Symbol" w:hint="default"/>
+      </w:rPr>
+    </w:lvl>
+    <w:lvl w:ilvl="7" w:tplc="04090003" w:tentative="1">
+      <w:start w:val="1"/>
+      <w:numFmt w:val="bullet"/>
+      <w:lvlText w:val="o"/>
+      <w:lvlJc w:val="left"/>
+      <w:pPr>
+        <w:ind w:left="5760" w:hanging="360"/>
+      </w:pPr>
+      <w:rPr>
+        <w:rFonts w:ascii="Courier New" w:hAnsi="Courier New" w:cs="Courier New" w:hint="default"/>
+      </w:rPr>
+    </w:lvl>
+    <w:lvl w:ilvl="8" w:tplc="04090005" w:tentative="1">
+      <w:start w:val="1"/>
+      <w:numFmt w:val="bullet"/>
+      <w:lvlText w:val=""/>
+      <w:lvlJc w:val="left"/>
+      <w:pPr>
+        <w:ind w:left="6480" w:hanging="360"/>
+      </w:pPr>
+      <w:rPr>
+        <w:rFonts w:ascii="Wingdings" w:hAnsi="Wingdings" w:hint="default"/>
+      </w:rPr>
+    </w:lvl>
+  </w:abstractNum>
+  <w:abstractNum w:abstractNumId="8" w15:restartNumberingAfterBreak="0">
+    <w:nsid w:val="2FEF202F"/>
+    <w:multiLevelType w:val="hybridMultilevel"/>
+    <w:tmpl w:val="CB040C46"/>
+    <w:lvl w:ilvl="0" w:tplc="04090001">
+      <w:start w:val="1"/>
+      <w:numFmt w:val="bullet"/>
+      <w:lvlText w:val=""/>
+      <w:lvlJc w:val="left"/>
+      <w:pPr>
+        <w:ind w:left="720" w:hanging="360"/>
+      </w:pPr>
+      <w:rPr>
+        <w:rFonts w:ascii="Symbol" w:hAnsi="Symbol" w:hint="default"/>
+      </w:rPr>
+    </w:lvl>
+    <w:lvl w:ilvl="1" w:tplc="04090003" w:tentative="1">
+      <w:start w:val="1"/>
+      <w:numFmt w:val="bullet"/>
+      <w:lvlText w:val="o"/>
+      <w:lvlJc w:val="left"/>
+      <w:pPr>
+        <w:ind w:left="1440" w:hanging="360"/>
+      </w:pPr>
+      <w:rPr>
+        <w:rFonts w:ascii="Courier New" w:hAnsi="Courier New" w:cs="Courier New" w:hint="default"/>
+      </w:rPr>
+    </w:lvl>
+    <w:lvl w:ilvl="2" w:tplc="04090005" w:tentative="1">
+      <w:start w:val="1"/>
+      <w:numFmt w:val="bullet"/>
+      <w:lvlText w:val=""/>
+      <w:lvlJc w:val="left"/>
+      <w:pPr>
+        <w:ind w:left="2160" w:hanging="360"/>
+      </w:pPr>
+      <w:rPr>
+        <w:rFonts w:ascii="Wingdings" w:hAnsi="Wingdings" w:hint="default"/>
+      </w:rPr>
+    </w:lvl>
+    <w:lvl w:ilvl="3" w:tplc="04090001" w:tentative="1">
+      <w:start w:val="1"/>
+      <w:numFmt w:val="bullet"/>
+      <w:lvlText w:val=""/>
+      <w:lvlJc w:val="left"/>
+      <w:pPr>
+        <w:ind w:left="2880" w:hanging="360"/>
+      </w:pPr>
+      <w:rPr>
+        <w:rFonts w:ascii="Symbol" w:hAnsi="Symbol" w:hint="default"/>
+      </w:rPr>
+    </w:lvl>
+    <w:lvl w:ilvl="4" w:tplc="04090003" w:tentative="1">
+      <w:start w:val="1"/>
+      <w:numFmt w:val="bullet"/>
+      <w:lvlText w:val="o"/>
+      <w:lvlJc w:val="left"/>
+      <w:pPr>
+        <w:ind w:left="3600" w:hanging="360"/>
+      </w:pPr>
+      <w:rPr>
+        <w:rFonts w:ascii="Courier New" w:hAnsi="Courier New" w:cs="Courier New" w:hint="default"/>
+      </w:rPr>
+    </w:lvl>
+    <w:lvl w:ilvl="5" w:tplc="04090005" w:tentative="1">
+      <w:start w:val="1"/>
+      <w:numFmt w:val="bullet"/>
+      <w:lvlText w:val=""/>
+      <w:lvlJc w:val="left"/>
+      <w:pPr>
+        <w:ind w:left="4320" w:hanging="360"/>
+      </w:pPr>
+      <w:rPr>
+        <w:rFonts w:ascii="Wingdings" w:hAnsi="Wingdings" w:hint="default"/>
+      </w:rPr>
+    </w:lvl>
+    <w:lvl w:ilvl="6" w:tplc="04090001" w:tentative="1">
+      <w:start w:val="1"/>
+      <w:numFmt w:val="bullet"/>
+      <w:lvlText w:val=""/>
+      <w:lvlJc w:val="left"/>
+      <w:pPr>
+        <w:ind w:left="5040" w:hanging="360"/>
+      </w:pPr>
+      <w:rPr>
+        <w:rFonts w:ascii="Symbol" w:hAnsi="Symbol" w:hint="default"/>
+      </w:rPr>
+    </w:lvl>
+    <w:lvl w:ilvl="7" w:tplc="04090003" w:tentative="1">
+      <w:start w:val="1"/>
+      <w:numFmt w:val="bullet"/>
+      <w:lvlText w:val="o"/>
+      <w:lvlJc w:val="left"/>
+      <w:pPr>
+        <w:ind w:left="5760" w:hanging="360"/>
+      </w:pPr>
+      <w:rPr>
+        <w:rFonts w:ascii="Courier New" w:hAnsi="Courier New" w:cs="Courier New" w:hint="default"/>
+      </w:rPr>
+    </w:lvl>
+    <w:lvl w:ilvl="8" w:tplc="04090005" w:tentative="1">
+      <w:start w:val="1"/>
+      <w:numFmt w:val="bullet"/>
+      <w:lvlText w:val=""/>
+      <w:lvlJc w:val="left"/>
+      <w:pPr>
+        <w:ind w:left="6480" w:hanging="360"/>
+      </w:pPr>
+      <w:rPr>
+        <w:rFonts w:ascii="Wingdings" w:hAnsi="Wingdings" w:hint="default"/>
+      </w:rPr>
+    </w:lvl>
+  </w:abstractNum>
+  <w:abstractNum w:abstractNumId="9" w15:restartNumberingAfterBreak="0">
+    <w:nsid w:val="309453DA"/>
+    <w:multiLevelType w:val="hybridMultilevel"/>
+    <w:tmpl w:val="42809132"/>
+    <w:lvl w:ilvl="0" w:tplc="04090001">
+      <w:start w:val="1"/>
+      <w:numFmt w:val="bullet"/>
+      <w:lvlText w:val=""/>
+      <w:lvlJc w:val="left"/>
+      <w:pPr>
+        <w:ind w:left="720" w:hanging="360"/>
+      </w:pPr>
+      <w:rPr>
+        <w:rFonts w:ascii="Symbol" w:hAnsi="Symbol" w:hint="default"/>
+      </w:rPr>
+    </w:lvl>
+    <w:lvl w:ilvl="1" w:tplc="04090003" w:tentative="1">
+      <w:start w:val="1"/>
+      <w:numFmt w:val="bullet"/>
+      <w:lvlText w:val="o"/>
+      <w:lvlJc w:val="left"/>
+      <w:pPr>
+        <w:ind w:left="1440" w:hanging="360"/>
+      </w:pPr>
+      <w:rPr>
+        <w:rFonts w:ascii="Courier New" w:hAnsi="Courier New" w:cs="Courier New" w:hint="default"/>
+      </w:rPr>
+    </w:lvl>
+    <w:lvl w:ilvl="2" w:tplc="04090005" w:tentative="1">
+      <w:start w:val="1"/>
+      <w:numFmt w:val="bullet"/>
+      <w:lvlText w:val=""/>
+      <w:lvlJc w:val="left"/>
+      <w:pPr>
+        <w:ind w:left="2160" w:hanging="360"/>
+      </w:pPr>
+      <w:rPr>
+        <w:rFonts w:ascii="Wingdings" w:hAnsi="Wingdings" w:hint="default"/>
+      </w:rPr>
+    </w:lvl>
+    <w:lvl w:ilvl="3" w:tplc="04090001" w:tentative="1">
+      <w:start w:val="1"/>
+      <w:numFmt w:val="bullet"/>
+      <w:lvlText w:val=""/>
+      <w:lvlJc w:val="left"/>
+      <w:pPr>
+        <w:ind w:left="2880" w:hanging="360"/>
+      </w:pPr>
+      <w:rPr>
+        <w:rFonts w:ascii="Symbol" w:hAnsi="Symbol" w:hint="default"/>
+      </w:rPr>
+    </w:lvl>
+    <w:lvl w:ilvl="4" w:tplc="04090003" w:tentative="1">
+      <w:start w:val="1"/>
+      <w:numFmt w:val="bullet"/>
+      <w:lvlText w:val="o"/>
+      <w:lvlJc w:val="left"/>
+      <w:pPr>
+        <w:ind w:left="3600" w:hanging="360"/>
+      </w:pPr>
+      <w:rPr>
+        <w:rFonts w:ascii="Courier New" w:hAnsi="Courier New" w:cs="Courier New" w:hint="default"/>
+      </w:rPr>
+    </w:lvl>
+    <w:lvl w:ilvl="5" w:tplc="04090005" w:tentative="1">
+      <w:start w:val="1"/>
+      <w:numFmt w:val="bullet"/>
+      <w:lvlText w:val=""/>
+      <w:lvlJc w:val="left"/>
+      <w:pPr>
+        <w:ind w:left="4320" w:hanging="360"/>
+      </w:pPr>
+      <w:rPr>
+        <w:rFonts w:ascii="Wingdings" w:hAnsi="Wingdings" w:hint="default"/>
+      </w:rPr>
+    </w:lvl>
+    <w:lvl w:ilvl="6" w:tplc="04090001" w:tentative="1">
+      <w:start w:val="1"/>
+      <w:numFmt w:val="bullet"/>
+      <w:lvlText w:val=""/>
+      <w:lvlJc w:val="left"/>
+      <w:pPr>
+        <w:ind w:left="5040" w:hanging="360"/>
+      </w:pPr>
+      <w:rPr>
+        <w:rFonts w:ascii="Symbol" w:hAnsi="Symbol" w:hint="default"/>
+      </w:rPr>
+    </w:lvl>
+    <w:lvl w:ilvl="7" w:tplc="04090003" w:tentative="1">
+      <w:start w:val="1"/>
+      <w:numFmt w:val="bullet"/>
+      <w:lvlText w:val="o"/>
+      <w:lvlJc w:val="left"/>
+      <w:pPr>
+        <w:ind w:left="5760" w:hanging="360"/>
+      </w:pPr>
+      <w:rPr>
+        <w:rFonts w:ascii="Courier New" w:hAnsi="Courier New" w:cs="Courier New" w:hint="default"/>
+      </w:rPr>
+    </w:lvl>
+    <w:lvl w:ilvl="8" w:tplc="04090005" w:tentative="1">
+      <w:start w:val="1"/>
+      <w:numFmt w:val="bullet"/>
+      <w:lvlText w:val=""/>
+      <w:lvlJc w:val="left"/>
+      <w:pPr>
+        <w:ind w:left="6480" w:hanging="360"/>
+      </w:pPr>
+      <w:rPr>
+        <w:rFonts w:ascii="Wingdings" w:hAnsi="Wingdings" w:hint="default"/>
+      </w:rPr>
     </w:lvl>
   </w:abstractNum>
   <w:abstractNum w:abstractNumId="10" w15:restartNumberingAfterBreak="0">
@@ -9631,304 +13405,6 @@
     </w:lvl>
   </w:abstractNum>
   <w:abstractNum w:abstractNumId="12" w15:restartNumberingAfterBreak="0">
-    <w:nsid w:val="4A9C1645"/>
-    <w:multiLevelType w:val="multilevel"/>
-    <w:tmpl w:val="AFD63FA8"/>
-    <w:lvl w:ilvl="0">
-      <w:start w:val="1"/>
-      <w:numFmt w:val="bullet"/>
-      <w:lvlText w:val=""/>
-      <w:lvlJc w:val="left"/>
-      <w:pPr>
-        <w:tabs>
-          <w:tab w:val="num" w:pos="720"/>
-        </w:tabs>
-        <w:ind w:left="720" w:hanging="360"/>
-      </w:pPr>
-      <w:rPr>
-        <w:rFonts w:ascii="Symbol" w:hAnsi="Symbol" w:hint="default"/>
-        <w:sz w:val="20"/>
-      </w:rPr>
-    </w:lvl>
-    <w:lvl w:ilvl="1" w:tentative="1">
-      <w:start w:val="1"/>
-      <w:numFmt w:val="bullet"/>
-      <w:lvlText w:val="o"/>
-      <w:lvlJc w:val="left"/>
-      <w:pPr>
-        <w:tabs>
-          <w:tab w:val="num" w:pos="1440"/>
-        </w:tabs>
-        <w:ind w:left="1440" w:hanging="360"/>
-      </w:pPr>
-      <w:rPr>
-        <w:rFonts w:ascii="Courier New" w:hAnsi="Courier New" w:hint="default"/>
-        <w:sz w:val="20"/>
-      </w:rPr>
-    </w:lvl>
-    <w:lvl w:ilvl="2" w:tentative="1">
-      <w:start w:val="1"/>
-      <w:numFmt w:val="bullet"/>
-      <w:lvlText w:val=""/>
-      <w:lvlJc w:val="left"/>
-      <w:pPr>
-        <w:tabs>
-          <w:tab w:val="num" w:pos="2160"/>
-        </w:tabs>
-        <w:ind w:left="2160" w:hanging="360"/>
-      </w:pPr>
-      <w:rPr>
-        <w:rFonts w:ascii="Wingdings" w:hAnsi="Wingdings" w:hint="default"/>
-        <w:sz w:val="20"/>
-      </w:rPr>
-    </w:lvl>
-    <w:lvl w:ilvl="3" w:tentative="1">
-      <w:start w:val="1"/>
-      <w:numFmt w:val="bullet"/>
-      <w:lvlText w:val=""/>
-      <w:lvlJc w:val="left"/>
-      <w:pPr>
-        <w:tabs>
-          <w:tab w:val="num" w:pos="2880"/>
-        </w:tabs>
-        <w:ind w:left="2880" w:hanging="360"/>
-      </w:pPr>
-      <w:rPr>
-        <w:rFonts w:ascii="Wingdings" w:hAnsi="Wingdings" w:hint="default"/>
-        <w:sz w:val="20"/>
-      </w:rPr>
-    </w:lvl>
-    <w:lvl w:ilvl="4" w:tentative="1">
-      <w:start w:val="1"/>
-      <w:numFmt w:val="bullet"/>
-      <w:lvlText w:val=""/>
-      <w:lvlJc w:val="left"/>
-      <w:pPr>
-        <w:tabs>
-          <w:tab w:val="num" w:pos="3600"/>
-        </w:tabs>
-        <w:ind w:left="3600" w:hanging="360"/>
-      </w:pPr>
-      <w:rPr>
-        <w:rFonts w:ascii="Wingdings" w:hAnsi="Wingdings" w:hint="default"/>
-        <w:sz w:val="20"/>
-      </w:rPr>
-    </w:lvl>
-    <w:lvl w:ilvl="5" w:tentative="1">
-      <w:start w:val="1"/>
-      <w:numFmt w:val="bullet"/>
-      <w:lvlText w:val=""/>
-      <w:lvlJc w:val="left"/>
-      <w:pPr>
-        <w:tabs>
-          <w:tab w:val="num" w:pos="4320"/>
-        </w:tabs>
-        <w:ind w:left="4320" w:hanging="360"/>
-      </w:pPr>
-      <w:rPr>
-        <w:rFonts w:ascii="Wingdings" w:hAnsi="Wingdings" w:hint="default"/>
-        <w:sz w:val="20"/>
-      </w:rPr>
-    </w:lvl>
-    <w:lvl w:ilvl="6" w:tentative="1">
-      <w:start w:val="1"/>
-      <w:numFmt w:val="bullet"/>
-      <w:lvlText w:val=""/>
-      <w:lvlJc w:val="left"/>
-      <w:pPr>
-        <w:tabs>
-          <w:tab w:val="num" w:pos="5040"/>
-        </w:tabs>
-        <w:ind w:left="5040" w:hanging="360"/>
-      </w:pPr>
-      <w:rPr>
-        <w:rFonts w:ascii="Wingdings" w:hAnsi="Wingdings" w:hint="default"/>
-        <w:sz w:val="20"/>
-      </w:rPr>
-    </w:lvl>
-    <w:lvl w:ilvl="7" w:tentative="1">
-      <w:start w:val="1"/>
-      <w:numFmt w:val="bullet"/>
-      <w:lvlText w:val=""/>
-      <w:lvlJc w:val="left"/>
-      <w:pPr>
-        <w:tabs>
-          <w:tab w:val="num" w:pos="5760"/>
-        </w:tabs>
-        <w:ind w:left="5760" w:hanging="360"/>
-      </w:pPr>
-      <w:rPr>
-        <w:rFonts w:ascii="Wingdings" w:hAnsi="Wingdings" w:hint="default"/>
-        <w:sz w:val="20"/>
-      </w:rPr>
-    </w:lvl>
-    <w:lvl w:ilvl="8" w:tentative="1">
-      <w:start w:val="1"/>
-      <w:numFmt w:val="bullet"/>
-      <w:lvlText w:val=""/>
-      <w:lvlJc w:val="left"/>
-      <w:pPr>
-        <w:tabs>
-          <w:tab w:val="num" w:pos="6480"/>
-        </w:tabs>
-        <w:ind w:left="6480" w:hanging="360"/>
-      </w:pPr>
-      <w:rPr>
-        <w:rFonts w:ascii="Wingdings" w:hAnsi="Wingdings" w:hint="default"/>
-        <w:sz w:val="20"/>
-      </w:rPr>
-    </w:lvl>
-  </w:abstractNum>
-  <w:abstractNum w:abstractNumId="13" w15:restartNumberingAfterBreak="0">
-    <w:nsid w:val="4C4A0173"/>
-    <w:multiLevelType w:val="multilevel"/>
-    <w:tmpl w:val="836407C6"/>
-    <w:lvl w:ilvl="0">
-      <w:start w:val="1"/>
-      <w:numFmt w:val="bullet"/>
-      <w:lvlText w:val=""/>
-      <w:lvlJc w:val="left"/>
-      <w:pPr>
-        <w:tabs>
-          <w:tab w:val="num" w:pos="720"/>
-        </w:tabs>
-        <w:ind w:left="720" w:hanging="360"/>
-      </w:pPr>
-      <w:rPr>
-        <w:rFonts w:ascii="Symbol" w:hAnsi="Symbol" w:hint="default"/>
-        <w:sz w:val="20"/>
-      </w:rPr>
-    </w:lvl>
-    <w:lvl w:ilvl="1" w:tentative="1">
-      <w:start w:val="1"/>
-      <w:numFmt w:val="bullet"/>
-      <w:lvlText w:val="o"/>
-      <w:lvlJc w:val="left"/>
-      <w:pPr>
-        <w:tabs>
-          <w:tab w:val="num" w:pos="1440"/>
-        </w:tabs>
-        <w:ind w:left="1440" w:hanging="360"/>
-      </w:pPr>
-      <w:rPr>
-        <w:rFonts w:ascii="Courier New" w:hAnsi="Courier New" w:hint="default"/>
-        <w:sz w:val="20"/>
-      </w:rPr>
-    </w:lvl>
-    <w:lvl w:ilvl="2" w:tentative="1">
-      <w:start w:val="1"/>
-      <w:numFmt w:val="bullet"/>
-      <w:lvlText w:val=""/>
-      <w:lvlJc w:val="left"/>
-      <w:pPr>
-        <w:tabs>
-          <w:tab w:val="num" w:pos="2160"/>
-        </w:tabs>
-        <w:ind w:left="2160" w:hanging="360"/>
-      </w:pPr>
-      <w:rPr>
-        <w:rFonts w:ascii="Wingdings" w:hAnsi="Wingdings" w:hint="default"/>
-        <w:sz w:val="20"/>
-      </w:rPr>
-    </w:lvl>
-    <w:lvl w:ilvl="3" w:tentative="1">
-      <w:start w:val="1"/>
-      <w:numFmt w:val="bullet"/>
-      <w:lvlText w:val=""/>
-      <w:lvlJc w:val="left"/>
-      <w:pPr>
-        <w:tabs>
-          <w:tab w:val="num" w:pos="2880"/>
-        </w:tabs>
-        <w:ind w:left="2880" w:hanging="360"/>
-      </w:pPr>
-      <w:rPr>
-        <w:rFonts w:ascii="Wingdings" w:hAnsi="Wingdings" w:hint="default"/>
-        <w:sz w:val="20"/>
-      </w:rPr>
-    </w:lvl>
-    <w:lvl w:ilvl="4" w:tentative="1">
-      <w:start w:val="1"/>
-      <w:numFmt w:val="bullet"/>
-      <w:lvlText w:val=""/>
-      <w:lvlJc w:val="left"/>
-      <w:pPr>
-        <w:tabs>
-          <w:tab w:val="num" w:pos="3600"/>
-        </w:tabs>
-        <w:ind w:left="3600" w:hanging="360"/>
-      </w:pPr>
-      <w:rPr>
-        <w:rFonts w:ascii="Wingdings" w:hAnsi="Wingdings" w:hint="default"/>
-        <w:sz w:val="20"/>
-      </w:rPr>
-    </w:lvl>
-    <w:lvl w:ilvl="5" w:tentative="1">
-      <w:start w:val="1"/>
-      <w:numFmt w:val="bullet"/>
-      <w:lvlText w:val=""/>
-      <w:lvlJc w:val="left"/>
-      <w:pPr>
-        <w:tabs>
-          <w:tab w:val="num" w:pos="4320"/>
-        </w:tabs>
-        <w:ind w:left="4320" w:hanging="360"/>
-      </w:pPr>
-      <w:rPr>
-        <w:rFonts w:ascii="Wingdings" w:hAnsi="Wingdings" w:hint="default"/>
-        <w:sz w:val="20"/>
-      </w:rPr>
-    </w:lvl>
-    <w:lvl w:ilvl="6" w:tentative="1">
-      <w:start w:val="1"/>
-      <w:numFmt w:val="bullet"/>
-      <w:lvlText w:val=""/>
-      <w:lvlJc w:val="left"/>
-      <w:pPr>
-        <w:tabs>
-          <w:tab w:val="num" w:pos="5040"/>
-        </w:tabs>
-        <w:ind w:left="5040" w:hanging="360"/>
-      </w:pPr>
-      <w:rPr>
-        <w:rFonts w:ascii="Wingdings" w:hAnsi="Wingdings" w:hint="default"/>
-        <w:sz w:val="20"/>
-      </w:rPr>
-    </w:lvl>
-    <w:lvl w:ilvl="7" w:tentative="1">
-      <w:start w:val="1"/>
-      <w:numFmt w:val="bullet"/>
-      <w:lvlText w:val=""/>
-      <w:lvlJc w:val="left"/>
-      <w:pPr>
-        <w:tabs>
-          <w:tab w:val="num" w:pos="5760"/>
-        </w:tabs>
-        <w:ind w:left="5760" w:hanging="360"/>
-      </w:pPr>
-      <w:rPr>
-        <w:rFonts w:ascii="Wingdings" w:hAnsi="Wingdings" w:hint="default"/>
-        <w:sz w:val="20"/>
-      </w:rPr>
-    </w:lvl>
-    <w:lvl w:ilvl="8" w:tentative="1">
-      <w:start w:val="1"/>
-      <w:numFmt w:val="bullet"/>
-      <w:lvlText w:val=""/>
-      <w:lvlJc w:val="left"/>
-      <w:pPr>
-        <w:tabs>
-          <w:tab w:val="num" w:pos="6480"/>
-        </w:tabs>
-        <w:ind w:left="6480" w:hanging="360"/>
-      </w:pPr>
-      <w:rPr>
-        <w:rFonts w:ascii="Wingdings" w:hAnsi="Wingdings" w:hint="default"/>
-        <w:sz w:val="20"/>
-      </w:rPr>
-    </w:lvl>
-  </w:abstractNum>
-  <w:abstractNum w:abstractNumId="14" w15:restartNumberingAfterBreak="0">
     <w:nsid w:val="4CC85FDF"/>
     <w:multiLevelType w:val="hybridMultilevel"/>
     <w:tmpl w:val="971ED11E"/>
@@ -10041,7 +13517,7 @@
       </w:rPr>
     </w:lvl>
   </w:abstractNum>
-  <w:abstractNum w:abstractNumId="15" w15:restartNumberingAfterBreak="0">
+  <w:abstractNum w:abstractNumId="13" w15:restartNumberingAfterBreak="0">
     <w:nsid w:val="4CDF44C0"/>
     <w:multiLevelType w:val="hybridMultilevel"/>
     <w:tmpl w:val="8F4AA876"/>
@@ -10154,7 +13630,120 @@
       </w:rPr>
     </w:lvl>
   </w:abstractNum>
-  <w:abstractNum w:abstractNumId="16" w15:restartNumberingAfterBreak="0">
+  <w:abstractNum w:abstractNumId="14" w15:restartNumberingAfterBreak="0">
+    <w:nsid w:val="4F20339C"/>
+    <w:multiLevelType w:val="hybridMultilevel"/>
+    <w:tmpl w:val="49BAF642"/>
+    <w:lvl w:ilvl="0" w:tplc="04090001">
+      <w:start w:val="1"/>
+      <w:numFmt w:val="bullet"/>
+      <w:lvlText w:val=""/>
+      <w:lvlJc w:val="left"/>
+      <w:pPr>
+        <w:ind w:left="720" w:hanging="360"/>
+      </w:pPr>
+      <w:rPr>
+        <w:rFonts w:ascii="Symbol" w:hAnsi="Symbol" w:hint="default"/>
+      </w:rPr>
+    </w:lvl>
+    <w:lvl w:ilvl="1" w:tplc="04090003" w:tentative="1">
+      <w:start w:val="1"/>
+      <w:numFmt w:val="bullet"/>
+      <w:lvlText w:val="o"/>
+      <w:lvlJc w:val="left"/>
+      <w:pPr>
+        <w:ind w:left="1440" w:hanging="360"/>
+      </w:pPr>
+      <w:rPr>
+        <w:rFonts w:ascii="Courier New" w:hAnsi="Courier New" w:cs="Courier New" w:hint="default"/>
+      </w:rPr>
+    </w:lvl>
+    <w:lvl w:ilvl="2" w:tplc="04090005" w:tentative="1">
+      <w:start w:val="1"/>
+      <w:numFmt w:val="bullet"/>
+      <w:lvlText w:val=""/>
+      <w:lvlJc w:val="left"/>
+      <w:pPr>
+        <w:ind w:left="2160" w:hanging="360"/>
+      </w:pPr>
+      <w:rPr>
+        <w:rFonts w:ascii="Wingdings" w:hAnsi="Wingdings" w:hint="default"/>
+      </w:rPr>
+    </w:lvl>
+    <w:lvl w:ilvl="3" w:tplc="04090001" w:tentative="1">
+      <w:start w:val="1"/>
+      <w:numFmt w:val="bullet"/>
+      <w:lvlText w:val=""/>
+      <w:lvlJc w:val="left"/>
+      <w:pPr>
+        <w:ind w:left="2880" w:hanging="360"/>
+      </w:pPr>
+      <w:rPr>
+        <w:rFonts w:ascii="Symbol" w:hAnsi="Symbol" w:hint="default"/>
+      </w:rPr>
+    </w:lvl>
+    <w:lvl w:ilvl="4" w:tplc="04090003" w:tentative="1">
+      <w:start w:val="1"/>
+      <w:numFmt w:val="bullet"/>
+      <w:lvlText w:val="o"/>
+      <w:lvlJc w:val="left"/>
+      <w:pPr>
+        <w:ind w:left="3600" w:hanging="360"/>
+      </w:pPr>
+      <w:rPr>
+        <w:rFonts w:ascii="Courier New" w:hAnsi="Courier New" w:cs="Courier New" w:hint="default"/>
+      </w:rPr>
+    </w:lvl>
+    <w:lvl w:ilvl="5" w:tplc="04090005" w:tentative="1">
+      <w:start w:val="1"/>
+      <w:numFmt w:val="bullet"/>
+      <w:lvlText w:val=""/>
+      <w:lvlJc w:val="left"/>
+      <w:pPr>
+        <w:ind w:left="4320" w:hanging="360"/>
+      </w:pPr>
+      <w:rPr>
+        <w:rFonts w:ascii="Wingdings" w:hAnsi="Wingdings" w:hint="default"/>
+      </w:rPr>
+    </w:lvl>
+    <w:lvl w:ilvl="6" w:tplc="04090001" w:tentative="1">
+      <w:start w:val="1"/>
+      <w:numFmt w:val="bullet"/>
+      <w:lvlText w:val=""/>
+      <w:lvlJc w:val="left"/>
+      <w:pPr>
+        <w:ind w:left="5040" w:hanging="360"/>
+      </w:pPr>
+      <w:rPr>
+        <w:rFonts w:ascii="Symbol" w:hAnsi="Symbol" w:hint="default"/>
+      </w:rPr>
+    </w:lvl>
+    <w:lvl w:ilvl="7" w:tplc="04090003" w:tentative="1">
+      <w:start w:val="1"/>
+      <w:numFmt w:val="bullet"/>
+      <w:lvlText w:val="o"/>
+      <w:lvlJc w:val="left"/>
+      <w:pPr>
+        <w:ind w:left="5760" w:hanging="360"/>
+      </w:pPr>
+      <w:rPr>
+        <w:rFonts w:ascii="Courier New" w:hAnsi="Courier New" w:cs="Courier New" w:hint="default"/>
+      </w:rPr>
+    </w:lvl>
+    <w:lvl w:ilvl="8" w:tplc="04090005" w:tentative="1">
+      <w:start w:val="1"/>
+      <w:numFmt w:val="bullet"/>
+      <w:lvlText w:val=""/>
+      <w:lvlJc w:val="left"/>
+      <w:pPr>
+        <w:ind w:left="6480" w:hanging="360"/>
+      </w:pPr>
+      <w:rPr>
+        <w:rFonts w:ascii="Wingdings" w:hAnsi="Wingdings" w:hint="default"/>
+      </w:rPr>
+    </w:lvl>
+  </w:abstractNum>
+  <w:abstractNum w:abstractNumId="15" w15:restartNumberingAfterBreak="0">
     <w:nsid w:val="51376D0E"/>
     <w:multiLevelType w:val="hybridMultilevel"/>
     <w:tmpl w:val="0EDED776"/>
@@ -10267,359 +13856,120 @@
       </w:rPr>
     </w:lvl>
   </w:abstractNum>
+  <w:abstractNum w:abstractNumId="16" w15:restartNumberingAfterBreak="0">
+    <w:nsid w:val="522B0B8F"/>
+    <w:multiLevelType w:val="hybridMultilevel"/>
+    <w:tmpl w:val="338E4C9A"/>
+    <w:lvl w:ilvl="0" w:tplc="04090001">
+      <w:start w:val="1"/>
+      <w:numFmt w:val="bullet"/>
+      <w:lvlText w:val=""/>
+      <w:lvlJc w:val="left"/>
+      <w:pPr>
+        <w:ind w:left="720" w:hanging="360"/>
+      </w:pPr>
+      <w:rPr>
+        <w:rFonts w:ascii="Symbol" w:hAnsi="Symbol" w:hint="default"/>
+      </w:rPr>
+    </w:lvl>
+    <w:lvl w:ilvl="1" w:tplc="04090003" w:tentative="1">
+      <w:start w:val="1"/>
+      <w:numFmt w:val="bullet"/>
+      <w:lvlText w:val="o"/>
+      <w:lvlJc w:val="left"/>
+      <w:pPr>
+        <w:ind w:left="1440" w:hanging="360"/>
+      </w:pPr>
+      <w:rPr>
+        <w:rFonts w:ascii="Courier New" w:hAnsi="Courier New" w:cs="Courier New" w:hint="default"/>
+      </w:rPr>
+    </w:lvl>
+    <w:lvl w:ilvl="2" w:tplc="04090005" w:tentative="1">
+      <w:start w:val="1"/>
+      <w:numFmt w:val="bullet"/>
+      <w:lvlText w:val=""/>
+      <w:lvlJc w:val="left"/>
+      <w:pPr>
+        <w:ind w:left="2160" w:hanging="360"/>
+      </w:pPr>
+      <w:rPr>
+        <w:rFonts w:ascii="Wingdings" w:hAnsi="Wingdings" w:hint="default"/>
+      </w:rPr>
+    </w:lvl>
+    <w:lvl w:ilvl="3" w:tplc="04090001" w:tentative="1">
+      <w:start w:val="1"/>
+      <w:numFmt w:val="bullet"/>
+      <w:lvlText w:val=""/>
+      <w:lvlJc w:val="left"/>
+      <w:pPr>
+        <w:ind w:left="2880" w:hanging="360"/>
+      </w:pPr>
+      <w:rPr>
+        <w:rFonts w:ascii="Symbol" w:hAnsi="Symbol" w:hint="default"/>
+      </w:rPr>
+    </w:lvl>
+    <w:lvl w:ilvl="4" w:tplc="04090003" w:tentative="1">
+      <w:start w:val="1"/>
+      <w:numFmt w:val="bullet"/>
+      <w:lvlText w:val="o"/>
+      <w:lvlJc w:val="left"/>
+      <w:pPr>
+        <w:ind w:left="3600" w:hanging="360"/>
+      </w:pPr>
+      <w:rPr>
+        <w:rFonts w:ascii="Courier New" w:hAnsi="Courier New" w:cs="Courier New" w:hint="default"/>
+      </w:rPr>
+    </w:lvl>
+    <w:lvl w:ilvl="5" w:tplc="04090005" w:tentative="1">
+      <w:start w:val="1"/>
+      <w:numFmt w:val="bullet"/>
+      <w:lvlText w:val=""/>
+      <w:lvlJc w:val="left"/>
+      <w:pPr>
+        <w:ind w:left="4320" w:hanging="360"/>
+      </w:pPr>
+      <w:rPr>
+        <w:rFonts w:ascii="Wingdings" w:hAnsi="Wingdings" w:hint="default"/>
+      </w:rPr>
+    </w:lvl>
+    <w:lvl w:ilvl="6" w:tplc="04090001" w:tentative="1">
+      <w:start w:val="1"/>
+      <w:numFmt w:val="bullet"/>
+      <w:lvlText w:val=""/>
+      <w:lvlJc w:val="left"/>
+      <w:pPr>
+        <w:ind w:left="5040" w:hanging="360"/>
+      </w:pPr>
+      <w:rPr>
+        <w:rFonts w:ascii="Symbol" w:hAnsi="Symbol" w:hint="default"/>
+      </w:rPr>
+    </w:lvl>
+    <w:lvl w:ilvl="7" w:tplc="04090003" w:tentative="1">
+      <w:start w:val="1"/>
+      <w:numFmt w:val="bullet"/>
+      <w:lvlText w:val="o"/>
+      <w:lvlJc w:val="left"/>
+      <w:pPr>
+        <w:ind w:left="5760" w:hanging="360"/>
+      </w:pPr>
+      <w:rPr>
+        <w:rFonts w:ascii="Courier New" w:hAnsi="Courier New" w:cs="Courier New" w:hint="default"/>
+      </w:rPr>
+    </w:lvl>
+    <w:lvl w:ilvl="8" w:tplc="04090005" w:tentative="1">
+      <w:start w:val="1"/>
+      <w:numFmt w:val="bullet"/>
+      <w:lvlText w:val=""/>
+      <w:lvlJc w:val="left"/>
+      <w:pPr>
+        <w:ind w:left="6480" w:hanging="360"/>
+      </w:pPr>
+      <w:rPr>
+        <w:rFonts w:ascii="Wingdings" w:hAnsi="Wingdings" w:hint="default"/>
+      </w:rPr>
+    </w:lvl>
+  </w:abstractNum>
   <w:abstractNum w:abstractNumId="17" w15:restartNumberingAfterBreak="0">
-    <w:nsid w:val="53005DDA"/>
-    <w:multiLevelType w:val="hybridMultilevel"/>
-    <w:tmpl w:val="985C77C8"/>
-    <w:lvl w:ilvl="0" w:tplc="D292D976">
-      <w:start w:val="1"/>
-      <w:numFmt w:val="bullet"/>
-      <w:lvlText w:val="•"/>
-      <w:lvlJc w:val="left"/>
-      <w:pPr>
-        <w:ind w:left="450" w:hanging="260"/>
-      </w:pPr>
-    </w:lvl>
-    <w:lvl w:ilvl="1" w:tplc="3C9CAF1C">
-      <w:numFmt w:val="decimal"/>
-      <w:lvlText w:val=""/>
-      <w:lvlJc w:val="left"/>
-    </w:lvl>
-    <w:lvl w:ilvl="2" w:tplc="5F2C8420">
-      <w:numFmt w:val="decimal"/>
-      <w:lvlText w:val=""/>
-      <w:lvlJc w:val="left"/>
-    </w:lvl>
-    <w:lvl w:ilvl="3" w:tplc="322417C0">
-      <w:numFmt w:val="decimal"/>
-      <w:lvlText w:val=""/>
-      <w:lvlJc w:val="left"/>
-    </w:lvl>
-    <w:lvl w:ilvl="4" w:tplc="A4389450">
-      <w:numFmt w:val="decimal"/>
-      <w:lvlText w:val=""/>
-      <w:lvlJc w:val="left"/>
-    </w:lvl>
-    <w:lvl w:ilvl="5" w:tplc="3D5444C0">
-      <w:numFmt w:val="decimal"/>
-      <w:lvlText w:val=""/>
-      <w:lvlJc w:val="left"/>
-    </w:lvl>
-    <w:lvl w:ilvl="6" w:tplc="D990F156">
-      <w:numFmt w:val="decimal"/>
-      <w:lvlText w:val=""/>
-      <w:lvlJc w:val="left"/>
-    </w:lvl>
-    <w:lvl w:ilvl="7" w:tplc="0A88523E">
-      <w:numFmt w:val="decimal"/>
-      <w:lvlText w:val=""/>
-      <w:lvlJc w:val="left"/>
-    </w:lvl>
-    <w:lvl w:ilvl="8" w:tplc="A24A6B3A">
-      <w:numFmt w:val="decimal"/>
-      <w:lvlText w:val=""/>
-      <w:lvlJc w:val="left"/>
-    </w:lvl>
-  </w:abstractNum>
-  <w:abstractNum w:abstractNumId="18" w15:restartNumberingAfterBreak="0">
-    <w:nsid w:val="55097186"/>
-    <w:multiLevelType w:val="multilevel"/>
-    <w:tmpl w:val="AFD63FA8"/>
-    <w:lvl w:ilvl="0">
-      <w:start w:val="1"/>
-      <w:numFmt w:val="bullet"/>
-      <w:lvlText w:val=""/>
-      <w:lvlJc w:val="left"/>
-      <w:pPr>
-        <w:tabs>
-          <w:tab w:val="num" w:pos="720"/>
-        </w:tabs>
-        <w:ind w:left="720" w:hanging="360"/>
-      </w:pPr>
-      <w:rPr>
-        <w:rFonts w:ascii="Symbol" w:hAnsi="Symbol" w:hint="default"/>
-        <w:sz w:val="20"/>
-      </w:rPr>
-    </w:lvl>
-    <w:lvl w:ilvl="1" w:tentative="1">
-      <w:start w:val="1"/>
-      <w:numFmt w:val="bullet"/>
-      <w:lvlText w:val="o"/>
-      <w:lvlJc w:val="left"/>
-      <w:pPr>
-        <w:tabs>
-          <w:tab w:val="num" w:pos="1440"/>
-        </w:tabs>
-        <w:ind w:left="1440" w:hanging="360"/>
-      </w:pPr>
-      <w:rPr>
-        <w:rFonts w:ascii="Courier New" w:hAnsi="Courier New" w:hint="default"/>
-        <w:sz w:val="20"/>
-      </w:rPr>
-    </w:lvl>
-    <w:lvl w:ilvl="2" w:tentative="1">
-      <w:start w:val="1"/>
-      <w:numFmt w:val="bullet"/>
-      <w:lvlText w:val=""/>
-      <w:lvlJc w:val="left"/>
-      <w:pPr>
-        <w:tabs>
-          <w:tab w:val="num" w:pos="2160"/>
-        </w:tabs>
-        <w:ind w:left="2160" w:hanging="360"/>
-      </w:pPr>
-      <w:rPr>
-        <w:rFonts w:ascii="Wingdings" w:hAnsi="Wingdings" w:hint="default"/>
-        <w:sz w:val="20"/>
-      </w:rPr>
-    </w:lvl>
-    <w:lvl w:ilvl="3" w:tentative="1">
-      <w:start w:val="1"/>
-      <w:numFmt w:val="bullet"/>
-      <w:lvlText w:val=""/>
-      <w:lvlJc w:val="left"/>
-      <w:pPr>
-        <w:tabs>
-          <w:tab w:val="num" w:pos="2880"/>
-        </w:tabs>
-        <w:ind w:left="2880" w:hanging="360"/>
-      </w:pPr>
-      <w:rPr>
-        <w:rFonts w:ascii="Wingdings" w:hAnsi="Wingdings" w:hint="default"/>
-        <w:sz w:val="20"/>
-      </w:rPr>
-    </w:lvl>
-    <w:lvl w:ilvl="4" w:tentative="1">
-      <w:start w:val="1"/>
-      <w:numFmt w:val="bullet"/>
-      <w:lvlText w:val=""/>
-      <w:lvlJc w:val="left"/>
-      <w:pPr>
-        <w:tabs>
-          <w:tab w:val="num" w:pos="3600"/>
-        </w:tabs>
-        <w:ind w:left="3600" w:hanging="360"/>
-      </w:pPr>
-      <w:rPr>
-        <w:rFonts w:ascii="Wingdings" w:hAnsi="Wingdings" w:hint="default"/>
-        <w:sz w:val="20"/>
-      </w:rPr>
-    </w:lvl>
-    <w:lvl w:ilvl="5" w:tentative="1">
-      <w:start w:val="1"/>
-      <w:numFmt w:val="bullet"/>
-      <w:lvlText w:val=""/>
-      <w:lvlJc w:val="left"/>
-      <w:pPr>
-        <w:tabs>
-          <w:tab w:val="num" w:pos="4320"/>
-        </w:tabs>
-        <w:ind w:left="4320" w:hanging="360"/>
-      </w:pPr>
-      <w:rPr>
-        <w:rFonts w:ascii="Wingdings" w:hAnsi="Wingdings" w:hint="default"/>
-        <w:sz w:val="20"/>
-      </w:rPr>
-    </w:lvl>
-    <w:lvl w:ilvl="6" w:tentative="1">
-      <w:start w:val="1"/>
-      <w:numFmt w:val="bullet"/>
-      <w:lvlText w:val=""/>
-      <w:lvlJc w:val="left"/>
-      <w:pPr>
-        <w:tabs>
-          <w:tab w:val="num" w:pos="5040"/>
-        </w:tabs>
-        <w:ind w:left="5040" w:hanging="360"/>
-      </w:pPr>
-      <w:rPr>
-        <w:rFonts w:ascii="Wingdings" w:hAnsi="Wingdings" w:hint="default"/>
-        <w:sz w:val="20"/>
-      </w:rPr>
-    </w:lvl>
-    <w:lvl w:ilvl="7" w:tentative="1">
-      <w:start w:val="1"/>
-      <w:numFmt w:val="bullet"/>
-      <w:lvlText w:val=""/>
-      <w:lvlJc w:val="left"/>
-      <w:pPr>
-        <w:tabs>
-          <w:tab w:val="num" w:pos="5760"/>
-        </w:tabs>
-        <w:ind w:left="5760" w:hanging="360"/>
-      </w:pPr>
-      <w:rPr>
-        <w:rFonts w:ascii="Wingdings" w:hAnsi="Wingdings" w:hint="default"/>
-        <w:sz w:val="20"/>
-      </w:rPr>
-    </w:lvl>
-    <w:lvl w:ilvl="8" w:tentative="1">
-      <w:start w:val="1"/>
-      <w:numFmt w:val="bullet"/>
-      <w:lvlText w:val=""/>
-      <w:lvlJc w:val="left"/>
-      <w:pPr>
-        <w:tabs>
-          <w:tab w:val="num" w:pos="6480"/>
-        </w:tabs>
-        <w:ind w:left="6480" w:hanging="360"/>
-      </w:pPr>
-      <w:rPr>
-        <w:rFonts w:ascii="Wingdings" w:hAnsi="Wingdings" w:hint="default"/>
-        <w:sz w:val="20"/>
-      </w:rPr>
-    </w:lvl>
-  </w:abstractNum>
-  <w:abstractNum w:abstractNumId="19" w15:restartNumberingAfterBreak="0">
-    <w:nsid w:val="56722AE0"/>
-    <w:multiLevelType w:val="multilevel"/>
-    <w:tmpl w:val="AFD63FA8"/>
-    <w:lvl w:ilvl="0">
-      <w:start w:val="1"/>
-      <w:numFmt w:val="bullet"/>
-      <w:lvlText w:val=""/>
-      <w:lvlJc w:val="left"/>
-      <w:pPr>
-        <w:tabs>
-          <w:tab w:val="num" w:pos="720"/>
-        </w:tabs>
-        <w:ind w:left="720" w:hanging="360"/>
-      </w:pPr>
-      <w:rPr>
-        <w:rFonts w:ascii="Symbol" w:hAnsi="Symbol" w:hint="default"/>
-        <w:sz w:val="20"/>
-      </w:rPr>
-    </w:lvl>
-    <w:lvl w:ilvl="1" w:tentative="1">
-      <w:start w:val="1"/>
-      <w:numFmt w:val="bullet"/>
-      <w:lvlText w:val="o"/>
-      <w:lvlJc w:val="left"/>
-      <w:pPr>
-        <w:tabs>
-          <w:tab w:val="num" w:pos="1440"/>
-        </w:tabs>
-        <w:ind w:left="1440" w:hanging="360"/>
-      </w:pPr>
-      <w:rPr>
-        <w:rFonts w:ascii="Courier New" w:hAnsi="Courier New" w:hint="default"/>
-        <w:sz w:val="20"/>
-      </w:rPr>
-    </w:lvl>
-    <w:lvl w:ilvl="2" w:tentative="1">
-      <w:start w:val="1"/>
-      <w:numFmt w:val="bullet"/>
-      <w:lvlText w:val=""/>
-      <w:lvlJc w:val="left"/>
-      <w:pPr>
-        <w:tabs>
-          <w:tab w:val="num" w:pos="2160"/>
-        </w:tabs>
-        <w:ind w:left="2160" w:hanging="360"/>
-      </w:pPr>
-      <w:rPr>
-        <w:rFonts w:ascii="Wingdings" w:hAnsi="Wingdings" w:hint="default"/>
-        <w:sz w:val="20"/>
-      </w:rPr>
-    </w:lvl>
-    <w:lvl w:ilvl="3" w:tentative="1">
-      <w:start w:val="1"/>
-      <w:numFmt w:val="bullet"/>
-      <w:lvlText w:val=""/>
-      <w:lvlJc w:val="left"/>
-      <w:pPr>
-        <w:tabs>
-          <w:tab w:val="num" w:pos="2880"/>
-        </w:tabs>
-        <w:ind w:left="2880" w:hanging="360"/>
-      </w:pPr>
-      <w:rPr>
-        <w:rFonts w:ascii="Wingdings" w:hAnsi="Wingdings" w:hint="default"/>
-        <w:sz w:val="20"/>
-      </w:rPr>
-    </w:lvl>
-    <w:lvl w:ilvl="4" w:tentative="1">
-      <w:start w:val="1"/>
-      <w:numFmt w:val="bullet"/>
-      <w:lvlText w:val=""/>
-      <w:lvlJc w:val="left"/>
-      <w:pPr>
-        <w:tabs>
-          <w:tab w:val="num" w:pos="3600"/>
-        </w:tabs>
-        <w:ind w:left="3600" w:hanging="360"/>
-      </w:pPr>
-      <w:rPr>
-        <w:rFonts w:ascii="Wingdings" w:hAnsi="Wingdings" w:hint="default"/>
-        <w:sz w:val="20"/>
-      </w:rPr>
-    </w:lvl>
-    <w:lvl w:ilvl="5" w:tentative="1">
-      <w:start w:val="1"/>
-      <w:numFmt w:val="bullet"/>
-      <w:lvlText w:val=""/>
-      <w:lvlJc w:val="left"/>
-      <w:pPr>
-        <w:tabs>
-          <w:tab w:val="num" w:pos="4320"/>
-        </w:tabs>
-        <w:ind w:left="4320" w:hanging="360"/>
-      </w:pPr>
-      <w:rPr>
-        <w:rFonts w:ascii="Wingdings" w:hAnsi="Wingdings" w:hint="default"/>
-        <w:sz w:val="20"/>
-      </w:rPr>
-    </w:lvl>
-    <w:lvl w:ilvl="6" w:tentative="1">
-      <w:start w:val="1"/>
-      <w:numFmt w:val="bullet"/>
-      <w:lvlText w:val=""/>
-      <w:lvlJc w:val="left"/>
-      <w:pPr>
-        <w:tabs>
-          <w:tab w:val="num" w:pos="5040"/>
-        </w:tabs>
-        <w:ind w:left="5040" w:hanging="360"/>
-      </w:pPr>
-      <w:rPr>
-        <w:rFonts w:ascii="Wingdings" w:hAnsi="Wingdings" w:hint="default"/>
-        <w:sz w:val="20"/>
-      </w:rPr>
-    </w:lvl>
-    <w:lvl w:ilvl="7" w:tentative="1">
-      <w:start w:val="1"/>
-      <w:numFmt w:val="bullet"/>
-      <w:lvlText w:val=""/>
-      <w:lvlJc w:val="left"/>
-      <w:pPr>
-        <w:tabs>
-          <w:tab w:val="num" w:pos="5760"/>
-        </w:tabs>
-        <w:ind w:left="5760" w:hanging="360"/>
-      </w:pPr>
-      <w:rPr>
-        <w:rFonts w:ascii="Wingdings" w:hAnsi="Wingdings" w:hint="default"/>
-        <w:sz w:val="20"/>
-      </w:rPr>
-    </w:lvl>
-    <w:lvl w:ilvl="8" w:tentative="1">
-      <w:start w:val="1"/>
-      <w:numFmt w:val="bullet"/>
-      <w:lvlText w:val=""/>
-      <w:lvlJc w:val="left"/>
-      <w:pPr>
-        <w:tabs>
-          <w:tab w:val="num" w:pos="6480"/>
-        </w:tabs>
-        <w:ind w:left="6480" w:hanging="360"/>
-      </w:pPr>
-      <w:rPr>
-        <w:rFonts w:ascii="Wingdings" w:hAnsi="Wingdings" w:hint="default"/>
-        <w:sz w:val="20"/>
-      </w:rPr>
-    </w:lvl>
-  </w:abstractNum>
-  <w:abstractNum w:abstractNumId="20" w15:restartNumberingAfterBreak="0">
     <w:nsid w:val="574959A4"/>
     <w:multiLevelType w:val="hybridMultilevel"/>
     <w:tmpl w:val="48AA062C"/>
@@ -10673,156 +14023,7 @@
       <w:lvlJc w:val="left"/>
     </w:lvl>
   </w:abstractNum>
-  <w:abstractNum w:abstractNumId="21" w15:restartNumberingAfterBreak="0">
-    <w:nsid w:val="5E1F1D53"/>
-    <w:multiLevelType w:val="multilevel"/>
-    <w:tmpl w:val="6142AEAC"/>
-    <w:lvl w:ilvl="0">
-      <w:start w:val="1"/>
-      <w:numFmt w:val="bullet"/>
-      <w:lvlText w:val=""/>
-      <w:lvlJc w:val="left"/>
-      <w:pPr>
-        <w:tabs>
-          <w:tab w:val="num" w:pos="720"/>
-        </w:tabs>
-        <w:ind w:left="720" w:hanging="360"/>
-      </w:pPr>
-      <w:rPr>
-        <w:rFonts w:ascii="Symbol" w:hAnsi="Symbol" w:hint="default"/>
-        <w:sz w:val="20"/>
-      </w:rPr>
-    </w:lvl>
-    <w:lvl w:ilvl="1" w:tentative="1">
-      <w:start w:val="1"/>
-      <w:numFmt w:val="bullet"/>
-      <w:lvlText w:val="o"/>
-      <w:lvlJc w:val="left"/>
-      <w:pPr>
-        <w:tabs>
-          <w:tab w:val="num" w:pos="1440"/>
-        </w:tabs>
-        <w:ind w:left="1440" w:hanging="360"/>
-      </w:pPr>
-      <w:rPr>
-        <w:rFonts w:ascii="Courier New" w:hAnsi="Courier New" w:hint="default"/>
-        <w:sz w:val="20"/>
-      </w:rPr>
-    </w:lvl>
-    <w:lvl w:ilvl="2" w:tentative="1">
-      <w:start w:val="1"/>
-      <w:numFmt w:val="bullet"/>
-      <w:lvlText w:val=""/>
-      <w:lvlJc w:val="left"/>
-      <w:pPr>
-        <w:tabs>
-          <w:tab w:val="num" w:pos="2160"/>
-        </w:tabs>
-        <w:ind w:left="2160" w:hanging="360"/>
-      </w:pPr>
-      <w:rPr>
-        <w:rFonts w:ascii="Wingdings" w:hAnsi="Wingdings" w:hint="default"/>
-        <w:sz w:val="20"/>
-      </w:rPr>
-    </w:lvl>
-    <w:lvl w:ilvl="3" w:tentative="1">
-      <w:start w:val="1"/>
-      <w:numFmt w:val="bullet"/>
-      <w:lvlText w:val=""/>
-      <w:lvlJc w:val="left"/>
-      <w:pPr>
-        <w:tabs>
-          <w:tab w:val="num" w:pos="2880"/>
-        </w:tabs>
-        <w:ind w:left="2880" w:hanging="360"/>
-      </w:pPr>
-      <w:rPr>
-        <w:rFonts w:ascii="Wingdings" w:hAnsi="Wingdings" w:hint="default"/>
-        <w:sz w:val="20"/>
-      </w:rPr>
-    </w:lvl>
-    <w:lvl w:ilvl="4" w:tentative="1">
-      <w:start w:val="1"/>
-      <w:numFmt w:val="bullet"/>
-      <w:lvlText w:val=""/>
-      <w:lvlJc w:val="left"/>
-      <w:pPr>
-        <w:tabs>
-          <w:tab w:val="num" w:pos="3600"/>
-        </w:tabs>
-        <w:ind w:left="3600" w:hanging="360"/>
-      </w:pPr>
-      <w:rPr>
-        <w:rFonts w:ascii="Wingdings" w:hAnsi="Wingdings" w:hint="default"/>
-        <w:sz w:val="20"/>
-      </w:rPr>
-    </w:lvl>
-    <w:lvl w:ilvl="5" w:tentative="1">
-      <w:start w:val="1"/>
-      <w:numFmt w:val="bullet"/>
-      <w:lvlText w:val=""/>
-      <w:lvlJc w:val="left"/>
-      <w:pPr>
-        <w:tabs>
-          <w:tab w:val="num" w:pos="4320"/>
-        </w:tabs>
-        <w:ind w:left="4320" w:hanging="360"/>
-      </w:pPr>
-      <w:rPr>
-        <w:rFonts w:ascii="Wingdings" w:hAnsi="Wingdings" w:hint="default"/>
-        <w:sz w:val="20"/>
-      </w:rPr>
-    </w:lvl>
-    <w:lvl w:ilvl="6" w:tentative="1">
-      <w:start w:val="1"/>
-      <w:numFmt w:val="bullet"/>
-      <w:lvlText w:val=""/>
-      <w:lvlJc w:val="left"/>
-      <w:pPr>
-        <w:tabs>
-          <w:tab w:val="num" w:pos="5040"/>
-        </w:tabs>
-        <w:ind w:left="5040" w:hanging="360"/>
-      </w:pPr>
-      <w:rPr>
-        <w:rFonts w:ascii="Wingdings" w:hAnsi="Wingdings" w:hint="default"/>
-        <w:sz w:val="20"/>
-      </w:rPr>
-    </w:lvl>
-    <w:lvl w:ilvl="7" w:tentative="1">
-      <w:start w:val="1"/>
-      <w:numFmt w:val="bullet"/>
-      <w:lvlText w:val=""/>
-      <w:lvlJc w:val="left"/>
-      <w:pPr>
-        <w:tabs>
-          <w:tab w:val="num" w:pos="5760"/>
-        </w:tabs>
-        <w:ind w:left="5760" w:hanging="360"/>
-      </w:pPr>
-      <w:rPr>
-        <w:rFonts w:ascii="Wingdings" w:hAnsi="Wingdings" w:hint="default"/>
-        <w:sz w:val="20"/>
-      </w:rPr>
-    </w:lvl>
-    <w:lvl w:ilvl="8" w:tentative="1">
-      <w:start w:val="1"/>
-      <w:numFmt w:val="bullet"/>
-      <w:lvlText w:val=""/>
-      <w:lvlJc w:val="left"/>
-      <w:pPr>
-        <w:tabs>
-          <w:tab w:val="num" w:pos="6480"/>
-        </w:tabs>
-        <w:ind w:left="6480" w:hanging="360"/>
-      </w:pPr>
-      <w:rPr>
-        <w:rFonts w:ascii="Wingdings" w:hAnsi="Wingdings" w:hint="default"/>
-        <w:sz w:val="20"/>
-      </w:rPr>
-    </w:lvl>
-  </w:abstractNum>
-  <w:abstractNum w:abstractNumId="22" w15:restartNumberingAfterBreak="0">
+  <w:abstractNum w:abstractNumId="18" w15:restartNumberingAfterBreak="0">
     <w:nsid w:val="610E3211"/>
     <w:multiLevelType w:val="hybridMultilevel"/>
     <w:tmpl w:val="DCF073A8"/>
@@ -10935,7 +14136,7 @@
       </w:rPr>
     </w:lvl>
   </w:abstractNum>
-  <w:abstractNum w:abstractNumId="23" w15:restartNumberingAfterBreak="0">
+  <w:abstractNum w:abstractNumId="19" w15:restartNumberingAfterBreak="0">
     <w:nsid w:val="66680280"/>
     <w:multiLevelType w:val="hybridMultilevel"/>
     <w:tmpl w:val="42841D38"/>
@@ -11048,7 +14249,120 @@
       </w:rPr>
     </w:lvl>
   </w:abstractNum>
-  <w:abstractNum w:abstractNumId="24" w15:restartNumberingAfterBreak="0">
+  <w:abstractNum w:abstractNumId="20" w15:restartNumberingAfterBreak="0">
+    <w:nsid w:val="66AF1255"/>
+    <w:multiLevelType w:val="hybridMultilevel"/>
+    <w:tmpl w:val="007CCE76"/>
+    <w:lvl w:ilvl="0" w:tplc="04090001">
+      <w:start w:val="1"/>
+      <w:numFmt w:val="bullet"/>
+      <w:lvlText w:val=""/>
+      <w:lvlJc w:val="left"/>
+      <w:pPr>
+        <w:ind w:left="720" w:hanging="360"/>
+      </w:pPr>
+      <w:rPr>
+        <w:rFonts w:ascii="Symbol" w:hAnsi="Symbol" w:hint="default"/>
+      </w:rPr>
+    </w:lvl>
+    <w:lvl w:ilvl="1" w:tplc="04090003" w:tentative="1">
+      <w:start w:val="1"/>
+      <w:numFmt w:val="bullet"/>
+      <w:lvlText w:val="o"/>
+      <w:lvlJc w:val="left"/>
+      <w:pPr>
+        <w:ind w:left="1440" w:hanging="360"/>
+      </w:pPr>
+      <w:rPr>
+        <w:rFonts w:ascii="Courier New" w:hAnsi="Courier New" w:cs="Courier New" w:hint="default"/>
+      </w:rPr>
+    </w:lvl>
+    <w:lvl w:ilvl="2" w:tplc="04090005" w:tentative="1">
+      <w:start w:val="1"/>
+      <w:numFmt w:val="bullet"/>
+      <w:lvlText w:val=""/>
+      <w:lvlJc w:val="left"/>
+      <w:pPr>
+        <w:ind w:left="2160" w:hanging="360"/>
+      </w:pPr>
+      <w:rPr>
+        <w:rFonts w:ascii="Wingdings" w:hAnsi="Wingdings" w:hint="default"/>
+      </w:rPr>
+    </w:lvl>
+    <w:lvl w:ilvl="3" w:tplc="04090001" w:tentative="1">
+      <w:start w:val="1"/>
+      <w:numFmt w:val="bullet"/>
+      <w:lvlText w:val=""/>
+      <w:lvlJc w:val="left"/>
+      <w:pPr>
+        <w:ind w:left="2880" w:hanging="360"/>
+      </w:pPr>
+      <w:rPr>
+        <w:rFonts w:ascii="Symbol" w:hAnsi="Symbol" w:hint="default"/>
+      </w:rPr>
+    </w:lvl>
+    <w:lvl w:ilvl="4" w:tplc="04090003" w:tentative="1">
+      <w:start w:val="1"/>
+      <w:numFmt w:val="bullet"/>
+      <w:lvlText w:val="o"/>
+      <w:lvlJc w:val="left"/>
+      <w:pPr>
+        <w:ind w:left="3600" w:hanging="360"/>
+      </w:pPr>
+      <w:rPr>
+        <w:rFonts w:ascii="Courier New" w:hAnsi="Courier New" w:cs="Courier New" w:hint="default"/>
+      </w:rPr>
+    </w:lvl>
+    <w:lvl w:ilvl="5" w:tplc="04090005" w:tentative="1">
+      <w:start w:val="1"/>
+      <w:numFmt w:val="bullet"/>
+      <w:lvlText w:val=""/>
+      <w:lvlJc w:val="left"/>
+      <w:pPr>
+        <w:ind w:left="4320" w:hanging="360"/>
+      </w:pPr>
+      <w:rPr>
+        <w:rFonts w:ascii="Wingdings" w:hAnsi="Wingdings" w:hint="default"/>
+      </w:rPr>
+    </w:lvl>
+    <w:lvl w:ilvl="6" w:tplc="04090001" w:tentative="1">
+      <w:start w:val="1"/>
+      <w:numFmt w:val="bullet"/>
+      <w:lvlText w:val=""/>
+      <w:lvlJc w:val="left"/>
+      <w:pPr>
+        <w:ind w:left="5040" w:hanging="360"/>
+      </w:pPr>
+      <w:rPr>
+        <w:rFonts w:ascii="Symbol" w:hAnsi="Symbol" w:hint="default"/>
+      </w:rPr>
+    </w:lvl>
+    <w:lvl w:ilvl="7" w:tplc="04090003" w:tentative="1">
+      <w:start w:val="1"/>
+      <w:numFmt w:val="bullet"/>
+      <w:lvlText w:val="o"/>
+      <w:lvlJc w:val="left"/>
+      <w:pPr>
+        <w:ind w:left="5760" w:hanging="360"/>
+      </w:pPr>
+      <w:rPr>
+        <w:rFonts w:ascii="Courier New" w:hAnsi="Courier New" w:cs="Courier New" w:hint="default"/>
+      </w:rPr>
+    </w:lvl>
+    <w:lvl w:ilvl="8" w:tplc="04090005" w:tentative="1">
+      <w:start w:val="1"/>
+      <w:numFmt w:val="bullet"/>
+      <w:lvlText w:val=""/>
+      <w:lvlJc w:val="left"/>
+      <w:pPr>
+        <w:ind w:left="6480" w:hanging="360"/>
+      </w:pPr>
+      <w:rPr>
+        <w:rFonts w:ascii="Wingdings" w:hAnsi="Wingdings" w:hint="default"/>
+      </w:rPr>
+    </w:lvl>
+  </w:abstractNum>
+  <w:abstractNum w:abstractNumId="21" w15:restartNumberingAfterBreak="0">
     <w:nsid w:val="68B36D47"/>
     <w:multiLevelType w:val="hybridMultilevel"/>
     <w:tmpl w:val="3DD0E106"/>
@@ -11161,7 +14475,120 @@
       </w:rPr>
     </w:lvl>
   </w:abstractNum>
-  <w:abstractNum w:abstractNumId="25" w15:restartNumberingAfterBreak="0">
+  <w:abstractNum w:abstractNumId="22" w15:restartNumberingAfterBreak="0">
+    <w:nsid w:val="68F019AA"/>
+    <w:multiLevelType w:val="hybridMultilevel"/>
+    <w:tmpl w:val="871A5DAE"/>
+    <w:lvl w:ilvl="0" w:tplc="04090001">
+      <w:start w:val="1"/>
+      <w:numFmt w:val="bullet"/>
+      <w:lvlText w:val=""/>
+      <w:lvlJc w:val="left"/>
+      <w:pPr>
+        <w:ind w:left="720" w:hanging="360"/>
+      </w:pPr>
+      <w:rPr>
+        <w:rFonts w:ascii="Symbol" w:hAnsi="Symbol" w:hint="default"/>
+      </w:rPr>
+    </w:lvl>
+    <w:lvl w:ilvl="1" w:tplc="04090003" w:tentative="1">
+      <w:start w:val="1"/>
+      <w:numFmt w:val="bullet"/>
+      <w:lvlText w:val="o"/>
+      <w:lvlJc w:val="left"/>
+      <w:pPr>
+        <w:ind w:left="1440" w:hanging="360"/>
+      </w:pPr>
+      <w:rPr>
+        <w:rFonts w:ascii="Courier New" w:hAnsi="Courier New" w:cs="Courier New" w:hint="default"/>
+      </w:rPr>
+    </w:lvl>
+    <w:lvl w:ilvl="2" w:tplc="04090005" w:tentative="1">
+      <w:start w:val="1"/>
+      <w:numFmt w:val="bullet"/>
+      <w:lvlText w:val=""/>
+      <w:lvlJc w:val="left"/>
+      <w:pPr>
+        <w:ind w:left="2160" w:hanging="360"/>
+      </w:pPr>
+      <w:rPr>
+        <w:rFonts w:ascii="Wingdings" w:hAnsi="Wingdings" w:hint="default"/>
+      </w:rPr>
+    </w:lvl>
+    <w:lvl w:ilvl="3" w:tplc="04090001" w:tentative="1">
+      <w:start w:val="1"/>
+      <w:numFmt w:val="bullet"/>
+      <w:lvlText w:val=""/>
+      <w:lvlJc w:val="left"/>
+      <w:pPr>
+        <w:ind w:left="2880" w:hanging="360"/>
+      </w:pPr>
+      <w:rPr>
+        <w:rFonts w:ascii="Symbol" w:hAnsi="Symbol" w:hint="default"/>
+      </w:rPr>
+    </w:lvl>
+    <w:lvl w:ilvl="4" w:tplc="04090003" w:tentative="1">
+      <w:start w:val="1"/>
+      <w:numFmt w:val="bullet"/>
+      <w:lvlText w:val="o"/>
+      <w:lvlJc w:val="left"/>
+      <w:pPr>
+        <w:ind w:left="3600" w:hanging="360"/>
+      </w:pPr>
+      <w:rPr>
+        <w:rFonts w:ascii="Courier New" w:hAnsi="Courier New" w:cs="Courier New" w:hint="default"/>
+      </w:rPr>
+    </w:lvl>
+    <w:lvl w:ilvl="5" w:tplc="04090005" w:tentative="1">
+      <w:start w:val="1"/>
+      <w:numFmt w:val="bullet"/>
+      <w:lvlText w:val=""/>
+      <w:lvlJc w:val="left"/>
+      <w:pPr>
+        <w:ind w:left="4320" w:hanging="360"/>
+      </w:pPr>
+      <w:rPr>
+        <w:rFonts w:ascii="Wingdings" w:hAnsi="Wingdings" w:hint="default"/>
+      </w:rPr>
+    </w:lvl>
+    <w:lvl w:ilvl="6" w:tplc="04090001" w:tentative="1">
+      <w:start w:val="1"/>
+      <w:numFmt w:val="bullet"/>
+      <w:lvlText w:val=""/>
+      <w:lvlJc w:val="left"/>
+      <w:pPr>
+        <w:ind w:left="5040" w:hanging="360"/>
+      </w:pPr>
+      <w:rPr>
+        <w:rFonts w:ascii="Symbol" w:hAnsi="Symbol" w:hint="default"/>
+      </w:rPr>
+    </w:lvl>
+    <w:lvl w:ilvl="7" w:tplc="04090003" w:tentative="1">
+      <w:start w:val="1"/>
+      <w:numFmt w:val="bullet"/>
+      <w:lvlText w:val="o"/>
+      <w:lvlJc w:val="left"/>
+      <w:pPr>
+        <w:ind w:left="5760" w:hanging="360"/>
+      </w:pPr>
+      <w:rPr>
+        <w:rFonts w:ascii="Courier New" w:hAnsi="Courier New" w:cs="Courier New" w:hint="default"/>
+      </w:rPr>
+    </w:lvl>
+    <w:lvl w:ilvl="8" w:tplc="04090005" w:tentative="1">
+      <w:start w:val="1"/>
+      <w:numFmt w:val="bullet"/>
+      <w:lvlText w:val=""/>
+      <w:lvlJc w:val="left"/>
+      <w:pPr>
+        <w:ind w:left="6480" w:hanging="360"/>
+      </w:pPr>
+      <w:rPr>
+        <w:rFonts w:ascii="Wingdings" w:hAnsi="Wingdings" w:hint="default"/>
+      </w:rPr>
+    </w:lvl>
+  </w:abstractNum>
+  <w:abstractNum w:abstractNumId="23" w15:restartNumberingAfterBreak="0">
     <w:nsid w:val="6CC506EF"/>
     <w:multiLevelType w:val="hybridMultilevel"/>
     <w:tmpl w:val="5E64A10C"/>
@@ -11274,305 +14701,120 @@
       </w:rPr>
     </w:lvl>
   </w:abstractNum>
-  <w:abstractNum w:abstractNumId="26" w15:restartNumberingAfterBreak="0">
-    <w:nsid w:val="6E9110E7"/>
-    <w:multiLevelType w:val="multilevel"/>
-    <w:tmpl w:val="31C81838"/>
-    <w:lvl w:ilvl="0">
+  <w:abstractNum w:abstractNumId="24" w15:restartNumberingAfterBreak="0">
+    <w:nsid w:val="71617282"/>
+    <w:multiLevelType w:val="hybridMultilevel"/>
+    <w:tmpl w:val="6FAC8AAE"/>
+    <w:lvl w:ilvl="0" w:tplc="04090001">
       <w:start w:val="1"/>
       <w:numFmt w:val="bullet"/>
       <w:lvlText w:val=""/>
       <w:lvlJc w:val="left"/>
       <w:pPr>
-        <w:tabs>
-          <w:tab w:val="num" w:pos="720"/>
-        </w:tabs>
         <w:ind w:left="720" w:hanging="360"/>
       </w:pPr>
       <w:rPr>
         <w:rFonts w:ascii="Symbol" w:hAnsi="Symbol" w:hint="default"/>
-        <w:sz w:val="20"/>
-      </w:rPr>
-    </w:lvl>
-    <w:lvl w:ilvl="1" w:tentative="1">
+      </w:rPr>
+    </w:lvl>
+    <w:lvl w:ilvl="1" w:tplc="04090003" w:tentative="1">
       <w:start w:val="1"/>
       <w:numFmt w:val="bullet"/>
       <w:lvlText w:val="o"/>
       <w:lvlJc w:val="left"/>
       <w:pPr>
-        <w:tabs>
-          <w:tab w:val="num" w:pos="1440"/>
-        </w:tabs>
         <w:ind w:left="1440" w:hanging="360"/>
       </w:pPr>
       <w:rPr>
-        <w:rFonts w:ascii="Courier New" w:hAnsi="Courier New" w:hint="default"/>
-        <w:sz w:val="20"/>
-      </w:rPr>
-    </w:lvl>
-    <w:lvl w:ilvl="2" w:tentative="1">
+        <w:rFonts w:ascii="Courier New" w:hAnsi="Courier New" w:cs="Courier New" w:hint="default"/>
+      </w:rPr>
+    </w:lvl>
+    <w:lvl w:ilvl="2" w:tplc="04090005" w:tentative="1">
       <w:start w:val="1"/>
       <w:numFmt w:val="bullet"/>
       <w:lvlText w:val=""/>
       <w:lvlJc w:val="left"/>
       <w:pPr>
-        <w:tabs>
-          <w:tab w:val="num" w:pos="2160"/>
-        </w:tabs>
         <w:ind w:left="2160" w:hanging="360"/>
       </w:pPr>
       <w:rPr>
         <w:rFonts w:ascii="Wingdings" w:hAnsi="Wingdings" w:hint="default"/>
-        <w:sz w:val="20"/>
-      </w:rPr>
-    </w:lvl>
-    <w:lvl w:ilvl="3" w:tentative="1">
+      </w:rPr>
+    </w:lvl>
+    <w:lvl w:ilvl="3" w:tplc="04090001" w:tentative="1">
+      <w:start w:val="1"/>
+      <w:numFmt w:val="bullet"/>
+      <w:lvlText w:val=""/>
+      <w:lvlJc w:val="left"/>
+      <w:pPr>
+        <w:ind w:left="2880" w:hanging="360"/>
+      </w:pPr>
+      <w:rPr>
+        <w:rFonts w:ascii="Symbol" w:hAnsi="Symbol" w:hint="default"/>
+      </w:rPr>
+    </w:lvl>
+    <w:lvl w:ilvl="4" w:tplc="04090003" w:tentative="1">
+      <w:start w:val="1"/>
+      <w:numFmt w:val="bullet"/>
+      <w:lvlText w:val="o"/>
+      <w:lvlJc w:val="left"/>
+      <w:pPr>
+        <w:ind w:left="3600" w:hanging="360"/>
+      </w:pPr>
+      <w:rPr>
+        <w:rFonts w:ascii="Courier New" w:hAnsi="Courier New" w:cs="Courier New" w:hint="default"/>
+      </w:rPr>
+    </w:lvl>
+    <w:lvl w:ilvl="5" w:tplc="04090005" w:tentative="1">
       <w:start w:val="1"/>
       <w:numFmt w:val="bullet"/>
       <w:lvlText w:val=""/>
       <w:lvlJc w:val="left"/>
       <w:pPr>
-        <w:tabs>
-          <w:tab w:val="num" w:pos="2880"/>
-        </w:tabs>
-        <w:ind w:left="2880" w:hanging="360"/>
+        <w:ind w:left="4320" w:hanging="360"/>
       </w:pPr>
       <w:rPr>
         <w:rFonts w:ascii="Wingdings" w:hAnsi="Wingdings" w:hint="default"/>
-        <w:sz w:val="20"/>
-      </w:rPr>
-    </w:lvl>
-    <w:lvl w:ilvl="4" w:tentative="1">
+      </w:rPr>
+    </w:lvl>
+    <w:lvl w:ilvl="6" w:tplc="04090001" w:tentative="1">
+      <w:start w:val="1"/>
+      <w:numFmt w:val="bullet"/>
+      <w:lvlText w:val=""/>
+      <w:lvlJc w:val="left"/>
+      <w:pPr>
+        <w:ind w:left="5040" w:hanging="360"/>
+      </w:pPr>
+      <w:rPr>
+        <w:rFonts w:ascii="Symbol" w:hAnsi="Symbol" w:hint="default"/>
+      </w:rPr>
+    </w:lvl>
+    <w:lvl w:ilvl="7" w:tplc="04090003" w:tentative="1">
+      <w:start w:val="1"/>
+      <w:numFmt w:val="bullet"/>
+      <w:lvlText w:val="o"/>
+      <w:lvlJc w:val="left"/>
+      <w:pPr>
+        <w:ind w:left="5760" w:hanging="360"/>
+      </w:pPr>
+      <w:rPr>
+        <w:rFonts w:ascii="Courier New" w:hAnsi="Courier New" w:cs="Courier New" w:hint="default"/>
+      </w:rPr>
+    </w:lvl>
+    <w:lvl w:ilvl="8" w:tplc="04090005" w:tentative="1">
       <w:start w:val="1"/>
       <w:numFmt w:val="bullet"/>
       <w:lvlText w:val=""/>
       <w:lvlJc w:val="left"/>
       <w:pPr>
-        <w:tabs>
-          <w:tab w:val="num" w:pos="3600"/>
-        </w:tabs>
-        <w:ind w:left="3600" w:hanging="360"/>
+        <w:ind w:left="6480" w:hanging="360"/>
       </w:pPr>
       <w:rPr>
         <w:rFonts w:ascii="Wingdings" w:hAnsi="Wingdings" w:hint="default"/>
-        <w:sz w:val="20"/>
-      </w:rPr>
-    </w:lvl>
-    <w:lvl w:ilvl="5" w:tentative="1">
-      <w:start w:val="1"/>
-      <w:numFmt w:val="bullet"/>
-      <w:lvlText w:val=""/>
-      <w:lvlJc w:val="left"/>
-      <w:pPr>
-        <w:tabs>
-          <w:tab w:val="num" w:pos="4320"/>
-        </w:tabs>
-        <w:ind w:left="4320" w:hanging="360"/>
-      </w:pPr>
-      <w:rPr>
-        <w:rFonts w:ascii="Wingdings" w:hAnsi="Wingdings" w:hint="default"/>
-        <w:sz w:val="20"/>
-      </w:rPr>
-    </w:lvl>
-    <w:lvl w:ilvl="6" w:tentative="1">
-      <w:start w:val="1"/>
-      <w:numFmt w:val="bullet"/>
-      <w:lvlText w:val=""/>
-      <w:lvlJc w:val="left"/>
-      <w:pPr>
-        <w:tabs>
-          <w:tab w:val="num" w:pos="5040"/>
-        </w:tabs>
-        <w:ind w:left="5040" w:hanging="360"/>
-      </w:pPr>
-      <w:rPr>
-        <w:rFonts w:ascii="Wingdings" w:hAnsi="Wingdings" w:hint="default"/>
-        <w:sz w:val="20"/>
-      </w:rPr>
-    </w:lvl>
-    <w:lvl w:ilvl="7" w:tentative="1">
-      <w:start w:val="1"/>
-      <w:numFmt w:val="bullet"/>
-      <w:lvlText w:val=""/>
-      <w:lvlJc w:val="left"/>
-      <w:pPr>
-        <w:tabs>
-          <w:tab w:val="num" w:pos="5760"/>
-        </w:tabs>
-        <w:ind w:left="5760" w:hanging="360"/>
-      </w:pPr>
-      <w:rPr>
-        <w:rFonts w:ascii="Wingdings" w:hAnsi="Wingdings" w:hint="default"/>
-        <w:sz w:val="20"/>
-      </w:rPr>
-    </w:lvl>
-    <w:lvl w:ilvl="8" w:tentative="1">
-      <w:start w:val="1"/>
-      <w:numFmt w:val="bullet"/>
-      <w:lvlText w:val=""/>
-      <w:lvlJc w:val="left"/>
-      <w:pPr>
-        <w:tabs>
-          <w:tab w:val="num" w:pos="6480"/>
-        </w:tabs>
-        <w:ind w:left="6480" w:hanging="360"/>
-      </w:pPr>
-      <w:rPr>
-        <w:rFonts w:ascii="Wingdings" w:hAnsi="Wingdings" w:hint="default"/>
-        <w:sz w:val="20"/>
       </w:rPr>
     </w:lvl>
   </w:abstractNum>
-  <w:abstractNum w:abstractNumId="27" w15:restartNumberingAfterBreak="0">
-    <w:nsid w:val="71453215"/>
-    <w:multiLevelType w:val="multilevel"/>
-    <w:tmpl w:val="06B6F27A"/>
-    <w:lvl w:ilvl="0">
-      <w:start w:val="1"/>
-      <w:numFmt w:val="bullet"/>
-      <w:lvlText w:val=""/>
-      <w:lvlJc w:val="left"/>
-      <w:pPr>
-        <w:tabs>
-          <w:tab w:val="num" w:pos="720"/>
-        </w:tabs>
-        <w:ind w:left="720" w:hanging="360"/>
-      </w:pPr>
-      <w:rPr>
-        <w:rFonts w:ascii="Symbol" w:hAnsi="Symbol" w:hint="default"/>
-        <w:sz w:val="20"/>
-      </w:rPr>
-    </w:lvl>
-    <w:lvl w:ilvl="1" w:tentative="1">
-      <w:start w:val="1"/>
-      <w:numFmt w:val="bullet"/>
-      <w:lvlText w:val="o"/>
-      <w:lvlJc w:val="left"/>
-      <w:pPr>
-        <w:tabs>
-          <w:tab w:val="num" w:pos="1440"/>
-        </w:tabs>
-        <w:ind w:left="1440" w:hanging="360"/>
-      </w:pPr>
-      <w:rPr>
-        <w:rFonts w:ascii="Courier New" w:hAnsi="Courier New" w:hint="default"/>
-        <w:sz w:val="20"/>
-      </w:rPr>
-    </w:lvl>
-    <w:lvl w:ilvl="2" w:tentative="1">
-      <w:start w:val="1"/>
-      <w:numFmt w:val="bullet"/>
-      <w:lvlText w:val=""/>
-      <w:lvlJc w:val="left"/>
-      <w:pPr>
-        <w:tabs>
-          <w:tab w:val="num" w:pos="2160"/>
-        </w:tabs>
-        <w:ind w:left="2160" w:hanging="360"/>
-      </w:pPr>
-      <w:rPr>
-        <w:rFonts w:ascii="Wingdings" w:hAnsi="Wingdings" w:hint="default"/>
-        <w:sz w:val="20"/>
-      </w:rPr>
-    </w:lvl>
-    <w:lvl w:ilvl="3" w:tentative="1">
-      <w:start w:val="1"/>
-      <w:numFmt w:val="bullet"/>
-      <w:lvlText w:val=""/>
-      <w:lvlJc w:val="left"/>
-      <w:pPr>
-        <w:tabs>
-          <w:tab w:val="num" w:pos="2880"/>
-        </w:tabs>
-        <w:ind w:left="2880" w:hanging="360"/>
-      </w:pPr>
-      <w:rPr>
-        <w:rFonts w:ascii="Wingdings" w:hAnsi="Wingdings" w:hint="default"/>
-        <w:sz w:val="20"/>
-      </w:rPr>
-    </w:lvl>
-    <w:lvl w:ilvl="4" w:tentative="1">
-      <w:start w:val="1"/>
-      <w:numFmt w:val="bullet"/>
-      <w:lvlText w:val=""/>
-      <w:lvlJc w:val="left"/>
-      <w:pPr>
-        <w:tabs>
-          <w:tab w:val="num" w:pos="3600"/>
-        </w:tabs>
-        <w:ind w:left="3600" w:hanging="360"/>
-      </w:pPr>
-      <w:rPr>
-        <w:rFonts w:ascii="Wingdings" w:hAnsi="Wingdings" w:hint="default"/>
-        <w:sz w:val="20"/>
-      </w:rPr>
-    </w:lvl>
-    <w:lvl w:ilvl="5" w:tentative="1">
-      <w:start w:val="1"/>
-      <w:numFmt w:val="bullet"/>
-      <w:lvlText w:val=""/>
-      <w:lvlJc w:val="left"/>
-      <w:pPr>
-        <w:tabs>
-          <w:tab w:val="num" w:pos="4320"/>
-        </w:tabs>
-        <w:ind w:left="4320" w:hanging="360"/>
-      </w:pPr>
-      <w:rPr>
-        <w:rFonts w:ascii="Wingdings" w:hAnsi="Wingdings" w:hint="default"/>
-        <w:sz w:val="20"/>
-      </w:rPr>
-    </w:lvl>
-    <w:lvl w:ilvl="6" w:tentative="1">
-      <w:start w:val="1"/>
-      <w:numFmt w:val="bullet"/>
-      <w:lvlText w:val=""/>
-      <w:lvlJc w:val="left"/>
-      <w:pPr>
-        <w:tabs>
-          <w:tab w:val="num" w:pos="5040"/>
-        </w:tabs>
-        <w:ind w:left="5040" w:hanging="360"/>
-      </w:pPr>
-      <w:rPr>
-        <w:rFonts w:ascii="Wingdings" w:hAnsi="Wingdings" w:hint="default"/>
-        <w:sz w:val="20"/>
-      </w:rPr>
-    </w:lvl>
-    <w:lvl w:ilvl="7" w:tentative="1">
-      <w:start w:val="1"/>
-      <w:numFmt w:val="bullet"/>
-      <w:lvlText w:val=""/>
-      <w:lvlJc w:val="left"/>
-      <w:pPr>
-        <w:tabs>
-          <w:tab w:val="num" w:pos="5760"/>
-        </w:tabs>
-        <w:ind w:left="5760" w:hanging="360"/>
-      </w:pPr>
-      <w:rPr>
-        <w:rFonts w:ascii="Wingdings" w:hAnsi="Wingdings" w:hint="default"/>
-        <w:sz w:val="20"/>
-      </w:rPr>
-    </w:lvl>
-    <w:lvl w:ilvl="8" w:tentative="1">
-      <w:start w:val="1"/>
-      <w:numFmt w:val="bullet"/>
-      <w:lvlText w:val=""/>
-      <w:lvlJc w:val="left"/>
-      <w:pPr>
-        <w:tabs>
-          <w:tab w:val="num" w:pos="6480"/>
-        </w:tabs>
-        <w:ind w:left="6480" w:hanging="360"/>
-      </w:pPr>
-      <w:rPr>
-        <w:rFonts w:ascii="Wingdings" w:hAnsi="Wingdings" w:hint="default"/>
-        <w:sz w:val="20"/>
-      </w:rPr>
-    </w:lvl>
-  </w:abstractNum>
-  <w:abstractNum w:abstractNumId="28" w15:restartNumberingAfterBreak="0">
+  <w:abstractNum w:abstractNumId="25" w15:restartNumberingAfterBreak="0">
     <w:nsid w:val="723C3F00"/>
     <w:multiLevelType w:val="hybridMultilevel"/>
     <w:tmpl w:val="62EC8024"/>
@@ -11685,7 +14927,7 @@
       </w:rPr>
     </w:lvl>
   </w:abstractNum>
-  <w:abstractNum w:abstractNumId="29" w15:restartNumberingAfterBreak="0">
+  <w:abstractNum w:abstractNumId="26" w15:restartNumberingAfterBreak="0">
     <w:nsid w:val="739B60B1"/>
     <w:multiLevelType w:val="hybridMultilevel"/>
     <w:tmpl w:val="78749066"/>
@@ -11798,120 +15040,7 @@
       </w:rPr>
     </w:lvl>
   </w:abstractNum>
-  <w:abstractNum w:abstractNumId="30" w15:restartNumberingAfterBreak="0">
-    <w:nsid w:val="769203AA"/>
-    <w:multiLevelType w:val="multilevel"/>
-    <w:tmpl w:val="8B6C2BA6"/>
-    <w:lvl w:ilvl="0">
-      <w:start w:val="1"/>
-      <w:numFmt w:val="decimal"/>
-      <w:lvlText w:val="%1."/>
-      <w:lvlJc w:val="left"/>
-      <w:pPr>
-        <w:tabs>
-          <w:tab w:val="num" w:pos="720"/>
-        </w:tabs>
-        <w:ind w:left="720" w:hanging="360"/>
-      </w:pPr>
-    </w:lvl>
-    <w:lvl w:ilvl="1" w:tentative="1">
-      <w:start w:val="1"/>
-      <w:numFmt w:val="decimal"/>
-      <w:lvlText w:val="%2."/>
-      <w:lvlJc w:val="left"/>
-      <w:pPr>
-        <w:tabs>
-          <w:tab w:val="num" w:pos="1440"/>
-        </w:tabs>
-        <w:ind w:left="1440" w:hanging="360"/>
-      </w:pPr>
-    </w:lvl>
-    <w:lvl w:ilvl="2" w:tentative="1">
-      <w:start w:val="1"/>
-      <w:numFmt w:val="decimal"/>
-      <w:lvlText w:val="%3."/>
-      <w:lvlJc w:val="left"/>
-      <w:pPr>
-        <w:tabs>
-          <w:tab w:val="num" w:pos="2160"/>
-        </w:tabs>
-        <w:ind w:left="2160" w:hanging="360"/>
-      </w:pPr>
-    </w:lvl>
-    <w:lvl w:ilvl="3" w:tentative="1">
-      <w:start w:val="1"/>
-      <w:numFmt w:val="decimal"/>
-      <w:lvlText w:val="%4."/>
-      <w:lvlJc w:val="left"/>
-      <w:pPr>
-        <w:tabs>
-          <w:tab w:val="num" w:pos="2880"/>
-        </w:tabs>
-        <w:ind w:left="2880" w:hanging="360"/>
-      </w:pPr>
-    </w:lvl>
-    <w:lvl w:ilvl="4" w:tentative="1">
-      <w:start w:val="1"/>
-      <w:numFmt w:val="decimal"/>
-      <w:lvlText w:val="%5."/>
-      <w:lvlJc w:val="left"/>
-      <w:pPr>
-        <w:tabs>
-          <w:tab w:val="num" w:pos="3600"/>
-        </w:tabs>
-        <w:ind w:left="3600" w:hanging="360"/>
-      </w:pPr>
-    </w:lvl>
-    <w:lvl w:ilvl="5" w:tentative="1">
-      <w:start w:val="1"/>
-      <w:numFmt w:val="decimal"/>
-      <w:lvlText w:val="%6."/>
-      <w:lvlJc w:val="left"/>
-      <w:pPr>
-        <w:tabs>
-          <w:tab w:val="num" w:pos="4320"/>
-        </w:tabs>
-        <w:ind w:left="4320" w:hanging="360"/>
-      </w:pPr>
-    </w:lvl>
-    <w:lvl w:ilvl="6" w:tentative="1">
-      <w:start w:val="1"/>
-      <w:numFmt w:val="decimal"/>
-      <w:lvlText w:val="%7."/>
-      <w:lvlJc w:val="left"/>
-      <w:pPr>
-        <w:tabs>
-          <w:tab w:val="num" w:pos="5040"/>
-        </w:tabs>
-        <w:ind w:left="5040" w:hanging="360"/>
-      </w:pPr>
-    </w:lvl>
-    <w:lvl w:ilvl="7" w:tentative="1">
-      <w:start w:val="1"/>
-      <w:numFmt w:val="decimal"/>
-      <w:lvlText w:val="%8."/>
-      <w:lvlJc w:val="left"/>
-      <w:pPr>
-        <w:tabs>
-          <w:tab w:val="num" w:pos="5760"/>
-        </w:tabs>
-        <w:ind w:left="5760" w:hanging="360"/>
-      </w:pPr>
-    </w:lvl>
-    <w:lvl w:ilvl="8" w:tentative="1">
-      <w:start w:val="1"/>
-      <w:numFmt w:val="decimal"/>
-      <w:lvlText w:val="%9."/>
-      <w:lvlJc w:val="left"/>
-      <w:pPr>
-        <w:tabs>
-          <w:tab w:val="num" w:pos="6480"/>
-        </w:tabs>
-        <w:ind w:left="6480" w:hanging="360"/>
-      </w:pPr>
-    </w:lvl>
-  </w:abstractNum>
-  <w:abstractNum w:abstractNumId="31" w15:restartNumberingAfterBreak="0">
+  <w:abstractNum w:abstractNumId="27" w15:restartNumberingAfterBreak="0">
     <w:nsid w:val="76C007C4"/>
     <w:multiLevelType w:val="hybridMultilevel"/>
     <w:tmpl w:val="2ADC97D2"/>
@@ -12024,10 +15153,10 @@
       </w:rPr>
     </w:lvl>
   </w:abstractNum>
-  <w:abstractNum w:abstractNumId="32" w15:restartNumberingAfterBreak="0">
-    <w:nsid w:val="7F035F2A"/>
+  <w:abstractNum w:abstractNumId="28" w15:restartNumberingAfterBreak="0">
+    <w:nsid w:val="7BD30F09"/>
     <w:multiLevelType w:val="multilevel"/>
-    <w:tmpl w:val="4EB846C8"/>
+    <w:tmpl w:val="18886CFA"/>
     <w:lvl w:ilvl="0">
       <w:start w:val="1"/>
       <w:numFmt w:val="decimal"/>
@@ -12040,10 +15169,10 @@
         <w:ind w:left="720" w:hanging="360"/>
       </w:pPr>
     </w:lvl>
-    <w:lvl w:ilvl="1">
-      <w:start w:val="1"/>
-      <w:numFmt w:val="bullet"/>
-      <w:lvlText w:val="o"/>
+    <w:lvl w:ilvl="1" w:tentative="1">
+      <w:start w:val="1"/>
+      <w:numFmt w:val="decimal"/>
+      <w:lvlText w:val="%2."/>
       <w:lvlJc w:val="left"/>
       <w:pPr>
         <w:tabs>
@@ -12051,10 +15180,6 @@
         </w:tabs>
         <w:ind w:left="1440" w:hanging="360"/>
       </w:pPr>
-      <w:rPr>
-        <w:rFonts w:ascii="Courier New" w:hAnsi="Courier New" w:hint="default"/>
-        <w:sz w:val="20"/>
-      </w:rPr>
     </w:lvl>
     <w:lvl w:ilvl="2" w:tentative="1">
       <w:start w:val="1"/>
@@ -12141,263 +15266,97 @@
       </w:pPr>
     </w:lvl>
   </w:abstractNum>
-  <w:abstractNum w:abstractNumId="33" w15:restartNumberingAfterBreak="0">
-    <w:nsid w:val="7FED7BC7"/>
-    <w:multiLevelType w:val="multilevel"/>
-    <w:tmpl w:val="C444F048"/>
-    <w:lvl w:ilvl="0">
-      <w:start w:val="1"/>
-      <w:numFmt w:val="bullet"/>
-      <w:lvlText w:val=""/>
-      <w:lvlJc w:val="left"/>
-      <w:pPr>
-        <w:tabs>
-          <w:tab w:val="num" w:pos="720"/>
-        </w:tabs>
-        <w:ind w:left="720" w:hanging="360"/>
-      </w:pPr>
-      <w:rPr>
-        <w:rFonts w:ascii="Symbol" w:hAnsi="Symbol" w:hint="default"/>
-        <w:sz w:val="20"/>
-      </w:rPr>
-    </w:lvl>
-    <w:lvl w:ilvl="1" w:tentative="1">
-      <w:start w:val="1"/>
-      <w:numFmt w:val="bullet"/>
-      <w:lvlText w:val="o"/>
-      <w:lvlJc w:val="left"/>
-      <w:pPr>
-        <w:tabs>
-          <w:tab w:val="num" w:pos="1440"/>
-        </w:tabs>
-        <w:ind w:left="1440" w:hanging="360"/>
-      </w:pPr>
-      <w:rPr>
-        <w:rFonts w:ascii="Courier New" w:hAnsi="Courier New" w:hint="default"/>
-        <w:sz w:val="20"/>
-      </w:rPr>
-    </w:lvl>
-    <w:lvl w:ilvl="2" w:tentative="1">
-      <w:start w:val="1"/>
-      <w:numFmt w:val="bullet"/>
-      <w:lvlText w:val=""/>
-      <w:lvlJc w:val="left"/>
-      <w:pPr>
-        <w:tabs>
-          <w:tab w:val="num" w:pos="2160"/>
-        </w:tabs>
-        <w:ind w:left="2160" w:hanging="360"/>
-      </w:pPr>
-      <w:rPr>
-        <w:rFonts w:ascii="Wingdings" w:hAnsi="Wingdings" w:hint="default"/>
-        <w:sz w:val="20"/>
-      </w:rPr>
-    </w:lvl>
-    <w:lvl w:ilvl="3" w:tentative="1">
-      <w:start w:val="1"/>
-      <w:numFmt w:val="bullet"/>
-      <w:lvlText w:val=""/>
-      <w:lvlJc w:val="left"/>
-      <w:pPr>
-        <w:tabs>
-          <w:tab w:val="num" w:pos="2880"/>
-        </w:tabs>
-        <w:ind w:left="2880" w:hanging="360"/>
-      </w:pPr>
-      <w:rPr>
-        <w:rFonts w:ascii="Wingdings" w:hAnsi="Wingdings" w:hint="default"/>
-        <w:sz w:val="20"/>
-      </w:rPr>
-    </w:lvl>
-    <w:lvl w:ilvl="4" w:tentative="1">
-      <w:start w:val="1"/>
-      <w:numFmt w:val="bullet"/>
-      <w:lvlText w:val=""/>
-      <w:lvlJc w:val="left"/>
-      <w:pPr>
-        <w:tabs>
-          <w:tab w:val="num" w:pos="3600"/>
-        </w:tabs>
-        <w:ind w:left="3600" w:hanging="360"/>
-      </w:pPr>
-      <w:rPr>
-        <w:rFonts w:ascii="Wingdings" w:hAnsi="Wingdings" w:hint="default"/>
-        <w:sz w:val="20"/>
-      </w:rPr>
-    </w:lvl>
-    <w:lvl w:ilvl="5" w:tentative="1">
-      <w:start w:val="1"/>
-      <w:numFmt w:val="bullet"/>
-      <w:lvlText w:val=""/>
-      <w:lvlJc w:val="left"/>
-      <w:pPr>
-        <w:tabs>
-          <w:tab w:val="num" w:pos="4320"/>
-        </w:tabs>
-        <w:ind w:left="4320" w:hanging="360"/>
-      </w:pPr>
-      <w:rPr>
-        <w:rFonts w:ascii="Wingdings" w:hAnsi="Wingdings" w:hint="default"/>
-        <w:sz w:val="20"/>
-      </w:rPr>
-    </w:lvl>
-    <w:lvl w:ilvl="6" w:tentative="1">
-      <w:start w:val="1"/>
-      <w:numFmt w:val="bullet"/>
-      <w:lvlText w:val=""/>
-      <w:lvlJc w:val="left"/>
-      <w:pPr>
-        <w:tabs>
-          <w:tab w:val="num" w:pos="5040"/>
-        </w:tabs>
-        <w:ind w:left="5040" w:hanging="360"/>
-      </w:pPr>
-      <w:rPr>
-        <w:rFonts w:ascii="Wingdings" w:hAnsi="Wingdings" w:hint="default"/>
-        <w:sz w:val="20"/>
-      </w:rPr>
-    </w:lvl>
-    <w:lvl w:ilvl="7" w:tentative="1">
-      <w:start w:val="1"/>
-      <w:numFmt w:val="bullet"/>
-      <w:lvlText w:val=""/>
-      <w:lvlJc w:val="left"/>
-      <w:pPr>
-        <w:tabs>
-          <w:tab w:val="num" w:pos="5760"/>
-        </w:tabs>
-        <w:ind w:left="5760" w:hanging="360"/>
-      </w:pPr>
-      <w:rPr>
-        <w:rFonts w:ascii="Wingdings" w:hAnsi="Wingdings" w:hint="default"/>
-        <w:sz w:val="20"/>
-      </w:rPr>
-    </w:lvl>
-    <w:lvl w:ilvl="8" w:tentative="1">
-      <w:start w:val="1"/>
-      <w:numFmt w:val="bullet"/>
-      <w:lvlText w:val=""/>
-      <w:lvlJc w:val="left"/>
-      <w:pPr>
-        <w:tabs>
-          <w:tab w:val="num" w:pos="6480"/>
-        </w:tabs>
-        <w:ind w:left="6480" w:hanging="360"/>
-      </w:pPr>
-      <w:rPr>
-        <w:rFonts w:ascii="Wingdings" w:hAnsi="Wingdings" w:hint="default"/>
-        <w:sz w:val="20"/>
-      </w:rPr>
-    </w:lvl>
-  </w:abstractNum>
-  <w:num w:numId="1" w16cid:durableId="74056421">
-    <w:abstractNumId w:val="5"/>
+  <w:num w:numId="1" w16cid:durableId="363870084">
+    <w:abstractNumId w:val="1"/>
   </w:num>
-  <w:num w:numId="2" w16cid:durableId="2082481012">
+  <w:num w:numId="2" w16cid:durableId="1444153310">
+    <w:abstractNumId w:val="0"/>
+  </w:num>
+  <w:num w:numId="3" w16cid:durableId="1656371729">
+    <w:abstractNumId w:val="15"/>
+  </w:num>
+  <w:num w:numId="4" w16cid:durableId="1979873994">
+    <w:abstractNumId w:val="21"/>
+  </w:num>
+  <w:num w:numId="5" w16cid:durableId="929200778">
+    <w:abstractNumId w:val="12"/>
+  </w:num>
+  <w:num w:numId="6" w16cid:durableId="850291358">
+    <w:abstractNumId w:val="6"/>
+  </w:num>
+  <w:num w:numId="7" w16cid:durableId="1508474107">
+    <w:abstractNumId w:val="23"/>
+  </w:num>
+  <w:num w:numId="8" w16cid:durableId="1292131443">
+    <w:abstractNumId w:val="26"/>
+  </w:num>
+  <w:num w:numId="9" w16cid:durableId="1879731396">
     <w:abstractNumId w:val="27"/>
   </w:num>
-  <w:num w:numId="3" w16cid:durableId="363870084">
-    <w:abstractNumId w:val="1"/>
-  </w:num>
-  <w:num w:numId="4" w16cid:durableId="794836421">
-    <w:abstractNumId w:val="4"/>
-  </w:num>
-  <w:num w:numId="5" w16cid:durableId="1444153310">
-    <w:abstractNumId w:val="0"/>
-  </w:num>
-  <w:num w:numId="6" w16cid:durableId="1568228470">
-    <w:abstractNumId w:val="33"/>
-  </w:num>
-  <w:num w:numId="7" w16cid:durableId="777404976">
-    <w:abstractNumId w:val="6"/>
-  </w:num>
-  <w:num w:numId="8" w16cid:durableId="1196163238">
-    <w:abstractNumId w:val="21"/>
-  </w:num>
-  <w:num w:numId="9" w16cid:durableId="1656371729">
-    <w:abstractNumId w:val="16"/>
-  </w:num>
-  <w:num w:numId="10" w16cid:durableId="1979873994">
-    <w:abstractNumId w:val="24"/>
-  </w:num>
-  <w:num w:numId="11" w16cid:durableId="929200778">
-    <w:abstractNumId w:val="14"/>
-  </w:num>
-  <w:num w:numId="12" w16cid:durableId="1961715339">
-    <w:abstractNumId w:val="30"/>
-  </w:num>
-  <w:num w:numId="13" w16cid:durableId="850291358">
-    <w:abstractNumId w:val="9"/>
-  </w:num>
-  <w:num w:numId="14" w16cid:durableId="1824737798">
-    <w:abstractNumId w:val="18"/>
-  </w:num>
-  <w:num w:numId="15" w16cid:durableId="1508474107">
-    <w:abstractNumId w:val="25"/>
-  </w:num>
-  <w:num w:numId="16" w16cid:durableId="2030715553">
-    <w:abstractNumId w:val="12"/>
-  </w:num>
-  <w:num w:numId="17" w16cid:durableId="1292131443">
-    <w:abstractNumId w:val="29"/>
-  </w:num>
-  <w:num w:numId="18" w16cid:durableId="98113749">
-    <w:abstractNumId w:val="19"/>
-  </w:num>
-  <w:num w:numId="19" w16cid:durableId="1879731396">
-    <w:abstractNumId w:val="31"/>
-  </w:num>
-  <w:num w:numId="20" w16cid:durableId="134304138">
-    <w:abstractNumId w:val="20"/>
-    <w:lvlOverride w:ilvl="0">
-      <w:startOverride w:val="1"/>
-    </w:lvlOverride>
-  </w:num>
-  <w:num w:numId="21" w16cid:durableId="1962876516">
-    <w:abstractNumId w:val="7"/>
-  </w:num>
-  <w:num w:numId="22" w16cid:durableId="757096556">
-    <w:abstractNumId w:val="23"/>
-  </w:num>
-  <w:num w:numId="23" w16cid:durableId="1817605467">
-    <w:abstractNumId w:val="32"/>
-  </w:num>
-  <w:num w:numId="24" w16cid:durableId="221990447">
-    <w:abstractNumId w:val="8"/>
-  </w:num>
-  <w:num w:numId="25" w16cid:durableId="1579562349">
-    <w:abstractNumId w:val="22"/>
-  </w:num>
-  <w:num w:numId="26" w16cid:durableId="2003778628">
-    <w:abstractNumId w:val="11"/>
-  </w:num>
-  <w:num w:numId="27" w16cid:durableId="1730767297">
+  <w:num w:numId="10" w16cid:durableId="134304138">
     <w:abstractNumId w:val="17"/>
     <w:lvlOverride w:ilvl="0">
       <w:startOverride w:val="1"/>
     </w:lvlOverride>
   </w:num>
-  <w:num w:numId="28" w16cid:durableId="1313869678">
+  <w:num w:numId="11" w16cid:durableId="1962876516">
     <w:abstractNumId w:val="3"/>
   </w:num>
-  <w:num w:numId="29" w16cid:durableId="1216505282">
-    <w:abstractNumId w:val="26"/>
+  <w:num w:numId="12" w16cid:durableId="757096556">
+    <w:abstractNumId w:val="19"/>
   </w:num>
-  <w:num w:numId="30" w16cid:durableId="1091388508">
+  <w:num w:numId="13" w16cid:durableId="221990447">
+    <w:abstractNumId w:val="4"/>
+  </w:num>
+  <w:num w:numId="14" w16cid:durableId="1579562349">
+    <w:abstractNumId w:val="18"/>
+  </w:num>
+  <w:num w:numId="15" w16cid:durableId="2003778628">
+    <w:abstractNumId w:val="11"/>
+  </w:num>
+  <w:num w:numId="16" w16cid:durableId="1313869678">
     <w:abstractNumId w:val="2"/>
   </w:num>
-  <w:num w:numId="31" w16cid:durableId="134566142">
+  <w:num w:numId="17" w16cid:durableId="134566142">
+    <w:abstractNumId w:val="25"/>
+  </w:num>
+  <w:num w:numId="18" w16cid:durableId="2070617097">
+    <w:abstractNumId w:val="13"/>
+  </w:num>
+  <w:num w:numId="19" w16cid:durableId="1674722929">
+    <w:abstractNumId w:val="10"/>
+  </w:num>
+  <w:num w:numId="20" w16cid:durableId="1959794011">
+    <w:abstractNumId w:val="24"/>
+  </w:num>
+  <w:num w:numId="21" w16cid:durableId="953681884">
+    <w:abstractNumId w:val="9"/>
+  </w:num>
+  <w:num w:numId="22" w16cid:durableId="571240043">
+    <w:abstractNumId w:val="14"/>
+  </w:num>
+  <w:num w:numId="23" w16cid:durableId="441072189">
     <w:abstractNumId w:val="28"/>
   </w:num>
-  <w:num w:numId="32" w16cid:durableId="2070617097">
-    <w:abstractNumId w:val="15"/>
+  <w:num w:numId="24" w16cid:durableId="1264345148">
+    <w:abstractNumId w:val="5"/>
   </w:num>
-  <w:num w:numId="33" w16cid:durableId="1430732727">
-    <w:abstractNumId w:val="13"/>
+  <w:num w:numId="25" w16cid:durableId="1835560833">
+    <w:abstractNumId w:val="22"/>
   </w:num>
-  <w:num w:numId="34" w16cid:durableId="1674722929">
-    <w:abstractNumId w:val="10"/>
+  <w:num w:numId="26" w16cid:durableId="1778716921">
+    <w:abstractNumId w:val="20"/>
   </w:num>
+  <w:num w:numId="27" w16cid:durableId="507838704">
+    <w:abstractNumId w:val="7"/>
+  </w:num>
+  <w:num w:numId="28" w16cid:durableId="1140345088">
+    <w:abstractNumId w:val="16"/>
+  </w:num>
+  <w:num w:numId="29" w16cid:durableId="1709331322">
+    <w:abstractNumId w:val="8"/>
+  </w:num>
+  <w:numIdMacAtCleanup w:val="29"/>
 </w:numbering>
 </file>
 
@@ -13630,4 +16589,16 @@
     </a:ext>
   </a:extLst>
 </a:theme>
+</file>
+
+<file path=customXml/item1.xml><?xml version="1.0" encoding="utf-8"?>
+<b:Sources xmlns:b="http://schemas.openxmlformats.org/officeDocument/2006/bibliography" xmlns="http://schemas.openxmlformats.org/officeDocument/2006/bibliography" SelectedStyle="\APASixthEditionOfficeOnline.xsl" StyleName="APA" Version="6"/>
+</file>
+
+<file path=customXml/itemProps1.xml><?xml version="1.0" encoding="utf-8"?>
+<ds:datastoreItem xmlns:ds="http://schemas.openxmlformats.org/officeDocument/2006/customXml" ds:itemID="{7591CA4B-CA61-4132-873E-579DE5C7C8A3}">
+  <ds:schemaRefs>
+    <ds:schemaRef ds:uri="http://schemas.openxmlformats.org/officeDocument/2006/bibliography"/>
+  </ds:schemaRefs>
+</ds:datastoreItem>
 </file>